--- a/Mini Project/IOT_PROJECT_MiniProject.docx
+++ b/Mini Project/IOT_PROJECT_MiniProject.docx
@@ -2,8 +2,262 @@
 <file path=word/document.xml><?xml version="1.0" encoding="utf-8"?>
 <w:document xmlns:wpc="http://schemas.microsoft.com/office/word/2010/wordprocessingCanvas" xmlns:mo="http://schemas.microsoft.com/office/mac/office/2008/main" xmlns:mc="http://schemas.openxmlformats.org/markup-compatibility/2006" xmlns:mv="urn:schemas-microsoft-com:mac:vml" xmlns:o="urn:schemas-microsoft-com:office:office" xmlns:r="http://schemas.openxmlformats.org/officeDocument/2006/relationships" xmlns:m="http://schemas.openxmlformats.org/officeDocument/2006/math" xmlns:v="urn:schemas-microsoft-com:vml" xmlns:wp14="http://schemas.microsoft.com/office/word/2010/wordprocessingDrawing" xmlns:wp="http://schemas.openxmlformats.org/drawingml/2006/wordprocessingDrawing" xmlns:w10="urn:schemas-microsoft-com:office:word" xmlns:w="http://schemas.openxmlformats.org/wordprocessingml/2006/main" xmlns:w14="http://schemas.microsoft.com/office/word/2010/wordml" xmlns:wpg="http://schemas.microsoft.com/office/word/2010/wordprocessingGroup" xmlns:wpi="http://schemas.microsoft.com/office/word/2010/wordprocessingInk" xmlns:wne="http://schemas.microsoft.com/office/word/2006/wordml" xmlns:wps="http://schemas.microsoft.com/office/word/2010/wordprocessingShape" mc:Ignorable="w14 wp14">
   <w:body>
+    <w:p/>
+    <w:p/>
+    <w:p/>
     <w:p>
       <w:pPr>
+        <w:jc w:val="center"/>
+      </w:pPr>
+      <w:r>
+        <w:rPr>
+          <w:rFonts w:ascii="Tahoma" w:hAnsi="Tahoma" w:eastAsia="Tahoma" w:cs="Tahoma"/>
+          <w:b/>
+          <w:i w:val="0"/>
+          <w:color w:val="143A4E"/>
+          <w:sz w:val="52"/>
+          <w:szCs w:val="52"/>
+        </w:rPr>
+        <w:t>ระบบตรวจจับและพยากรณ์สภาพจราจรจากกล้อง CCTV</w:t>
+      </w:r>
+    </w:p>
+    <w:p>
+      <w:pPr>
+        <w:jc w:val="center"/>
+      </w:pPr>
+      <w:r>
+        <w:rPr>
+          <w:rFonts w:ascii="Tahoma" w:hAnsi="Tahoma" w:eastAsia="Tahoma" w:cs="Tahoma"/>
+          <w:b w:val="0"/>
+          <w:i w:val="0"/>
+          <w:color w:val="4A6B7C"/>
+          <w:sz w:val="30"/>
+          <w:szCs w:val="30"/>
+        </w:rPr>
+        <w:t>Traffic Congestion Index &amp; 5-Minute Forecast</w:t>
+      </w:r>
+    </w:p>
+    <w:p>
+      <w:pPr>
+        <w:jc w:val="center"/>
+      </w:pPr>
+      <w:r>
+        <w:drawing>
+          <wp:inline xmlns:a="http://schemas.openxmlformats.org/drawingml/2006/main" xmlns:pic="http://schemas.openxmlformats.org/drawingml/2006/picture">
+            <wp:extent cx="4937760" cy="2614108"/>
+            <wp:docPr id="1" name="Picture 1"/>
+            <wp:cNvGraphicFramePr>
+              <a:graphicFrameLocks noChangeAspect="1"/>
+            </wp:cNvGraphicFramePr>
+            <a:graphic>
+              <a:graphicData uri="http://schemas.openxmlformats.org/drawingml/2006/picture">
+                <pic:pic>
+                  <pic:nvPicPr>
+                    <pic:cNvPr id="0" name="system_architecture.png"/>
+                    <pic:cNvPicPr/>
+                  </pic:nvPicPr>
+                  <pic:blipFill>
+                    <a:blip r:embed="rId9"/>
+                    <a:stretch>
+                      <a:fillRect/>
+                    </a:stretch>
+                  </pic:blipFill>
+                  <pic:spPr>
+                    <a:xfrm>
+                      <a:off x="0" y="0"/>
+                      <a:ext cx="4937760" cy="2614108"/>
+                    </a:xfrm>
+                    <a:prstGeom prst="rect"/>
+                  </pic:spPr>
+                </pic:pic>
+              </a:graphicData>
+            </a:graphic>
+          </wp:inline>
+        </w:drawing>
+      </w:r>
+    </w:p>
+    <w:p/>
+    <w:p>
+      <w:pPr>
+        <w:spacing w:after="80"/>
+        <w:jc w:val="center"/>
+      </w:pPr>
+      <w:r>
+        <w:rPr>
+          <w:rFonts w:ascii="Tahoma" w:hAnsi="Tahoma" w:eastAsia="Tahoma" w:cs="Tahoma"/>
+          <w:b/>
+          <w:i w:val="0"/>
+          <w:sz w:val="24"/>
+          <w:szCs w:val="24"/>
+        </w:rPr>
+        <w:t xml:space="preserve">ผู้จัดทำ  </w:t>
+      </w:r>
+      <w:r>
+        <w:rPr>
+          <w:rFonts w:ascii="Tahoma" w:hAnsi="Tahoma" w:eastAsia="Tahoma" w:cs="Tahoma"/>
+          <w:b w:val="0"/>
+          <w:i w:val="0"/>
+          <w:sz w:val="24"/>
+          <w:szCs w:val="24"/>
+        </w:rPr>
+        <w:t>นาย/นางสาว ................................................</w:t>
+      </w:r>
+    </w:p>
+    <w:p>
+      <w:pPr>
+        <w:spacing w:after="80"/>
+        <w:jc w:val="center"/>
+      </w:pPr>
+      <w:r>
+        <w:rPr>
+          <w:rFonts w:ascii="Tahoma" w:hAnsi="Tahoma" w:eastAsia="Tahoma" w:cs="Tahoma"/>
+          <w:b/>
+          <w:i w:val="0"/>
+          <w:sz w:val="24"/>
+          <w:szCs w:val="24"/>
+        </w:rPr>
+        <w:t xml:space="preserve">รหัสนักศึกษา  </w:t>
+      </w:r>
+      <w:r>
+        <w:rPr>
+          <w:rFonts w:ascii="Tahoma" w:hAnsi="Tahoma" w:eastAsia="Tahoma" w:cs="Tahoma"/>
+          <w:b w:val="0"/>
+          <w:i w:val="0"/>
+          <w:sz w:val="24"/>
+          <w:szCs w:val="24"/>
+        </w:rPr>
+        <w:t>6620301002</w:t>
+      </w:r>
+    </w:p>
+    <w:p>
+      <w:pPr>
+        <w:spacing w:after="80"/>
+        <w:jc w:val="center"/>
+      </w:pPr>
+      <w:r>
+        <w:rPr>
+          <w:rFonts w:ascii="Tahoma" w:hAnsi="Tahoma" w:eastAsia="Tahoma" w:cs="Tahoma"/>
+          <w:b/>
+          <w:i w:val="0"/>
+          <w:sz w:val="24"/>
+          <w:szCs w:val="24"/>
+        </w:rPr>
+        <w:t xml:space="preserve">รายวิชา  </w:t>
+      </w:r>
+      <w:r>
+        <w:rPr>
+          <w:rFonts w:ascii="Tahoma" w:hAnsi="Tahoma" w:eastAsia="Tahoma" w:cs="Tahoma"/>
+          <w:b w:val="0"/>
+          <w:i w:val="0"/>
+          <w:sz w:val="24"/>
+          <w:szCs w:val="24"/>
+        </w:rPr>
+        <w:t>................................................</w:t>
+      </w:r>
+    </w:p>
+    <w:p>
+      <w:pPr>
+        <w:spacing w:after="80"/>
+        <w:jc w:val="center"/>
+      </w:pPr>
+      <w:r>
+        <w:rPr>
+          <w:rFonts w:ascii="Tahoma" w:hAnsi="Tahoma" w:eastAsia="Tahoma" w:cs="Tahoma"/>
+          <w:b/>
+          <w:i w:val="0"/>
+          <w:sz w:val="24"/>
+          <w:szCs w:val="24"/>
+        </w:rPr>
+        <w:t xml:space="preserve">เสนอ  </w:t>
+      </w:r>
+      <w:r>
+        <w:rPr>
+          <w:rFonts w:ascii="Tahoma" w:hAnsi="Tahoma" w:eastAsia="Tahoma" w:cs="Tahoma"/>
+          <w:b w:val="0"/>
+          <w:i w:val="0"/>
+          <w:sz w:val="24"/>
+          <w:szCs w:val="24"/>
+        </w:rPr>
+        <w:t>อาจารย์ ................................................</w:t>
+      </w:r>
+    </w:p>
+    <w:p>
+      <w:pPr>
+        <w:spacing w:after="80"/>
+        <w:jc w:val="center"/>
+      </w:pPr>
+      <w:r>
+        <w:rPr>
+          <w:rFonts w:ascii="Tahoma" w:hAnsi="Tahoma" w:eastAsia="Tahoma" w:cs="Tahoma"/>
+          <w:b/>
+          <w:i w:val="0"/>
+          <w:sz w:val="24"/>
+          <w:szCs w:val="24"/>
+        </w:rPr>
+        <w:t xml:space="preserve">วันที่  </w:t>
+      </w:r>
+      <w:r>
+        <w:rPr>
+          <w:rFonts w:ascii="Tahoma" w:hAnsi="Tahoma" w:eastAsia="Tahoma" w:cs="Tahoma"/>
+          <w:b w:val="0"/>
+          <w:i w:val="0"/>
+          <w:sz w:val="24"/>
+          <w:szCs w:val="24"/>
+        </w:rPr>
+        <w:t>23 กันยายน 2569</w:t>
+      </w:r>
+    </w:p>
+    <w:p>
+      <w:r>
+        <w:br w:type="page"/>
+      </w:r>
+    </w:p>
+    <w:p>
+      <w:pPr>
+        <w:jc w:val="center"/>
+      </w:pPr>
+      <w:r>
+        <w:rPr>
+          <w:rFonts w:ascii="Tahoma" w:hAnsi="Tahoma" w:eastAsia="Tahoma" w:cs="Tahoma"/>
+          <w:b/>
+          <w:i w:val="0"/>
+          <w:color w:val="143A4E"/>
+          <w:sz w:val="40"/>
+          <w:szCs w:val="40"/>
+        </w:rPr>
+        <w:t>สารบัญ</w:t>
+      </w:r>
+    </w:p>
+    <w:p/>
+    <w:p>
+      <w:r>
+        <w:fldChar w:fldCharType="begin" w:dirty="true"/>
+        <w:instrText xml:space="preserve">TOC \o "1-2" \h \z \u</w:instrText>
+        <w:fldChar w:fldCharType="separate"/>
+      </w:r>
+      <w:r>
+        <w:rPr>
+          <w:rFonts w:ascii="Tahoma" w:hAnsi="Tahoma" w:eastAsia="Tahoma" w:cs="Tahoma"/>
+          <w:b w:val="0"/>
+          <w:i/>
+          <w:color w:val="808890"/>
+          <w:sz w:val="20"/>
+          <w:szCs w:val="20"/>
+        </w:rPr>
+        <w:t>คลิกขวาที่สารบัญแล้วเลือก Update Field ถ้าตัวเลขหน้ายังไม่ขึ้น</w:t>
+      </w:r>
+      <w:r>
+        <w:fldChar w:fldCharType="end"/>
+      </w:r>
+    </w:p>
+    <w:p>
+      <w:r>
+        <w:br w:type="page"/>
+      </w:r>
+    </w:p>
+    <w:p>
+      <w:pPr>
+        <w:pStyle w:val="Heading1"/>
         <w:spacing w:before="0" w:after="120"/>
       </w:pPr>
       <w:r>
@@ -15,57 +269,7 @@
           <w:sz w:val="36"/>
           <w:szCs w:val="36"/>
         </w:rPr>
-        <w:t>ตรวจจับและพยากรณ์สภาพจราจรจากกล้อง CCTV</w:t>
-      </w:r>
-    </w:p>
-    <w:p>
-      <w:pPr>
-        <w:spacing w:after="160"/>
-      </w:pPr>
-      <w:r>
-        <w:rPr>
-          <w:rFonts w:ascii="Tahoma" w:hAnsi="Tahoma" w:eastAsia="Tahoma" w:cs="Tahoma"/>
-          <w:b/>
-          <w:i w:val="0"/>
-          <w:sz w:val="22"/>
-          <w:szCs w:val="22"/>
-        </w:rPr>
-        <w:t>ชื่อโปรเจกต์:</w:t>
-      </w:r>
-      <w:r>
-        <w:rPr>
-          <w:rFonts w:ascii="Tahoma" w:hAnsi="Tahoma" w:eastAsia="Tahoma" w:cs="Tahoma"/>
-          <w:b w:val="0"/>
-          <w:i w:val="0"/>
-          <w:sz w:val="22"/>
-          <w:szCs w:val="22"/>
-        </w:rPr>
-        <w:t xml:space="preserve"> Traffic Congestion Index &amp; 5-Minute Forecast</w:t>
-      </w:r>
-    </w:p>
-    <w:p>
-      <w:pPr>
-        <w:spacing w:after="160"/>
-      </w:pPr>
-      <w:r>
-        <w:rPr>
-          <w:rFonts w:ascii="Tahoma" w:hAnsi="Tahoma" w:eastAsia="Tahoma" w:cs="Tahoma"/>
-          <w:b/>
-          <w:i w:val="0"/>
-          <w:sz w:val="22"/>
-          <w:szCs w:val="22"/>
-        </w:rPr>
-        <w:t>ผู้จัดทำ:</w:t>
-      </w:r>
-      <w:r>
-        <w:rPr>
-          <w:rFonts w:ascii="Tahoma" w:hAnsi="Tahoma" w:eastAsia="Tahoma" w:cs="Tahoma"/>
-          <w:b w:val="0"/>
-          <w:i w:val="0"/>
-          <w:sz w:val="22"/>
-          <w:szCs w:val="22"/>
-        </w:rPr>
-        <w:t xml:space="preserve"> นาย/นางสาว................................................ ID: 6620301002</w:t>
+        <w:t>ภาพรวมระบบ</w:t>
       </w:r>
     </w:p>
     <w:p>
@@ -95,7 +299,8 @@
     </w:p>
     <w:p>
       <w:pPr>
-        <w:spacing w:before="280" w:after="120"/>
+        <w:pStyle w:val="Heading2"/>
+        <w:spacing w:before="320" w:after="120"/>
       </w:pPr>
       <w:r>
         <w:rPr>
@@ -156,7 +361,8 @@
     </w:p>
     <w:p>
       <w:pPr>
-        <w:spacing w:before="280" w:after="120"/>
+        <w:pStyle w:val="Heading2"/>
+        <w:spacing w:before="320" w:after="120"/>
       </w:pPr>
       <w:r>
         <w:rPr>
@@ -178,7 +384,7 @@
         <w:drawing>
           <wp:inline xmlns:a="http://schemas.openxmlformats.org/drawingml/2006/main" xmlns:pic="http://schemas.openxmlformats.org/drawingml/2006/picture">
             <wp:extent cx="5486400" cy="2904565"/>
-            <wp:docPr id="1" name="Picture 1"/>
+            <wp:docPr id="2" name="Picture 2"/>
             <wp:cNvGraphicFramePr>
               <a:graphicFrameLocks noChangeAspect="1"/>
             </wp:cNvGraphicFramePr>
@@ -533,7 +739,8 @@
     <w:p/>
     <w:p>
       <w:pPr>
-        <w:spacing w:before="280" w:after="120"/>
+        <w:pStyle w:val="Heading2"/>
+        <w:spacing w:before="320" w:after="120"/>
       </w:pPr>
       <w:r>
         <w:rPr>
@@ -786,7 +993,8 @@
     </w:p>
     <w:p>
       <w:pPr>
-        <w:spacing w:before="280" w:after="120"/>
+        <w:pStyle w:val="Heading2"/>
+        <w:spacing w:before="320" w:after="120"/>
       </w:pPr>
       <w:r>
         <w:rPr>
@@ -871,6 +1079,7 @@
     </w:p>
     <w:p>
       <w:pPr>
+        <w:pStyle w:val="Heading1"/>
         <w:spacing w:before="0" w:after="120"/>
       </w:pPr>
       <w:r>
@@ -887,7 +1096,8 @@
     </w:p>
     <w:p>
       <w:pPr>
-        <w:spacing w:before="280" w:after="120"/>
+        <w:pStyle w:val="Heading2"/>
+        <w:spacing w:before="320" w:after="120"/>
       </w:pPr>
       <w:r>
         <w:rPr>
@@ -933,7 +1143,8 @@
     </w:p>
     <w:p>
       <w:pPr>
-        <w:spacing w:before="280" w:after="120"/>
+        <w:pStyle w:val="Heading2"/>
+        <w:spacing w:before="320" w:after="120"/>
       </w:pPr>
       <w:r>
         <w:rPr>
@@ -955,7 +1166,7 @@
         <w:drawing>
           <wp:inline xmlns:a="http://schemas.openxmlformats.org/drawingml/2006/main" xmlns:pic="http://schemas.openxmlformats.org/drawingml/2006/picture">
             <wp:extent cx="5486400" cy="3321586"/>
-            <wp:docPr id="2" name="Picture 2"/>
+            <wp:docPr id="3" name="Picture 3"/>
             <wp:cNvGraphicFramePr>
               <a:graphicFrameLocks noChangeAspect="1"/>
             </wp:cNvGraphicFramePr>
@@ -967,7 +1178,7 @@
                     <pic:cNvPicPr/>
                   </pic:nvPicPr>
                   <pic:blipFill>
-                    <a:blip r:embed="rId10"/>
+                    <a:blip r:embed="rId11"/>
                     <a:stretch>
                       <a:fillRect/>
                     </a:stretch>
@@ -1225,7 +1436,8 @@
     </w:p>
     <w:p>
       <w:pPr>
-        <w:spacing w:before="280" w:after="120"/>
+        <w:pStyle w:val="Heading3"/>
+        <w:spacing w:before="320" w:after="120"/>
       </w:pPr>
       <w:r>
         <w:rPr>
@@ -1632,7 +1844,8 @@
     </w:p>
     <w:p>
       <w:pPr>
-        <w:spacing w:before="280" w:after="120"/>
+        <w:pStyle w:val="Heading3"/>
+        <w:spacing w:before="320" w:after="120"/>
       </w:pPr>
       <w:r>
         <w:rPr>
@@ -1927,7 +2140,8 @@
     </w:p>
     <w:p>
       <w:pPr>
-        <w:spacing w:before="280" w:after="120"/>
+        <w:pStyle w:val="Heading2"/>
+        <w:spacing w:before="320" w:after="120"/>
       </w:pPr>
       <w:r>
         <w:rPr>
@@ -1949,7 +2163,7 @@
         <w:drawing>
           <wp:inline xmlns:a="http://schemas.openxmlformats.org/drawingml/2006/main" xmlns:pic="http://schemas.openxmlformats.org/drawingml/2006/picture">
             <wp:extent cx="5486400" cy="4498848"/>
-            <wp:docPr id="3" name="Picture 3"/>
+            <wp:docPr id="4" name="Picture 4"/>
             <wp:cNvGraphicFramePr>
               <a:graphicFrameLocks noChangeAspect="1"/>
             </wp:cNvGraphicFramePr>
@@ -1961,7 +2175,7 @@
                     <pic:cNvPicPr/>
                   </pic:nvPicPr>
                   <pic:blipFill>
-                    <a:blip r:embed="rId11"/>
+                    <a:blip r:embed="rId12"/>
                     <a:stretch>
                       <a:fillRect/>
                     </a:stretch>
@@ -2068,6 +2282,7 @@
     </w:p>
     <w:p>
       <w:pPr>
+        <w:pStyle w:val="Heading1"/>
         <w:spacing w:before="0" w:after="120"/>
       </w:pPr>
       <w:r>
@@ -2099,7 +2314,8 @@
     </w:p>
     <w:p>
       <w:pPr>
-        <w:spacing w:before="280" w:after="120"/>
+        <w:pStyle w:val="Heading2"/>
+        <w:spacing w:before="320" w:after="120"/>
       </w:pPr>
       <w:r>
         <w:rPr>
@@ -2240,7 +2456,8 @@
     </w:p>
     <w:p>
       <w:pPr>
-        <w:spacing w:before="280" w:after="120"/>
+        <w:pStyle w:val="Heading2"/>
+        <w:spacing w:before="320" w:after="120"/>
       </w:pPr>
       <w:r>
         <w:rPr>
@@ -2262,7 +2479,7 @@
         <w:drawing>
           <wp:inline xmlns:a="http://schemas.openxmlformats.org/drawingml/2006/main" xmlns:pic="http://schemas.openxmlformats.org/drawingml/2006/picture">
             <wp:extent cx="5486400" cy="4498848"/>
-            <wp:docPr id="4" name="Picture 4"/>
+            <wp:docPr id="5" name="Picture 5"/>
             <wp:cNvGraphicFramePr>
               <a:graphicFrameLocks noChangeAspect="1"/>
             </wp:cNvGraphicFramePr>
@@ -2274,7 +2491,7 @@
                     <pic:cNvPicPr/>
                   </pic:nvPicPr>
                   <pic:blipFill>
-                    <a:blip r:embed="rId12"/>
+                    <a:blip r:embed="rId13"/>
                     <a:stretch>
                       <a:fillRect/>
                     </a:stretch>
@@ -2797,7 +3014,8 @@
     </w:p>
     <w:p>
       <w:pPr>
-        <w:spacing w:before="280" w:after="120"/>
+        <w:pStyle w:val="Heading2"/>
+        <w:spacing w:before="320" w:after="120"/>
       </w:pPr>
       <w:r>
         <w:rPr>
@@ -2933,7 +3151,8 @@
     </w:p>
     <w:p>
       <w:pPr>
-        <w:spacing w:before="280" w:after="120"/>
+        <w:pStyle w:val="Heading3"/>
+        <w:spacing w:before="320" w:after="120"/>
       </w:pPr>
       <w:r>
         <w:rPr>
@@ -3167,7 +3386,8 @@
     </w:p>
     <w:p>
       <w:pPr>
-        <w:spacing w:before="280" w:after="120"/>
+        <w:pStyle w:val="Heading2"/>
+        <w:spacing w:before="320" w:after="120"/>
       </w:pPr>
       <w:r>
         <w:rPr>
@@ -3503,6 +3723,7 @@
     </w:p>
     <w:p>
       <w:pPr>
+        <w:pStyle w:val="Heading1"/>
         <w:spacing w:before="0" w:after="120"/>
       </w:pPr>
       <w:r>
@@ -3525,7 +3746,7 @@
         <w:drawing>
           <wp:inline xmlns:a="http://schemas.openxmlformats.org/drawingml/2006/main" xmlns:pic="http://schemas.openxmlformats.org/drawingml/2006/picture">
             <wp:extent cx="5486400" cy="3075709"/>
-            <wp:docPr id="5" name="Picture 5"/>
+            <wp:docPr id="6" name="Picture 6"/>
             <wp:cNvGraphicFramePr>
               <a:graphicFrameLocks noChangeAspect="1"/>
             </wp:cNvGraphicFramePr>
@@ -3537,7 +3758,7 @@
                     <pic:cNvPicPr/>
                   </pic:nvPicPr>
                   <pic:blipFill>
-                    <a:blip r:embed="rId13"/>
+                    <a:blip r:embed="rId14"/>
                     <a:stretch>
                       <a:fillRect/>
                     </a:stretch>
@@ -3589,7 +3810,8 @@
     </w:p>
     <w:p>
       <w:pPr>
-        <w:spacing w:before="280" w:after="120"/>
+        <w:pStyle w:val="Heading2"/>
+        <w:spacing w:before="320" w:after="120"/>
       </w:pPr>
       <w:r>
         <w:rPr>
@@ -3655,7 +3877,8 @@
     </w:p>
     <w:p>
       <w:pPr>
-        <w:spacing w:before="280" w:after="120"/>
+        <w:pStyle w:val="Heading2"/>
+        <w:spacing w:before="320" w:after="120"/>
       </w:pPr>
       <w:r>
         <w:rPr>
@@ -3921,7 +4144,8 @@
     </w:p>
     <w:p>
       <w:pPr>
-        <w:spacing w:before="280" w:after="120"/>
+        <w:pStyle w:val="Heading2"/>
+        <w:spacing w:before="320" w:after="120"/>
       </w:pPr>
       <w:r>
         <w:rPr>
@@ -4072,7 +4296,8 @@
     </w:p>
     <w:p>
       <w:pPr>
-        <w:spacing w:before="280" w:after="120"/>
+        <w:pStyle w:val="Heading2"/>
+        <w:spacing w:before="320" w:after="120"/>
       </w:pPr>
       <w:r>
         <w:rPr>
@@ -4792,7 +5017,8 @@
     <w:p/>
     <w:p>
       <w:pPr>
-        <w:spacing w:before="280" w:after="120"/>
+        <w:pStyle w:val="Heading2"/>
+        <w:spacing w:before="320" w:after="120"/>
       </w:pPr>
       <w:r>
         <w:rPr>
@@ -4923,6 +5149,7 @@
     </w:p>
     <w:p>
       <w:pPr>
+        <w:pStyle w:val="Heading1"/>
         <w:spacing w:before="0" w:after="120"/>
       </w:pPr>
       <w:r>
@@ -4939,7 +5166,8 @@
     </w:p>
     <w:p>
       <w:pPr>
-        <w:spacing w:before="280" w:after="120"/>
+        <w:pStyle w:val="Heading2"/>
+        <w:spacing w:before="320" w:after="120"/>
       </w:pPr>
       <w:r>
         <w:rPr>
@@ -4961,7 +5189,7 @@
         <w:drawing>
           <wp:inline xmlns:a="http://schemas.openxmlformats.org/drawingml/2006/main" xmlns:pic="http://schemas.openxmlformats.org/drawingml/2006/picture">
             <wp:extent cx="5486400" cy="4498848"/>
-            <wp:docPr id="6" name="Picture 6"/>
+            <wp:docPr id="7" name="Picture 7"/>
             <wp:cNvGraphicFramePr>
               <a:graphicFrameLocks noChangeAspect="1"/>
             </wp:cNvGraphicFramePr>
@@ -4973,7 +5201,7 @@
                     <pic:cNvPicPr/>
                   </pic:nvPicPr>
                   <pic:blipFill>
-                    <a:blip r:embed="rId14"/>
+                    <a:blip r:embed="rId15"/>
                     <a:stretch>
                       <a:fillRect/>
                     </a:stretch>
@@ -5105,7 +5333,8 @@
     </w:p>
     <w:p>
       <w:pPr>
-        <w:spacing w:before="280" w:after="120"/>
+        <w:pStyle w:val="Heading2"/>
+        <w:spacing w:before="320" w:after="120"/>
       </w:pPr>
       <w:r>
         <w:rPr>
@@ -5206,7 +5435,8 @@
     </w:p>
     <w:p>
       <w:pPr>
-        <w:spacing w:before="280" w:after="120"/>
+        <w:pStyle w:val="Heading2"/>
+        <w:spacing w:before="320" w:after="120"/>
       </w:pPr>
       <w:r>
         <w:rPr>
@@ -5495,6 +5725,7 @@
       </w:r>
     </w:p>
     <w:sectPr>
+      <w:footerReference w:type="default" r:id="rId10"/>
       <w:pgSz w:w="12240" w:h="15840"/>
       <w:pgMar w:top="1440" w:right="1800" w:bottom="1440" w:left="1800" w:header="720" w:footer="720" w:gutter="0"/>
       <w:cols w:space="720"/>
@@ -5502,6 +5733,35 @@
     </w:sectPr>
   </w:body>
 </w:document>
+</file>
+
+<file path=word/footer1.xml><?xml version="1.0" encoding="utf-8"?>
+<w:ftr xmlns:m="http://schemas.openxmlformats.org/officeDocument/2006/math" xmlns:mc="http://schemas.openxmlformats.org/markup-compatibility/2006" xmlns:mo="http://schemas.microsoft.com/office/mac/office/2008/main" xmlns:mv="urn:schemas-microsoft-com:mac:vml" xmlns:o="urn:schemas-microsoft-com:office:office" xmlns:r="http://schemas.openxmlformats.org/officeDocument/2006/relationships" xmlns:v="urn:schemas-microsoft-com:vml" xmlns:w10="urn:schemas-microsoft-com:office:word" xmlns:w14="http://schemas.microsoft.com/office/word/2010/wordml" xmlns:w="http://schemas.openxmlformats.org/wordprocessingml/2006/main" xmlns:wne="http://schemas.microsoft.com/office/word/2006/wordml" xmlns:wp14="http://schemas.microsoft.com/office/word/2010/wordprocessingDrawing" xmlns:wp="http://schemas.openxmlformats.org/drawingml/2006/wordprocessingDrawing" xmlns:wpc="http://schemas.microsoft.com/office/word/2010/wordprocessingCanvas" xmlns:wpg="http://schemas.microsoft.com/office/word/2010/wordprocessingGroup" xmlns:wpi="http://schemas.microsoft.com/office/word/2010/wordprocessingInk" xmlns:wps="http://schemas.microsoft.com/office/word/2010/wordprocessingShape" mc:Ignorable="w14 wp14">
+  <w:p>
+    <w:pPr>
+      <w:pStyle w:val="Footer"/>
+      <w:jc w:val="center"/>
+    </w:pPr>
+    <w:r>
+      <w:fldChar w:fldCharType="begin" w:dirty="true"/>
+      <w:instrText xml:space="preserve">PAGE</w:instrText>
+      <w:fldChar w:fldCharType="separate"/>
+    </w:r>
+    <w:r>
+      <w:rPr>
+        <w:rFonts w:ascii="Tahoma" w:hAnsi="Tahoma" w:eastAsia="Tahoma" w:cs="Tahoma"/>
+        <w:b w:val="0"/>
+        <w:i/>
+        <w:color w:val="808890"/>
+        <w:sz w:val="20"/>
+        <w:szCs w:val="20"/>
+      </w:rPr>
+    </w:r>
+    <w:r>
+      <w:fldChar w:fldCharType="end"/>
+    </w:r>
+  </w:p>
+</w:ftr>
 </file>
 
 <file path=word/numbering.xml><?xml version="1.0" encoding="utf-8"?>

--- a/Mini Project/IOT_PROJECT_MiniProject.docx
+++ b/Mini Project/IOT_PROJECT_MiniProject.docx
@@ -256,10 +256,12 @@
       </w:r>
     </w:p>
     <w:p>
+      <w:bookmarkStart w:id="100" w:name="sec0"/>
       <w:pPr>
         <w:pStyle w:val="Heading1"/>
         <w:spacing w:before="0" w:after="120"/>
       </w:pPr>
+      <w:bookmarkEnd w:id="100"/>
       <w:r>
         <w:rPr>
           <w:rFonts w:ascii="Tahoma" w:hAnsi="Tahoma" w:eastAsia="Tahoma" w:cs="Tahoma"/>
@@ -1013,6 +1015,20 @@
         <w:pStyle w:val="ListBullet"/>
         <w:spacing w:after="40"/>
       </w:pPr>
+      <w:hyperlink w:anchor="sec1">
+        <w:r>
+          <w:rPr>
+            <w:rFonts w:ascii="Tahoma" w:hAnsi="Tahoma" w:eastAsia="Tahoma" w:cs="Tahoma"/>
+            <w:b w:val="0"/>
+            <w:i w:val="0"/>
+            <w:color w:val="1A5FA8"/>
+            <w:sz w:val="22"/>
+            <w:szCs w:val="22"/>
+            <w:u w:val="single"/>
+          </w:rPr>
+          <w:t>1. Output_Presentation.md</w:t>
+        </w:r>
+      </w:hyperlink>
       <w:r>
         <w:rPr>
           <w:rFonts w:ascii="Tahoma" w:hAnsi="Tahoma" w:eastAsia="Tahoma" w:cs="Tahoma"/>
@@ -1021,7 +1037,7 @@
           <w:sz w:val="22"/>
           <w:szCs w:val="22"/>
         </w:rPr>
-        <w:t>1. Output_Presentation.md — หน้าจอ Grafana ทั้ง 6 panel</w:t>
+        <w:t xml:space="preserve"> — หน้าจอ Grafana ทั้ง 6 panel</w:t>
       </w:r>
     </w:p>
     <w:p>
@@ -1029,6 +1045,20 @@
         <w:pStyle w:val="ListBullet"/>
         <w:spacing w:after="40"/>
       </w:pPr>
+      <w:hyperlink w:anchor="sec2">
+        <w:r>
+          <w:rPr>
+            <w:rFonts w:ascii="Tahoma" w:hAnsi="Tahoma" w:eastAsia="Tahoma" w:cs="Tahoma"/>
+            <w:b w:val="0"/>
+            <w:i w:val="0"/>
+            <w:color w:val="1A5FA8"/>
+            <w:sz w:val="22"/>
+            <w:szCs w:val="22"/>
+            <w:u w:val="single"/>
+          </w:rPr>
+          <w:t>2. ML_and_Logic.md</w:t>
+        </w:r>
+      </w:hyperlink>
       <w:r>
         <w:rPr>
           <w:rFonts w:ascii="Tahoma" w:hAnsi="Tahoma" w:eastAsia="Tahoma" w:cs="Tahoma"/>
@@ -1037,7 +1067,7 @@
           <w:sz w:val="22"/>
           <w:szCs w:val="22"/>
         </w:rPr>
-        <w:t>2. ML_and_Logic.md — โมเดลตรวจจับ สูตรตัดสินรถติด และโมเดลพยากรณ์</w:t>
+        <w:t xml:space="preserve"> — โมเดลตรวจจับ สูตรตัดสินรถติด และโมเดลพยากรณ์</w:t>
       </w:r>
     </w:p>
     <w:p>
@@ -1045,6 +1075,20 @@
         <w:pStyle w:val="ListBullet"/>
         <w:spacing w:after="40"/>
       </w:pPr>
+      <w:hyperlink w:anchor="sec3">
+        <w:r>
+          <w:rPr>
+            <w:rFonts w:ascii="Tahoma" w:hAnsi="Tahoma" w:eastAsia="Tahoma" w:cs="Tahoma"/>
+            <w:b w:val="0"/>
+            <w:i w:val="0"/>
+            <w:color w:val="1A5FA8"/>
+            <w:sz w:val="22"/>
+            <w:szCs w:val="22"/>
+            <w:u w:val="single"/>
+          </w:rPr>
+          <w:t>3. Data_Pipeline.md</w:t>
+        </w:r>
+      </w:hyperlink>
       <w:r>
         <w:rPr>
           <w:rFonts w:ascii="Tahoma" w:hAnsi="Tahoma" w:eastAsia="Tahoma" w:cs="Tahoma"/>
@@ -1053,7 +1097,7 @@
           <w:sz w:val="22"/>
           <w:szCs w:val="22"/>
         </w:rPr>
-        <w:t>3. Data_Pipeline.md — MQTT, Telegraf, Kafka และ InfluxDB</w:t>
+        <w:t xml:space="preserve"> — MQTT, Telegraf, Kafka และ InfluxDB</w:t>
       </w:r>
     </w:p>
     <w:p>
@@ -1061,6 +1105,20 @@
         <w:pStyle w:val="ListBullet"/>
         <w:spacing w:after="40"/>
       </w:pPr>
+      <w:hyperlink w:anchor="sec4">
+        <w:r>
+          <w:rPr>
+            <w:rFonts w:ascii="Tahoma" w:hAnsi="Tahoma" w:eastAsia="Tahoma" w:cs="Tahoma"/>
+            <w:b w:val="0"/>
+            <w:i w:val="0"/>
+            <w:color w:val="1A5FA8"/>
+            <w:sz w:val="22"/>
+            <w:szCs w:val="22"/>
+            <w:u w:val="single"/>
+          </w:rPr>
+          <w:t>4. Edge_and_Sensing.md</w:t>
+        </w:r>
+      </w:hyperlink>
       <w:r>
         <w:rPr>
           <w:rFonts w:ascii="Tahoma" w:hAnsi="Tahoma" w:eastAsia="Tahoma" w:cs="Tahoma"/>
@@ -1069,7 +1127,7 @@
           <w:sz w:val="22"/>
           <w:szCs w:val="22"/>
         </w:rPr>
-        <w:t>4. Edge_and_Sensing.md — แหล่งภาพและการส่งข้อมูลออกจาก Edge</w:t>
+        <w:t xml:space="preserve"> — แหล่งภาพและการส่งข้อมูลออกจาก Edge</w:t>
       </w:r>
     </w:p>
     <w:p>
@@ -1078,10 +1136,12 @@
       </w:r>
     </w:p>
     <w:p>
+      <w:bookmarkStart w:id="101" w:name="sec1"/>
       <w:pPr>
         <w:pStyle w:val="Heading1"/>
         <w:spacing w:before="0" w:after="120"/>
       </w:pPr>
+      <w:bookmarkEnd w:id="101"/>
       <w:r>
         <w:rPr>
           <w:rFonts w:ascii="Tahoma" w:hAnsi="Tahoma" w:eastAsia="Tahoma" w:cs="Tahoma"/>
@@ -2281,10 +2341,12 @@
       </w:r>
     </w:p>
     <w:p>
+      <w:bookmarkStart w:id="102" w:name="sec2"/>
       <w:pPr>
         <w:pStyle w:val="Heading1"/>
         <w:spacing w:before="0" w:after="120"/>
       </w:pPr>
+      <w:bookmarkEnd w:id="102"/>
       <w:r>
         <w:rPr>
           <w:rFonts w:ascii="Tahoma" w:hAnsi="Tahoma" w:eastAsia="Tahoma" w:cs="Tahoma"/>
@@ -3722,10 +3784,12 @@
       </w:r>
     </w:p>
     <w:p>
+      <w:bookmarkStart w:id="103" w:name="sec3"/>
       <w:pPr>
         <w:pStyle w:val="Heading1"/>
         <w:spacing w:before="0" w:after="120"/>
       </w:pPr>
+      <w:bookmarkEnd w:id="103"/>
       <w:r>
         <w:rPr>
           <w:rFonts w:ascii="Tahoma" w:hAnsi="Tahoma" w:eastAsia="Tahoma" w:cs="Tahoma"/>
@@ -5148,10 +5212,12 @@
       </w:r>
     </w:p>
     <w:p>
+      <w:bookmarkStart w:id="104" w:name="sec4"/>
       <w:pPr>
         <w:pStyle w:val="Heading1"/>
         <w:spacing w:before="0" w:after="120"/>
       </w:pPr>
+      <w:bookmarkEnd w:id="104"/>
       <w:r>
         <w:rPr>
           <w:rFonts w:ascii="Tahoma" w:hAnsi="Tahoma" w:eastAsia="Tahoma" w:cs="Tahoma"/>

--- a/Mini Project/IOT_PROJECT_MiniProject.docx
+++ b/Mini Project/IOT_PROJECT_MiniProject.docx
@@ -328,7 +328,7 @@
           <w:sz w:val="22"/>
           <w:szCs w:val="22"/>
         </w:rPr>
-        <w:t>อ่านภาพจากกล้อง CCTV มุมสูง ตรวจจับรถด้วย YOLO แล้วติดตามรถทีละคันด้วย ByteTrack เพื่อวัดว่ารถวิ่งช้าแค่ไหน สรุปออกมาเป็นระดับความติดขัด 0-3 ทุก 10 วินาที</w:t>
+        <w:t>ตรวจจับรถจากกล้อง CCTV ด้วย YOLO ติดตามรถทีละคันด้วย ByteTrack เพื่อวัดความเร็ว แล้วสรุปเป็นระดับความติดขัด 0-3 ทุก 10 วินาที</w:t>
       </w:r>
     </w:p>
     <w:p>
@@ -343,7 +343,7 @@
           <w:sz w:val="22"/>
           <w:szCs w:val="22"/>
         </w:rPr>
-        <w:t>ข้อมูลที่ได้ส่งขึ้น MQTT แล้วแตกเป็นสองสาย สายแรกเข้า InfluxDB ให้ Grafana วาดกราฟสภาพปัจจุบัน อีกสายเข้า Kafka ให้โมเดล ML อ่านไปทำนายว่าอีก 5 นาทีถนนจะติดแค่ไหน แล้วเขียนค่าพยากรณ์ กลับเข้า InfluxDB ที่เดิม คนดูจึงเห็นทั้งสภาพตอนนี้และแนวโน้มข้างหน้าในจอเดียว</w:t>
+        <w:t>ข้อมูลส่งขึ้น MQTT แล้วแตกสองสาย สายหนึ่งเข้า InfluxDB ให้ Grafana แสดงผล อีกสายเข้า Kafka ให้โมเดล ML พยากรณ์ล่วงหน้า 5 นาที แล้วเขียนกลับ InfluxDB ที่เดิม</w:t>
       </w:r>
     </w:p>
     <w:p>
@@ -358,7 +358,27 @@
           <w:sz w:val="22"/>
           <w:szCs w:val="22"/>
         </w:rPr>
-        <w:t>สิ่งที่เราตัดสินใจต่างจากวิธีทั่วไปคือ ไม่ได้วัดรถติดจากจำนวนรถ แต่วัดจากความเร็ว เพราะถนนที่มีรถ 15 คันวิ่งฉิวไม่ใช่รถติด ส่วนถนนที่มีรถ 12 คันจอดนิ่งคือรถติด</w:t>
+        <w:t xml:space="preserve">จุดเด่นคือวัดรถติดจาก </w:t>
+      </w:r>
+      <w:r>
+        <w:rPr>
+          <w:rFonts w:ascii="Tahoma" w:hAnsi="Tahoma" w:eastAsia="Tahoma" w:cs="Tahoma"/>
+          <w:b/>
+          <w:i w:val="0"/>
+          <w:sz w:val="22"/>
+          <w:szCs w:val="22"/>
+        </w:rPr>
+        <w:t>ความเร็ว</w:t>
+      </w:r>
+      <w:r>
+        <w:rPr>
+          <w:rFonts w:ascii="Tahoma" w:hAnsi="Tahoma" w:eastAsia="Tahoma" w:cs="Tahoma"/>
+          <w:b w:val="0"/>
+          <w:i w:val="0"/>
+          <w:sz w:val="22"/>
+          <w:szCs w:val="22"/>
+        </w:rPr>
+        <w:t xml:space="preserve"> ไม่ใช่จำนวนรถ เพราะรถ 15 คันวิ่งฉิวไม่ใช่รถติด แต่รถ 12 คันจอดนิ่งคือรถติด</w:t>
       </w:r>
     </w:p>
     <w:p>
@@ -430,7 +450,7 @@
           <w:sz w:val="18"/>
           <w:szCs w:val="18"/>
         </w:rPr>
-        <w:t>รูปที่ 1: ผังระบบทั้งหมด กล่องน้ำเงินรันบนเครื่องเรา กล่องส้มเป็นของกลางบน Server</w:t>
+        <w:t>รูปที่ 1: ผังระบบ กล่องน้ำเงินรันบนเครื่องเรา กล่องส้มอยู่บน Server</w:t>
       </w:r>
     </w:p>
     <w:tbl>
@@ -564,7 +584,7 @@
                 <w:sz w:val="22"/>
                 <w:szCs w:val="22"/>
               </w:rPr>
-              <w:t>แสดงสภาพปัจจุบัน ค่าพยากรณ์ และกราฟเทียบความแม่น</w:t>
+              <w:t>แสดงสถานะปัจจุบันและค่าพยากรณ์</w:t>
             </w:r>
           </w:p>
         </w:tc>
@@ -620,7 +640,7 @@
                 <w:sz w:val="22"/>
                 <w:szCs w:val="22"/>
               </w:rPr>
-              <w:t>รับ payload แล้วกระจายเข้าฐานข้อมูลกับ Kafka พร้อมกัน</w:t>
+              <w:t>ลำเลียงและจัดเก็บข้อมูล</w:t>
             </w:r>
           </w:p>
         </w:tc>
@@ -676,7 +696,7 @@
                 <w:sz w:val="22"/>
                 <w:szCs w:val="22"/>
               </w:rPr>
-              <w:t>ตรวจจับ วัดความเร็ว ตัดสินระดับ และพยากรณ์ 5 นาที</w:t>
+              <w:t>ตัดสินระดับและพยากรณ์ 5 นาที</w:t>
             </w:r>
           </w:p>
         </w:tc>
@@ -732,7 +752,7 @@
                 <w:sz w:val="22"/>
                 <w:szCs w:val="22"/>
               </w:rPr>
-              <w:t>อ่านเฟรม ประมวลผล ส่ง payload ขึ้น MQTT</w:t>
+              <w:t>อ่านเฟรมและส่ง payload</w:t>
             </w:r>
           </w:p>
         </w:tc>
@@ -858,21 +878,7 @@
                 <w:sz w:val="18"/>
                 <w:szCs w:val="18"/>
               </w:rPr>
-            </w:r>
-          </w:p>
-          <w:p>
-            <w:pPr>
-              <w:spacing w:after="0"/>
-            </w:pPr>
-            <w:r>
-              <w:rPr>
-                <w:rFonts w:ascii="Menlo" w:hAnsi="Menlo" w:eastAsia="Menlo" w:cs="Menlo"/>
-                <w:b w:val="0"/>
-                <w:i w:val="0"/>
-                <w:sz w:val="18"/>
-                <w:szCs w:val="18"/>
-              </w:rPr>
-              <w:t>cp .env.example .env        # ใส่ INFLUX_TOKEN ที่อาจารย์แจก</w:t>
+              <w:t>cp .env.example .env        # ใส่ INFLUX_TOKEN</w:t>
             </w:r>
           </w:p>
           <w:p>
@@ -916,7 +922,7 @@
                 <w:sz w:val="18"/>
                 <w:szCs w:val="18"/>
               </w:rPr>
-              <w:t>.venv/bin/python main.py longvideo.mov  # q หรือ ESC = ออก</w:t>
+              <w:t>.venv/bin/python main.py longvideo.mov      # ตัวตรวจจับ</w:t>
             </w:r>
           </w:p>
           <w:p>
@@ -931,7 +937,7 @@
                 <w:sz w:val="18"/>
                 <w:szCs w:val="18"/>
               </w:rPr>
-              <w:t>.venv/bin/python predict_consumer.py        # สาย ML เปิดค้างอีกเทอร์มินัล</w:t>
+              <w:t>.venv/bin/python predict_consumer.py        # สาย ML</w:t>
             </w:r>
           </w:p>
         </w:tc>
@@ -970,7 +976,7 @@
           <w:sz w:val="22"/>
           <w:szCs w:val="22"/>
         </w:rPr>
-        <w:t xml:space="preserve">) ไม่ได้อยู่ใน repo เพราะไฟล์ใหญ่ ultralytics โหลดให้เองตอนรันครั้งแรก ส่วน </w:t>
+        <w:t xml:space="preserve">) ไม่อยู่ใน repo ultralytics โหลดให้เองตอนรันครั้งแรก ส่วน </w:t>
       </w:r>
       <w:r>
         <w:rPr>
@@ -1037,7 +1043,7 @@
           <w:sz w:val="22"/>
           <w:szCs w:val="22"/>
         </w:rPr>
-        <w:t xml:space="preserve"> — หน้าจอ Grafana ทั้ง 6 panel</w:t>
+        <w:t xml:space="preserve"> — หน้าจอ Grafana</w:t>
       </w:r>
     </w:p>
     <w:p>
@@ -1067,7 +1073,7 @@
           <w:sz w:val="22"/>
           <w:szCs w:val="22"/>
         </w:rPr>
-        <w:t xml:space="preserve"> — โมเดลตรวจจับ สูตรตัดสินรถติด และโมเดลพยากรณ์</w:t>
+        <w:t xml:space="preserve"> — สูตรตัดสินรถติดและโมเดลพยากรณ์</w:t>
       </w:r>
     </w:p>
     <w:p>
@@ -1097,7 +1103,7 @@
           <w:sz w:val="22"/>
           <w:szCs w:val="22"/>
         </w:rPr>
-        <w:t xml:space="preserve"> — MQTT, Telegraf, Kafka และ InfluxDB</w:t>
+        <w:t xml:space="preserve"> — MQTT, Telegraf, Kafka, InfluxDB</w:t>
       </w:r>
     </w:p>
     <w:p>
@@ -1127,7 +1133,7 @@
           <w:sz w:val="22"/>
           <w:szCs w:val="22"/>
         </w:rPr>
-        <w:t xml:space="preserve"> — แหล่งภาพและการส่งข้อมูลออกจาก Edge</w:t>
+        <w:t xml:space="preserve"> — แหล่งภาพและการส่งข้อมูล</w:t>
       </w:r>
     </w:p>
     <w:p>
@@ -1183,7 +1189,7 @@
           <w:sz w:val="22"/>
           <w:szCs w:val="22"/>
         </w:rPr>
-        <w:t>คนที่ใช้ระบบนี้อยากรู้สองอย่าง คือตอนนี้ถนนติดหรือโล่ง กับอีก 5 นาทีจะเป็นยังไง เพราะถ้ารู้ตอนที่ติดแล้วก็สายเกินจะเลี่ยง ต้องรู้ล่วงหน้าถึงจะเปลี่ยนเส้นทางทัน</w:t>
+        <w:t>รู้สองอย่าง คือตอนนี้ถนนติดหรือโล่ง และอีก 5 นาทีจะเป็นยังไง เพราะรู้ตอนติดแล้วสายเกินจะเลี่ยง</w:t>
       </w:r>
     </w:p>
     <w:p>
@@ -1198,7 +1204,7 @@
           <w:sz w:val="22"/>
           <w:szCs w:val="22"/>
         </w:rPr>
-        <w:t>อีกอย่างที่ต้องรู้คือข้อมูลที่เห็นสดหรือค้าง เพราะระบบจะมีข้อมูลก็ต่อเมื่อตัวตรวจจับทำงานอยู่ ถ้าท่อตายแล้วหน้าจอยังโชว์เลขเดิม คนดูจะนึกว่าถนนโล่งทั้งที่ระบบแค่หยุดส่ง</w:t>
+        <w:t>อีกอย่างคือต้องรู้ว่าข้อมูลสดหรือค้าง เพราะระบบมีข้อมูลเฉพาะตอนที่ตัวตรวจจับทำงานอยู่</w:t>
       </w:r>
     </w:p>
     <w:p>
@@ -1270,230 +1276,487 @@
           <w:sz w:val="18"/>
           <w:szCs w:val="18"/>
         </w:rPr>
-        <w:t>รูปที่ 1.1: หน้าจอจริงของระบบ ตอนนั้นสภาพปัจจุบันเป็นรถโล่ง ส่วนอีก 5 นาทีโมเดลทายว่ารถไหลๆ</w:t>
+        <w:t>รูปที่ 1.1: หน้าจอจริง สถานะปัจจุบันรถโล่ง ค่าพยากรณ์อีก 5 นาทีคือรถไหลๆ</w:t>
       </w:r>
     </w:p>
-    <w:p>
-      <w:pPr>
-        <w:spacing w:after="160"/>
-      </w:pPr>
-      <w:r>
-        <w:rPr>
-          <w:rFonts w:ascii="Tahoma" w:hAnsi="Tahoma" w:eastAsia="Tahoma" w:cs="Tahoma"/>
-          <w:b w:val="0"/>
-          <w:i w:val="0"/>
-          <w:sz w:val="22"/>
-          <w:szCs w:val="22"/>
-        </w:rPr>
-        <w:t>มี 6 panel</w:t>
-      </w:r>
-    </w:p>
-    <w:p>
-      <w:pPr>
-        <w:pStyle w:val="ListNumber"/>
-        <w:spacing w:after="40"/>
-      </w:pPr>
-      <w:r>
-        <w:rPr>
-          <w:rFonts w:ascii="Tahoma" w:hAnsi="Tahoma" w:eastAsia="Tahoma" w:cs="Tahoma"/>
-          <w:b/>
-          <w:i w:val="0"/>
-          <w:sz w:val="22"/>
-          <w:szCs w:val="22"/>
-        </w:rPr>
-        <w:t>เวลา ณ ปัจจุบัน</w:t>
-      </w:r>
-      <w:r>
-        <w:rPr>
-          <w:rFonts w:ascii="Tahoma" w:hAnsi="Tahoma" w:eastAsia="Tahoma" w:cs="Tahoma"/>
-          <w:b w:val="0"/>
-          <w:i w:val="0"/>
-          <w:sz w:val="22"/>
-          <w:szCs w:val="22"/>
-        </w:rPr>
-        <w:t xml:space="preserve"> บอกเวลาของข้อมูลล่าสุด ไว้ดูว่าข้อมูลสดหรือค้าง</w:t>
-      </w:r>
-    </w:p>
-    <w:p>
-      <w:pPr>
-        <w:pStyle w:val="ListNumber"/>
-        <w:spacing w:after="40"/>
-      </w:pPr>
-      <w:r>
-        <w:rPr>
-          <w:rFonts w:ascii="Tahoma" w:hAnsi="Tahoma" w:eastAsia="Tahoma" w:cs="Tahoma"/>
-          <w:b/>
-          <w:i w:val="0"/>
-          <w:sz w:val="22"/>
-          <w:szCs w:val="22"/>
-        </w:rPr>
-        <w:t>สภาพการจราจรปัจจุบัน</w:t>
-      </w:r>
-      <w:r>
-        <w:rPr>
-          <w:rFonts w:ascii="Tahoma" w:hAnsi="Tahoma" w:eastAsia="Tahoma" w:cs="Tahoma"/>
-          <w:b w:val="0"/>
-          <w:i w:val="0"/>
-          <w:sz w:val="22"/>
-          <w:szCs w:val="22"/>
-        </w:rPr>
-        <w:t xml:space="preserve"> ค่า </w:t>
-      </w:r>
-      <w:r>
-        <w:rPr>
-          <w:rFonts w:ascii="Menlo" w:hAnsi="Menlo" w:eastAsia="Menlo" w:cs="Menlo"/>
-          <w:b w:val="0"/>
-          <w:i w:val="0"/>
-          <w:sz w:val="19"/>
-          <w:szCs w:val="19"/>
-        </w:rPr>
-        <w:t>congestion_level</w:t>
-      </w:r>
-      <w:r>
-        <w:rPr>
-          <w:rFonts w:ascii="Tahoma" w:hAnsi="Tahoma" w:eastAsia="Tahoma" w:cs="Tahoma"/>
-          <w:b w:val="0"/>
-          <w:i w:val="0"/>
-          <w:sz w:val="22"/>
-          <w:szCs w:val="22"/>
-        </w:rPr>
-        <w:t xml:space="preserve"> ล่าสุด</w:t>
-      </w:r>
-    </w:p>
-    <w:p>
-      <w:pPr>
-        <w:pStyle w:val="ListNumber"/>
-        <w:spacing w:after="40"/>
-      </w:pPr>
-      <w:r>
-        <w:rPr>
-          <w:rFonts w:ascii="Tahoma" w:hAnsi="Tahoma" w:eastAsia="Tahoma" w:cs="Tahoma"/>
-          <w:b/>
-          <w:i w:val="0"/>
-          <w:sz w:val="22"/>
-          <w:szCs w:val="22"/>
-        </w:rPr>
-        <w:t>สภาพการจราจรในอีก 5 นาที</w:t>
-      </w:r>
-      <w:r>
-        <w:rPr>
-          <w:rFonts w:ascii="Tahoma" w:hAnsi="Tahoma" w:eastAsia="Tahoma" w:cs="Tahoma"/>
-          <w:b w:val="0"/>
-          <w:i w:val="0"/>
-          <w:sz w:val="22"/>
-          <w:szCs w:val="22"/>
-        </w:rPr>
-        <w:t xml:space="preserve"> ค่า </w:t>
-      </w:r>
-      <w:r>
-        <w:rPr>
-          <w:rFonts w:ascii="Menlo" w:hAnsi="Menlo" w:eastAsia="Menlo" w:cs="Menlo"/>
-          <w:b w:val="0"/>
-          <w:i w:val="0"/>
-          <w:sz w:val="19"/>
-          <w:szCs w:val="19"/>
-        </w:rPr>
-        <w:t>forecast_congestion_level</w:t>
-      </w:r>
-      <w:r>
-        <w:rPr>
-          <w:rFonts w:ascii="Tahoma" w:hAnsi="Tahoma" w:eastAsia="Tahoma" w:cs="Tahoma"/>
-          <w:b w:val="0"/>
-          <w:i w:val="0"/>
-          <w:sz w:val="22"/>
-          <w:szCs w:val="22"/>
-        </w:rPr>
-        <w:t xml:space="preserve"> ล่าสุด</w:t>
-      </w:r>
-    </w:p>
-    <w:p>
-      <w:pPr>
-        <w:pStyle w:val="ListNumber"/>
-        <w:spacing w:after="40"/>
-      </w:pPr>
-      <w:r>
-        <w:rPr>
-          <w:rFonts w:ascii="Tahoma" w:hAnsi="Tahoma" w:eastAsia="Tahoma" w:cs="Tahoma"/>
-          <w:b/>
-          <w:i w:val="0"/>
-          <w:sz w:val="22"/>
-          <w:szCs w:val="22"/>
-        </w:rPr>
-        <w:t>จำนวนรถแต่ละประเภท</w:t>
-      </w:r>
-      <w:r>
-        <w:rPr>
-          <w:rFonts w:ascii="Tahoma" w:hAnsi="Tahoma" w:eastAsia="Tahoma" w:cs="Tahoma"/>
-          <w:b w:val="0"/>
-          <w:i w:val="0"/>
-          <w:sz w:val="22"/>
-          <w:szCs w:val="22"/>
-        </w:rPr>
-        <w:t xml:space="preserve"> แยก car, motorcycle, bus, truck</w:t>
-      </w:r>
-    </w:p>
-    <w:p>
-      <w:pPr>
-        <w:pStyle w:val="ListNumber"/>
-        <w:spacing w:after="40"/>
-      </w:pPr>
-      <w:r>
-        <w:rPr>
-          <w:rFonts w:ascii="Tahoma" w:hAnsi="Tahoma" w:eastAsia="Tahoma" w:cs="Tahoma"/>
-          <w:b/>
-          <w:i w:val="0"/>
-          <w:sz w:val="22"/>
-          <w:szCs w:val="22"/>
-        </w:rPr>
-        <w:t>จำนวนรถทั้งหมด</w:t>
-      </w:r>
-      <w:r>
-        <w:rPr>
-          <w:rFonts w:ascii="Tahoma" w:hAnsi="Tahoma" w:eastAsia="Tahoma" w:cs="Tahoma"/>
-          <w:b w:val="0"/>
-          <w:i w:val="0"/>
-          <w:sz w:val="22"/>
-          <w:szCs w:val="22"/>
-        </w:rPr>
-        <w:t xml:space="preserve"> ค่า </w:t>
-      </w:r>
-      <w:r>
-        <w:rPr>
-          <w:rFonts w:ascii="Menlo" w:hAnsi="Menlo" w:eastAsia="Menlo" w:cs="Menlo"/>
-          <w:b w:val="0"/>
-          <w:i w:val="0"/>
-          <w:sz w:val="19"/>
-          <w:szCs w:val="19"/>
-        </w:rPr>
-        <w:t>vehicles_in_roi</w:t>
-      </w:r>
-    </w:p>
-    <w:p>
-      <w:pPr>
-        <w:pStyle w:val="ListNumber"/>
-        <w:spacing w:after="40"/>
-      </w:pPr>
-      <w:r>
-        <w:rPr>
-          <w:rFonts w:ascii="Tahoma" w:hAnsi="Tahoma" w:eastAsia="Tahoma" w:cs="Tahoma"/>
-          <w:b/>
-          <w:i w:val="0"/>
-          <w:sz w:val="22"/>
-          <w:szCs w:val="22"/>
-        </w:rPr>
-        <w:t>เทียบค่าจริงกับค่าพยากรณ์</w:t>
-      </w:r>
-      <w:r>
-        <w:rPr>
-          <w:rFonts w:ascii="Tahoma" w:hAnsi="Tahoma" w:eastAsia="Tahoma" w:cs="Tahoma"/>
-          <w:b w:val="0"/>
-          <w:i w:val="0"/>
-          <w:sz w:val="22"/>
-          <w:szCs w:val="22"/>
-        </w:rPr>
-        <w:t xml:space="preserve"> กราฟเส้นย้อนหลัง ไว้ดูว่าโมเดลทายแม่นแค่ไหน</w:t>
-      </w:r>
-    </w:p>
+    <w:tbl>
+      <w:tblPr>
+        <w:tblStyle w:val="TableGrid"/>
+        <w:tblW w:type="auto" w:w="0"/>
+        <w:jc w:val="center"/>
+        <w:tblLook w:firstColumn="1" w:firstRow="1" w:lastColumn="0" w:lastRow="0" w:noHBand="0" w:noVBand="1" w:val="04A0"/>
+      </w:tblPr>
+      <w:tblGrid>
+        <w:gridCol w:w="2880"/>
+        <w:gridCol w:w="2880"/>
+        <w:gridCol w:w="2880"/>
+      </w:tblGrid>
+      <w:tr>
+        <w:tc>
+          <w:tcPr>
+            <w:tcW w:type="dxa" w:w="2880"/>
+          </w:tcPr>
+          <w:p>
+            <w:r>
+              <w:rPr>
+                <w:b/>
+              </w:rPr>
+            </w:r>
+            <w:r>
+              <w:rPr>
+                <w:rFonts w:ascii="Tahoma" w:hAnsi="Tahoma" w:eastAsia="Tahoma" w:cs="Tahoma"/>
+                <w:b/>
+                <w:i w:val="0"/>
+                <w:sz w:val="22"/>
+                <w:szCs w:val="22"/>
+              </w:rPr>
+              <w:t>#</w:t>
+            </w:r>
+          </w:p>
+        </w:tc>
+        <w:tc>
+          <w:tcPr>
+            <w:tcW w:type="dxa" w:w="2880"/>
+          </w:tcPr>
+          <w:p>
+            <w:r>
+              <w:rPr>
+                <w:b/>
+              </w:rPr>
+            </w:r>
+            <w:r>
+              <w:rPr>
+                <w:rFonts w:ascii="Tahoma" w:hAnsi="Tahoma" w:eastAsia="Tahoma" w:cs="Tahoma"/>
+                <w:b/>
+                <w:i w:val="0"/>
+                <w:sz w:val="22"/>
+                <w:szCs w:val="22"/>
+              </w:rPr>
+              <w:t>Panel</w:t>
+            </w:r>
+          </w:p>
+        </w:tc>
+        <w:tc>
+          <w:tcPr>
+            <w:tcW w:type="dxa" w:w="2880"/>
+          </w:tcPr>
+          <w:p>
+            <w:r>
+              <w:rPr>
+                <w:b/>
+              </w:rPr>
+            </w:r>
+            <w:r>
+              <w:rPr>
+                <w:rFonts w:ascii="Tahoma" w:hAnsi="Tahoma" w:eastAsia="Tahoma" w:cs="Tahoma"/>
+                <w:b/>
+                <w:i w:val="0"/>
+                <w:sz w:val="22"/>
+                <w:szCs w:val="22"/>
+              </w:rPr>
+              <w:t>ข้อมูลที่ใช้</w:t>
+            </w:r>
+          </w:p>
+        </w:tc>
+      </w:tr>
+      <w:tr>
+        <w:tc>
+          <w:tcPr>
+            <w:tcW w:type="dxa" w:w="2880"/>
+          </w:tcPr>
+          <w:p>
+            <w:r/>
+            <w:r>
+              <w:rPr>
+                <w:rFonts w:ascii="Tahoma" w:hAnsi="Tahoma" w:eastAsia="Tahoma" w:cs="Tahoma"/>
+                <w:b w:val="0"/>
+                <w:i w:val="0"/>
+                <w:sz w:val="22"/>
+                <w:szCs w:val="22"/>
+              </w:rPr>
+              <w:t>1</w:t>
+            </w:r>
+          </w:p>
+        </w:tc>
+        <w:tc>
+          <w:tcPr>
+            <w:tcW w:type="dxa" w:w="2880"/>
+          </w:tcPr>
+          <w:p>
+            <w:r/>
+            <w:r>
+              <w:rPr>
+                <w:rFonts w:ascii="Tahoma" w:hAnsi="Tahoma" w:eastAsia="Tahoma" w:cs="Tahoma"/>
+                <w:b w:val="0"/>
+                <w:i w:val="0"/>
+                <w:sz w:val="22"/>
+                <w:szCs w:val="22"/>
+              </w:rPr>
+              <w:t>เวลา ณ ปัจจุบัน</w:t>
+            </w:r>
+          </w:p>
+        </w:tc>
+        <w:tc>
+          <w:tcPr>
+            <w:tcW w:type="dxa" w:w="2880"/>
+          </w:tcPr>
+          <w:p>
+            <w:r/>
+            <w:r>
+              <w:rPr>
+                <w:rFonts w:ascii="Tahoma" w:hAnsi="Tahoma" w:eastAsia="Tahoma" w:cs="Tahoma"/>
+                <w:b w:val="0"/>
+                <w:i w:val="0"/>
+                <w:sz w:val="22"/>
+                <w:szCs w:val="22"/>
+              </w:rPr>
+              <w:t>เวลาของข้อมูลล่าสุด ดูว่าสดหรือค้าง</w:t>
+            </w:r>
+          </w:p>
+        </w:tc>
+      </w:tr>
+      <w:tr>
+        <w:tc>
+          <w:tcPr>
+            <w:tcW w:type="dxa" w:w="2880"/>
+          </w:tcPr>
+          <w:p>
+            <w:r/>
+            <w:r>
+              <w:rPr>
+                <w:rFonts w:ascii="Tahoma" w:hAnsi="Tahoma" w:eastAsia="Tahoma" w:cs="Tahoma"/>
+                <w:b w:val="0"/>
+                <w:i w:val="0"/>
+                <w:sz w:val="22"/>
+                <w:szCs w:val="22"/>
+              </w:rPr>
+              <w:t>2</w:t>
+            </w:r>
+          </w:p>
+        </w:tc>
+        <w:tc>
+          <w:tcPr>
+            <w:tcW w:type="dxa" w:w="2880"/>
+          </w:tcPr>
+          <w:p>
+            <w:r/>
+            <w:r>
+              <w:rPr>
+                <w:rFonts w:ascii="Tahoma" w:hAnsi="Tahoma" w:eastAsia="Tahoma" w:cs="Tahoma"/>
+                <w:b w:val="0"/>
+                <w:i w:val="0"/>
+                <w:sz w:val="22"/>
+                <w:szCs w:val="22"/>
+              </w:rPr>
+              <w:t>สภาพการจราจรปัจจุบัน</w:t>
+            </w:r>
+          </w:p>
+        </w:tc>
+        <w:tc>
+          <w:tcPr>
+            <w:tcW w:type="dxa" w:w="2880"/>
+          </w:tcPr>
+          <w:p>
+            <w:r/>
+            <w:r>
+              <w:rPr>
+                <w:rFonts w:ascii="Menlo" w:hAnsi="Menlo" w:eastAsia="Menlo" w:cs="Menlo"/>
+                <w:b w:val="0"/>
+                <w:i w:val="0"/>
+                <w:sz w:val="19"/>
+                <w:szCs w:val="19"/>
+              </w:rPr>
+              <w:t>congestion_level</w:t>
+            </w:r>
+          </w:p>
+        </w:tc>
+      </w:tr>
+      <w:tr>
+        <w:tc>
+          <w:tcPr>
+            <w:tcW w:type="dxa" w:w="2880"/>
+          </w:tcPr>
+          <w:p>
+            <w:r/>
+            <w:r>
+              <w:rPr>
+                <w:rFonts w:ascii="Tahoma" w:hAnsi="Tahoma" w:eastAsia="Tahoma" w:cs="Tahoma"/>
+                <w:b w:val="0"/>
+                <w:i w:val="0"/>
+                <w:sz w:val="22"/>
+                <w:szCs w:val="22"/>
+              </w:rPr>
+              <w:t>3</w:t>
+            </w:r>
+          </w:p>
+        </w:tc>
+        <w:tc>
+          <w:tcPr>
+            <w:tcW w:type="dxa" w:w="2880"/>
+          </w:tcPr>
+          <w:p>
+            <w:r/>
+            <w:r>
+              <w:rPr>
+                <w:rFonts w:ascii="Tahoma" w:hAnsi="Tahoma" w:eastAsia="Tahoma" w:cs="Tahoma"/>
+                <w:b w:val="0"/>
+                <w:i w:val="0"/>
+                <w:sz w:val="22"/>
+                <w:szCs w:val="22"/>
+              </w:rPr>
+              <w:t>สภาพการจราจรในอีก 5 นาที</w:t>
+            </w:r>
+          </w:p>
+        </w:tc>
+        <w:tc>
+          <w:tcPr>
+            <w:tcW w:type="dxa" w:w="2880"/>
+          </w:tcPr>
+          <w:p>
+            <w:r/>
+            <w:r>
+              <w:rPr>
+                <w:rFonts w:ascii="Menlo" w:hAnsi="Menlo" w:eastAsia="Menlo" w:cs="Menlo"/>
+                <w:b w:val="0"/>
+                <w:i w:val="0"/>
+                <w:sz w:val="19"/>
+                <w:szCs w:val="19"/>
+              </w:rPr>
+              <w:t>forecast_congestion_level</w:t>
+            </w:r>
+          </w:p>
+        </w:tc>
+      </w:tr>
+      <w:tr>
+        <w:tc>
+          <w:tcPr>
+            <w:tcW w:type="dxa" w:w="2880"/>
+          </w:tcPr>
+          <w:p>
+            <w:r/>
+            <w:r>
+              <w:rPr>
+                <w:rFonts w:ascii="Tahoma" w:hAnsi="Tahoma" w:eastAsia="Tahoma" w:cs="Tahoma"/>
+                <w:b w:val="0"/>
+                <w:i w:val="0"/>
+                <w:sz w:val="22"/>
+                <w:szCs w:val="22"/>
+              </w:rPr>
+              <w:t>4</w:t>
+            </w:r>
+          </w:p>
+        </w:tc>
+        <w:tc>
+          <w:tcPr>
+            <w:tcW w:type="dxa" w:w="2880"/>
+          </w:tcPr>
+          <w:p>
+            <w:r/>
+            <w:r>
+              <w:rPr>
+                <w:rFonts w:ascii="Tahoma" w:hAnsi="Tahoma" w:eastAsia="Tahoma" w:cs="Tahoma"/>
+                <w:b w:val="0"/>
+                <w:i w:val="0"/>
+                <w:sz w:val="22"/>
+                <w:szCs w:val="22"/>
+              </w:rPr>
+              <w:t>จำนวนรถแต่ละประเภท</w:t>
+            </w:r>
+          </w:p>
+        </w:tc>
+        <w:tc>
+          <w:tcPr>
+            <w:tcW w:type="dxa" w:w="2880"/>
+          </w:tcPr>
+          <w:p>
+            <w:r/>
+            <w:r>
+              <w:rPr>
+                <w:rFonts w:ascii="Menlo" w:hAnsi="Menlo" w:eastAsia="Menlo" w:cs="Menlo"/>
+                <w:b w:val="0"/>
+                <w:i w:val="0"/>
+                <w:sz w:val="19"/>
+                <w:szCs w:val="19"/>
+              </w:rPr>
+              <w:t>car</w:t>
+            </w:r>
+            <w:r>
+              <w:rPr>
+                <w:rFonts w:ascii="Tahoma" w:hAnsi="Tahoma" w:eastAsia="Tahoma" w:cs="Tahoma"/>
+                <w:b w:val="0"/>
+                <w:i w:val="0"/>
+                <w:sz w:val="22"/>
+                <w:szCs w:val="22"/>
+              </w:rPr>
+              <w:t xml:space="preserve">, </w:t>
+            </w:r>
+            <w:r>
+              <w:rPr>
+                <w:rFonts w:ascii="Menlo" w:hAnsi="Menlo" w:eastAsia="Menlo" w:cs="Menlo"/>
+                <w:b w:val="0"/>
+                <w:i w:val="0"/>
+                <w:sz w:val="19"/>
+                <w:szCs w:val="19"/>
+              </w:rPr>
+              <w:t>motorcycle</w:t>
+            </w:r>
+            <w:r>
+              <w:rPr>
+                <w:rFonts w:ascii="Tahoma" w:hAnsi="Tahoma" w:eastAsia="Tahoma" w:cs="Tahoma"/>
+                <w:b w:val="0"/>
+                <w:i w:val="0"/>
+                <w:sz w:val="22"/>
+                <w:szCs w:val="22"/>
+              </w:rPr>
+              <w:t xml:space="preserve">, </w:t>
+            </w:r>
+            <w:r>
+              <w:rPr>
+                <w:rFonts w:ascii="Menlo" w:hAnsi="Menlo" w:eastAsia="Menlo" w:cs="Menlo"/>
+                <w:b w:val="0"/>
+                <w:i w:val="0"/>
+                <w:sz w:val="19"/>
+                <w:szCs w:val="19"/>
+              </w:rPr>
+              <w:t>bus</w:t>
+            </w:r>
+            <w:r>
+              <w:rPr>
+                <w:rFonts w:ascii="Tahoma" w:hAnsi="Tahoma" w:eastAsia="Tahoma" w:cs="Tahoma"/>
+                <w:b w:val="0"/>
+                <w:i w:val="0"/>
+                <w:sz w:val="22"/>
+                <w:szCs w:val="22"/>
+              </w:rPr>
+              <w:t xml:space="preserve">, </w:t>
+            </w:r>
+            <w:r>
+              <w:rPr>
+                <w:rFonts w:ascii="Menlo" w:hAnsi="Menlo" w:eastAsia="Menlo" w:cs="Menlo"/>
+                <w:b w:val="0"/>
+                <w:i w:val="0"/>
+                <w:sz w:val="19"/>
+                <w:szCs w:val="19"/>
+              </w:rPr>
+              <w:t>truck</w:t>
+            </w:r>
+          </w:p>
+        </w:tc>
+      </w:tr>
+      <w:tr>
+        <w:tc>
+          <w:tcPr>
+            <w:tcW w:type="dxa" w:w="2880"/>
+          </w:tcPr>
+          <w:p>
+            <w:r/>
+            <w:r>
+              <w:rPr>
+                <w:rFonts w:ascii="Tahoma" w:hAnsi="Tahoma" w:eastAsia="Tahoma" w:cs="Tahoma"/>
+                <w:b w:val="0"/>
+                <w:i w:val="0"/>
+                <w:sz w:val="22"/>
+                <w:szCs w:val="22"/>
+              </w:rPr>
+              <w:t>5</w:t>
+            </w:r>
+          </w:p>
+        </w:tc>
+        <w:tc>
+          <w:tcPr>
+            <w:tcW w:type="dxa" w:w="2880"/>
+          </w:tcPr>
+          <w:p>
+            <w:r/>
+            <w:r>
+              <w:rPr>
+                <w:rFonts w:ascii="Tahoma" w:hAnsi="Tahoma" w:eastAsia="Tahoma" w:cs="Tahoma"/>
+                <w:b w:val="0"/>
+                <w:i w:val="0"/>
+                <w:sz w:val="22"/>
+                <w:szCs w:val="22"/>
+              </w:rPr>
+              <w:t>จำนวนรถทั้งหมด</w:t>
+            </w:r>
+          </w:p>
+        </w:tc>
+        <w:tc>
+          <w:tcPr>
+            <w:tcW w:type="dxa" w:w="2880"/>
+          </w:tcPr>
+          <w:p>
+            <w:r/>
+            <w:r>
+              <w:rPr>
+                <w:rFonts w:ascii="Menlo" w:hAnsi="Menlo" w:eastAsia="Menlo" w:cs="Menlo"/>
+                <w:b w:val="0"/>
+                <w:i w:val="0"/>
+                <w:sz w:val="19"/>
+                <w:szCs w:val="19"/>
+              </w:rPr>
+              <w:t>vehicles_in_roi</w:t>
+            </w:r>
+          </w:p>
+        </w:tc>
+      </w:tr>
+      <w:tr>
+        <w:tc>
+          <w:tcPr>
+            <w:tcW w:type="dxa" w:w="2880"/>
+          </w:tcPr>
+          <w:p>
+            <w:r/>
+            <w:r>
+              <w:rPr>
+                <w:rFonts w:ascii="Tahoma" w:hAnsi="Tahoma" w:eastAsia="Tahoma" w:cs="Tahoma"/>
+                <w:b w:val="0"/>
+                <w:i w:val="0"/>
+                <w:sz w:val="22"/>
+                <w:szCs w:val="22"/>
+              </w:rPr>
+              <w:t>6</w:t>
+            </w:r>
+          </w:p>
+        </w:tc>
+        <w:tc>
+          <w:tcPr>
+            <w:tcW w:type="dxa" w:w="2880"/>
+          </w:tcPr>
+          <w:p>
+            <w:r/>
+            <w:r>
+              <w:rPr>
+                <w:rFonts w:ascii="Tahoma" w:hAnsi="Tahoma" w:eastAsia="Tahoma" w:cs="Tahoma"/>
+                <w:b w:val="0"/>
+                <w:i w:val="0"/>
+                <w:sz w:val="22"/>
+                <w:szCs w:val="22"/>
+              </w:rPr>
+              <w:t>เทียบค่าจริงกับค่าพยากรณ์</w:t>
+            </w:r>
+          </w:p>
+        </w:tc>
+        <w:tc>
+          <w:tcPr>
+            <w:tcW w:type="dxa" w:w="2880"/>
+          </w:tcPr>
+          <w:p>
+            <w:r/>
+            <w:r>
+              <w:rPr>
+                <w:rFonts w:ascii="Tahoma" w:hAnsi="Tahoma" w:eastAsia="Tahoma" w:cs="Tahoma"/>
+                <w:b w:val="0"/>
+                <w:i w:val="0"/>
+                <w:sz w:val="22"/>
+                <w:szCs w:val="22"/>
+              </w:rPr>
+              <w:t>ทั้งสอง measurement</w:t>
+            </w:r>
+          </w:p>
+        </w:tc>
+      </w:tr>
+    </w:tbl>
+    <w:p/>
     <w:p>
       <w:pPr>
         <w:pStyle w:val="Heading3"/>
@@ -1509,21 +1772,6 @@
           <w:szCs w:val="24"/>
         </w:rPr>
         <w:t>การ map สี</w:t>
-      </w:r>
-    </w:p>
-    <w:p>
-      <w:pPr>
-        <w:spacing w:after="160"/>
-      </w:pPr>
-      <w:r>
-        <w:rPr>
-          <w:rFonts w:ascii="Tahoma" w:hAnsi="Tahoma" w:eastAsia="Tahoma" w:cs="Tahoma"/>
-          <w:b w:val="0"/>
-          <w:i w:val="0"/>
-          <w:sz w:val="22"/>
-          <w:szCs w:val="22"/>
-        </w:rPr>
-        <w:t>ใช้ชุดสีเดียวกันทุก panel ที่แสดงระดับ จะได้ไม่ต้องเดาว่าสีนี้ของ panel ไหนแปลว่าอะไร</w:t>
       </w:r>
     </w:p>
     <w:tbl>
@@ -1884,7 +2132,7 @@
           <w:sz w:val="22"/>
           <w:szCs w:val="22"/>
         </w:rPr>
-        <w:t>ต้องตั้งเป็น Range mapping ไม่ใช่ Value mapping เพราะค่าพยากรณ์เป็นทศนิยมอย่าง 1.53 ซึ่งไม่ตรงกับเลขจำนวนเต็มตัวไหนเลย ถ้าใช้ Value mapping panel พยากรณ์จะไม่ติดสี</w:t>
+        <w:t>ต้องใช้ Range mapping ไม่ใช่ Value mapping เพราะค่าพยากรณ์เป็นทศนิยม เช่น 1.53</w:t>
       </w:r>
     </w:p>
     <w:p>
@@ -1899,7 +2147,7 @@
           <w:sz w:val="22"/>
           <w:szCs w:val="22"/>
         </w:rPr>
-        <w:t>สี่สีนี้สงวนไว้ให้ระดับความติดขัดเท่านั้น panel จำนวนรถใช้สีอื่น เพราะรถเยอะไม่ได้แปลว่ารถติด ลองวัดจากข้อมูลจริง 896 จุดแล้ว ถ้าไล่สีตามจำนวนรถจะตรงกับระดับจริงได้มากสุด 73% ที่เหลือขัดกันเอง</w:t>
+        <w:t>สี่สีนี้ใช้กับระดับความติดขัดเท่านั้น panel จำนวนรถใช้สีอื่น เพราะวัดจากข้อมูลจริง 896 จุดแล้ว การไล่สีตามจำนวนรถตรงกับระดับจริงได้มากสุด 73%</w:t>
       </w:r>
     </w:p>
     <w:p>
@@ -1931,7 +2179,7 @@
           <w:sz w:val="22"/>
           <w:szCs w:val="22"/>
         </w:rPr>
-        <w:t>ค่าพยากรณ์ถูกเขียนลงฐานข้อมูลที่เวลาต้นทาง ไม่ใช่เวลาที่ทำนายถึง ถ้าเอามาวาดตรง ๆ เส้นพยากรณ์จะไปทับช่วงเดียวกับเส้นค่าจริง ซึ่งไม่ใช่การเทียบความแม่น ต้องเลื่อนไปข้างหน้า 5 นาทีก่อน</w:t>
+        <w:t>ค่าพยากรณ์เขียนลงฐานข้อมูลที่เวลาต้นทาง ไม่ใช่เวลาที่ทำนายถึง ต้องเลื่อนไปข้างหน้า 5 นาทีก่อนถึงเทียบได้</w:t>
       </w:r>
     </w:p>
     <w:tbl>
@@ -2195,7 +2443,7 @@
           <w:sz w:val="22"/>
           <w:szCs w:val="22"/>
         </w:rPr>
-        <w:t xml:space="preserve"> ชุดเดียวกัน ไม่งั้นจะกลายเป็นเอาค่าเฉลี่ย 30 วินาที ไปเทียบกับจุดดิบ 10 วินาที</w:t>
+        <w:t xml:space="preserve"> ชุดเดียวกัน ไม่งั้นเป็นการเทียบค่าเฉลี่ย 30 วินาทีกับจุดดิบ 10 วินาที</w:t>
       </w:r>
     </w:p>
     <w:p>
@@ -2267,7 +2515,215 @@
           <w:sz w:val="18"/>
           <w:szCs w:val="18"/>
         </w:rPr>
-        <w:t>รูปที่ 1.2: ตอนระบบขึ้นสถานะ JAM จะตีกรอบแดงรอบภาพ มุมซ้ายบนบอกว่ารถช้า 76% และมีรถในพื้นที่ 17.3 คัน</w:t>
+        <w:t>รูปที่ 1.2: สถานะ JAM ตีกรอบแดงรอบภาพ มุมซ้ายบนบอกรถช้า 76% และมีรถ 17.3 คัน</w:t>
+      </w:r>
+    </w:p>
+    <w:tbl>
+      <w:tblPr>
+        <w:tblStyle w:val="TableGrid"/>
+        <w:tblW w:type="auto" w:w="0"/>
+        <w:jc w:val="center"/>
+        <w:tblLook w:firstColumn="1" w:firstRow="1" w:lastColumn="0" w:lastRow="0" w:noHBand="0" w:noVBand="1" w:val="04A0"/>
+      </w:tblPr>
+      <w:tblGrid>
+        <w:gridCol w:w="4320"/>
+        <w:gridCol w:w="4320"/>
+      </w:tblGrid>
+      <w:tr>
+        <w:tc>
+          <w:tcPr>
+            <w:tcW w:type="dxa" w:w="4320"/>
+          </w:tcPr>
+          <w:p>
+            <w:r>
+              <w:rPr>
+                <w:b/>
+              </w:rPr>
+            </w:r>
+            <w:r>
+              <w:rPr>
+                <w:rFonts w:ascii="Tahoma" w:hAnsi="Tahoma" w:eastAsia="Tahoma" w:cs="Tahoma"/>
+                <w:b/>
+                <w:i w:val="0"/>
+                <w:sz w:val="22"/>
+                <w:szCs w:val="22"/>
+              </w:rPr>
+              <w:t>เงื่อนไข</w:t>
+            </w:r>
+          </w:p>
+        </w:tc>
+        <w:tc>
+          <w:tcPr>
+            <w:tcW w:type="dxa" w:w="4320"/>
+          </w:tcPr>
+          <w:p>
+            <w:r>
+              <w:rPr>
+                <w:b/>
+              </w:rPr>
+            </w:r>
+            <w:r>
+              <w:rPr>
+                <w:rFonts w:ascii="Tahoma" w:hAnsi="Tahoma" w:eastAsia="Tahoma" w:cs="Tahoma"/>
+                <w:b/>
+                <w:i w:val="0"/>
+                <w:sz w:val="22"/>
+                <w:szCs w:val="22"/>
+              </w:rPr>
+              <w:t>ค่า</w:t>
+            </w:r>
+          </w:p>
+        </w:tc>
+      </w:tr>
+      <w:tr>
+        <w:tc>
+          <w:tcPr>
+            <w:tcW w:type="dxa" w:w="4320"/>
+          </w:tcPr>
+          <w:p>
+            <w:r/>
+            <w:r>
+              <w:rPr>
+                <w:rFonts w:ascii="Tahoma" w:hAnsi="Tahoma" w:eastAsia="Tahoma" w:cs="Tahoma"/>
+                <w:b w:val="0"/>
+                <w:i w:val="0"/>
+                <w:sz w:val="22"/>
+                <w:szCs w:val="22"/>
+              </w:rPr>
+              <w:t>เริ่มเตือน</w:t>
+            </w:r>
+          </w:p>
+        </w:tc>
+        <w:tc>
+          <w:tcPr>
+            <w:tcW w:type="dxa" w:w="4320"/>
+          </w:tcPr>
+          <w:p>
+            <w:r/>
+            <w:r>
+              <w:rPr>
+                <w:rFonts w:ascii="Tahoma" w:hAnsi="Tahoma" w:eastAsia="Tahoma" w:cs="Tahoma"/>
+                <w:b w:val="0"/>
+                <w:i w:val="0"/>
+                <w:sz w:val="22"/>
+                <w:szCs w:val="22"/>
+              </w:rPr>
+              <w:t>รถช้า ≥ 55% และมีรถ ≥ 4 คัน</w:t>
+            </w:r>
+          </w:p>
+        </w:tc>
+      </w:tr>
+      <w:tr>
+        <w:tc>
+          <w:tcPr>
+            <w:tcW w:type="dxa" w:w="4320"/>
+          </w:tcPr>
+          <w:p>
+            <w:r/>
+            <w:r>
+              <w:rPr>
+                <w:rFonts w:ascii="Tahoma" w:hAnsi="Tahoma" w:eastAsia="Tahoma" w:cs="Tahoma"/>
+                <w:b w:val="0"/>
+                <w:i w:val="0"/>
+                <w:sz w:val="22"/>
+                <w:szCs w:val="22"/>
+              </w:rPr>
+              <w:t>เลิกเตือน</w:t>
+            </w:r>
+          </w:p>
+        </w:tc>
+        <w:tc>
+          <w:tcPr>
+            <w:tcW w:type="dxa" w:w="4320"/>
+          </w:tcPr>
+          <w:p>
+            <w:r/>
+            <w:r>
+              <w:rPr>
+                <w:rFonts w:ascii="Tahoma" w:hAnsi="Tahoma" w:eastAsia="Tahoma" w:cs="Tahoma"/>
+                <w:b w:val="0"/>
+                <w:i w:val="0"/>
+                <w:sz w:val="22"/>
+                <w:szCs w:val="22"/>
+              </w:rPr>
+              <w:t>รถช้าต่ำกว่า 45%</w:t>
+            </w:r>
+          </w:p>
+        </w:tc>
+      </w:tr>
+      <w:tr>
+        <w:tc>
+          <w:tcPr>
+            <w:tcW w:type="dxa" w:w="4320"/>
+          </w:tcPr>
+          <w:p>
+            <w:r/>
+            <w:r>
+              <w:rPr>
+                <w:rFonts w:ascii="Tahoma" w:hAnsi="Tahoma" w:eastAsia="Tahoma" w:cs="Tahoma"/>
+                <w:b w:val="0"/>
+                <w:i w:val="0"/>
+                <w:sz w:val="22"/>
+                <w:szCs w:val="22"/>
+              </w:rPr>
+              <w:t>ช่องทาง</w:t>
+            </w:r>
+          </w:p>
+        </w:tc>
+        <w:tc>
+          <w:tcPr>
+            <w:tcW w:type="dxa" w:w="4320"/>
+          </w:tcPr>
+          <w:p>
+            <w:r/>
+            <w:r>
+              <w:rPr>
+                <w:rFonts w:ascii="Tahoma" w:hAnsi="Tahoma" w:eastAsia="Tahoma" w:cs="Tahoma"/>
+                <w:b w:val="0"/>
+                <w:i w:val="0"/>
+                <w:sz w:val="22"/>
+                <w:szCs w:val="22"/>
+              </w:rPr>
+              <w:t xml:space="preserve">กรอบแดงบนหน้าต่าง + บรรทัด </w:t>
+            </w:r>
+            <w:r>
+              <w:rPr>
+                <w:rFonts w:ascii="Menlo" w:hAnsi="Menlo" w:eastAsia="Menlo" w:cs="Menlo"/>
+                <w:b w:val="0"/>
+                <w:i w:val="0"/>
+                <w:sz w:val="19"/>
+                <w:szCs w:val="19"/>
+              </w:rPr>
+              <w:t>[JAM]</w:t>
+            </w:r>
+            <w:r>
+              <w:rPr>
+                <w:rFonts w:ascii="Tahoma" w:hAnsi="Tahoma" w:eastAsia="Tahoma" w:cs="Tahoma"/>
+                <w:b w:val="0"/>
+                <w:i w:val="0"/>
+                <w:sz w:val="22"/>
+                <w:szCs w:val="22"/>
+              </w:rPr>
+              <w:t xml:space="preserve"> ใน stderr</w:t>
+            </w:r>
+          </w:p>
+        </w:tc>
+      </w:tr>
+    </w:tbl>
+    <w:p/>
+    <w:p>
+      <w:pPr>
+        <w:spacing w:after="160"/>
+      </w:pPr>
+      <w:r>
+        <w:rPr>
+          <w:rFonts w:ascii="Tahoma" w:hAnsi="Tahoma" w:eastAsia="Tahoma" w:cs="Tahoma"/>
+          <w:b w:val="0"/>
+          <w:i w:val="0"/>
+          <w:sz w:val="22"/>
+          <w:szCs w:val="22"/>
+        </w:rPr>
+        <w:t>ที่ใช้เส้นเปิดกับเส้นปิดคนละค่า เพราะถ้าใช้เส้นเดียวสถานะจะกระพริบตอนค่าแกว่งรอบเส้น</w:t>
       </w:r>
     </w:p>
     <w:p>
@@ -2282,22 +2738,7 @@
           <w:sz w:val="22"/>
           <w:szCs w:val="22"/>
         </w:rPr>
-        <w:t>ตัวตรวจจับจะเตือนเมื่อรถช้าเกิน 55% ในหน้าต่าง 5 วินาทีล่าสุด และต้องมีรถอย่างน้อย 4 คัน เวลาจะเลิกเตือนต้องลดลงต่ำกว่า 45% ที่ทำแบบนี้เพราะถ้าใช้เส้นเดียวกันทั้งเปิดและปิด สถานะจะกระพริบไปมาตอนค่าแกว่งอยู่รอบ ๆ เส้น</w:t>
-      </w:r>
-    </w:p>
-    <w:p>
-      <w:pPr>
-        <w:spacing w:after="160"/>
-      </w:pPr>
-      <w:r>
-        <w:rPr>
-          <w:rFonts w:ascii="Tahoma" w:hAnsi="Tahoma" w:eastAsia="Tahoma" w:cs="Tahoma"/>
-          <w:b w:val="0"/>
-          <w:i w:val="0"/>
-          <w:sz w:val="22"/>
-          <w:szCs w:val="22"/>
-        </w:rPr>
-        <w:t xml:space="preserve">ระบบไม่มี payload แจ้งเตือนแยกต่างหาก สถานะนี้ไปกับ payload ปกติในรูป </w:t>
+        <w:t xml:space="preserve">ไม่มี payload แจ้งเตือนแยก สถานะไปกับ payload ปกติในรูป </w:t>
       </w:r>
       <w:r>
         <w:rPr>
@@ -2317,22 +2758,7 @@
           <w:sz w:val="22"/>
           <w:szCs w:val="22"/>
         </w:rPr>
-        <w:t xml:space="preserve"> ปลายทางทุกตัวเลยเห็นเหตุการณ์เดียวกันโดยไม่ต้องมีท่ออีกเส้น</w:t>
-      </w:r>
-    </w:p>
-    <w:p>
-      <w:pPr>
-        <w:spacing w:after="160"/>
-      </w:pPr>
-      <w:r>
-        <w:rPr>
-          <w:rFonts w:ascii="Tahoma" w:hAnsi="Tahoma" w:eastAsia="Tahoma" w:cs="Tahoma"/>
-          <w:b w:val="0"/>
-          <w:i w:val="0"/>
-          <w:sz w:val="22"/>
-          <w:szCs w:val="22"/>
-        </w:rPr>
-        <w:t>ฝั่ง Grafana ไม่ได้ตั้ง alert rule ไว้ การเตือนของระบบนี้อยู่ที่ตัวตรวจจับที่เดียว คนดูแดชบอร์ดอ่านสถานะจากสีของ panel เอา</w:t>
+        <w:t xml:space="preserve"> ฝั่ง Grafana ไม่ได้ตั้ง alert rule ไว้</w:t>
       </w:r>
     </w:p>
     <w:p>
@@ -2371,7 +2797,7 @@
           <w:sz w:val="22"/>
           <w:szCs w:val="22"/>
         </w:rPr>
-        <w:t>Layer นี้มีโมเดลสองตัว ตัวแรกคือ YOLO + ByteTrack ใช้ดูว่าตอนนี้ถนนเป็นยังไง ตัวที่สองคือ RandomForest ใช้ทายว่าอีก 5 นาทีจะเป็นยังไง</w:t>
+        <w:t>มีโมเดลสองตัว YOLO + ByteTrack ดูสภาพปัจจุบัน และ RandomForest ทายอีก 5 นาที</w:t>
       </w:r>
     </w:p>
     <w:p>
@@ -2391,6 +2817,285 @@
         <w:t>โมเดลตรวจจับ</w:t>
       </w:r>
     </w:p>
+    <w:tbl>
+      <w:tblPr>
+        <w:tblStyle w:val="TableGrid"/>
+        <w:tblW w:type="auto" w:w="0"/>
+        <w:jc w:val="center"/>
+        <w:tblLook w:firstColumn="1" w:firstRow="1" w:lastColumn="0" w:lastRow="0" w:noHBand="0" w:noVBand="1" w:val="04A0"/>
+      </w:tblPr>
+      <w:tblGrid>
+        <w:gridCol w:w="4320"/>
+        <w:gridCol w:w="4320"/>
+      </w:tblGrid>
+      <w:tr>
+        <w:tc>
+          <w:tcPr>
+            <w:tcW w:type="dxa" w:w="4320"/>
+          </w:tcPr>
+          <w:p>
+            <w:r>
+              <w:rPr>
+                <w:b/>
+              </w:rPr>
+            </w:r>
+            <w:r>
+              <w:rPr>
+                <w:rFonts w:ascii="Tahoma" w:hAnsi="Tahoma" w:eastAsia="Tahoma" w:cs="Tahoma"/>
+                <w:b/>
+                <w:i w:val="0"/>
+                <w:sz w:val="22"/>
+                <w:szCs w:val="22"/>
+              </w:rPr>
+              <w:t>รายการ</w:t>
+            </w:r>
+          </w:p>
+        </w:tc>
+        <w:tc>
+          <w:tcPr>
+            <w:tcW w:type="dxa" w:w="4320"/>
+          </w:tcPr>
+          <w:p>
+            <w:r>
+              <w:rPr>
+                <w:b/>
+              </w:rPr>
+            </w:r>
+            <w:r>
+              <w:rPr>
+                <w:rFonts w:ascii="Tahoma" w:hAnsi="Tahoma" w:eastAsia="Tahoma" w:cs="Tahoma"/>
+                <w:b/>
+                <w:i w:val="0"/>
+                <w:sz w:val="22"/>
+                <w:szCs w:val="22"/>
+              </w:rPr>
+              <w:t>ค่า</w:t>
+            </w:r>
+          </w:p>
+        </w:tc>
+      </w:tr>
+      <w:tr>
+        <w:tc>
+          <w:tcPr>
+            <w:tcW w:type="dxa" w:w="4320"/>
+          </w:tcPr>
+          <w:p>
+            <w:r/>
+            <w:r>
+              <w:rPr>
+                <w:rFonts w:ascii="Tahoma" w:hAnsi="Tahoma" w:eastAsia="Tahoma" w:cs="Tahoma"/>
+                <w:b w:val="0"/>
+                <w:i w:val="0"/>
+                <w:sz w:val="22"/>
+                <w:szCs w:val="22"/>
+              </w:rPr>
+              <w:t>โมเดล</w:t>
+            </w:r>
+          </w:p>
+        </w:tc>
+        <w:tc>
+          <w:tcPr>
+            <w:tcW w:type="dxa" w:w="4320"/>
+          </w:tcPr>
+          <w:p>
+            <w:r/>
+            <w:r>
+              <w:rPr>
+                <w:rFonts w:ascii="Menlo" w:hAnsi="Menlo" w:eastAsia="Menlo" w:cs="Menlo"/>
+                <w:b w:val="0"/>
+                <w:i w:val="0"/>
+                <w:sz w:val="19"/>
+                <w:szCs w:val="19"/>
+              </w:rPr>
+              <w:t>yolo26s.pt</w:t>
+            </w:r>
+            <w:r>
+              <w:rPr>
+                <w:rFonts w:ascii="Tahoma" w:hAnsi="Tahoma" w:eastAsia="Tahoma" w:cs="Tahoma"/>
+                <w:b w:val="0"/>
+                <w:i w:val="0"/>
+                <w:sz w:val="22"/>
+                <w:szCs w:val="22"/>
+              </w:rPr>
+              <w:t xml:space="preserve"> (เปลี่ยนได้ด้วย </w:t>
+            </w:r>
+            <w:r>
+              <w:rPr>
+                <w:rFonts w:ascii="Menlo" w:hAnsi="Menlo" w:eastAsia="Menlo" w:cs="Menlo"/>
+                <w:b w:val="0"/>
+                <w:i w:val="0"/>
+                <w:sz w:val="19"/>
+                <w:szCs w:val="19"/>
+              </w:rPr>
+              <w:t>--model</w:t>
+            </w:r>
+            <w:r>
+              <w:rPr>
+                <w:rFonts w:ascii="Tahoma" w:hAnsi="Tahoma" w:eastAsia="Tahoma" w:cs="Tahoma"/>
+                <w:b w:val="0"/>
+                <w:i w:val="0"/>
+                <w:sz w:val="22"/>
+                <w:szCs w:val="22"/>
+              </w:rPr>
+              <w:t>)</w:t>
+            </w:r>
+          </w:p>
+        </w:tc>
+      </w:tr>
+      <w:tr>
+        <w:tc>
+          <w:tcPr>
+            <w:tcW w:type="dxa" w:w="4320"/>
+          </w:tcPr>
+          <w:p>
+            <w:r/>
+            <w:r>
+              <w:rPr>
+                <w:rFonts w:ascii="Tahoma" w:hAnsi="Tahoma" w:eastAsia="Tahoma" w:cs="Tahoma"/>
+                <w:b w:val="0"/>
+                <w:i w:val="0"/>
+                <w:sz w:val="22"/>
+                <w:szCs w:val="22"/>
+              </w:rPr>
+              <w:t>Tracker</w:t>
+            </w:r>
+          </w:p>
+        </w:tc>
+        <w:tc>
+          <w:tcPr>
+            <w:tcW w:type="dxa" w:w="4320"/>
+          </w:tcPr>
+          <w:p>
+            <w:r/>
+            <w:r>
+              <w:rPr>
+                <w:rFonts w:ascii="Tahoma" w:hAnsi="Tahoma" w:eastAsia="Tahoma" w:cs="Tahoma"/>
+                <w:b w:val="0"/>
+                <w:i w:val="0"/>
+                <w:sz w:val="22"/>
+                <w:szCs w:val="22"/>
+              </w:rPr>
+              <w:t>ByteTrack</w:t>
+            </w:r>
+          </w:p>
+        </w:tc>
+      </w:tr>
+      <w:tr>
+        <w:tc>
+          <w:tcPr>
+            <w:tcW w:type="dxa" w:w="4320"/>
+          </w:tcPr>
+          <w:p>
+            <w:r/>
+            <w:r>
+              <w:rPr>
+                <w:rFonts w:ascii="Tahoma" w:hAnsi="Tahoma" w:eastAsia="Tahoma" w:cs="Tahoma"/>
+                <w:b w:val="0"/>
+                <w:i w:val="0"/>
+                <w:sz w:val="22"/>
+                <w:szCs w:val="22"/>
+              </w:rPr>
+              <w:t>ชนิดที่จับ</w:t>
+            </w:r>
+          </w:p>
+        </w:tc>
+        <w:tc>
+          <w:tcPr>
+            <w:tcW w:type="dxa" w:w="4320"/>
+          </w:tcPr>
+          <w:p>
+            <w:r/>
+            <w:r>
+              <w:rPr>
+                <w:rFonts w:ascii="Tahoma" w:hAnsi="Tahoma" w:eastAsia="Tahoma" w:cs="Tahoma"/>
+                <w:b w:val="0"/>
+                <w:i w:val="0"/>
+                <w:sz w:val="22"/>
+                <w:szCs w:val="22"/>
+              </w:rPr>
+              <w:t>car, motorcycle, bus, truck</w:t>
+            </w:r>
+          </w:p>
+        </w:tc>
+      </w:tr>
+      <w:tr>
+        <w:tc>
+          <w:tcPr>
+            <w:tcW w:type="dxa" w:w="4320"/>
+          </w:tcPr>
+          <w:p>
+            <w:r/>
+            <w:r>
+              <w:rPr>
+                <w:rFonts w:ascii="Tahoma" w:hAnsi="Tahoma" w:eastAsia="Tahoma" w:cs="Tahoma"/>
+                <w:b w:val="0"/>
+                <w:i w:val="0"/>
+                <w:sz w:val="22"/>
+                <w:szCs w:val="22"/>
+              </w:rPr>
+              <w:t>Confidence</w:t>
+            </w:r>
+          </w:p>
+        </w:tc>
+        <w:tc>
+          <w:tcPr>
+            <w:tcW w:type="dxa" w:w="4320"/>
+          </w:tcPr>
+          <w:p>
+            <w:r/>
+            <w:r>
+              <w:rPr>
+                <w:rFonts w:ascii="Tahoma" w:hAnsi="Tahoma" w:eastAsia="Tahoma" w:cs="Tahoma"/>
+                <w:b w:val="0"/>
+                <w:i w:val="0"/>
+                <w:sz w:val="22"/>
+                <w:szCs w:val="22"/>
+              </w:rPr>
+              <w:t>0.30</w:t>
+            </w:r>
+          </w:p>
+        </w:tc>
+      </w:tr>
+      <w:tr>
+        <w:tc>
+          <w:tcPr>
+            <w:tcW w:type="dxa" w:w="4320"/>
+          </w:tcPr>
+          <w:p>
+            <w:r/>
+            <w:r>
+              <w:rPr>
+                <w:rFonts w:ascii="Tahoma" w:hAnsi="Tahoma" w:eastAsia="Tahoma" w:cs="Tahoma"/>
+                <w:b w:val="0"/>
+                <w:i w:val="0"/>
+                <w:sz w:val="22"/>
+                <w:szCs w:val="22"/>
+              </w:rPr>
+              <w:t>ขนาดภาพเข้าโมเดล</w:t>
+            </w:r>
+          </w:p>
+        </w:tc>
+        <w:tc>
+          <w:tcPr>
+            <w:tcW w:type="dxa" w:w="4320"/>
+          </w:tcPr>
+          <w:p>
+            <w:r/>
+            <w:r>
+              <w:rPr>
+                <w:rFonts w:ascii="Tahoma" w:hAnsi="Tahoma" w:eastAsia="Tahoma" w:cs="Tahoma"/>
+                <w:b w:val="0"/>
+                <w:i w:val="0"/>
+                <w:sz w:val="22"/>
+                <w:szCs w:val="22"/>
+              </w:rPr>
+              <w:t>960 px</w:t>
+            </w:r>
+          </w:p>
+        </w:tc>
+      </w:tr>
+    </w:tbl>
+    <w:p/>
     <w:p>
       <w:pPr>
         <w:spacing w:after="160"/>
@@ -2403,87 +3108,7 @@
           <w:sz w:val="22"/>
           <w:szCs w:val="22"/>
         </w:rPr>
-        <w:t xml:space="preserve">ใช้ </w:t>
-      </w:r>
-      <w:r>
-        <w:rPr>
-          <w:rFonts w:ascii="Menlo" w:hAnsi="Menlo" w:eastAsia="Menlo" w:cs="Menlo"/>
-          <w:b w:val="0"/>
-          <w:i w:val="0"/>
-          <w:sz w:val="19"/>
-          <w:szCs w:val="19"/>
-        </w:rPr>
-        <w:t>yolo26s.pt</w:t>
-      </w:r>
-      <w:r>
-        <w:rPr>
-          <w:rFonts w:ascii="Tahoma" w:hAnsi="Tahoma" w:eastAsia="Tahoma" w:cs="Tahoma"/>
-          <w:b w:val="0"/>
-          <w:i w:val="0"/>
-          <w:sz w:val="22"/>
-          <w:szCs w:val="22"/>
-        </w:rPr>
-        <w:t xml:space="preserve"> เป็นค่าเริ่มต้น (มี </w:t>
-      </w:r>
-      <w:r>
-        <w:rPr>
-          <w:rFonts w:ascii="Menlo" w:hAnsi="Menlo" w:eastAsia="Menlo" w:cs="Menlo"/>
-          <w:b w:val="0"/>
-          <w:i w:val="0"/>
-          <w:sz w:val="19"/>
-          <w:szCs w:val="19"/>
-        </w:rPr>
-        <w:t>yolov8s.pt</w:t>
-      </w:r>
-      <w:r>
-        <w:rPr>
-          <w:rFonts w:ascii="Tahoma" w:hAnsi="Tahoma" w:eastAsia="Tahoma" w:cs="Tahoma"/>
-          <w:b w:val="0"/>
-          <w:i w:val="0"/>
-          <w:sz w:val="22"/>
-          <w:szCs w:val="22"/>
-        </w:rPr>
-        <w:t xml:space="preserve"> กับ </w:t>
-      </w:r>
-      <w:r>
-        <w:rPr>
-          <w:rFonts w:ascii="Menlo" w:hAnsi="Menlo" w:eastAsia="Menlo" w:cs="Menlo"/>
-          <w:b w:val="0"/>
-          <w:i w:val="0"/>
-          <w:sz w:val="19"/>
-          <w:szCs w:val="19"/>
-        </w:rPr>
-        <w:t>yolo11s.pt</w:t>
-      </w:r>
-      <w:r>
-        <w:rPr>
-          <w:rFonts w:ascii="Tahoma" w:hAnsi="Tahoma" w:eastAsia="Tahoma" w:cs="Tahoma"/>
-          <w:b w:val="0"/>
-          <w:i w:val="0"/>
-          <w:sz w:val="22"/>
-          <w:szCs w:val="22"/>
-        </w:rPr>
-        <w:t xml:space="preserve"> ใน repo ไว้เทียบผล เปลี่ยนได้ด้วย </w:t>
-      </w:r>
-      <w:r>
-        <w:rPr>
-          <w:rFonts w:ascii="Menlo" w:hAnsi="Menlo" w:eastAsia="Menlo" w:cs="Menlo"/>
-          <w:b w:val="0"/>
-          <w:i w:val="0"/>
-          <w:sz w:val="19"/>
-          <w:szCs w:val="19"/>
-        </w:rPr>
-        <w:t>--model</w:t>
-      </w:r>
-      <w:r>
-        <w:rPr>
-          <w:rFonts w:ascii="Tahoma" w:hAnsi="Tahoma" w:eastAsia="Tahoma" w:cs="Tahoma"/>
-          <w:b w:val="0"/>
-          <w:i w:val="0"/>
-          <w:sz w:val="22"/>
-          <w:szCs w:val="22"/>
-        </w:rPr>
-        <w:t>) จับ 4 ชนิดคือ car, motorcycle, bus, truck ที่ confidence 0.30 ขนาดภาพเข้าโมเดล 960 px แล้วต่อด้วย ByteTrack</w:t>
+        <w:t>ที่ต้องมี tracker เพราะการตรวจจับอย่างเดียวรู้แค่จำนวนรถ ซึ่งบอกไม่ได้ว่าติดหรือไม่ ต้องมี ID ประจำรถถึงจะเทียบตำแหน่งข้ามเฟรมแล้ววัดความเร็วได้</w:t>
       </w:r>
     </w:p>
     <w:p>
@@ -2498,12 +3123,13 @@
           <w:sz w:val="22"/>
           <w:szCs w:val="22"/>
         </w:rPr>
-        <w:t>ที่ต้องมี tracker เพราะถ้าตรวจจับอย่างเดียวจะรู้แค่ว่าเฟรมนี้มีรถกี่คัน ซึ่งบอกไม่ได้ว่าติดหรือไม่ติด พอให้ ID ประจำรถแต่ละคันได้ เราถึงเทียบตำแหน่งข้ามเฟรมแล้ววัดความเร็วได้ ซึ่งความเร็วคือตัวที่ แยกรถติดออกจากรถเยอะ</w:t>
+        <w:t>ตัวกรองสัญญาณรบกวน</w:t>
       </w:r>
     </w:p>
     <w:p>
       <w:pPr>
-        <w:spacing w:after="160"/>
+        <w:pStyle w:val="ListBullet"/>
+        <w:spacing w:after="40"/>
       </w:pPr>
       <w:r>
         <w:rPr>
@@ -2513,7 +3139,39 @@
           <w:sz w:val="22"/>
           <w:szCs w:val="22"/>
         </w:rPr>
-        <w:t>มีตัวกรองสัญญาณรบกวนอยู่สองสามจุด กล่องที่ใหญ่เกิน 25% ของเฟรมจะถูกตัดทิ้งเพราะมุมกล้องแบบนี้ ไม่มีทางมีรถคันเดียวกินพื้นที่ขนาดนั้น ชนิดของรถใช้วิธีโหวตสะสมทั้ง track ไม่ได้เชื่อผลเฟรมล่าสุด กันกรณีรถคันเดียวถูกทายสลับไปมาระหว่าง car กับ truck ส่วน track ที่หายเกิน 0.25 วินาทีจะถูกลืมทิ้ง</w:t>
+        <w:t>กล่องที่ใหญ่เกิน 25% ของเฟรมถูกตัดทิ้ง</w:t>
+      </w:r>
+    </w:p>
+    <w:p>
+      <w:pPr>
+        <w:pStyle w:val="ListBullet"/>
+        <w:spacing w:after="40"/>
+      </w:pPr>
+      <w:r>
+        <w:rPr>
+          <w:rFonts w:ascii="Tahoma" w:hAnsi="Tahoma" w:eastAsia="Tahoma" w:cs="Tahoma"/>
+          <w:b w:val="0"/>
+          <w:i w:val="0"/>
+          <w:sz w:val="22"/>
+          <w:szCs w:val="22"/>
+        </w:rPr>
+        <w:t>ชนิดรถใช้การโหวตสะสมทั้ง track ไม่ใช่ผลเฟรมล่าสุด</w:t>
+      </w:r>
+    </w:p>
+    <w:p>
+      <w:pPr>
+        <w:pStyle w:val="ListBullet"/>
+        <w:spacing w:after="40"/>
+      </w:pPr>
+      <w:r>
+        <w:rPr>
+          <w:rFonts w:ascii="Tahoma" w:hAnsi="Tahoma" w:eastAsia="Tahoma" w:cs="Tahoma"/>
+          <w:b w:val="0"/>
+          <w:i w:val="0"/>
+          <w:sz w:val="22"/>
+          <w:szCs w:val="22"/>
+        </w:rPr>
+        <w:t>track ที่หายเกิน 0.25 วินาทีถูกลืมทิ้ง</w:t>
       </w:r>
     </w:p>
     <w:p>
@@ -2585,7 +3243,7 @@
           <w:sz w:val="18"/>
           <w:szCs w:val="18"/>
         </w:rPr>
-        <w:t>รูปที่ 2.1: พื้นที่ ROI ที่วาดด้วยเส้นแดงในไฟล์ `mapreal.png` ระบบนับเฉพาะรถที่อยู่ในกรอบนี้</w:t>
+        <w:t>รูปที่ 2.1: พื้นที่ ROI ที่วาดด้วยเส้นแดงใน `mapreal.png` ระบบนับเฉพาะรถในกรอบนี้</w:t>
       </w:r>
     </w:p>
     <w:p>
@@ -2600,7 +3258,7 @@
           <w:sz w:val="22"/>
           <w:szCs w:val="22"/>
         </w:rPr>
-        <w:t xml:space="preserve">ขอบเขตถนนวาดเป็นเส้นสีแดงลงบนภาพ </w:t>
+        <w:t xml:space="preserve">ขอบเขตถนนวาดเป็นเส้นแดงบนภาพ </w:t>
       </w:r>
       <w:r>
         <w:rPr>
@@ -2620,7 +3278,7 @@
           <w:sz w:val="22"/>
           <w:szCs w:val="22"/>
         </w:rPr>
-        <w:t xml:space="preserve"> โปรแกรมหาพิกเซลสีแดงแล้วเติมทึบข้างในเป็น mask เวลาจะแก้ขอบเขตก็แค่วาดรูปใหม่ ไม่ต้องแก้โค้ด</w:t>
+        <w:t xml:space="preserve"> โปรแกรมหาพิกเซลแดงแล้วเติมทึบเป็น mask แก้ขอบเขตได้ด้วยการวาดรูปใหม่ ไม่ต้องแก้โค้ด</w:t>
       </w:r>
     </w:p>
     <w:p>
@@ -2635,7 +3293,7 @@
           <w:sz w:val="22"/>
           <w:szCs w:val="22"/>
         </w:rPr>
-        <w:t>จุดที่ใช้ตัดสินว่ารถอยู่ในขอบเขตไหม คือกึ่งกลางขอบล่างของกล่อง (ตรงล้อ) ไม่ใช่จุดกึ่งกลางกล่อง เพราะกล้องกดลงมา รถที่อยู่นอกถนนแต่ตัวสูงจะมีจุดกึ่งกลางล้ำเข้ามาในถนนได้</w:t>
+        <w:t>จุดตัดสินว่ารถอยู่ในขอบเขตไหมคือกึ่งกลางขอบล่างของกล่อง (ตรงล้อ) เพราะกล้องกดลงมา ถ้าใช้จุดกึ่งกลางกล่อง รถนอกถนนที่ตัวสูงจะล้ำเข้ามา</w:t>
       </w:r>
     </w:p>
     <w:p>
@@ -2690,7 +3348,7 @@
           <w:sz w:val="22"/>
           <w:szCs w:val="22"/>
         </w:rPr>
-        <w:t>ที่ต้องหารด้วยความสูงกล่องเพราะกล้องมีระยะใกล้ไกล รถที่อยู่ไกลขยับน้อยพิกเซลแต่ตัวก็เล็กตามไปด้วย พอหารด้วยขนาดตัวเองแล้วรถใกล้กับรถไกลจะเทียบกันได้ด้วยเกณฑ์เดียว จากนั้นกรองด้วย EMA ให้ค่านิ่งขึ้น ลดการสั่นของกรอบกล่อง</w:t>
+        <w:t>หารด้วยความสูงกล่องเพื่อตัดผลของระยะใกล้ไกล รถไกลขยับน้อยพิกเซลแต่ตัวก็เล็กตาม พอหารด้วยขนาดตัวเองแล้วใช้เกณฑ์เดียวกันได้ทั้งจอ แล้วกรองด้วย EMA ให้ค่านิ่ง</w:t>
       </w:r>
     </w:p>
     <w:p>
@@ -2715,7 +3373,7 @@
           <w:sz w:val="22"/>
           <w:szCs w:val="22"/>
         </w:rPr>
-        <w:t xml:space="preserve"> นับว่าในหน้าต่าง 5 วินาทีล่าสุด มีตัวอย่างที่ช้ากว่า 0.30 อยู่กี่เปอร์เซ็นต์ ได้เป็น </w:t>
+        <w:t xml:space="preserve"> นับว่าในหน้าต่าง 5 วินาทีล่าสุดมีตัวอย่างที่ช้ากว่า 0.30 กี่เปอร์เซ็นต์ ได้เป็น </w:t>
       </w:r>
       <w:r>
         <w:rPr>
@@ -3071,7 +3729,7 @@
           <w:sz w:val="22"/>
           <w:szCs w:val="22"/>
         </w:rPr>
-        <w:t>ถ้ามีรถในพื้นที่ไม่ถึง 4 คัน ระดับจะถูกบังคับเป็น 0 เพราะสัดส่วนที่คิดจากรถคันสองคันไม่มีความหมาย รถคันเดียวจอดรอเลี้ยวไม่ใช่รถติดทั้งถนน และค่านี้จะไม่เป็น null เด็ดขาด ถนนว่างก็คือถนนที่ไม่ติด ถ้าปล่อยเป็น null ข้อมูลจะขาดช่วงทั้งบนกราฟและตอนเอาไปเทรน</w:t>
+        <w:t>ถ้ามีรถไม่ถึง 4 คัน ระดับถูกบังคับเป็น 0 เพราะสัดส่วนที่คิดจากรถคันสองคันไม่มีความหมาย และค่านี้ไม่เป็น null เด็ดขาด ไม่งั้นข้อมูลจะขาดช่วงทั้งบนกราฟและตอนเทรน</w:t>
       </w:r>
     </w:p>
     <w:p>
@@ -3091,6 +3749,227 @@
         <w:t>โมเดลพยากรณ์ 5 นาที</w:t>
       </w:r>
     </w:p>
+    <w:tbl>
+      <w:tblPr>
+        <w:tblStyle w:val="TableGrid"/>
+        <w:tblW w:type="auto" w:w="0"/>
+        <w:jc w:val="center"/>
+        <w:tblLook w:firstColumn="1" w:firstRow="1" w:lastColumn="0" w:lastRow="0" w:noHBand="0" w:noVBand="1" w:val="04A0"/>
+      </w:tblPr>
+      <w:tblGrid>
+        <w:gridCol w:w="4320"/>
+        <w:gridCol w:w="4320"/>
+      </w:tblGrid>
+      <w:tr>
+        <w:tc>
+          <w:tcPr>
+            <w:tcW w:type="dxa" w:w="4320"/>
+          </w:tcPr>
+          <w:p>
+            <w:r>
+              <w:rPr>
+                <w:b/>
+              </w:rPr>
+            </w:r>
+            <w:r>
+              <w:rPr>
+                <w:rFonts w:ascii="Tahoma" w:hAnsi="Tahoma" w:eastAsia="Tahoma" w:cs="Tahoma"/>
+                <w:b/>
+                <w:i w:val="0"/>
+                <w:sz w:val="22"/>
+                <w:szCs w:val="22"/>
+              </w:rPr>
+              <w:t>รายการ</w:t>
+            </w:r>
+          </w:p>
+        </w:tc>
+        <w:tc>
+          <w:tcPr>
+            <w:tcW w:type="dxa" w:w="4320"/>
+          </w:tcPr>
+          <w:p>
+            <w:r>
+              <w:rPr>
+                <w:b/>
+              </w:rPr>
+            </w:r>
+            <w:r>
+              <w:rPr>
+                <w:rFonts w:ascii="Tahoma" w:hAnsi="Tahoma" w:eastAsia="Tahoma" w:cs="Tahoma"/>
+                <w:b/>
+                <w:i w:val="0"/>
+                <w:sz w:val="22"/>
+                <w:szCs w:val="22"/>
+              </w:rPr>
+              <w:t>ค่า</w:t>
+            </w:r>
+          </w:p>
+        </w:tc>
+      </w:tr>
+      <w:tr>
+        <w:tc>
+          <w:tcPr>
+            <w:tcW w:type="dxa" w:w="4320"/>
+          </w:tcPr>
+          <w:p>
+            <w:r/>
+            <w:r>
+              <w:rPr>
+                <w:rFonts w:ascii="Tahoma" w:hAnsi="Tahoma" w:eastAsia="Tahoma" w:cs="Tahoma"/>
+                <w:b w:val="0"/>
+                <w:i w:val="0"/>
+                <w:sz w:val="22"/>
+                <w:szCs w:val="22"/>
+              </w:rPr>
+              <w:t>อัลกอริทึม</w:t>
+            </w:r>
+          </w:p>
+        </w:tc>
+        <w:tc>
+          <w:tcPr>
+            <w:tcW w:type="dxa" w:w="4320"/>
+          </w:tcPr>
+          <w:p>
+            <w:r/>
+            <w:r>
+              <w:rPr>
+                <w:rFonts w:ascii="Tahoma" w:hAnsi="Tahoma" w:eastAsia="Tahoma" w:cs="Tahoma"/>
+                <w:b w:val="0"/>
+                <w:i w:val="0"/>
+                <w:sz w:val="22"/>
+                <w:szCs w:val="22"/>
+              </w:rPr>
+              <w:t>RandomForestRegressor 300 ต้น</w:t>
+            </w:r>
+          </w:p>
+        </w:tc>
+      </w:tr>
+      <w:tr>
+        <w:tc>
+          <w:tcPr>
+            <w:tcW w:type="dxa" w:w="4320"/>
+          </w:tcPr>
+          <w:p>
+            <w:r/>
+            <w:r>
+              <w:rPr>
+                <w:rFonts w:ascii="Tahoma" w:hAnsi="Tahoma" w:eastAsia="Tahoma" w:cs="Tahoma"/>
+                <w:b w:val="0"/>
+                <w:i w:val="0"/>
+                <w:sz w:val="22"/>
+                <w:szCs w:val="22"/>
+              </w:rPr>
+              <w:t>ชนิดงาน</w:t>
+            </w:r>
+          </w:p>
+        </w:tc>
+        <w:tc>
+          <w:tcPr>
+            <w:tcW w:type="dxa" w:w="4320"/>
+          </w:tcPr>
+          <w:p>
+            <w:r/>
+            <w:r>
+              <w:rPr>
+                <w:rFonts w:ascii="Tahoma" w:hAnsi="Tahoma" w:eastAsia="Tahoma" w:cs="Tahoma"/>
+                <w:b w:val="0"/>
+                <w:i w:val="0"/>
+                <w:sz w:val="22"/>
+                <w:szCs w:val="22"/>
+              </w:rPr>
+              <w:t>regression ค่าต่อเนื่อง 0.0-3.0</w:t>
+            </w:r>
+          </w:p>
+        </w:tc>
+      </w:tr>
+      <w:tr>
+        <w:tc>
+          <w:tcPr>
+            <w:tcW w:type="dxa" w:w="4320"/>
+          </w:tcPr>
+          <w:p>
+            <w:r/>
+            <w:r>
+              <w:rPr>
+                <w:rFonts w:ascii="Tahoma" w:hAnsi="Tahoma" w:eastAsia="Tahoma" w:cs="Tahoma"/>
+                <w:b w:val="0"/>
+                <w:i w:val="0"/>
+                <w:sz w:val="22"/>
+                <w:szCs w:val="22"/>
+              </w:rPr>
+              <w:t>จำนวน feature</w:t>
+            </w:r>
+          </w:p>
+        </w:tc>
+        <w:tc>
+          <w:tcPr>
+            <w:tcW w:type="dxa" w:w="4320"/>
+          </w:tcPr>
+          <w:p>
+            <w:r/>
+            <w:r>
+              <w:rPr>
+                <w:rFonts w:ascii="Tahoma" w:hAnsi="Tahoma" w:eastAsia="Tahoma" w:cs="Tahoma"/>
+                <w:b w:val="0"/>
+                <w:i w:val="0"/>
+                <w:sz w:val="22"/>
+                <w:szCs w:val="22"/>
+              </w:rPr>
+              <w:t>20 ตัว</w:t>
+            </w:r>
+          </w:p>
+        </w:tc>
+      </w:tr>
+      <w:tr>
+        <w:tc>
+          <w:tcPr>
+            <w:tcW w:type="dxa" w:w="4320"/>
+          </w:tcPr>
+          <w:p>
+            <w:r/>
+            <w:r>
+              <w:rPr>
+                <w:rFonts w:ascii="Tahoma" w:hAnsi="Tahoma" w:eastAsia="Tahoma" w:cs="Tahoma"/>
+                <w:b w:val="0"/>
+                <w:i w:val="0"/>
+                <w:sz w:val="22"/>
+                <w:szCs w:val="22"/>
+              </w:rPr>
+              <w:t>Label</w:t>
+            </w:r>
+          </w:p>
+        </w:tc>
+        <w:tc>
+          <w:tcPr>
+            <w:tcW w:type="dxa" w:w="4320"/>
+          </w:tcPr>
+          <w:p>
+            <w:r/>
+            <w:r>
+              <w:rPr>
+                <w:rFonts w:ascii="Menlo" w:hAnsi="Menlo" w:eastAsia="Menlo" w:cs="Menlo"/>
+                <w:b w:val="0"/>
+                <w:i w:val="0"/>
+                <w:sz w:val="19"/>
+                <w:szCs w:val="19"/>
+              </w:rPr>
+              <w:t>congestion_level</w:t>
+            </w:r>
+            <w:r>
+              <w:rPr>
+                <w:rFonts w:ascii="Tahoma" w:hAnsi="Tahoma" w:eastAsia="Tahoma" w:cs="Tahoma"/>
+                <w:b w:val="0"/>
+                <w:i w:val="0"/>
+                <w:sz w:val="22"/>
+                <w:szCs w:val="22"/>
+              </w:rPr>
+              <w:t xml:space="preserve"> จริงที่เวลา +5 นาที</w:t>
+            </w:r>
+          </w:p>
+        </w:tc>
+      </w:tr>
+    </w:tbl>
+    <w:p/>
     <w:p>
       <w:pPr>
         <w:spacing w:after="160"/>
@@ -3103,7 +3982,7 @@
           <w:sz w:val="22"/>
           <w:szCs w:val="22"/>
         </w:rPr>
-        <w:t>ใช้ RandomForestRegressor 300 ต้น ทำเป็น regression ไม่ใช่ classification เพราะอยากได้ค่าต่อเนื่อง 0.0-3.0 ค่า 1.4 กับ 1.6 ควรต่างกันแบบค่อยเป็นค่อยไป ไม่ใช่กระโดดข้ามคลาส</w:t>
+        <w:t>feature คือค่าดิบ 7 ตัวจาก payload บวกค่าสถิติย้อนหลัง (ค่าเฉลี่ย 1 และ 5 นาที ค่าสูงสุด และผลต่างใน 5 นาที ของจำนวนรถและสัดส่วนรถช้า) บวกเวลาอีก 4 ตัว</w:t>
       </w:r>
     </w:p>
     <w:p>
@@ -3118,62 +3997,7 @@
           <w:sz w:val="22"/>
           <w:szCs w:val="22"/>
         </w:rPr>
-        <w:t>feature มี 20 ตัว คือค่าดิบ 7 ตัวจาก payload บวกค่าสถิติย้อนหลัง (ค่าเฉลี่ย 1 นาทีกับ 5 นาที ค่าสูงสุด และผลต่างใน 5 นาที ของทั้งจำนวนรถและสัดส่วนรถช้า) แล้วบวกเวลาอีก 4 ตัว เวลาแปลงเป็น sin/cos เพราะถ้าใส่ชั่วโมงเป็นเลข 0-23 ตรง ๆ โมเดลจะเห็น 23 กับ 0 ห่างกันสุดขั้ว ทั้งที่จริงห่างกันชั่วโมงเดียว</w:t>
-      </w:r>
-    </w:p>
-    <w:p>
-      <w:pPr>
-        <w:spacing w:after="160"/>
-      </w:pPr>
-      <w:r>
-        <w:rPr>
-          <w:rFonts w:ascii="Tahoma" w:hAnsi="Tahoma" w:eastAsia="Tahoma" w:cs="Tahoma"/>
-          <w:b w:val="0"/>
-          <w:i w:val="0"/>
-          <w:sz w:val="22"/>
-          <w:szCs w:val="22"/>
-        </w:rPr>
-        <w:t xml:space="preserve">ส่วน label คือค่า </w:t>
-      </w:r>
-      <w:r>
-        <w:rPr>
-          <w:rFonts w:ascii="Menlo" w:hAnsi="Menlo" w:eastAsia="Menlo" w:cs="Menlo"/>
-          <w:b w:val="0"/>
-          <w:i w:val="0"/>
-          <w:sz w:val="19"/>
-          <w:szCs w:val="19"/>
-        </w:rPr>
-        <w:t>congestion_level</w:t>
-      </w:r>
-      <w:r>
-        <w:rPr>
-          <w:rFonts w:ascii="Tahoma" w:hAnsi="Tahoma" w:eastAsia="Tahoma" w:cs="Tahoma"/>
-          <w:b w:val="0"/>
-          <w:i w:val="0"/>
-          <w:sz w:val="22"/>
-          <w:szCs w:val="22"/>
-        </w:rPr>
-        <w:t xml:space="preserve"> จริงที่เวลา +5 นาที จับคู่ด้วย </w:t>
-      </w:r>
-      <w:r>
-        <w:rPr>
-          <w:rFonts w:ascii="Menlo" w:hAnsi="Menlo" w:eastAsia="Menlo" w:cs="Menlo"/>
-          <w:b w:val="0"/>
-          <w:i w:val="0"/>
-          <w:sz w:val="19"/>
-          <w:szCs w:val="19"/>
-        </w:rPr>
-        <w:t>merge_asof</w:t>
-      </w:r>
-      <w:r>
-        <w:rPr>
-          <w:rFonts w:ascii="Tahoma" w:hAnsi="Tahoma" w:eastAsia="Tahoma" w:cs="Tahoma"/>
-          <w:b w:val="0"/>
-          <w:i w:val="0"/>
-          <w:sz w:val="22"/>
-          <w:szCs w:val="22"/>
-        </w:rPr>
-        <w:t xml:space="preserve"> ยอมคลาดเคลื่อนได้ 30 วินาที</w:t>
+        <w:t>เวลาแปลงเป็น sin/cos เพราะถ้าใส่ชั่วโมงเป็นเลข 0-23 ตรง ๆ โมเดลจะเห็น 23 กับ 0 ห่างกันสุดขั้ว ทั้งที่จริงห่างกันชั่วโมงเดียว</w:t>
       </w:r>
     </w:p>
     <w:p>
@@ -3208,7 +4032,7 @@
           <w:sz w:val="22"/>
           <w:szCs w:val="22"/>
         </w:rPr>
-        <w:t xml:space="preserve"> ที่เดียว ทั้งตอนเทรนและตอนทำนายสดเรียกฟังก์ชันเดียวกัน ถ้าแยกเขียนสองที่แล้วสูตรเพี้ยนจากกัน โมเดลจะเห็นข้อมูลคนละแบบกับตอนเทรนโดยไม่มีใครรู้</w:t>
+        <w:t xml:space="preserve"> ที่เดียว ทั้งตอนเทรนและตอนทำนายสดเรียกฟังก์ชันเดียวกัน ถ้าแยกเขียนสองที่แล้วเพี้ยนจากกัน โมเดลจะเห็นข้อมูลคนละแบบกับตอนเทรน</w:t>
       </w:r>
     </w:p>
     <w:p>
@@ -3240,7 +4064,7 @@
           <w:sz w:val="22"/>
           <w:szCs w:val="22"/>
         </w:rPr>
-        <w:t>วัดจากข้อมูลจริงในระบบ ค่าจริง 345 จุดเทียบกับค่าพยากรณ์ 305 จุด</w:t>
+        <w:t>วัดจากข้อมูลจริง ค่าจริง 345 จุด ค่าพยากรณ์ 305 จุด</w:t>
       </w:r>
     </w:p>
     <w:tbl>
@@ -3428,7 +4252,7 @@
           <w:sz w:val="22"/>
           <w:szCs w:val="22"/>
         </w:rPr>
-        <w:t>ชนะทั้งสองเส้นฐาน แปลว่าโมเดลเรียนรูปแบบการเปลี่ยนแปลงได้จริง ไม่ได้แค่ลอกค่าปัจจุบันไปวาง แต่ตัวเลขนี้มาจากคลิปเดียวประมาณหนึ่งชั่วโมง ถ้าจะเคลมความแม่นจริงต้องวัดจากกล้องสดหลายวัน</w:t>
+        <w:t>ชนะทั้งสองเส้นฐาน แปลว่าโมเดลเรียนรูปแบบการเปลี่ยนแปลงได้จริง ไม่ได้ลอกค่าปัจจุบันไปวาง แต่ตัวเลขนี้มาจากคลิปเดียวประมาณหนึ่งชั่วโมง</w:t>
       </w:r>
     </w:p>
     <w:p>
@@ -3443,7 +4267,7 @@
           <w:sz w:val="22"/>
           <w:szCs w:val="22"/>
         </w:rPr>
-        <w:t>ที่ต้องระวังคือห้ามเอาข้อมูลจากคลิปที่เปิดวนซ้ำมาเทรน เพราะคลิปเดิมวนทุก N นาที จะสอนให้โมเดลเชื่อว่ารถติดเป็นรอบตามความยาวคลิป ซึ่งไม่ใช่ความจริงของถนน</w:t>
+        <w:t>ห้ามเอาข้อมูลจากคลิปที่เปิดวนซ้ำมาเทรน เพราะจะสอนให้โมเดลเชื่อว่ารถติดเป็นรอบตามความยาวคลิป</w:t>
       </w:r>
     </w:p>
     <w:p>
@@ -3460,7 +4284,7 @@
           <w:sz w:val="28"/>
           <w:szCs w:val="28"/>
         </w:rPr>
-        <w:t>ข้อมูลที่ส่งออกจาก Layer นี้</w:t>
+        <w:t>ข้อมูลที่ส่งออก</w:t>
       </w:r>
     </w:p>
     <w:tbl>
@@ -3675,7 +4499,7 @@
           <w:sz w:val="22"/>
           <w:szCs w:val="22"/>
         </w:rPr>
-        <w:t xml:space="preserve">ส่วนฝั่งพยากรณ์จะเขียนกลับเข้า InfluxDB เป็น </w:t>
+        <w:t xml:space="preserve">ฝั่งพยากรณ์เขียนกลับ InfluxDB เป็น </w:t>
       </w:r>
       <w:r>
         <w:rPr>
@@ -3715,7 +4539,7 @@
           <w:sz w:val="22"/>
           <w:szCs w:val="22"/>
         </w:rPr>
-        <w:t xml:space="preserve"> (ปัดเป็นระดับ), </w:t>
+        <w:t xml:space="preserve">, </w:t>
       </w:r>
       <w:r>
         <w:rPr>
@@ -3766,16 +4590,6 @@
           <w:szCs w:val="19"/>
         </w:rPr>
         <w:t>prediction_for</w:t>
-      </w:r>
-      <w:r>
-        <w:rPr>
-          <w:rFonts w:ascii="Tahoma" w:hAnsi="Tahoma" w:eastAsia="Tahoma" w:cs="Tahoma"/>
-          <w:b w:val="0"/>
-          <w:i w:val="0"/>
-          <w:sz w:val="22"/>
-          <w:szCs w:val="22"/>
-        </w:rPr>
-        <w:t xml:space="preserve"> ซึ่งคือเวลาที่ค่านั้นทำนายถึง</w:t>
       </w:r>
     </w:p>
     <w:p>
@@ -3854,7 +4668,7 @@
           <w:sz w:val="18"/>
           <w:szCs w:val="18"/>
         </w:rPr>
-        <w:t>รูปที่ 3.1: ทางเดินของข้อมูลจาก Mosquitto ผ่าน Telegraf ออกสองทางพร้อมกัน</w:t>
+        <w:t>รูปที่ 3.1: ข้อมูลจาก Mosquitto ผ่าน Telegraf ออกสองทางพร้อมกัน</w:t>
       </w:r>
     </w:p>
     <w:p>
@@ -3869,7 +4683,7 @@
           <w:sz w:val="22"/>
           <w:szCs w:val="22"/>
         </w:rPr>
-        <w:t>ข้อมูลออกจากตัวตรวจจับเป็น JSON ก้อนเดียว เข้า Mosquitto ในเครื่องก่อน แล้ว Telegraf มาดึงไป กระจายต่อเข้า InfluxDB กับ Kafka พร้อมกัน จุดที่แตกสองทางอยู่ที่ Telegraf ไม่ใช่ที่ Kafka ข้อดีคือถ้าสาย ML ล่ม กราฟสถานะจริงก็ยังขึ้นตามปกติ</w:t>
+        <w:t>payload ก้อนเดียวเข้า Mosquitto ในเครื่อง แล้ว Telegraf ดึงไปกระจายเข้า InfluxDB กับ Kafka จุดที่แตกสองทางอยู่ที่ Telegraf ไม่ใช่ที่ Kafka ถ้าสาย ML ล่ม กราฟสถานะจริงยังขึ้นปกติ</w:t>
       </w:r>
     </w:p>
     <w:p>
@@ -3889,6 +4703,217 @@
         <w:t>MQTT</w:t>
       </w:r>
     </w:p>
+    <w:tbl>
+      <w:tblPr>
+        <w:tblStyle w:val="TableGrid"/>
+        <w:tblW w:type="auto" w:w="0"/>
+        <w:jc w:val="center"/>
+        <w:tblLook w:firstColumn="1" w:firstRow="1" w:lastColumn="0" w:lastRow="0" w:noHBand="0" w:noVBand="1" w:val="04A0"/>
+      </w:tblPr>
+      <w:tblGrid>
+        <w:gridCol w:w="4320"/>
+        <w:gridCol w:w="4320"/>
+      </w:tblGrid>
+      <w:tr>
+        <w:tc>
+          <w:tcPr>
+            <w:tcW w:type="dxa" w:w="4320"/>
+          </w:tcPr>
+          <w:p>
+            <w:r>
+              <w:rPr>
+                <w:b/>
+              </w:rPr>
+            </w:r>
+            <w:r>
+              <w:rPr>
+                <w:rFonts w:ascii="Tahoma" w:hAnsi="Tahoma" w:eastAsia="Tahoma" w:cs="Tahoma"/>
+                <w:b/>
+                <w:i w:val="0"/>
+                <w:sz w:val="22"/>
+                <w:szCs w:val="22"/>
+              </w:rPr>
+              <w:t>รายการ</w:t>
+            </w:r>
+          </w:p>
+        </w:tc>
+        <w:tc>
+          <w:tcPr>
+            <w:tcW w:type="dxa" w:w="4320"/>
+          </w:tcPr>
+          <w:p>
+            <w:r>
+              <w:rPr>
+                <w:b/>
+              </w:rPr>
+            </w:r>
+            <w:r>
+              <w:rPr>
+                <w:rFonts w:ascii="Tahoma" w:hAnsi="Tahoma" w:eastAsia="Tahoma" w:cs="Tahoma"/>
+                <w:b/>
+                <w:i w:val="0"/>
+                <w:sz w:val="22"/>
+                <w:szCs w:val="22"/>
+              </w:rPr>
+              <w:t>ค่า</w:t>
+            </w:r>
+          </w:p>
+        </w:tc>
+      </w:tr>
+      <w:tr>
+        <w:tc>
+          <w:tcPr>
+            <w:tcW w:type="dxa" w:w="4320"/>
+          </w:tcPr>
+          <w:p>
+            <w:r/>
+            <w:r>
+              <w:rPr>
+                <w:rFonts w:ascii="Tahoma" w:hAnsi="Tahoma" w:eastAsia="Tahoma" w:cs="Tahoma"/>
+                <w:b w:val="0"/>
+                <w:i w:val="0"/>
+                <w:sz w:val="22"/>
+                <w:szCs w:val="22"/>
+              </w:rPr>
+              <w:t>Broker</w:t>
+            </w:r>
+          </w:p>
+        </w:tc>
+        <w:tc>
+          <w:tcPr>
+            <w:tcW w:type="dxa" w:w="4320"/>
+          </w:tcPr>
+          <w:p>
+            <w:r/>
+            <w:r>
+              <w:rPr>
+                <w:rFonts w:ascii="Tahoma" w:hAnsi="Tahoma" w:eastAsia="Tahoma" w:cs="Tahoma"/>
+                <w:b w:val="0"/>
+                <w:i w:val="0"/>
+                <w:sz w:val="22"/>
+                <w:szCs w:val="22"/>
+              </w:rPr>
+              <w:t>Mosquitto ใน docker บนเครื่องเรา</w:t>
+            </w:r>
+          </w:p>
+        </w:tc>
+      </w:tr>
+      <w:tr>
+        <w:tc>
+          <w:tcPr>
+            <w:tcW w:type="dxa" w:w="4320"/>
+          </w:tcPr>
+          <w:p>
+            <w:r/>
+            <w:r>
+              <w:rPr>
+                <w:rFonts w:ascii="Tahoma" w:hAnsi="Tahoma" w:eastAsia="Tahoma" w:cs="Tahoma"/>
+                <w:b w:val="0"/>
+                <w:i w:val="0"/>
+                <w:sz w:val="22"/>
+                <w:szCs w:val="22"/>
+              </w:rPr>
+              <w:t>พอร์ต</w:t>
+            </w:r>
+          </w:p>
+        </w:tc>
+        <w:tc>
+          <w:tcPr>
+            <w:tcW w:type="dxa" w:w="4320"/>
+          </w:tcPr>
+          <w:p>
+            <w:r/>
+            <w:r>
+              <w:rPr>
+                <w:rFonts w:ascii="Tahoma" w:hAnsi="Tahoma" w:eastAsia="Tahoma" w:cs="Tahoma"/>
+                <w:b w:val="0"/>
+                <w:i w:val="0"/>
+                <w:sz w:val="22"/>
+                <w:szCs w:val="22"/>
+              </w:rPr>
+              <w:t>1883</w:t>
+            </w:r>
+          </w:p>
+        </w:tc>
+      </w:tr>
+      <w:tr>
+        <w:tc>
+          <w:tcPr>
+            <w:tcW w:type="dxa" w:w="4320"/>
+          </w:tcPr>
+          <w:p>
+            <w:r/>
+            <w:r>
+              <w:rPr>
+                <w:rFonts w:ascii="Tahoma" w:hAnsi="Tahoma" w:eastAsia="Tahoma" w:cs="Tahoma"/>
+                <w:b w:val="0"/>
+                <w:i w:val="0"/>
+                <w:sz w:val="22"/>
+                <w:szCs w:val="22"/>
+              </w:rPr>
+              <w:t>Topic</w:t>
+            </w:r>
+          </w:p>
+        </w:tc>
+        <w:tc>
+          <w:tcPr>
+            <w:tcW w:type="dxa" w:w="4320"/>
+          </w:tcPr>
+          <w:p>
+            <w:r/>
+            <w:r>
+              <w:rPr>
+                <w:rFonts w:ascii="Menlo" w:hAnsi="Menlo" w:eastAsia="Menlo" w:cs="Menlo"/>
+                <w:b w:val="0"/>
+                <w:i w:val="0"/>
+                <w:sz w:val="19"/>
+                <w:szCs w:val="19"/>
+              </w:rPr>
+              <w:t>traffic/6620301002</w:t>
+            </w:r>
+          </w:p>
+        </w:tc>
+      </w:tr>
+      <w:tr>
+        <w:tc>
+          <w:tcPr>
+            <w:tcW w:type="dxa" w:w="4320"/>
+          </w:tcPr>
+          <w:p>
+            <w:r/>
+            <w:r>
+              <w:rPr>
+                <w:rFonts w:ascii="Tahoma" w:hAnsi="Tahoma" w:eastAsia="Tahoma" w:cs="Tahoma"/>
+                <w:b w:val="0"/>
+                <w:i w:val="0"/>
+                <w:sz w:val="22"/>
+                <w:szCs w:val="22"/>
+              </w:rPr>
+              <w:t>QoS</w:t>
+            </w:r>
+          </w:p>
+        </w:tc>
+        <w:tc>
+          <w:tcPr>
+            <w:tcW w:type="dxa" w:w="4320"/>
+          </w:tcPr>
+          <w:p>
+            <w:r/>
+            <w:r>
+              <w:rPr>
+                <w:rFonts w:ascii="Tahoma" w:hAnsi="Tahoma" w:eastAsia="Tahoma" w:cs="Tahoma"/>
+                <w:b w:val="0"/>
+                <w:i w:val="0"/>
+                <w:sz w:val="22"/>
+                <w:szCs w:val="22"/>
+              </w:rPr>
+              <w:t>1</w:t>
+            </w:r>
+          </w:p>
+        </w:tc>
+      </w:tr>
+    </w:tbl>
+    <w:p/>
     <w:p>
       <w:pPr>
         <w:spacing w:after="160"/>
@@ -3901,42 +4926,7 @@
           <w:sz w:val="22"/>
           <w:szCs w:val="22"/>
         </w:rPr>
-        <w:t xml:space="preserve">Mosquitto รันใน docker บนเครื่องเรา เปิดพอร์ต 1883 topic ที่ใช้คือ </w:t>
-      </w:r>
-      <w:r>
-        <w:rPr>
-          <w:rFonts w:ascii="Menlo" w:hAnsi="Menlo" w:eastAsia="Menlo" w:cs="Menlo"/>
-          <w:b w:val="0"/>
-          <w:i w:val="0"/>
-          <w:sz w:val="19"/>
-          <w:szCs w:val="19"/>
-        </w:rPr>
-        <w:t>traffic/6620301002</w:t>
-      </w:r>
-      <w:r>
-        <w:rPr>
-          <w:rFonts w:ascii="Tahoma" w:hAnsi="Tahoma" w:eastAsia="Tahoma" w:cs="Tahoma"/>
-          <w:b w:val="0"/>
-          <w:i w:val="0"/>
-          <w:sz w:val="22"/>
-          <w:szCs w:val="22"/>
-        </w:rPr>
-        <w:t xml:space="preserve"> ส่งด้วย qos 1 เพราะถ้าข้อความตกแล้วหายเลย ไม่มีทางอื่นที่ข้อมูลจะไปถึงปลายทางได้</w:t>
-      </w:r>
-    </w:p>
-    <w:p>
-      <w:pPr>
-        <w:spacing w:after="160"/>
-      </w:pPr>
-      <w:r>
-        <w:rPr>
-          <w:rFonts w:ascii="Tahoma" w:hAnsi="Tahoma" w:eastAsia="Tahoma" w:cs="Tahoma"/>
-          <w:b w:val="0"/>
-          <w:i w:val="0"/>
-          <w:sz w:val="22"/>
-          <w:szCs w:val="22"/>
-        </w:rPr>
-        <w:t>ตอนแรกเคยส่งขึ้น VerneMQ กลางของวิชาอีกทางหนึ่งด้วย แล้วให้ Kafka Connect ดึงเข้า Kafka ตอนนี้เลิกแล้วเพราะส่งเข้า Kafka ตรงได้ ไม่ต้องอ้อม</w:t>
+        <w:t>ใช้ qos 1 เพราะถ้าข้อความตกแล้วหายเลย ไม่มีทางอื่นที่ข้อมูลจะถึงปลายทาง</w:t>
       </w:r>
     </w:p>
     <w:p>
@@ -3968,244 +4958,451 @@
           <w:sz w:val="22"/>
           <w:szCs w:val="22"/>
         </w:rPr>
-        <w:t>ตัวกลางที่ทำงานหนักสุดในสายนี้ อ่านทางเดียวแต่เขียนออกสองปลายทาง ค่าที่ตั้งไว้แล้วสำคัญมีสี่จุด</w:t>
+        <w:t>อ่านทางเดียวเขียนออกสองปลายทาง ค่าที่ตั้งไว้และเหตุผล</w:t>
       </w:r>
     </w:p>
-    <w:p>
-      <w:pPr>
-        <w:spacing w:after="160"/>
-      </w:pPr>
-      <w:r>
-        <w:rPr>
-          <w:rFonts w:ascii="Menlo" w:hAnsi="Menlo" w:eastAsia="Menlo" w:cs="Menlo"/>
-          <w:b w:val="0"/>
-          <w:i w:val="0"/>
-          <w:sz w:val="19"/>
-          <w:szCs w:val="19"/>
-        </w:rPr>
-        <w:t>name_override</w:t>
-      </w:r>
-      <w:r>
-        <w:rPr>
-          <w:rFonts w:ascii="Tahoma" w:hAnsi="Tahoma" w:eastAsia="Tahoma" w:cs="Tahoma"/>
-          <w:b w:val="0"/>
-          <w:i w:val="0"/>
-          <w:sz w:val="22"/>
-          <w:szCs w:val="22"/>
-        </w:rPr>
-        <w:t xml:space="preserve"> ตั้งชื่อ measurement เป็น </w:t>
-      </w:r>
-      <w:r>
-        <w:rPr>
-          <w:rFonts w:ascii="Menlo" w:hAnsi="Menlo" w:eastAsia="Menlo" w:cs="Menlo"/>
-          <w:b w:val="0"/>
-          <w:i w:val="0"/>
-          <w:sz w:val="19"/>
-          <w:szCs w:val="19"/>
-        </w:rPr>
-        <w:t>traffic_6620301002</w:t>
-      </w:r>
-      <w:r>
-        <w:rPr>
-          <w:rFonts w:ascii="Tahoma" w:hAnsi="Tahoma" w:eastAsia="Tahoma" w:cs="Tahoma"/>
-          <w:b w:val="0"/>
-          <w:i w:val="0"/>
-          <w:sz w:val="22"/>
-          <w:szCs w:val="22"/>
-        </w:rPr>
-        <w:t xml:space="preserve"> ถ้าไม่ตั้งจะกลายเป็น </w:t>
-      </w:r>
-      <w:r>
-        <w:rPr>
-          <w:rFonts w:ascii="Menlo" w:hAnsi="Menlo" w:eastAsia="Menlo" w:cs="Menlo"/>
-          <w:b w:val="0"/>
-          <w:i w:val="0"/>
-          <w:sz w:val="19"/>
-          <w:szCs w:val="19"/>
-        </w:rPr>
-        <w:t>mqtt_consumer</w:t>
-      </w:r>
-      <w:r>
-        <w:rPr>
-          <w:rFonts w:ascii="Tahoma" w:hAnsi="Tahoma" w:eastAsia="Tahoma" w:cs="Tahoma"/>
-          <w:b w:val="0"/>
-          <w:i w:val="0"/>
-          <w:sz w:val="22"/>
-          <w:szCs w:val="22"/>
-        </w:rPr>
-        <w:t xml:space="preserve"> ตาม default ซึ่งชนกับของเพื่อนทั้งห้องเพราะใช้ bucket เดียวกัน</w:t>
-      </w:r>
-    </w:p>
-    <w:p>
-      <w:pPr>
-        <w:spacing w:after="160"/>
-      </w:pPr>
-      <w:r>
-        <w:rPr>
-          <w:rFonts w:ascii="Menlo" w:hAnsi="Menlo" w:eastAsia="Menlo" w:cs="Menlo"/>
-          <w:b w:val="0"/>
-          <w:i w:val="0"/>
-          <w:sz w:val="19"/>
-          <w:szCs w:val="19"/>
-        </w:rPr>
-        <w:t>tag_keys</w:t>
-      </w:r>
-      <w:r>
-        <w:rPr>
-          <w:rFonts w:ascii="Tahoma" w:hAnsi="Tahoma" w:eastAsia="Tahoma" w:cs="Tahoma"/>
-          <w:b w:val="0"/>
-          <w:i w:val="0"/>
-          <w:sz w:val="22"/>
-          <w:szCs w:val="22"/>
-        </w:rPr>
-        <w:t xml:space="preserve"> ต้องระบุ </w:t>
-      </w:r>
-      <w:r>
-        <w:rPr>
-          <w:rFonts w:ascii="Menlo" w:hAnsi="Menlo" w:eastAsia="Menlo" w:cs="Menlo"/>
-          <w:b w:val="0"/>
-          <w:i w:val="0"/>
-          <w:sz w:val="19"/>
-          <w:szCs w:val="19"/>
-        </w:rPr>
-        <w:t>camera_id</w:t>
-      </w:r>
-      <w:r>
-        <w:rPr>
-          <w:rFonts w:ascii="Tahoma" w:hAnsi="Tahoma" w:eastAsia="Tahoma" w:cs="Tahoma"/>
-          <w:b w:val="0"/>
-          <w:i w:val="0"/>
-          <w:sz w:val="22"/>
-          <w:szCs w:val="22"/>
-        </w:rPr>
-        <w:t xml:space="preserve"> กับ </w:t>
-      </w:r>
-      <w:r>
-        <w:rPr>
-          <w:rFonts w:ascii="Menlo" w:hAnsi="Menlo" w:eastAsia="Menlo" w:cs="Menlo"/>
-          <w:b w:val="0"/>
-          <w:i w:val="0"/>
-          <w:sz w:val="19"/>
-          <w:szCs w:val="19"/>
-        </w:rPr>
-        <w:t>student_id</w:t>
-      </w:r>
-      <w:r>
-        <w:rPr>
-          <w:rFonts w:ascii="Tahoma" w:hAnsi="Tahoma" w:eastAsia="Tahoma" w:cs="Tahoma"/>
-          <w:b w:val="0"/>
-          <w:i w:val="0"/>
-          <w:sz w:val="22"/>
-          <w:szCs w:val="22"/>
-        </w:rPr>
-        <w:t xml:space="preserve"> เพราะ parser json ของ Telegraf ทิ้งค่า string ทุกตัวที่ไม่ได้ระบุ ถ้าลืมใส่สองตัวนี้จะหายไปทั้งคู่ แล้วแยกไม่ออกว่าข้อมูลเป็นของใคร</w:t>
-      </w:r>
-    </w:p>
-    <w:p>
-      <w:pPr>
-        <w:spacing w:after="160"/>
-      </w:pPr>
-      <w:r>
-        <w:rPr>
-          <w:rFonts w:ascii="Menlo" w:hAnsi="Menlo" w:eastAsia="Menlo" w:cs="Menlo"/>
-          <w:b w:val="0"/>
-          <w:i w:val="0"/>
-          <w:sz w:val="19"/>
-          <w:szCs w:val="19"/>
-        </w:rPr>
-        <w:t>json_time_key</w:t>
-      </w:r>
-      <w:r>
-        <w:rPr>
-          <w:rFonts w:ascii="Tahoma" w:hAnsi="Tahoma" w:eastAsia="Tahoma" w:cs="Tahoma"/>
-          <w:b w:val="0"/>
-          <w:i w:val="0"/>
-          <w:sz w:val="22"/>
-          <w:szCs w:val="22"/>
-        </w:rPr>
-        <w:t xml:space="preserve"> ให้ใช้เวลาที่กล้องตรวจจับ ไม่ใช่เวลาที่ Telegraf ได้รับ ข้อมูลเลยไม่เพี้ยน แม้ Telegraf จะเทข้อมูลออกเป็นก้อนทุก 10 วินาที</w:t>
-      </w:r>
-    </w:p>
-    <w:p>
-      <w:pPr>
-        <w:spacing w:after="160"/>
-      </w:pPr>
-      <w:r>
-        <w:rPr>
-          <w:rFonts w:ascii="Menlo" w:hAnsi="Menlo" w:eastAsia="Menlo" w:cs="Menlo"/>
-          <w:b w:val="0"/>
-          <w:i w:val="0"/>
-          <w:sz w:val="19"/>
-          <w:szCs w:val="19"/>
-        </w:rPr>
-        <w:t>omit_hostname</w:t>
-      </w:r>
-      <w:r>
-        <w:rPr>
-          <w:rFonts w:ascii="Tahoma" w:hAnsi="Tahoma" w:eastAsia="Tahoma" w:cs="Tahoma"/>
-          <w:b w:val="0"/>
-          <w:i w:val="0"/>
-          <w:sz w:val="22"/>
-          <w:szCs w:val="22"/>
-        </w:rPr>
-        <w:t xml:space="preserve"> ปิดการติด tag host เพราะใน container ค่านี้คือ container ID ที่เปลี่ยนทุกครั้ง ที่สร้าง container ใหม่ ถ้าปล่อยไว้ InfluxDB จะมองเป็นคนละ series กราฟจะขาดเป็นท่อน</w:t>
-      </w:r>
-    </w:p>
-    <w:p>
-      <w:pPr>
-        <w:spacing w:after="160"/>
-      </w:pPr>
-      <w:r>
-        <w:rPr>
-          <w:rFonts w:ascii="Tahoma" w:hAnsi="Tahoma" w:eastAsia="Tahoma" w:cs="Tahoma"/>
-          <w:b w:val="0"/>
-          <w:i w:val="0"/>
-          <w:sz w:val="22"/>
-          <w:szCs w:val="22"/>
-        </w:rPr>
-        <w:t xml:space="preserve">ฝั่งขาออกไป Kafka ต้องใส่ </w:t>
-      </w:r>
-      <w:r>
-        <w:rPr>
-          <w:rFonts w:ascii="Menlo" w:hAnsi="Menlo" w:eastAsia="Menlo" w:cs="Menlo"/>
-          <w:b w:val="0"/>
-          <w:i w:val="0"/>
-          <w:sz w:val="19"/>
-          <w:szCs w:val="19"/>
-        </w:rPr>
-        <w:t>json_transformation</w:t>
-      </w:r>
-      <w:r>
-        <w:rPr>
-          <w:rFonts w:ascii="Tahoma" w:hAnsi="Tahoma" w:eastAsia="Tahoma" w:cs="Tahoma"/>
-          <w:b w:val="0"/>
-          <w:i w:val="0"/>
-          <w:sz w:val="22"/>
-          <w:szCs w:val="22"/>
-        </w:rPr>
-        <w:t xml:space="preserve"> เพิ่ม เพราะ Telegraf จะห่อข้อมูลเป็น </w:t>
-      </w:r>
-      <w:r>
-        <w:rPr>
-          <w:rFonts w:ascii="Menlo" w:hAnsi="Menlo" w:eastAsia="Menlo" w:cs="Menlo"/>
-          <w:b w:val="0"/>
-          <w:i w:val="0"/>
-          <w:sz w:val="19"/>
-          <w:szCs w:val="19"/>
-        </w:rPr>
-        <w:t>{"fields":{...},"tags":{...},"name":...}</w:t>
-      </w:r>
-      <w:r>
-        <w:rPr>
-          <w:rFonts w:ascii="Tahoma" w:hAnsi="Tahoma" w:eastAsia="Tahoma" w:cs="Tahoma"/>
-          <w:b w:val="0"/>
-          <w:i w:val="0"/>
-          <w:sz w:val="22"/>
-          <w:szCs w:val="22"/>
-        </w:rPr>
-        <w:t xml:space="preserve"> ซึ่งคนละรูปแบบกับที่ส่งขึ้น MQTT เราแปลงกลับให้แบนราบ เหมือนเดิม ปลายทางจะได้เขียนโค้ดอ่านแบบเดียวใช้ได้ทั้งสองทาง</w:t>
-      </w:r>
-    </w:p>
+    <w:tbl>
+      <w:tblPr>
+        <w:tblStyle w:val="TableGrid"/>
+        <w:tblW w:type="auto" w:w="0"/>
+        <w:jc w:val="center"/>
+        <w:tblLook w:firstColumn="1" w:firstRow="1" w:lastColumn="0" w:lastRow="0" w:noHBand="0" w:noVBand="1" w:val="04A0"/>
+      </w:tblPr>
+      <w:tblGrid>
+        <w:gridCol w:w="2880"/>
+        <w:gridCol w:w="2880"/>
+        <w:gridCol w:w="2880"/>
+      </w:tblGrid>
+      <w:tr>
+        <w:tc>
+          <w:tcPr>
+            <w:tcW w:type="dxa" w:w="2880"/>
+          </w:tcPr>
+          <w:p>
+            <w:r>
+              <w:rPr>
+                <w:b/>
+              </w:rPr>
+            </w:r>
+            <w:r>
+              <w:rPr>
+                <w:rFonts w:ascii="Tahoma" w:hAnsi="Tahoma" w:eastAsia="Tahoma" w:cs="Tahoma"/>
+                <w:b/>
+                <w:i w:val="0"/>
+                <w:sz w:val="22"/>
+                <w:szCs w:val="22"/>
+              </w:rPr>
+              <w:t>ค่า</w:t>
+            </w:r>
+          </w:p>
+        </w:tc>
+        <w:tc>
+          <w:tcPr>
+            <w:tcW w:type="dxa" w:w="2880"/>
+          </w:tcPr>
+          <w:p>
+            <w:r>
+              <w:rPr>
+                <w:b/>
+              </w:rPr>
+            </w:r>
+            <w:r>
+              <w:rPr>
+                <w:rFonts w:ascii="Tahoma" w:hAnsi="Tahoma" w:eastAsia="Tahoma" w:cs="Tahoma"/>
+                <w:b/>
+                <w:i w:val="0"/>
+                <w:sz w:val="22"/>
+                <w:szCs w:val="22"/>
+              </w:rPr>
+              <w:t>ทำอะไร</w:t>
+            </w:r>
+          </w:p>
+        </w:tc>
+        <w:tc>
+          <w:tcPr>
+            <w:tcW w:type="dxa" w:w="2880"/>
+          </w:tcPr>
+          <w:p>
+            <w:r>
+              <w:rPr>
+                <w:b/>
+              </w:rPr>
+            </w:r>
+            <w:r>
+              <w:rPr>
+                <w:rFonts w:ascii="Tahoma" w:hAnsi="Tahoma" w:eastAsia="Tahoma" w:cs="Tahoma"/>
+                <w:b/>
+                <w:i w:val="0"/>
+                <w:sz w:val="22"/>
+                <w:szCs w:val="22"/>
+              </w:rPr>
+              <w:t>ถ้าไม่ตั้ง</w:t>
+            </w:r>
+          </w:p>
+        </w:tc>
+      </w:tr>
+      <w:tr>
+        <w:tc>
+          <w:tcPr>
+            <w:tcW w:type="dxa" w:w="2880"/>
+          </w:tcPr>
+          <w:p>
+            <w:r/>
+            <w:r>
+              <w:rPr>
+                <w:rFonts w:ascii="Menlo" w:hAnsi="Menlo" w:eastAsia="Menlo" w:cs="Menlo"/>
+                <w:b w:val="0"/>
+                <w:i w:val="0"/>
+                <w:sz w:val="19"/>
+                <w:szCs w:val="19"/>
+              </w:rPr>
+              <w:t>name_override</w:t>
+            </w:r>
+          </w:p>
+        </w:tc>
+        <w:tc>
+          <w:tcPr>
+            <w:tcW w:type="dxa" w:w="2880"/>
+          </w:tcPr>
+          <w:p>
+            <w:r/>
+            <w:r>
+              <w:rPr>
+                <w:rFonts w:ascii="Tahoma" w:hAnsi="Tahoma" w:eastAsia="Tahoma" w:cs="Tahoma"/>
+                <w:b w:val="0"/>
+                <w:i w:val="0"/>
+                <w:sz w:val="22"/>
+                <w:szCs w:val="22"/>
+              </w:rPr>
+              <w:t xml:space="preserve">ตั้งชื่อ measurement เป็น </w:t>
+            </w:r>
+            <w:r>
+              <w:rPr>
+                <w:rFonts w:ascii="Menlo" w:hAnsi="Menlo" w:eastAsia="Menlo" w:cs="Menlo"/>
+                <w:b w:val="0"/>
+                <w:i w:val="0"/>
+                <w:sz w:val="19"/>
+                <w:szCs w:val="19"/>
+              </w:rPr>
+              <w:t>traffic_6620301002</w:t>
+            </w:r>
+          </w:p>
+        </w:tc>
+        <w:tc>
+          <w:tcPr>
+            <w:tcW w:type="dxa" w:w="2880"/>
+          </w:tcPr>
+          <w:p>
+            <w:r/>
+            <w:r>
+              <w:rPr>
+                <w:rFonts w:ascii="Tahoma" w:hAnsi="Tahoma" w:eastAsia="Tahoma" w:cs="Tahoma"/>
+                <w:b w:val="0"/>
+                <w:i w:val="0"/>
+                <w:sz w:val="22"/>
+                <w:szCs w:val="22"/>
+              </w:rPr>
+              <w:t xml:space="preserve">กลายเป็น </w:t>
+            </w:r>
+            <w:r>
+              <w:rPr>
+                <w:rFonts w:ascii="Menlo" w:hAnsi="Menlo" w:eastAsia="Menlo" w:cs="Menlo"/>
+                <w:b w:val="0"/>
+                <w:i w:val="0"/>
+                <w:sz w:val="19"/>
+                <w:szCs w:val="19"/>
+              </w:rPr>
+              <w:t>mqtt_consumer</w:t>
+            </w:r>
+            <w:r>
+              <w:rPr>
+                <w:rFonts w:ascii="Tahoma" w:hAnsi="Tahoma" w:eastAsia="Tahoma" w:cs="Tahoma"/>
+                <w:b w:val="0"/>
+                <w:i w:val="0"/>
+                <w:sz w:val="22"/>
+                <w:szCs w:val="22"/>
+              </w:rPr>
+              <w:t xml:space="preserve"> ชนกับของทั้งห้อง</w:t>
+            </w:r>
+          </w:p>
+        </w:tc>
+      </w:tr>
+      <w:tr>
+        <w:tc>
+          <w:tcPr>
+            <w:tcW w:type="dxa" w:w="2880"/>
+          </w:tcPr>
+          <w:p>
+            <w:r/>
+            <w:r>
+              <w:rPr>
+                <w:rFonts w:ascii="Menlo" w:hAnsi="Menlo" w:eastAsia="Menlo" w:cs="Menlo"/>
+                <w:b w:val="0"/>
+                <w:i w:val="0"/>
+                <w:sz w:val="19"/>
+                <w:szCs w:val="19"/>
+              </w:rPr>
+              <w:t>tag_keys</w:t>
+            </w:r>
+          </w:p>
+        </w:tc>
+        <w:tc>
+          <w:tcPr>
+            <w:tcW w:type="dxa" w:w="2880"/>
+          </w:tcPr>
+          <w:p>
+            <w:r/>
+            <w:r>
+              <w:rPr>
+                <w:rFonts w:ascii="Tahoma" w:hAnsi="Tahoma" w:eastAsia="Tahoma" w:cs="Tahoma"/>
+                <w:b w:val="0"/>
+                <w:i w:val="0"/>
+                <w:sz w:val="22"/>
+                <w:szCs w:val="22"/>
+              </w:rPr>
+              <w:t xml:space="preserve">เก็บ </w:t>
+            </w:r>
+            <w:r>
+              <w:rPr>
+                <w:rFonts w:ascii="Menlo" w:hAnsi="Menlo" w:eastAsia="Menlo" w:cs="Menlo"/>
+                <w:b w:val="0"/>
+                <w:i w:val="0"/>
+                <w:sz w:val="19"/>
+                <w:szCs w:val="19"/>
+              </w:rPr>
+              <w:t>camera_id</w:t>
+            </w:r>
+            <w:r>
+              <w:rPr>
+                <w:rFonts w:ascii="Tahoma" w:hAnsi="Tahoma" w:eastAsia="Tahoma" w:cs="Tahoma"/>
+                <w:b w:val="0"/>
+                <w:i w:val="0"/>
+                <w:sz w:val="22"/>
+                <w:szCs w:val="22"/>
+              </w:rPr>
+              <w:t xml:space="preserve">, </w:t>
+            </w:r>
+            <w:r>
+              <w:rPr>
+                <w:rFonts w:ascii="Menlo" w:hAnsi="Menlo" w:eastAsia="Menlo" w:cs="Menlo"/>
+                <w:b w:val="0"/>
+                <w:i w:val="0"/>
+                <w:sz w:val="19"/>
+                <w:szCs w:val="19"/>
+              </w:rPr>
+              <w:t>student_id</w:t>
+            </w:r>
+          </w:p>
+        </w:tc>
+        <w:tc>
+          <w:tcPr>
+            <w:tcW w:type="dxa" w:w="2880"/>
+          </w:tcPr>
+          <w:p>
+            <w:r/>
+            <w:r>
+              <w:rPr>
+                <w:rFonts w:ascii="Tahoma" w:hAnsi="Tahoma" w:eastAsia="Tahoma" w:cs="Tahoma"/>
+                <w:b w:val="0"/>
+                <w:i w:val="0"/>
+                <w:sz w:val="22"/>
+                <w:szCs w:val="22"/>
+              </w:rPr>
+              <w:t>parser ทิ้ง string ทั้งคู่ แยกไม่ออกว่าของใคร</w:t>
+            </w:r>
+          </w:p>
+        </w:tc>
+      </w:tr>
+      <w:tr>
+        <w:tc>
+          <w:tcPr>
+            <w:tcW w:type="dxa" w:w="2880"/>
+          </w:tcPr>
+          <w:p>
+            <w:r/>
+            <w:r>
+              <w:rPr>
+                <w:rFonts w:ascii="Menlo" w:hAnsi="Menlo" w:eastAsia="Menlo" w:cs="Menlo"/>
+                <w:b w:val="0"/>
+                <w:i w:val="0"/>
+                <w:sz w:val="19"/>
+                <w:szCs w:val="19"/>
+              </w:rPr>
+              <w:t>json_time_key</w:t>
+            </w:r>
+          </w:p>
+        </w:tc>
+        <w:tc>
+          <w:tcPr>
+            <w:tcW w:type="dxa" w:w="2880"/>
+          </w:tcPr>
+          <w:p>
+            <w:r/>
+            <w:r>
+              <w:rPr>
+                <w:rFonts w:ascii="Tahoma" w:hAnsi="Tahoma" w:eastAsia="Tahoma" w:cs="Tahoma"/>
+                <w:b w:val="0"/>
+                <w:i w:val="0"/>
+                <w:sz w:val="22"/>
+                <w:szCs w:val="22"/>
+              </w:rPr>
+              <w:t>ใช้เวลาที่กล้องตรวจจับ</w:t>
+            </w:r>
+          </w:p>
+        </w:tc>
+        <w:tc>
+          <w:tcPr>
+            <w:tcW w:type="dxa" w:w="2880"/>
+          </w:tcPr>
+          <w:p>
+            <w:r/>
+            <w:r>
+              <w:rPr>
+                <w:rFonts w:ascii="Tahoma" w:hAnsi="Tahoma" w:eastAsia="Tahoma" w:cs="Tahoma"/>
+                <w:b w:val="0"/>
+                <w:i w:val="0"/>
+                <w:sz w:val="22"/>
+                <w:szCs w:val="22"/>
+              </w:rPr>
+              <w:t>ใช้เวลาที่ Telegraf รับ ข้อมูลเลื่อน</w:t>
+            </w:r>
+          </w:p>
+        </w:tc>
+      </w:tr>
+      <w:tr>
+        <w:tc>
+          <w:tcPr>
+            <w:tcW w:type="dxa" w:w="2880"/>
+          </w:tcPr>
+          <w:p>
+            <w:r/>
+            <w:r>
+              <w:rPr>
+                <w:rFonts w:ascii="Menlo" w:hAnsi="Menlo" w:eastAsia="Menlo" w:cs="Menlo"/>
+                <w:b w:val="0"/>
+                <w:i w:val="0"/>
+                <w:sz w:val="19"/>
+                <w:szCs w:val="19"/>
+              </w:rPr>
+              <w:t>omit_hostname</w:t>
+            </w:r>
+          </w:p>
+        </w:tc>
+        <w:tc>
+          <w:tcPr>
+            <w:tcW w:type="dxa" w:w="2880"/>
+          </w:tcPr>
+          <w:p>
+            <w:r/>
+            <w:r>
+              <w:rPr>
+                <w:rFonts w:ascii="Tahoma" w:hAnsi="Tahoma" w:eastAsia="Tahoma" w:cs="Tahoma"/>
+                <w:b w:val="0"/>
+                <w:i w:val="0"/>
+                <w:sz w:val="22"/>
+                <w:szCs w:val="22"/>
+              </w:rPr>
+              <w:t>ไม่ติด tag host</w:t>
+            </w:r>
+          </w:p>
+        </w:tc>
+        <w:tc>
+          <w:tcPr>
+            <w:tcW w:type="dxa" w:w="2880"/>
+          </w:tcPr>
+          <w:p>
+            <w:r/>
+            <w:r>
+              <w:rPr>
+                <w:rFonts w:ascii="Tahoma" w:hAnsi="Tahoma" w:eastAsia="Tahoma" w:cs="Tahoma"/>
+                <w:b w:val="0"/>
+                <w:i w:val="0"/>
+                <w:sz w:val="22"/>
+                <w:szCs w:val="22"/>
+              </w:rPr>
+              <w:t>host คือ container ID ที่เปลี่ยนทุกครั้ง กราฟขาดเป็นท่อน</w:t>
+            </w:r>
+          </w:p>
+        </w:tc>
+      </w:tr>
+      <w:tr>
+        <w:tc>
+          <w:tcPr>
+            <w:tcW w:type="dxa" w:w="2880"/>
+          </w:tcPr>
+          <w:p>
+            <w:r/>
+            <w:r>
+              <w:rPr>
+                <w:rFonts w:ascii="Menlo" w:hAnsi="Menlo" w:eastAsia="Menlo" w:cs="Menlo"/>
+                <w:b w:val="0"/>
+                <w:i w:val="0"/>
+                <w:sz w:val="19"/>
+                <w:szCs w:val="19"/>
+              </w:rPr>
+              <w:t>json_transformation</w:t>
+            </w:r>
+          </w:p>
+        </w:tc>
+        <w:tc>
+          <w:tcPr>
+            <w:tcW w:type="dxa" w:w="2880"/>
+          </w:tcPr>
+          <w:p>
+            <w:r/>
+            <w:r>
+              <w:rPr>
+                <w:rFonts w:ascii="Tahoma" w:hAnsi="Tahoma" w:eastAsia="Tahoma" w:cs="Tahoma"/>
+                <w:b w:val="0"/>
+                <w:i w:val="0"/>
+                <w:sz w:val="22"/>
+                <w:szCs w:val="22"/>
+              </w:rPr>
+              <w:t>แปลง payload ขาออก Kafka ให้แบนราบ</w:t>
+            </w:r>
+          </w:p>
+        </w:tc>
+        <w:tc>
+          <w:tcPr>
+            <w:tcW w:type="dxa" w:w="2880"/>
+          </w:tcPr>
+          <w:p>
+            <w:r/>
+            <w:r>
+              <w:rPr>
+                <w:rFonts w:ascii="Tahoma" w:hAnsi="Tahoma" w:eastAsia="Tahoma" w:cs="Tahoma"/>
+                <w:b w:val="0"/>
+                <w:i w:val="0"/>
+                <w:sz w:val="22"/>
+                <w:szCs w:val="22"/>
+              </w:rPr>
+              <w:t xml:space="preserve">ได้ </w:t>
+            </w:r>
+            <w:r>
+              <w:rPr>
+                <w:rFonts w:ascii="Menlo" w:hAnsi="Menlo" w:eastAsia="Menlo" w:cs="Menlo"/>
+                <w:b w:val="0"/>
+                <w:i w:val="0"/>
+                <w:sz w:val="19"/>
+                <w:szCs w:val="19"/>
+              </w:rPr>
+              <w:t>{"fields":{...},"tags":{...}}</w:t>
+            </w:r>
+            <w:r>
+              <w:rPr>
+                <w:rFonts w:ascii="Tahoma" w:hAnsi="Tahoma" w:eastAsia="Tahoma" w:cs="Tahoma"/>
+                <w:b w:val="0"/>
+                <w:i w:val="0"/>
+                <w:sz w:val="22"/>
+                <w:szCs w:val="22"/>
+              </w:rPr>
+              <w:t xml:space="preserve"> คนละรูปแบบกับ MQTT</w:t>
+            </w:r>
+          </w:p>
+        </w:tc>
+      </w:tr>
+    </w:tbl>
+    <w:p/>
     <w:p>
       <w:pPr>
         <w:pStyle w:val="Heading2"/>
@@ -4223,91 +5420,179 @@
         <w:t>Kafka</w:t>
       </w:r>
     </w:p>
-    <w:p>
-      <w:pPr>
-        <w:spacing w:after="160"/>
-      </w:pPr>
-      <w:r>
-        <w:rPr>
-          <w:rFonts w:ascii="Tahoma" w:hAnsi="Tahoma" w:eastAsia="Tahoma" w:cs="Tahoma"/>
-          <w:b w:val="0"/>
-          <w:i w:val="0"/>
-          <w:sz w:val="22"/>
-          <w:szCs w:val="22"/>
-        </w:rPr>
-        <w:t xml:space="preserve">ต่อตรงไปที่ </w:t>
-      </w:r>
-      <w:r>
-        <w:rPr>
-          <w:rFonts w:ascii="Menlo" w:hAnsi="Menlo" w:eastAsia="Menlo" w:cs="Menlo"/>
-          <w:b w:val="0"/>
-          <w:i w:val="0"/>
-          <w:sz w:val="19"/>
-          <w:szCs w:val="19"/>
-        </w:rPr>
-        <w:t>172.16.2.117:9092</w:t>
-      </w:r>
-      <w:r>
-        <w:rPr>
-          <w:rFonts w:ascii="Tahoma" w:hAnsi="Tahoma" w:eastAsia="Tahoma" w:cs="Tahoma"/>
-          <w:b w:val="0"/>
-          <w:i w:val="0"/>
-          <w:sz w:val="22"/>
-          <w:szCs w:val="22"/>
-        </w:rPr>
-        <w:t xml:space="preserve"> topic </w:t>
-      </w:r>
-      <w:r>
-        <w:rPr>
-          <w:rFonts w:ascii="Menlo" w:hAnsi="Menlo" w:eastAsia="Menlo" w:cs="Menlo"/>
-          <w:b w:val="0"/>
-          <w:i w:val="0"/>
-          <w:sz w:val="19"/>
-          <w:szCs w:val="19"/>
-        </w:rPr>
-        <w:t>traffic-events-6620301002</w:t>
-      </w:r>
-      <w:r>
-        <w:rPr>
-          <w:rFonts w:ascii="Tahoma" w:hAnsi="Tahoma" w:eastAsia="Tahoma" w:cs="Tahoma"/>
-          <w:b w:val="0"/>
-          <w:i w:val="0"/>
-          <w:sz w:val="22"/>
-          <w:szCs w:val="22"/>
-        </w:rPr>
-        <w:t xml:space="preserve"> มี consumer group เดียว คือ </w:t>
-      </w:r>
-      <w:r>
-        <w:rPr>
-          <w:rFonts w:ascii="Menlo" w:hAnsi="Menlo" w:eastAsia="Menlo" w:cs="Menlo"/>
-          <w:b w:val="0"/>
-          <w:i w:val="0"/>
-          <w:sz w:val="19"/>
-          <w:szCs w:val="19"/>
-        </w:rPr>
-        <w:t>traffic-ml-predictor-6620301002</w:t>
-      </w:r>
-      <w:r>
-        <w:rPr>
-          <w:rFonts w:ascii="Tahoma" w:hAnsi="Tahoma" w:eastAsia="Tahoma" w:cs="Tahoma"/>
-          <w:b w:val="0"/>
-          <w:i w:val="0"/>
-          <w:sz w:val="22"/>
-          <w:szCs w:val="22"/>
-        </w:rPr>
-        <w:t xml:space="preserve"> ของ </w:t>
-      </w:r>
-      <w:r>
-        <w:rPr>
-          <w:rFonts w:ascii="Menlo" w:hAnsi="Menlo" w:eastAsia="Menlo" w:cs="Menlo"/>
-          <w:b w:val="0"/>
-          <w:i w:val="0"/>
-          <w:sz w:val="19"/>
-          <w:szCs w:val="19"/>
-        </w:rPr>
-        <w:t>predict_consumer.py</w:t>
-      </w:r>
-    </w:p>
+    <w:tbl>
+      <w:tblPr>
+        <w:tblStyle w:val="TableGrid"/>
+        <w:tblW w:type="auto" w:w="0"/>
+        <w:jc w:val="center"/>
+        <w:tblLook w:firstColumn="1" w:firstRow="1" w:lastColumn="0" w:lastRow="0" w:noHBand="0" w:noVBand="1" w:val="04A0"/>
+      </w:tblPr>
+      <w:tblGrid>
+        <w:gridCol w:w="4320"/>
+        <w:gridCol w:w="4320"/>
+      </w:tblGrid>
+      <w:tr>
+        <w:tc>
+          <w:tcPr>
+            <w:tcW w:type="dxa" w:w="4320"/>
+          </w:tcPr>
+          <w:p>
+            <w:r>
+              <w:rPr>
+                <w:b/>
+              </w:rPr>
+            </w:r>
+            <w:r>
+              <w:rPr>
+                <w:rFonts w:ascii="Tahoma" w:hAnsi="Tahoma" w:eastAsia="Tahoma" w:cs="Tahoma"/>
+                <w:b/>
+                <w:i w:val="0"/>
+                <w:sz w:val="22"/>
+                <w:szCs w:val="22"/>
+              </w:rPr>
+              <w:t>รายการ</w:t>
+            </w:r>
+          </w:p>
+        </w:tc>
+        <w:tc>
+          <w:tcPr>
+            <w:tcW w:type="dxa" w:w="4320"/>
+          </w:tcPr>
+          <w:p>
+            <w:r>
+              <w:rPr>
+                <w:b/>
+              </w:rPr>
+            </w:r>
+            <w:r>
+              <w:rPr>
+                <w:rFonts w:ascii="Tahoma" w:hAnsi="Tahoma" w:eastAsia="Tahoma" w:cs="Tahoma"/>
+                <w:b/>
+                <w:i w:val="0"/>
+                <w:sz w:val="22"/>
+                <w:szCs w:val="22"/>
+              </w:rPr>
+              <w:t>ค่า</w:t>
+            </w:r>
+          </w:p>
+        </w:tc>
+      </w:tr>
+      <w:tr>
+        <w:tc>
+          <w:tcPr>
+            <w:tcW w:type="dxa" w:w="4320"/>
+          </w:tcPr>
+          <w:p>
+            <w:r/>
+            <w:r>
+              <w:rPr>
+                <w:rFonts w:ascii="Tahoma" w:hAnsi="Tahoma" w:eastAsia="Tahoma" w:cs="Tahoma"/>
+                <w:b w:val="0"/>
+                <w:i w:val="0"/>
+                <w:sz w:val="22"/>
+                <w:szCs w:val="22"/>
+              </w:rPr>
+              <w:t>Broker</w:t>
+            </w:r>
+          </w:p>
+        </w:tc>
+        <w:tc>
+          <w:tcPr>
+            <w:tcW w:type="dxa" w:w="4320"/>
+          </w:tcPr>
+          <w:p>
+            <w:r/>
+            <w:r>
+              <w:rPr>
+                <w:rFonts w:ascii="Menlo" w:hAnsi="Menlo" w:eastAsia="Menlo" w:cs="Menlo"/>
+                <w:b w:val="0"/>
+                <w:i w:val="0"/>
+                <w:sz w:val="19"/>
+                <w:szCs w:val="19"/>
+              </w:rPr>
+              <w:t>172.16.2.117:9092</w:t>
+            </w:r>
+          </w:p>
+        </w:tc>
+      </w:tr>
+      <w:tr>
+        <w:tc>
+          <w:tcPr>
+            <w:tcW w:type="dxa" w:w="4320"/>
+          </w:tcPr>
+          <w:p>
+            <w:r/>
+            <w:r>
+              <w:rPr>
+                <w:rFonts w:ascii="Tahoma" w:hAnsi="Tahoma" w:eastAsia="Tahoma" w:cs="Tahoma"/>
+                <w:b w:val="0"/>
+                <w:i w:val="0"/>
+                <w:sz w:val="22"/>
+                <w:szCs w:val="22"/>
+              </w:rPr>
+              <w:t>Topic</w:t>
+            </w:r>
+          </w:p>
+        </w:tc>
+        <w:tc>
+          <w:tcPr>
+            <w:tcW w:type="dxa" w:w="4320"/>
+          </w:tcPr>
+          <w:p>
+            <w:r/>
+            <w:r>
+              <w:rPr>
+                <w:rFonts w:ascii="Menlo" w:hAnsi="Menlo" w:eastAsia="Menlo" w:cs="Menlo"/>
+                <w:b w:val="0"/>
+                <w:i w:val="0"/>
+                <w:sz w:val="19"/>
+                <w:szCs w:val="19"/>
+              </w:rPr>
+              <w:t>traffic-events-6620301002</w:t>
+            </w:r>
+          </w:p>
+        </w:tc>
+      </w:tr>
+      <w:tr>
+        <w:tc>
+          <w:tcPr>
+            <w:tcW w:type="dxa" w:w="4320"/>
+          </w:tcPr>
+          <w:p>
+            <w:r/>
+            <w:r>
+              <w:rPr>
+                <w:rFonts w:ascii="Tahoma" w:hAnsi="Tahoma" w:eastAsia="Tahoma" w:cs="Tahoma"/>
+                <w:b w:val="0"/>
+                <w:i w:val="0"/>
+                <w:sz w:val="22"/>
+                <w:szCs w:val="22"/>
+              </w:rPr>
+              <w:t>Consumer group</w:t>
+            </w:r>
+          </w:p>
+        </w:tc>
+        <w:tc>
+          <w:tcPr>
+            <w:tcW w:type="dxa" w:w="4320"/>
+          </w:tcPr>
+          <w:p>
+            <w:r/>
+            <w:r>
+              <w:rPr>
+                <w:rFonts w:ascii="Menlo" w:hAnsi="Menlo" w:eastAsia="Menlo" w:cs="Menlo"/>
+                <w:b w:val="0"/>
+                <w:i w:val="0"/>
+                <w:sz w:val="19"/>
+                <w:szCs w:val="19"/>
+              </w:rPr>
+              <w:t>traffic-ml-predictor-6620301002</w:t>
+            </w:r>
+          </w:p>
+        </w:tc>
+      </w:tr>
+    </w:tbl>
+    <w:p/>
     <w:p>
       <w:pPr>
         <w:spacing w:after="160"/>
@@ -4340,7 +5625,7 @@
           <w:sz w:val="22"/>
           <w:szCs w:val="22"/>
         </w:rPr>
-        <w:t xml:space="preserve"> เครื่องอื่นเลยเข้าไม่ถึง client จะเด้งไปหา localhost ของตัวเองแล้ว timeout พอวันที่ 9 กันยายน อาจารย์แก้เป็น IP จริง ก็ส่งตรงได้ตั้งแต่นั้น ถ้าวันไหนกลับไปเป็น localhost อีกจะส่งไม่ได้ทันที</w:t>
+        <w:t xml:space="preserve"> เครื่องอื่นจึงเข้าไม่ถึง วันที่ 9 กันยายนแก้เป็น IP จริงแล้วจึงส่งตรงได้</w:t>
       </w:r>
     </w:p>
     <w:p>
@@ -4355,7 +5640,7 @@
           <w:sz w:val="22"/>
           <w:szCs w:val="22"/>
         </w:rPr>
-        <w:t>ข้อความใน Kafka หน้าตาเหมือน payload บน MQTT ทุกฟิลด์ ต่างกันแค่เวลาเขียนเป็น UTC ลงท้ายด้วย Z ส่วน MQTT เป็นเวลาไทยลงท้ายด้วย +07:00 ซึ่งคือวินาทีเดียวกัน</w:t>
+        <w:t>ข้อความใน Kafka เหมือน payload บน MQTT ทุกฟิลด์ ต่างแค่เวลาเป็น UTC ลงท้ายด้วย Z</w:t>
       </w:r>
     </w:p>
     <w:p>
@@ -4379,16 +5664,6 @@
       <w:pPr>
         <w:spacing w:after="160"/>
       </w:pPr>
-      <w:r>
-        <w:rPr>
-          <w:rFonts w:ascii="Tahoma" w:hAnsi="Tahoma" w:eastAsia="Tahoma" w:cs="Tahoma"/>
-          <w:b w:val="0"/>
-          <w:i w:val="0"/>
-          <w:sz w:val="22"/>
-          <w:szCs w:val="22"/>
-        </w:rPr>
-        <w:t xml:space="preserve">อยู่ที่ </w:t>
-      </w:r>
       <w:r>
         <w:rPr>
           <w:rFonts w:ascii="Menlo" w:hAnsi="Menlo" w:eastAsia="Menlo" w:cs="Menlo"/>
@@ -4447,7 +5722,7 @@
           <w:sz w:val="22"/>
           <w:szCs w:val="22"/>
         </w:rPr>
-        <w:t xml:space="preserve"> ซึ่งใช้ร่วมกันทั้งห้อง เพราะฉะนั้นทุก query ต้องกรอง </w:t>
+        <w:t xml:space="preserve"> ซึ่งใช้ร่วมกันทั้งห้อง ทุก query ต้องกรอง </w:t>
       </w:r>
       <w:r>
         <w:rPr>
@@ -4467,22 +5742,7 @@
           <w:sz w:val="22"/>
           <w:szCs w:val="22"/>
         </w:rPr>
-        <w:t xml:space="preserve"> เสมอ ไม่งั้นได้ข้อมูลของเพื่อนปนมาด้วย</w:t>
-      </w:r>
-    </w:p>
-    <w:p>
-      <w:pPr>
-        <w:spacing w:after="160"/>
-      </w:pPr>
-      <w:r>
-        <w:rPr>
-          <w:rFonts w:ascii="Tahoma" w:hAnsi="Tahoma" w:eastAsia="Tahoma" w:cs="Tahoma"/>
-          <w:b w:val="0"/>
-          <w:i w:val="0"/>
-          <w:sz w:val="22"/>
-          <w:szCs w:val="22"/>
-        </w:rPr>
-        <w:t>มีสอง measurement</w:t>
+        <w:t xml:space="preserve"> เสมอ</w:t>
       </w:r>
     </w:p>
     <w:tbl>
@@ -4951,22 +6211,7 @@
           <w:sz w:val="22"/>
           <w:szCs w:val="22"/>
         </w:rPr>
-        <w:t>field ทุกตัวในตัวแรกเก็บเป็น float เพราะ parser json ของ Telegraf แปลงตัวเลขเป็น float ทั้งหมด แก้ย้อนหลังไม่ได้ ต้องรู้ไว้ตอนเขียน query</w:t>
-      </w:r>
-    </w:p>
-    <w:p>
-      <w:pPr>
-        <w:spacing w:after="160"/>
-      </w:pPr>
-      <w:r>
-        <w:rPr>
-          <w:rFonts w:ascii="Tahoma" w:hAnsi="Tahoma" w:eastAsia="Tahoma" w:cs="Tahoma"/>
-          <w:b w:val="0"/>
-          <w:i w:val="0"/>
-          <w:sz w:val="22"/>
-          <w:szCs w:val="22"/>
-        </w:rPr>
-        <w:t>ตัวอย่าง query ที่ใช้จริงบน Grafana</w:t>
+        <w:t>field ทุกตัวเก็บเป็น float เพราะ parser json ของ Telegraf แปลงตัวเลขเป็น float ทั้งหมด</w:t>
       </w:r>
     </w:p>
     <w:tbl>
@@ -5093,7 +6338,7 @@
           <w:sz w:val="28"/>
           <w:szCs w:val="28"/>
         </w:rPr>
-        <w:t>เรื่องจังหวะเวลา</w:t>
+        <w:t>จังหวะเวลา</w:t>
       </w:r>
     </w:p>
     <w:p>
@@ -5108,23 +6353,13 @@
           <w:sz w:val="22"/>
           <w:szCs w:val="22"/>
         </w:rPr>
-        <w:t>ทั้งท่อมีตัวกำหนดจังหวะอยู่ตัวเดียวคือตัวตรวจจับที่ส่งทุก 10 วินาที ทอดที่เหลือไม่มีนาฬิกาของตัวเอง ได้รับเมื่อไหร่ก็ส่งต่อเมื่อนั้น</w:t>
+        <w:t>ทั้งท่อมีตัวกำหนดจังหวะตัวเดียวคือตัวตรวจจับที่ส่งทุก 10 วินาที ทอดที่เหลือได้รับเมื่อไหร่ส่งต่อเมื่อนั้น</w:t>
       </w:r>
     </w:p>
     <w:p>
       <w:pPr>
         <w:spacing w:after="160"/>
       </w:pPr>
-      <w:r>
-        <w:rPr>
-          <w:rFonts w:ascii="Tahoma" w:hAnsi="Tahoma" w:eastAsia="Tahoma" w:cs="Tahoma"/>
-          <w:b w:val="0"/>
-          <w:i w:val="0"/>
-          <w:sz w:val="22"/>
-          <w:szCs w:val="22"/>
-        </w:rPr>
-        <w:t xml:space="preserve">ที่มักเข้าใจผิดคือ </w:t>
-      </w:r>
       <w:r>
         <w:rPr>
           <w:rFonts w:ascii="Menlo" w:hAnsi="Menlo" w:eastAsia="Menlo" w:cs="Menlo"/>
@@ -5203,7 +6438,7 @@
           <w:sz w:val="22"/>
           <w:szCs w:val="22"/>
         </w:rPr>
-        <w:t xml:space="preserve"> ซึ่งเป็นรอบเทข้อมูลออกปลายทาง จำนวนจุดไม่เปลี่ยน แต่ข้อมูลอาจถึงช้ากว่า เวลาใน timestamp ได้ถึง 10 วินาที</w:t>
+        <w:t xml:space="preserve"> ซึ่งเป็นรอบเทข้อมูลออก ข้อมูลจึงอาจถึงช้ากว่าเวลาใน timestamp ได้ถึง 10 วินาที</w:t>
       </w:r>
     </w:p>
     <w:p>
@@ -5299,24 +6534,220 @@
           <w:sz w:val="18"/>
           <w:szCs w:val="18"/>
         </w:rPr>
-        <w:t>รูปที่ 4.1: ภาพดิบจากกล้องก่อนเข้ากระบวนการ เป็นมุมสูงกดลงมาที่ถนน</w:t>
+        <w:t>รูปที่ 4.1: ภาพดิบจากกล้องก่อนประมวลผล เป็นมุมสูงกดลงมาที่ถนน</w:t>
       </w:r>
     </w:p>
-    <w:p>
-      <w:pPr>
-        <w:spacing w:after="160"/>
-      </w:pPr>
-      <w:r>
-        <w:rPr>
-          <w:rFonts w:ascii="Tahoma" w:hAnsi="Tahoma" w:eastAsia="Tahoma" w:cs="Tahoma"/>
-          <w:b w:val="0"/>
-          <w:i w:val="0"/>
-          <w:sz w:val="22"/>
-          <w:szCs w:val="22"/>
-        </w:rPr>
-        <w:t>ใช้คลิป CCTV มุมสูงเป็นแหล่งภาพหลักตอนพัฒนา ขนาด 1444x1184 ที่ 27 fps โปรแกรมรับได้สามแบบคือไฟล์วิดีโอ, RTSP URL และเลขกล้องสำหรับ webcam สั่งได้จากอาร์กิวเมนต์ตัวแรกเลย ไม่ต้องแก้โค้ด</w:t>
-      </w:r>
-    </w:p>
+    <w:tbl>
+      <w:tblPr>
+        <w:tblStyle w:val="TableGrid"/>
+        <w:tblW w:type="auto" w:w="0"/>
+        <w:jc w:val="center"/>
+        <w:tblLook w:firstColumn="1" w:firstRow="1" w:lastColumn="0" w:lastRow="0" w:noHBand="0" w:noVBand="1" w:val="04A0"/>
+      </w:tblPr>
+      <w:tblGrid>
+        <w:gridCol w:w="4320"/>
+        <w:gridCol w:w="4320"/>
+      </w:tblGrid>
+      <w:tr>
+        <w:tc>
+          <w:tcPr>
+            <w:tcW w:type="dxa" w:w="4320"/>
+          </w:tcPr>
+          <w:p>
+            <w:r>
+              <w:rPr>
+                <w:b/>
+              </w:rPr>
+            </w:r>
+            <w:r>
+              <w:rPr>
+                <w:rFonts w:ascii="Tahoma" w:hAnsi="Tahoma" w:eastAsia="Tahoma" w:cs="Tahoma"/>
+                <w:b/>
+                <w:i w:val="0"/>
+                <w:sz w:val="22"/>
+                <w:szCs w:val="22"/>
+              </w:rPr>
+              <w:t>รายการ</w:t>
+            </w:r>
+          </w:p>
+        </w:tc>
+        <w:tc>
+          <w:tcPr>
+            <w:tcW w:type="dxa" w:w="4320"/>
+          </w:tcPr>
+          <w:p>
+            <w:r>
+              <w:rPr>
+                <w:b/>
+              </w:rPr>
+            </w:r>
+            <w:r>
+              <w:rPr>
+                <w:rFonts w:ascii="Tahoma" w:hAnsi="Tahoma" w:eastAsia="Tahoma" w:cs="Tahoma"/>
+                <w:b/>
+                <w:i w:val="0"/>
+                <w:sz w:val="22"/>
+                <w:szCs w:val="22"/>
+              </w:rPr>
+              <w:t>ค่า</w:t>
+            </w:r>
+          </w:p>
+        </w:tc>
+      </w:tr>
+      <w:tr>
+        <w:tc>
+          <w:tcPr>
+            <w:tcW w:type="dxa" w:w="4320"/>
+          </w:tcPr>
+          <w:p>
+            <w:r/>
+            <w:r>
+              <w:rPr>
+                <w:rFonts w:ascii="Tahoma" w:hAnsi="Tahoma" w:eastAsia="Tahoma" w:cs="Tahoma"/>
+                <w:b w:val="0"/>
+                <w:i w:val="0"/>
+                <w:sz w:val="22"/>
+                <w:szCs w:val="22"/>
+              </w:rPr>
+              <w:t>แหล่งภาพ</w:t>
+            </w:r>
+          </w:p>
+        </w:tc>
+        <w:tc>
+          <w:tcPr>
+            <w:tcW w:type="dxa" w:w="4320"/>
+          </w:tcPr>
+          <w:p>
+            <w:r/>
+            <w:r>
+              <w:rPr>
+                <w:rFonts w:ascii="Tahoma" w:hAnsi="Tahoma" w:eastAsia="Tahoma" w:cs="Tahoma"/>
+                <w:b w:val="0"/>
+                <w:i w:val="0"/>
+                <w:sz w:val="22"/>
+                <w:szCs w:val="22"/>
+              </w:rPr>
+              <w:t>คลิป CCTV มุมสูง</w:t>
+            </w:r>
+          </w:p>
+        </w:tc>
+      </w:tr>
+      <w:tr>
+        <w:tc>
+          <w:tcPr>
+            <w:tcW w:type="dxa" w:w="4320"/>
+          </w:tcPr>
+          <w:p>
+            <w:r/>
+            <w:r>
+              <w:rPr>
+                <w:rFonts w:ascii="Tahoma" w:hAnsi="Tahoma" w:eastAsia="Tahoma" w:cs="Tahoma"/>
+                <w:b w:val="0"/>
+                <w:i w:val="0"/>
+                <w:sz w:val="22"/>
+                <w:szCs w:val="22"/>
+              </w:rPr>
+              <w:t>ความละเอียด</w:t>
+            </w:r>
+          </w:p>
+        </w:tc>
+        <w:tc>
+          <w:tcPr>
+            <w:tcW w:type="dxa" w:w="4320"/>
+          </w:tcPr>
+          <w:p>
+            <w:r/>
+            <w:r>
+              <w:rPr>
+                <w:rFonts w:ascii="Tahoma" w:hAnsi="Tahoma" w:eastAsia="Tahoma" w:cs="Tahoma"/>
+                <w:b w:val="0"/>
+                <w:i w:val="0"/>
+                <w:sz w:val="22"/>
+                <w:szCs w:val="22"/>
+              </w:rPr>
+              <w:t>1444 x 1184</w:t>
+            </w:r>
+          </w:p>
+        </w:tc>
+      </w:tr>
+      <w:tr>
+        <w:tc>
+          <w:tcPr>
+            <w:tcW w:type="dxa" w:w="4320"/>
+          </w:tcPr>
+          <w:p>
+            <w:r/>
+            <w:r>
+              <w:rPr>
+                <w:rFonts w:ascii="Tahoma" w:hAnsi="Tahoma" w:eastAsia="Tahoma" w:cs="Tahoma"/>
+                <w:b w:val="0"/>
+                <w:i w:val="0"/>
+                <w:sz w:val="22"/>
+                <w:szCs w:val="22"/>
+              </w:rPr>
+              <w:t>อัตราเฟรม</w:t>
+            </w:r>
+          </w:p>
+        </w:tc>
+        <w:tc>
+          <w:tcPr>
+            <w:tcW w:type="dxa" w:w="4320"/>
+          </w:tcPr>
+          <w:p>
+            <w:r/>
+            <w:r>
+              <w:rPr>
+                <w:rFonts w:ascii="Tahoma" w:hAnsi="Tahoma" w:eastAsia="Tahoma" w:cs="Tahoma"/>
+                <w:b w:val="0"/>
+                <w:i w:val="0"/>
+                <w:sz w:val="22"/>
+                <w:szCs w:val="22"/>
+              </w:rPr>
+              <w:t>27 fps</w:t>
+            </w:r>
+          </w:p>
+        </w:tc>
+      </w:tr>
+      <w:tr>
+        <w:tc>
+          <w:tcPr>
+            <w:tcW w:type="dxa" w:w="4320"/>
+          </w:tcPr>
+          <w:p>
+            <w:r/>
+            <w:r>
+              <w:rPr>
+                <w:rFonts w:ascii="Tahoma" w:hAnsi="Tahoma" w:eastAsia="Tahoma" w:cs="Tahoma"/>
+                <w:b w:val="0"/>
+                <w:i w:val="0"/>
+                <w:sz w:val="22"/>
+                <w:szCs w:val="22"/>
+              </w:rPr>
+              <w:t>รับได้</w:t>
+            </w:r>
+          </w:p>
+        </w:tc>
+        <w:tc>
+          <w:tcPr>
+            <w:tcW w:type="dxa" w:w="4320"/>
+          </w:tcPr>
+          <w:p>
+            <w:r/>
+            <w:r>
+              <w:rPr>
+                <w:rFonts w:ascii="Tahoma" w:hAnsi="Tahoma" w:eastAsia="Tahoma" w:cs="Tahoma"/>
+                <w:b w:val="0"/>
+                <w:i w:val="0"/>
+                <w:sz w:val="22"/>
+                <w:szCs w:val="22"/>
+              </w:rPr>
+              <w:t>ไฟล์วิดีโอ, RTSP URL, เลขกล้อง webcam</w:t>
+            </w:r>
+          </w:p>
+        </w:tc>
+      </w:tr>
+    </w:tbl>
+    <w:p/>
     <w:tbl>
       <w:tblPr>
         <w:tblStyle w:val="TableGrid"/>
@@ -5394,7 +6825,7 @@
           <w:sz w:val="22"/>
           <w:szCs w:val="22"/>
         </w:rPr>
-        <w:t>มุมกล้องแบบกดลงมาแบบนี้สำคัญกับโลจิกที่ใช้ เพราะรถที่อยู่ไกลจะเล็กกว่ารถที่อยู่ใกล้มาก สูตรวัดความเร็วเลยต้องหารด้วยขนาดตัวรถเพื่อตัดผลตรงนี้ออก</w:t>
+        <w:t>มุมกล้องที่กดลงมาทำให้รถไกลเล็กกว่ารถใกล้มาก สูตรวัดความเร็วจึงต้องหารด้วยขนาดตัวรถ</w:t>
       </w:r>
     </w:p>
     <w:p>
@@ -5426,7 +6857,7 @@
           <w:sz w:val="22"/>
           <w:szCs w:val="22"/>
         </w:rPr>
-        <w:t>รันบน MacBook ใช้ Apple Silicon ผ่าน PyTorch MPS โค้ดเลือก device ให้เองตามเครื่องที่มี ถ้าเจอ CUDA ใช้ CUDA ถ้าไม่มีก็ MPS ถ้าไม่มีอีกก็ตกไปที่ CPU ย้ายไปรันบน Jetson หรือ PC ที่มีการ์ดจอได้โดยไม่ต้องแก้อะไร</w:t>
+        <w:t>รันบน MacBook ผ่าน PyTorch MPS โค้ดเลือก device เอง ถ้ามี CUDA ใช้ CUDA ไม่มีก็ MPS ไม่มีอีกก็ CPU ย้ายไปรันบน Jetson หรือ PC ที่มีการ์ดจอได้โดยไม่ต้องแก้โค้ด</w:t>
       </w:r>
     </w:p>
     <w:p>
@@ -5441,7 +6872,7 @@
           <w:sz w:val="22"/>
           <w:szCs w:val="22"/>
         </w:rPr>
-        <w:t>เพื่อให้ตามภาพทัน เราข้ามเฟรมเว้นหนึ่ง (</w:t>
+        <w:t>ข้ามเฟรมเว้นหนึ่ง (</w:t>
       </w:r>
       <w:r>
         <w:rPr>
@@ -5461,7 +6892,7 @@
           <w:sz w:val="22"/>
           <w:szCs w:val="22"/>
         </w:rPr>
-        <w:t>) คือประมวลผลจริงราว 13 fps จาก 27 fps ที่ทำได้เพราะรถไม่ได้เปลี่ยนตำแหน่งมากใน 1/27 วินาที การข้ามเฟรมเลยไม่ได้ทำให้ความเร็วที่วัดเพี้ยน แต่ช่วยลดภาระเครื่องลงครึ่งหนึ่ง</w:t>
+        <w:t>) ประมวลผลจริงราว 13 fps จาก 27 fps รถไม่ได้เปลี่ยนตำแหน่งมาก ใน 1/27 วินาที ความเร็วที่วัดจึงไม่เพี้ยนแต่ภาระเครื่องลดครึ่งหนึ่ง</w:t>
       </w:r>
     </w:p>
     <w:p>
@@ -5476,7 +6907,7 @@
           <w:sz w:val="22"/>
           <w:szCs w:val="22"/>
         </w:rPr>
-        <w:t xml:space="preserve">ตอนอ่านจากไฟล์และเปิดหน้าต่างแสดงผล โปรแกรมจะหน่วงให้วิดีโอเล่นความเร็วปกติ ข้อมูลที่ออกมาจึงห่างกัน 10 วินาทีจริงเหมือนกล้องสด ถ้าใส่ </w:t>
+        <w:t xml:space="preserve">ตอนอ่านจากไฟล์และเปิดหน้าต่าง โปรแกรมหน่วงให้เล่นความเร็วปกติ ข้อมูลจึงห่างกัน 10 วินาทีจริง ถ้าใส่ </w:t>
       </w:r>
       <w:r>
         <w:rPr>
@@ -5496,7 +6927,7 @@
           <w:sz w:val="22"/>
           <w:szCs w:val="22"/>
         </w:rPr>
-        <w:t xml:space="preserve"> จะไม่มีการหน่วง ประมวลผลเร็วสุดเท่าที่เครื่องไหว ข้อมูลจะถี่กว่า 10 วินาที ซึ่งไม่เหมาะจะเอาไปเทรนโมเดล</w:t>
+        <w:t xml:space="preserve"> จะไม่หน่วง ข้อมูลถี่กว่า 10 วินาที ซึ่งไม่เหมาะจะเอาไปเทรน</w:t>
       </w:r>
     </w:p>
     <w:p>
@@ -5513,148 +6944,220 @@
           <w:sz w:val="28"/>
           <w:szCs w:val="28"/>
         </w:rPr>
-        <w:t>การส่งข้อมูลออกจาก Edge</w:t>
+        <w:t>การส่งข้อมูลออก</w:t>
       </w:r>
     </w:p>
-    <w:p>
-      <w:pPr>
-        <w:spacing w:after="160"/>
-      </w:pPr>
-      <w:r>
-        <w:rPr>
-          <w:rFonts w:ascii="Tahoma" w:hAnsi="Tahoma" w:eastAsia="Tahoma" w:cs="Tahoma"/>
-          <w:b w:val="0"/>
-          <w:i w:val="0"/>
-          <w:sz w:val="22"/>
-          <w:szCs w:val="22"/>
-        </w:rPr>
-        <w:t>ส่งด้วย MQTT ไปที่ Mosquitto ในเครื่องเดียวกัน</w:t>
-      </w:r>
-    </w:p>
-    <w:p>
-      <w:pPr>
-        <w:pStyle w:val="ListBullet"/>
-        <w:spacing w:after="40"/>
-      </w:pPr>
-      <w:r>
-        <w:rPr>
-          <w:rFonts w:ascii="Tahoma" w:hAnsi="Tahoma" w:eastAsia="Tahoma" w:cs="Tahoma"/>
-          <w:b/>
-          <w:i w:val="0"/>
-          <w:sz w:val="22"/>
-          <w:szCs w:val="22"/>
-        </w:rPr>
-        <w:t>Endpoint:</w:t>
-      </w:r>
-      <w:r>
-        <w:rPr>
-          <w:rFonts w:ascii="Tahoma" w:hAnsi="Tahoma" w:eastAsia="Tahoma" w:cs="Tahoma"/>
-          <w:b w:val="0"/>
-          <w:i w:val="0"/>
-          <w:sz w:val="22"/>
-          <w:szCs w:val="22"/>
-        </w:rPr>
-        <w:t xml:space="preserve"> </w:t>
-      </w:r>
-      <w:r>
-        <w:rPr>
-          <w:rFonts w:ascii="Menlo" w:hAnsi="Menlo" w:eastAsia="Menlo" w:cs="Menlo"/>
-          <w:b w:val="0"/>
-          <w:i w:val="0"/>
-          <w:sz w:val="19"/>
-          <w:szCs w:val="19"/>
-        </w:rPr>
-        <w:t>mqtt://127.0.0.1:1883</w:t>
-      </w:r>
-    </w:p>
-    <w:p>
-      <w:pPr>
-        <w:pStyle w:val="ListBullet"/>
-        <w:spacing w:after="40"/>
-      </w:pPr>
-      <w:r>
-        <w:rPr>
-          <w:rFonts w:ascii="Tahoma" w:hAnsi="Tahoma" w:eastAsia="Tahoma" w:cs="Tahoma"/>
-          <w:b/>
-          <w:i w:val="0"/>
-          <w:sz w:val="22"/>
-          <w:szCs w:val="22"/>
-        </w:rPr>
-        <w:t>Topic:</w:t>
-      </w:r>
-      <w:r>
-        <w:rPr>
-          <w:rFonts w:ascii="Tahoma" w:hAnsi="Tahoma" w:eastAsia="Tahoma" w:cs="Tahoma"/>
-          <w:b w:val="0"/>
-          <w:i w:val="0"/>
-          <w:sz w:val="22"/>
-          <w:szCs w:val="22"/>
-        </w:rPr>
-        <w:t xml:space="preserve"> </w:t>
-      </w:r>
-      <w:r>
-        <w:rPr>
-          <w:rFonts w:ascii="Menlo" w:hAnsi="Menlo" w:eastAsia="Menlo" w:cs="Menlo"/>
-          <w:b w:val="0"/>
-          <w:i w:val="0"/>
-          <w:sz w:val="19"/>
-          <w:szCs w:val="19"/>
-        </w:rPr>
-        <w:t>traffic/6620301002</w:t>
-      </w:r>
-    </w:p>
-    <w:p>
-      <w:pPr>
-        <w:pStyle w:val="ListBullet"/>
-        <w:spacing w:after="40"/>
-      </w:pPr>
-      <w:r>
-        <w:rPr>
-          <w:rFonts w:ascii="Tahoma" w:hAnsi="Tahoma" w:eastAsia="Tahoma" w:cs="Tahoma"/>
-          <w:b/>
-          <w:i w:val="0"/>
-          <w:sz w:val="22"/>
-          <w:szCs w:val="22"/>
-        </w:rPr>
-        <w:t>QoS:</w:t>
-      </w:r>
-      <w:r>
-        <w:rPr>
-          <w:rFonts w:ascii="Tahoma" w:hAnsi="Tahoma" w:eastAsia="Tahoma" w:cs="Tahoma"/>
-          <w:b w:val="0"/>
-          <w:i w:val="0"/>
-          <w:sz w:val="22"/>
-          <w:szCs w:val="22"/>
-        </w:rPr>
-        <w:t xml:space="preserve"> 1</w:t>
-      </w:r>
-    </w:p>
-    <w:p>
-      <w:pPr>
-        <w:pStyle w:val="ListBullet"/>
-        <w:spacing w:after="40"/>
-      </w:pPr>
-      <w:r>
-        <w:rPr>
-          <w:rFonts w:ascii="Tahoma" w:hAnsi="Tahoma" w:eastAsia="Tahoma" w:cs="Tahoma"/>
-          <w:b/>
-          <w:i w:val="0"/>
-          <w:sz w:val="22"/>
-          <w:szCs w:val="22"/>
-        </w:rPr>
-        <w:t>ความถี่:</w:t>
-      </w:r>
-      <w:r>
-        <w:rPr>
-          <w:rFonts w:ascii="Tahoma" w:hAnsi="Tahoma" w:eastAsia="Tahoma" w:cs="Tahoma"/>
-          <w:b w:val="0"/>
-          <w:i w:val="0"/>
-          <w:sz w:val="22"/>
-          <w:szCs w:val="22"/>
-        </w:rPr>
-        <w:t xml:space="preserve"> ทุก 10 วินาที</w:t>
-      </w:r>
-    </w:p>
+    <w:tbl>
+      <w:tblPr>
+        <w:tblStyle w:val="TableGrid"/>
+        <w:tblW w:type="auto" w:w="0"/>
+        <w:jc w:val="center"/>
+        <w:tblLook w:firstColumn="1" w:firstRow="1" w:lastColumn="0" w:lastRow="0" w:noHBand="0" w:noVBand="1" w:val="04A0"/>
+      </w:tblPr>
+      <w:tblGrid>
+        <w:gridCol w:w="4320"/>
+        <w:gridCol w:w="4320"/>
+      </w:tblGrid>
+      <w:tr>
+        <w:tc>
+          <w:tcPr>
+            <w:tcW w:type="dxa" w:w="4320"/>
+          </w:tcPr>
+          <w:p>
+            <w:r>
+              <w:rPr>
+                <w:b/>
+              </w:rPr>
+            </w:r>
+            <w:r>
+              <w:rPr>
+                <w:rFonts w:ascii="Tahoma" w:hAnsi="Tahoma" w:eastAsia="Tahoma" w:cs="Tahoma"/>
+                <w:b/>
+                <w:i w:val="0"/>
+                <w:sz w:val="22"/>
+                <w:szCs w:val="22"/>
+              </w:rPr>
+              <w:t>รายการ</w:t>
+            </w:r>
+          </w:p>
+        </w:tc>
+        <w:tc>
+          <w:tcPr>
+            <w:tcW w:type="dxa" w:w="4320"/>
+          </w:tcPr>
+          <w:p>
+            <w:r>
+              <w:rPr>
+                <w:b/>
+              </w:rPr>
+            </w:r>
+            <w:r>
+              <w:rPr>
+                <w:rFonts w:ascii="Tahoma" w:hAnsi="Tahoma" w:eastAsia="Tahoma" w:cs="Tahoma"/>
+                <w:b/>
+                <w:i w:val="0"/>
+                <w:sz w:val="22"/>
+                <w:szCs w:val="22"/>
+              </w:rPr>
+              <w:t>ค่า</w:t>
+            </w:r>
+          </w:p>
+        </w:tc>
+      </w:tr>
+      <w:tr>
+        <w:tc>
+          <w:tcPr>
+            <w:tcW w:type="dxa" w:w="4320"/>
+          </w:tcPr>
+          <w:p>
+            <w:r/>
+            <w:r>
+              <w:rPr>
+                <w:rFonts w:ascii="Tahoma" w:hAnsi="Tahoma" w:eastAsia="Tahoma" w:cs="Tahoma"/>
+                <w:b w:val="0"/>
+                <w:i w:val="0"/>
+                <w:sz w:val="22"/>
+                <w:szCs w:val="22"/>
+              </w:rPr>
+              <w:t>Endpoint</w:t>
+            </w:r>
+          </w:p>
+        </w:tc>
+        <w:tc>
+          <w:tcPr>
+            <w:tcW w:type="dxa" w:w="4320"/>
+          </w:tcPr>
+          <w:p>
+            <w:r/>
+            <w:r>
+              <w:rPr>
+                <w:rFonts w:ascii="Menlo" w:hAnsi="Menlo" w:eastAsia="Menlo" w:cs="Menlo"/>
+                <w:b w:val="0"/>
+                <w:i w:val="0"/>
+                <w:sz w:val="19"/>
+                <w:szCs w:val="19"/>
+              </w:rPr>
+              <w:t>mqtt://127.0.0.1:1883</w:t>
+            </w:r>
+          </w:p>
+        </w:tc>
+      </w:tr>
+      <w:tr>
+        <w:tc>
+          <w:tcPr>
+            <w:tcW w:type="dxa" w:w="4320"/>
+          </w:tcPr>
+          <w:p>
+            <w:r/>
+            <w:r>
+              <w:rPr>
+                <w:rFonts w:ascii="Tahoma" w:hAnsi="Tahoma" w:eastAsia="Tahoma" w:cs="Tahoma"/>
+                <w:b w:val="0"/>
+                <w:i w:val="0"/>
+                <w:sz w:val="22"/>
+                <w:szCs w:val="22"/>
+              </w:rPr>
+              <w:t>Topic</w:t>
+            </w:r>
+          </w:p>
+        </w:tc>
+        <w:tc>
+          <w:tcPr>
+            <w:tcW w:type="dxa" w:w="4320"/>
+          </w:tcPr>
+          <w:p>
+            <w:r/>
+            <w:r>
+              <w:rPr>
+                <w:rFonts w:ascii="Menlo" w:hAnsi="Menlo" w:eastAsia="Menlo" w:cs="Menlo"/>
+                <w:b w:val="0"/>
+                <w:i w:val="0"/>
+                <w:sz w:val="19"/>
+                <w:szCs w:val="19"/>
+              </w:rPr>
+              <w:t>traffic/6620301002</w:t>
+            </w:r>
+          </w:p>
+        </w:tc>
+      </w:tr>
+      <w:tr>
+        <w:tc>
+          <w:tcPr>
+            <w:tcW w:type="dxa" w:w="4320"/>
+          </w:tcPr>
+          <w:p>
+            <w:r/>
+            <w:r>
+              <w:rPr>
+                <w:rFonts w:ascii="Tahoma" w:hAnsi="Tahoma" w:eastAsia="Tahoma" w:cs="Tahoma"/>
+                <w:b w:val="0"/>
+                <w:i w:val="0"/>
+                <w:sz w:val="22"/>
+                <w:szCs w:val="22"/>
+              </w:rPr>
+              <w:t>QoS</w:t>
+            </w:r>
+          </w:p>
+        </w:tc>
+        <w:tc>
+          <w:tcPr>
+            <w:tcW w:type="dxa" w:w="4320"/>
+          </w:tcPr>
+          <w:p>
+            <w:r/>
+            <w:r>
+              <w:rPr>
+                <w:rFonts w:ascii="Tahoma" w:hAnsi="Tahoma" w:eastAsia="Tahoma" w:cs="Tahoma"/>
+                <w:b w:val="0"/>
+                <w:i w:val="0"/>
+                <w:sz w:val="22"/>
+                <w:szCs w:val="22"/>
+              </w:rPr>
+              <w:t>1</w:t>
+            </w:r>
+          </w:p>
+        </w:tc>
+      </w:tr>
+      <w:tr>
+        <w:tc>
+          <w:tcPr>
+            <w:tcW w:type="dxa" w:w="4320"/>
+          </w:tcPr>
+          <w:p>
+            <w:r/>
+            <w:r>
+              <w:rPr>
+                <w:rFonts w:ascii="Tahoma" w:hAnsi="Tahoma" w:eastAsia="Tahoma" w:cs="Tahoma"/>
+                <w:b w:val="0"/>
+                <w:i w:val="0"/>
+                <w:sz w:val="22"/>
+                <w:szCs w:val="22"/>
+              </w:rPr>
+              <w:t>ความถี่</w:t>
+            </w:r>
+          </w:p>
+        </w:tc>
+        <w:tc>
+          <w:tcPr>
+            <w:tcW w:type="dxa" w:w="4320"/>
+          </w:tcPr>
+          <w:p>
+            <w:r/>
+            <w:r>
+              <w:rPr>
+                <w:rFonts w:ascii="Tahoma" w:hAnsi="Tahoma" w:eastAsia="Tahoma" w:cs="Tahoma"/>
+                <w:b w:val="0"/>
+                <w:i w:val="0"/>
+                <w:sz w:val="22"/>
+                <w:szCs w:val="22"/>
+              </w:rPr>
+              <w:t>ทุก 10 วินาที</w:t>
+            </w:r>
+          </w:p>
+        </w:tc>
+      </w:tr>
+    </w:tbl>
+    <w:p/>
     <w:tbl>
       <w:tblPr>
         <w:tblStyle w:val="TableGrid"/>
@@ -5732,7 +7235,7 @@
           <w:sz w:val="22"/>
           <w:szCs w:val="22"/>
         </w:rPr>
-        <w:t xml:space="preserve">ที่ต้องเช็ก </w:t>
+        <w:t xml:space="preserve">ต้องเช็ก </w:t>
       </w:r>
       <w:r>
         <w:rPr>
@@ -5772,7 +7275,7 @@
           <w:sz w:val="22"/>
           <w:szCs w:val="22"/>
         </w:rPr>
-        <w:t xml:space="preserve"> ไม่โยน exception ตอนต่อ broker ไม่ได้ มันคืน rc = 4 เงียบ ๆ ถ้าไม่เช็กแล้ว Mosquitto ไม่ได้รันอยู่ ข้อมูลจะหายทั้งหมด โดยไม่มีคำเตือนอะไรเลยบนหน้าจอ</w:t>
+        <w:t xml:space="preserve"> ไม่โยน exception ตอนต่อ broker ไม่ได้ มันคืน rc = 4 เงียบ ๆ ข้อมูลจะหายโดยไม่มีคำเตือน</w:t>
       </w:r>
     </w:p>
     <w:p>
@@ -5787,7 +7290,7 @@
           <w:sz w:val="22"/>
           <w:szCs w:val="22"/>
         </w:rPr>
-        <w:t>ตอนโปรแกรมปิด จะส่ง payload ก้อนสุดท้ายก่อนก็ต่อเมื่อยังมีเฟรมค้างที่ยังไม่ได้สรุป ถ้าเพิ่งส่งรอบล่าสุดไปแล้วจะไม่ส่งซ้ำ ไม่งั้นจะได้ payload ที่รถเป็น 0 ทุกประเภท ปนเข้าฐานข้อมูลทุกครั้งที่ปิดโปรแกรม</w:t>
+        <w:t>ตอนปิดโปรแกรมจะส่ง payload ก้อนสุดท้ายเฉพาะเมื่อยังมีเฟรมค้างที่ยังไม่ได้สรุป ไม่งั้นจะได้ payload ที่รถเป็น 0 ปนเข้าฐานข้อมูลทุกครั้งที่ปิด</w:t>
       </w:r>
     </w:p>
     <w:sectPr>

--- a/Mini Project/IOT_PROJECT_MiniProject.docx
+++ b/Mini Project/IOT_PROJECT_MiniProject.docx
@@ -787,537 +787,6 @@
     </w:p>
     <w:p>
       <w:pPr>
-        <w:pStyle w:val="Heading2"/>
-        <w:spacing w:before="200" w:after="60"/>
-      </w:pPr>
-      <w:r>
-        <w:rPr>
-          <w:rFonts w:ascii="TH SarabunPSK" w:hAnsi="TH SarabunPSK" w:eastAsia="TH SarabunPSK" w:cs="TH SarabunPSK"/>
-          <w:b/>
-          <w:i w:val="0"/>
-          <w:color w:val="143A4E"/>
-          <w:sz w:val="36"/>
-          <w:szCs w:val="36"/>
-        </w:rPr>
-        <w:t>1.3 วิธีรัน</w:t>
-      </w:r>
-    </w:p>
-    <w:tbl>
-      <w:tblPr>
-        <w:tblStyle w:val="TableGrid"/>
-        <w:tblW w:type="auto" w:w="0"/>
-        <w:tblLook w:firstColumn="1" w:firstRow="1" w:lastColumn="0" w:lastRow="0" w:noHBand="0" w:noVBand="1" w:val="04A0"/>
-      </w:tblPr>
-      <w:tblGrid>
-        <w:gridCol w:w="9648"/>
-      </w:tblGrid>
-      <w:tr>
-        <w:tc>
-          <w:tcPr>
-            <w:tcW w:type="dxa" w:w="9648"/>
-            <w:shd w:val="clear" w:fill="F4F5F7"/>
-          </w:tcPr>
-          <w:p>
-            <w:pPr>
-              <w:spacing w:after="0"/>
-            </w:pPr>
-            <w:r/>
-            <w:r>
-              <w:rPr>
-                <w:rFonts w:ascii="Menlo" w:hAnsi="Menlo" w:eastAsia="Menlo" w:cs="Menlo"/>
-                <w:b w:val="0"/>
-                <w:i w:val="0"/>
-                <w:sz w:val="22"/>
-                <w:szCs w:val="22"/>
-              </w:rPr>
-              <w:t>git clone https://github.com/kaewjamsai0193/IOT_PROJECT.git</w:t>
-            </w:r>
-          </w:p>
-          <w:p>
-            <w:pPr>
-              <w:spacing w:after="0"/>
-            </w:pPr>
-            <w:r>
-              <w:rPr>
-                <w:rFonts w:ascii="Menlo" w:hAnsi="Menlo" w:eastAsia="Menlo" w:cs="Menlo"/>
-                <w:b w:val="0"/>
-                <w:i w:val="0"/>
-                <w:sz w:val="22"/>
-                <w:szCs w:val="22"/>
-              </w:rPr>
-              <w:t>cd IOT_PROJECT</w:t>
-            </w:r>
-          </w:p>
-          <w:p>
-            <w:pPr>
-              <w:spacing w:after="0"/>
-            </w:pPr>
-            <w:r>
-              <w:rPr>
-                <w:rFonts w:ascii="Menlo" w:hAnsi="Menlo" w:eastAsia="Menlo" w:cs="Menlo"/>
-                <w:b w:val="0"/>
-                <w:i w:val="0"/>
-                <w:sz w:val="22"/>
-                <w:szCs w:val="22"/>
-              </w:rPr>
-            </w:r>
-          </w:p>
-          <w:p>
-            <w:pPr>
-              <w:spacing w:after="0"/>
-            </w:pPr>
-            <w:r>
-              <w:rPr>
-                <w:rFonts w:ascii="Menlo" w:hAnsi="Menlo" w:eastAsia="Menlo" w:cs="Menlo"/>
-                <w:b w:val="0"/>
-                <w:i w:val="0"/>
-                <w:sz w:val="22"/>
-                <w:szCs w:val="22"/>
-              </w:rPr>
-              <w:t>python3 -m venv .venv</w:t>
-            </w:r>
-          </w:p>
-          <w:p>
-            <w:pPr>
-              <w:spacing w:after="0"/>
-            </w:pPr>
-            <w:r>
-              <w:rPr>
-                <w:rFonts w:ascii="Menlo" w:hAnsi="Menlo" w:eastAsia="Menlo" w:cs="Menlo"/>
-                <w:b w:val="0"/>
-                <w:i w:val="0"/>
-                <w:sz w:val="22"/>
-                <w:szCs w:val="22"/>
-              </w:rPr>
-              <w:t>.venv/bin/python -m pip install -r requirements.txt</w:t>
-            </w:r>
-          </w:p>
-          <w:p>
-            <w:pPr>
-              <w:spacing w:after="0"/>
-            </w:pPr>
-            <w:r>
-              <w:rPr>
-                <w:rFonts w:ascii="Menlo" w:hAnsi="Menlo" w:eastAsia="Menlo" w:cs="Menlo"/>
-                <w:b w:val="0"/>
-                <w:i w:val="0"/>
-                <w:sz w:val="22"/>
-                <w:szCs w:val="22"/>
-              </w:rPr>
-              <w:t>cp .env.example .env        # ใส่ INFLUX_TOKEN</w:t>
-            </w:r>
-          </w:p>
-          <w:p>
-            <w:pPr>
-              <w:spacing w:after="0"/>
-            </w:pPr>
-            <w:r>
-              <w:rPr>
-                <w:rFonts w:ascii="Menlo" w:hAnsi="Menlo" w:eastAsia="Menlo" w:cs="Menlo"/>
-                <w:b w:val="0"/>
-                <w:i w:val="0"/>
-                <w:sz w:val="22"/>
-                <w:szCs w:val="22"/>
-              </w:rPr>
-            </w:r>
-          </w:p>
-          <w:p>
-            <w:pPr>
-              <w:spacing w:after="0"/>
-            </w:pPr>
-            <w:r>
-              <w:rPr>
-                <w:rFonts w:ascii="Menlo" w:hAnsi="Menlo" w:eastAsia="Menlo" w:cs="Menlo"/>
-                <w:b w:val="0"/>
-                <w:i w:val="0"/>
-                <w:sz w:val="22"/>
-                <w:szCs w:val="22"/>
-              </w:rPr>
-              <w:t>docker compose up -d                        # Mosquitto + Telegraf</w:t>
-            </w:r>
-          </w:p>
-          <w:p>
-            <w:pPr>
-              <w:spacing w:after="0"/>
-            </w:pPr>
-            <w:r>
-              <w:rPr>
-                <w:rFonts w:ascii="Menlo" w:hAnsi="Menlo" w:eastAsia="Menlo" w:cs="Menlo"/>
-                <w:b w:val="0"/>
-                <w:i w:val="0"/>
-                <w:sz w:val="22"/>
-                <w:szCs w:val="22"/>
-              </w:rPr>
-              <w:t>.venv/bin/python main.py longvideo.mov      # ตัวตรวจจับ</w:t>
-            </w:r>
-          </w:p>
-          <w:p>
-            <w:pPr>
-              <w:spacing w:after="0"/>
-            </w:pPr>
-            <w:r>
-              <w:rPr>
-                <w:rFonts w:ascii="Menlo" w:hAnsi="Menlo" w:eastAsia="Menlo" w:cs="Menlo"/>
-                <w:b w:val="0"/>
-                <w:i w:val="0"/>
-                <w:sz w:val="22"/>
-                <w:szCs w:val="22"/>
-              </w:rPr>
-              <w:t>.venv/bin/python predict_consumer.py        # สาย ML</w:t>
-            </w:r>
-          </w:p>
-        </w:tc>
-      </w:tr>
-    </w:tbl>
-    <w:p>
-      <w:pPr>
-        <w:spacing w:after="0"/>
-      </w:pPr>
-    </w:p>
-    <w:p>
-      <w:pPr>
-        <w:spacing w:after="40"/>
-      </w:pPr>
-      <w:r>
-        <w:rPr>
-          <w:rFonts w:ascii="TH SarabunPSK" w:hAnsi="TH SarabunPSK" w:eastAsia="TH SarabunPSK" w:cs="TH SarabunPSK"/>
-          <w:b w:val="0"/>
-          <w:i w:val="0"/>
-          <w:sz w:val="32"/>
-          <w:szCs w:val="32"/>
-        </w:rPr>
-        <w:t>น้ำหนัก YOLO (</w:t>
-      </w:r>
-      <w:r>
-        <w:rPr>
-          <w:rFonts w:ascii="Menlo" w:hAnsi="Menlo" w:eastAsia="Menlo" w:cs="Menlo"/>
-          <w:b w:val="0"/>
-          <w:i w:val="0"/>
-          <w:sz w:val="22"/>
-          <w:szCs w:val="22"/>
-        </w:rPr>
-        <w:t>*.pt</w:t>
-      </w:r>
-      <w:r>
-        <w:rPr>
-          <w:rFonts w:ascii="TH SarabunPSK" w:hAnsi="TH SarabunPSK" w:eastAsia="TH SarabunPSK" w:cs="TH SarabunPSK"/>
-          <w:b w:val="0"/>
-          <w:i w:val="0"/>
-          <w:sz w:val="32"/>
-          <w:szCs w:val="32"/>
-        </w:rPr>
-        <w:t xml:space="preserve">) ไม่อยู่ใน repo ultralytics โหลดให้เองตอนรันครั้งแรก ส่วน </w:t>
-      </w:r>
-      <w:r>
-        <w:rPr>
-          <w:rFonts w:ascii="Menlo" w:hAnsi="Menlo" w:eastAsia="Menlo" w:cs="Menlo"/>
-          <w:b w:val="0"/>
-          <w:i w:val="0"/>
-          <w:sz w:val="22"/>
-          <w:szCs w:val="22"/>
-        </w:rPr>
-        <w:t>.env</w:t>
-      </w:r>
-      <w:r>
-        <w:rPr>
-          <w:rFonts w:ascii="TH SarabunPSK" w:hAnsi="TH SarabunPSK" w:eastAsia="TH SarabunPSK" w:cs="TH SarabunPSK"/>
-          <w:b w:val="0"/>
-          <w:i w:val="0"/>
-          <w:sz w:val="32"/>
-          <w:szCs w:val="32"/>
-        </w:rPr>
-        <w:t xml:space="preserve"> ไม่ขึ้น git เพราะ repo เป็น public</w:t>
-      </w:r>
-    </w:p>
-    <w:p>
-      <w:pPr>
-        <w:pStyle w:val="Heading2"/>
-        <w:spacing w:before="200" w:after="60"/>
-      </w:pPr>
-      <w:r>
-        <w:rPr>
-          <w:rFonts w:ascii="TH SarabunPSK" w:hAnsi="TH SarabunPSK" w:eastAsia="TH SarabunPSK" w:cs="TH SarabunPSK"/>
-          <w:b/>
-          <w:i w:val="0"/>
-          <w:color w:val="143A4E"/>
-          <w:sz w:val="36"/>
-          <w:szCs w:val="36"/>
-        </w:rPr>
-        <w:t>1.4 เอกสารแต่ละบท</w:t>
-      </w:r>
-    </w:p>
-    <w:p>
-      <w:pPr>
-        <w:pStyle w:val="ListBullet"/>
-        <w:spacing w:after="20"/>
-      </w:pPr>
-      <w:hyperlink w:anchor="sec1">
-        <w:r>
-          <w:rPr>
-            <w:rFonts w:ascii="TH SarabunPSK" w:hAnsi="TH SarabunPSK" w:eastAsia="TH SarabunPSK" w:cs="TH SarabunPSK"/>
-            <w:b w:val="0"/>
-            <w:i w:val="0"/>
-            <w:color w:val="1A5FA8"/>
-            <w:sz w:val="32"/>
-            <w:szCs w:val="32"/>
-            <w:u w:val="single"/>
-          </w:rPr>
-          <w:t>1. Output_Presentation.md</w:t>
-        </w:r>
-      </w:hyperlink>
-      <w:r>
-        <w:rPr>
-          <w:rFonts w:ascii="TH SarabunPSK" w:hAnsi="TH SarabunPSK" w:eastAsia="TH SarabunPSK" w:cs="TH SarabunPSK"/>
-          <w:b w:val="0"/>
-          <w:i w:val="0"/>
-          <w:sz w:val="32"/>
-          <w:szCs w:val="32"/>
-        </w:rPr>
-        <w:t xml:space="preserve"> — หน้าจอ Grafana</w:t>
-      </w:r>
-    </w:p>
-    <w:p>
-      <w:pPr>
-        <w:pStyle w:val="ListBullet"/>
-        <w:spacing w:after="20"/>
-      </w:pPr>
-      <w:hyperlink w:anchor="sec2">
-        <w:r>
-          <w:rPr>
-            <w:rFonts w:ascii="TH SarabunPSK" w:hAnsi="TH SarabunPSK" w:eastAsia="TH SarabunPSK" w:cs="TH SarabunPSK"/>
-            <w:b w:val="0"/>
-            <w:i w:val="0"/>
-            <w:color w:val="1A5FA8"/>
-            <w:sz w:val="32"/>
-            <w:szCs w:val="32"/>
-            <w:u w:val="single"/>
-          </w:rPr>
-          <w:t>2. ML_and_Logic.md</w:t>
-        </w:r>
-      </w:hyperlink>
-      <w:r>
-        <w:rPr>
-          <w:rFonts w:ascii="TH SarabunPSK" w:hAnsi="TH SarabunPSK" w:eastAsia="TH SarabunPSK" w:cs="TH SarabunPSK"/>
-          <w:b w:val="0"/>
-          <w:i w:val="0"/>
-          <w:sz w:val="32"/>
-          <w:szCs w:val="32"/>
-        </w:rPr>
-        <w:t xml:space="preserve"> — สูตรตัดสินรถติดและโมเดลพยากรณ์</w:t>
-      </w:r>
-    </w:p>
-    <w:p>
-      <w:pPr>
-        <w:pStyle w:val="ListBullet"/>
-        <w:spacing w:after="20"/>
-      </w:pPr>
-      <w:hyperlink w:anchor="sec3">
-        <w:r>
-          <w:rPr>
-            <w:rFonts w:ascii="TH SarabunPSK" w:hAnsi="TH SarabunPSK" w:eastAsia="TH SarabunPSK" w:cs="TH SarabunPSK"/>
-            <w:b w:val="0"/>
-            <w:i w:val="0"/>
-            <w:color w:val="1A5FA8"/>
-            <w:sz w:val="32"/>
-            <w:szCs w:val="32"/>
-            <w:u w:val="single"/>
-          </w:rPr>
-          <w:t>3. Data_Pipeline.md</w:t>
-        </w:r>
-      </w:hyperlink>
-      <w:r>
-        <w:rPr>
-          <w:rFonts w:ascii="TH SarabunPSK" w:hAnsi="TH SarabunPSK" w:eastAsia="TH SarabunPSK" w:cs="TH SarabunPSK"/>
-          <w:b w:val="0"/>
-          <w:i w:val="0"/>
-          <w:sz w:val="32"/>
-          <w:szCs w:val="32"/>
-        </w:rPr>
-        <w:t xml:space="preserve"> — MQTT, Telegraf, Kafka, InfluxDB</w:t>
-      </w:r>
-    </w:p>
-    <w:p>
-      <w:pPr>
-        <w:pStyle w:val="ListBullet"/>
-        <w:spacing w:after="20"/>
-      </w:pPr>
-      <w:hyperlink w:anchor="sec4">
-        <w:r>
-          <w:rPr>
-            <w:rFonts w:ascii="TH SarabunPSK" w:hAnsi="TH SarabunPSK" w:eastAsia="TH SarabunPSK" w:cs="TH SarabunPSK"/>
-            <w:b w:val="0"/>
-            <w:i w:val="0"/>
-            <w:color w:val="1A5FA8"/>
-            <w:sz w:val="32"/>
-            <w:szCs w:val="32"/>
-            <w:u w:val="single"/>
-          </w:rPr>
-          <w:t>4. Edge_and_Sensing.md</w:t>
-        </w:r>
-      </w:hyperlink>
-      <w:r>
-        <w:rPr>
-          <w:rFonts w:ascii="TH SarabunPSK" w:hAnsi="TH SarabunPSK" w:eastAsia="TH SarabunPSK" w:cs="TH SarabunPSK"/>
-          <w:b w:val="0"/>
-          <w:i w:val="0"/>
-          <w:sz w:val="32"/>
-          <w:szCs w:val="32"/>
-        </w:rPr>
-        <w:t xml:space="preserve"> — แหล่งภาพและการส่งข้อมูล</w:t>
-      </w:r>
-    </w:p>
-    <w:p>
-      <w:pPr>
-        <w:pStyle w:val="ListBullet"/>
-        <w:spacing w:after="20"/>
-      </w:pPr>
-      <w:hyperlink w:anchor="sec5">
-        <w:r>
-          <w:rPr>
-            <w:rFonts w:ascii="TH SarabunPSK" w:hAnsi="TH SarabunPSK" w:eastAsia="TH SarabunPSK" w:cs="TH SarabunPSK"/>
-            <w:b w:val="0"/>
-            <w:i w:val="0"/>
-            <w:color w:val="1A5FA8"/>
-            <w:sz w:val="32"/>
-            <w:szCs w:val="32"/>
-            <w:u w:val="single"/>
-          </w:rPr>
-          <w:t>5. Development_Steps.md</w:t>
-        </w:r>
-      </w:hyperlink>
-      <w:r>
-        <w:rPr>
-          <w:rFonts w:ascii="TH SarabunPSK" w:hAnsi="TH SarabunPSK" w:eastAsia="TH SarabunPSK" w:cs="TH SarabunPSK"/>
-          <w:b w:val="0"/>
-          <w:i w:val="0"/>
-          <w:sz w:val="32"/>
-          <w:szCs w:val="32"/>
-        </w:rPr>
-        <w:t xml:space="preserve"> — ขั้นตอนการพัฒนา</w:t>
-      </w:r>
-    </w:p>
-    <w:p>
-      <w:pPr>
-        <w:pStyle w:val="ListBullet"/>
-        <w:spacing w:after="20"/>
-      </w:pPr>
-      <w:hyperlink w:anchor="sec6">
-        <w:r>
-          <w:rPr>
-            <w:rFonts w:ascii="TH SarabunPSK" w:hAnsi="TH SarabunPSK" w:eastAsia="TH SarabunPSK" w:cs="TH SarabunPSK"/>
-            <w:b w:val="0"/>
-            <w:i w:val="0"/>
-            <w:color w:val="1A5FA8"/>
-            <w:sz w:val="32"/>
-            <w:szCs w:val="32"/>
-            <w:u w:val="single"/>
-          </w:rPr>
-          <w:t>6. Testing_and_Results.md</w:t>
-        </w:r>
-      </w:hyperlink>
-      <w:r>
-        <w:rPr>
-          <w:rFonts w:ascii="TH SarabunPSK" w:hAnsi="TH SarabunPSK" w:eastAsia="TH SarabunPSK" w:cs="TH SarabunPSK"/>
-          <w:b w:val="0"/>
-          <w:i w:val="0"/>
-          <w:sz w:val="32"/>
-          <w:szCs w:val="32"/>
-        </w:rPr>
-        <w:t xml:space="preserve"> — การทดสอบและผลลัพธ์</w:t>
-      </w:r>
-    </w:p>
-    <w:p>
-      <w:pPr>
-        <w:pStyle w:val="ListBullet"/>
-        <w:spacing w:after="20"/>
-      </w:pPr>
-      <w:hyperlink w:anchor="sec7">
-        <w:r>
-          <w:rPr>
-            <w:rFonts w:ascii="TH SarabunPSK" w:hAnsi="TH SarabunPSK" w:eastAsia="TH SarabunPSK" w:cs="TH SarabunPSK"/>
-            <w:b w:val="0"/>
-            <w:i w:val="0"/>
-            <w:color w:val="1A5FA8"/>
-            <w:sz w:val="32"/>
-            <w:szCs w:val="32"/>
-            <w:u w:val="single"/>
-          </w:rPr>
-          <w:t>7. Problems_and_Solutions.md</w:t>
-        </w:r>
-      </w:hyperlink>
-      <w:r>
-        <w:rPr>
-          <w:rFonts w:ascii="TH SarabunPSK" w:hAnsi="TH SarabunPSK" w:eastAsia="TH SarabunPSK" w:cs="TH SarabunPSK"/>
-          <w:b w:val="0"/>
-          <w:i w:val="0"/>
-          <w:sz w:val="32"/>
-          <w:szCs w:val="32"/>
-        </w:rPr>
-        <w:t xml:space="preserve"> — ปัญหาที่พบและแนวทางแก้ไข</w:t>
-      </w:r>
-    </w:p>
-    <w:p>
-      <w:pPr>
-        <w:pStyle w:val="ListBullet"/>
-        <w:spacing w:after="20"/>
-      </w:pPr>
-      <w:hyperlink w:anchor="sec8">
-        <w:r>
-          <w:rPr>
-            <w:rFonts w:ascii="TH SarabunPSK" w:hAnsi="TH SarabunPSK" w:eastAsia="TH SarabunPSK" w:cs="TH SarabunPSK"/>
-            <w:b w:val="0"/>
-            <w:i w:val="0"/>
-            <w:color w:val="1A5FA8"/>
-            <w:sz w:val="32"/>
-            <w:szCs w:val="32"/>
-            <w:u w:val="single"/>
-          </w:rPr>
-          <w:t>8. Conclusion.md</w:t>
-        </w:r>
-      </w:hyperlink>
-      <w:r>
-        <w:rPr>
-          <w:rFonts w:ascii="TH SarabunPSK" w:hAnsi="TH SarabunPSK" w:eastAsia="TH SarabunPSK" w:cs="TH SarabunPSK"/>
-          <w:b w:val="0"/>
-          <w:i w:val="0"/>
-          <w:sz w:val="32"/>
-          <w:szCs w:val="32"/>
-        </w:rPr>
-        <w:t xml:space="preserve"> — สรุปและข้อเสนอแนะ</w:t>
-      </w:r>
-    </w:p>
-    <w:p>
-      <w:pPr>
-        <w:pStyle w:val="ListBullet"/>
-        <w:spacing w:after="20"/>
-      </w:pPr>
-      <w:hyperlink w:anchor="sec9">
-        <w:r>
-          <w:rPr>
-            <w:rFonts w:ascii="TH SarabunPSK" w:hAnsi="TH SarabunPSK" w:eastAsia="TH SarabunPSK" w:cs="TH SarabunPSK"/>
-            <w:b w:val="0"/>
-            <w:i w:val="0"/>
-            <w:color w:val="1A5FA8"/>
-            <w:sz w:val="32"/>
-            <w:szCs w:val="32"/>
-            <w:u w:val="single"/>
-          </w:rPr>
-          <w:t>9. Appendix.md</w:t>
-        </w:r>
-      </w:hyperlink>
-      <w:r>
-        <w:rPr>
-          <w:rFonts w:ascii="TH SarabunPSK" w:hAnsi="TH SarabunPSK" w:eastAsia="TH SarabunPSK" w:cs="TH SarabunPSK"/>
-          <w:b w:val="0"/>
-          <w:i w:val="0"/>
-          <w:sz w:val="32"/>
-          <w:szCs w:val="32"/>
-        </w:rPr>
-        <w:t xml:space="preserve"> — ภาคผนวก</w:t>
-      </w:r>
-    </w:p>
-    <w:p>
-      <w:pPr>
         <w:spacing w:after="120"/>
       </w:pPr>
     </w:p>
@@ -1342,23 +811,6 @@
     </w:p>
     <w:p>
       <w:pPr>
-        <w:pStyle w:val="Heading2"/>
-        <w:spacing w:before="200" w:after="60"/>
-      </w:pPr>
-      <w:r>
-        <w:rPr>
-          <w:rFonts w:ascii="TH SarabunPSK" w:hAnsi="TH SarabunPSK" w:eastAsia="TH SarabunPSK" w:cs="TH SarabunPSK"/>
-          <w:b/>
-          <w:i w:val="0"/>
-          <w:color w:val="143A4E"/>
-          <w:sz w:val="36"/>
-          <w:szCs w:val="36"/>
-        </w:rPr>
-        <w:t>2.1 สิ่งที่ผู้ใช้ต้องการ</w:t>
-      </w:r>
-    </w:p>
-    <w:p>
-      <w:pPr>
         <w:spacing w:after="40"/>
       </w:pPr>
       <w:r>
@@ -1369,39 +821,7 @@
           <w:sz w:val="32"/>
           <w:szCs w:val="32"/>
         </w:rPr>
-        <w:t>รู้สองอย่าง คือตอนนี้ถนนติดหรือโล่ง และอีก 5 นาทีจะเป็นยังไง เพราะรู้ตอนติดแล้วสายเกินจะเลี่ยง</w:t>
-      </w:r>
-    </w:p>
-    <w:p>
-      <w:pPr>
-        <w:spacing w:after="40"/>
-      </w:pPr>
-      <w:r>
-        <w:rPr>
-          <w:rFonts w:ascii="TH SarabunPSK" w:hAnsi="TH SarabunPSK" w:eastAsia="TH SarabunPSK" w:cs="TH SarabunPSK"/>
-          <w:b w:val="0"/>
-          <w:i w:val="0"/>
-          <w:sz w:val="32"/>
-          <w:szCs w:val="32"/>
-        </w:rPr>
-        <w:t>อีกอย่างคือต้องรู้ว่าข้อมูลสดหรือค้าง เพราะระบบมีข้อมูลเฉพาะตอนที่ตัวตรวจจับทำงานอยู่</w:t>
-      </w:r>
-    </w:p>
-    <w:p>
-      <w:pPr>
-        <w:pStyle w:val="Heading2"/>
-        <w:spacing w:before="200" w:after="60"/>
-      </w:pPr>
-      <w:r>
-        <w:rPr>
-          <w:rFonts w:ascii="TH SarabunPSK" w:hAnsi="TH SarabunPSK" w:eastAsia="TH SarabunPSK" w:cs="TH SarabunPSK"/>
-          <w:b/>
-          <w:i w:val="0"/>
-          <w:color w:val="143A4E"/>
-          <w:sz w:val="36"/>
-          <w:szCs w:val="36"/>
-        </w:rPr>
-        <w:t>2.2 หน้าจอ Grafana</w:t>
+        <w:t>ผู้ใช้ต้องรู้สองอย่าง คือตอนนี้ถนนติดหรือโล่ง และอีก 5 นาทีจะเป็นยังไง เพราะรู้ตอนติดแล้วสายเกินจะเลี่ยง</w:t>
       </w:r>
     </w:p>
     <w:p>
@@ -1459,629 +879,9 @@
         <w:t>ภาพที่ 2 หน้าจอจริง สถานะปัจจุบันรถโล่ง ค่าพยากรณ์อีก 5 นาทีคือรถไหลๆ</w:t>
       </w:r>
     </w:p>
-    <w:tbl>
-      <w:tblPr>
-        <w:tblStyle w:val="TableGrid"/>
-        <w:tblW w:type="auto" w:w="0"/>
-        <w:jc w:val="center"/>
-        <w:tblLook w:firstColumn="1" w:firstRow="1" w:lastColumn="0" w:lastRow="0" w:noHBand="0" w:noVBand="1" w:val="04A0"/>
-      </w:tblPr>
-      <w:tblGrid>
-        <w:gridCol w:w="3216"/>
-        <w:gridCol w:w="3216"/>
-        <w:gridCol w:w="3216"/>
-      </w:tblGrid>
-      <w:tr>
-        <w:tc>
-          <w:tcPr>
-            <w:tcW w:type="dxa" w:w="3216"/>
-          </w:tcPr>
-          <w:p>
-            <w:pPr>
-              <w:spacing w:before="0" w:after="0"/>
-            </w:pPr>
-            <w:r>
-              <w:rPr>
-                <w:b/>
-                <w:sz w:val="28"/>
-              </w:rPr>
-            </w:r>
-            <w:r>
-              <w:rPr>
-                <w:rFonts w:ascii="TH SarabunPSK" w:hAnsi="TH SarabunPSK" w:eastAsia="TH SarabunPSK" w:cs="TH SarabunPSK"/>
-                <w:b/>
-                <w:i w:val="0"/>
-                <w:sz w:val="28"/>
-                <w:szCs w:val="28"/>
-              </w:rPr>
-              <w:t>#</w:t>
-            </w:r>
-          </w:p>
-        </w:tc>
-        <w:tc>
-          <w:tcPr>
-            <w:tcW w:type="dxa" w:w="3216"/>
-          </w:tcPr>
-          <w:p>
-            <w:pPr>
-              <w:spacing w:before="0" w:after="0"/>
-            </w:pPr>
-            <w:r>
-              <w:rPr>
-                <w:b/>
-                <w:sz w:val="28"/>
-              </w:rPr>
-            </w:r>
-            <w:r>
-              <w:rPr>
-                <w:rFonts w:ascii="TH SarabunPSK" w:hAnsi="TH SarabunPSK" w:eastAsia="TH SarabunPSK" w:cs="TH SarabunPSK"/>
-                <w:b/>
-                <w:i w:val="0"/>
-                <w:sz w:val="28"/>
-                <w:szCs w:val="28"/>
-              </w:rPr>
-              <w:t>Panel</w:t>
-            </w:r>
-          </w:p>
-        </w:tc>
-        <w:tc>
-          <w:tcPr>
-            <w:tcW w:type="dxa" w:w="3216"/>
-          </w:tcPr>
-          <w:p>
-            <w:pPr>
-              <w:spacing w:before="0" w:after="0"/>
-            </w:pPr>
-            <w:r>
-              <w:rPr>
-                <w:b/>
-                <w:sz w:val="28"/>
-              </w:rPr>
-            </w:r>
-            <w:r>
-              <w:rPr>
-                <w:rFonts w:ascii="TH SarabunPSK" w:hAnsi="TH SarabunPSK" w:eastAsia="TH SarabunPSK" w:cs="TH SarabunPSK"/>
-                <w:b/>
-                <w:i w:val="0"/>
-                <w:sz w:val="28"/>
-                <w:szCs w:val="28"/>
-              </w:rPr>
-              <w:t>ข้อมูลที่ใช้</w:t>
-            </w:r>
-          </w:p>
-        </w:tc>
-      </w:tr>
-      <w:tr>
-        <w:tc>
-          <w:tcPr>
-            <w:tcW w:type="dxa" w:w="3216"/>
-          </w:tcPr>
-          <w:p>
-            <w:pPr>
-              <w:spacing w:before="0" w:after="0"/>
-            </w:pPr>
-            <w:r>
-              <w:rPr>
-                <w:sz w:val="28"/>
-              </w:rPr>
-            </w:r>
-            <w:r>
-              <w:rPr>
-                <w:rFonts w:ascii="TH SarabunPSK" w:hAnsi="TH SarabunPSK" w:eastAsia="TH SarabunPSK" w:cs="TH SarabunPSK"/>
-                <w:b w:val="0"/>
-                <w:i w:val="0"/>
-                <w:sz w:val="28"/>
-                <w:szCs w:val="28"/>
-              </w:rPr>
-              <w:t>1</w:t>
-            </w:r>
-          </w:p>
-        </w:tc>
-        <w:tc>
-          <w:tcPr>
-            <w:tcW w:type="dxa" w:w="3216"/>
-          </w:tcPr>
-          <w:p>
-            <w:pPr>
-              <w:spacing w:before="0" w:after="0"/>
-            </w:pPr>
-            <w:r>
-              <w:rPr>
-                <w:sz w:val="28"/>
-              </w:rPr>
-            </w:r>
-            <w:r>
-              <w:rPr>
-                <w:rFonts w:ascii="TH SarabunPSK" w:hAnsi="TH SarabunPSK" w:eastAsia="TH SarabunPSK" w:cs="TH SarabunPSK"/>
-                <w:b w:val="0"/>
-                <w:i w:val="0"/>
-                <w:sz w:val="28"/>
-                <w:szCs w:val="28"/>
-              </w:rPr>
-              <w:t>เวลา ณ ปัจจุบัน</w:t>
-            </w:r>
-          </w:p>
-        </w:tc>
-        <w:tc>
-          <w:tcPr>
-            <w:tcW w:type="dxa" w:w="3216"/>
-          </w:tcPr>
-          <w:p>
-            <w:pPr>
-              <w:spacing w:before="0" w:after="0"/>
-            </w:pPr>
-            <w:r>
-              <w:rPr>
-                <w:sz w:val="28"/>
-              </w:rPr>
-            </w:r>
-            <w:r>
-              <w:rPr>
-                <w:rFonts w:ascii="TH SarabunPSK" w:hAnsi="TH SarabunPSK" w:eastAsia="TH SarabunPSK" w:cs="TH SarabunPSK"/>
-                <w:b w:val="0"/>
-                <w:i w:val="0"/>
-                <w:sz w:val="28"/>
-                <w:szCs w:val="28"/>
-              </w:rPr>
-              <w:t>เวลาของข้อมูลล่าสุด ดูว่าสดหรือค้าง</w:t>
-            </w:r>
-          </w:p>
-        </w:tc>
-      </w:tr>
-      <w:tr>
-        <w:tc>
-          <w:tcPr>
-            <w:tcW w:type="dxa" w:w="3216"/>
-          </w:tcPr>
-          <w:p>
-            <w:pPr>
-              <w:spacing w:before="0" w:after="0"/>
-            </w:pPr>
-            <w:r>
-              <w:rPr>
-                <w:sz w:val="28"/>
-              </w:rPr>
-            </w:r>
-            <w:r>
-              <w:rPr>
-                <w:rFonts w:ascii="TH SarabunPSK" w:hAnsi="TH SarabunPSK" w:eastAsia="TH SarabunPSK" w:cs="TH SarabunPSK"/>
-                <w:b w:val="0"/>
-                <w:i w:val="0"/>
-                <w:sz w:val="28"/>
-                <w:szCs w:val="28"/>
-              </w:rPr>
-              <w:t>2</w:t>
-            </w:r>
-          </w:p>
-        </w:tc>
-        <w:tc>
-          <w:tcPr>
-            <w:tcW w:type="dxa" w:w="3216"/>
-          </w:tcPr>
-          <w:p>
-            <w:pPr>
-              <w:spacing w:before="0" w:after="0"/>
-            </w:pPr>
-            <w:r>
-              <w:rPr>
-                <w:sz w:val="28"/>
-              </w:rPr>
-            </w:r>
-            <w:r>
-              <w:rPr>
-                <w:rFonts w:ascii="TH SarabunPSK" w:hAnsi="TH SarabunPSK" w:eastAsia="TH SarabunPSK" w:cs="TH SarabunPSK"/>
-                <w:b w:val="0"/>
-                <w:i w:val="0"/>
-                <w:sz w:val="28"/>
-                <w:szCs w:val="28"/>
-              </w:rPr>
-              <w:t>สภาพการจราจรปัจจุบัน</w:t>
-            </w:r>
-          </w:p>
-        </w:tc>
-        <w:tc>
-          <w:tcPr>
-            <w:tcW w:type="dxa" w:w="3216"/>
-          </w:tcPr>
-          <w:p>
-            <w:pPr>
-              <w:spacing w:before="0" w:after="0"/>
-            </w:pPr>
-            <w:r>
-              <w:rPr>
-                <w:sz w:val="28"/>
-              </w:rPr>
-            </w:r>
-            <w:r>
-              <w:rPr>
-                <w:rFonts w:ascii="Menlo" w:hAnsi="Menlo" w:eastAsia="Menlo" w:cs="Menlo"/>
-                <w:b w:val="0"/>
-                <w:i w:val="0"/>
-                <w:sz w:val="28"/>
-                <w:szCs w:val="28"/>
-              </w:rPr>
-              <w:t>congestion_level</w:t>
-            </w:r>
-          </w:p>
-        </w:tc>
-      </w:tr>
-      <w:tr>
-        <w:tc>
-          <w:tcPr>
-            <w:tcW w:type="dxa" w:w="3216"/>
-          </w:tcPr>
-          <w:p>
-            <w:pPr>
-              <w:spacing w:before="0" w:after="0"/>
-            </w:pPr>
-            <w:r>
-              <w:rPr>
-                <w:sz w:val="28"/>
-              </w:rPr>
-            </w:r>
-            <w:r>
-              <w:rPr>
-                <w:rFonts w:ascii="TH SarabunPSK" w:hAnsi="TH SarabunPSK" w:eastAsia="TH SarabunPSK" w:cs="TH SarabunPSK"/>
-                <w:b w:val="0"/>
-                <w:i w:val="0"/>
-                <w:sz w:val="28"/>
-                <w:szCs w:val="28"/>
-              </w:rPr>
-              <w:t>3</w:t>
-            </w:r>
-          </w:p>
-        </w:tc>
-        <w:tc>
-          <w:tcPr>
-            <w:tcW w:type="dxa" w:w="3216"/>
-          </w:tcPr>
-          <w:p>
-            <w:pPr>
-              <w:spacing w:before="0" w:after="0"/>
-            </w:pPr>
-            <w:r>
-              <w:rPr>
-                <w:sz w:val="28"/>
-              </w:rPr>
-            </w:r>
-            <w:r>
-              <w:rPr>
-                <w:rFonts w:ascii="TH SarabunPSK" w:hAnsi="TH SarabunPSK" w:eastAsia="TH SarabunPSK" w:cs="TH SarabunPSK"/>
-                <w:b w:val="0"/>
-                <w:i w:val="0"/>
-                <w:sz w:val="28"/>
-                <w:szCs w:val="28"/>
-              </w:rPr>
-              <w:t>สภาพการจราจรในอีก 5 นาที</w:t>
-            </w:r>
-          </w:p>
-        </w:tc>
-        <w:tc>
-          <w:tcPr>
-            <w:tcW w:type="dxa" w:w="3216"/>
-          </w:tcPr>
-          <w:p>
-            <w:pPr>
-              <w:spacing w:before="0" w:after="0"/>
-            </w:pPr>
-            <w:r>
-              <w:rPr>
-                <w:sz w:val="28"/>
-              </w:rPr>
-            </w:r>
-            <w:r>
-              <w:rPr>
-                <w:rFonts w:ascii="Menlo" w:hAnsi="Menlo" w:eastAsia="Menlo" w:cs="Menlo"/>
-                <w:b w:val="0"/>
-                <w:i w:val="0"/>
-                <w:sz w:val="28"/>
-                <w:szCs w:val="28"/>
-              </w:rPr>
-              <w:t>forecast_congestion_level</w:t>
-            </w:r>
-          </w:p>
-        </w:tc>
-      </w:tr>
-      <w:tr>
-        <w:tc>
-          <w:tcPr>
-            <w:tcW w:type="dxa" w:w="3216"/>
-          </w:tcPr>
-          <w:p>
-            <w:pPr>
-              <w:spacing w:before="0" w:after="0"/>
-            </w:pPr>
-            <w:r>
-              <w:rPr>
-                <w:sz w:val="28"/>
-              </w:rPr>
-            </w:r>
-            <w:r>
-              <w:rPr>
-                <w:rFonts w:ascii="TH SarabunPSK" w:hAnsi="TH SarabunPSK" w:eastAsia="TH SarabunPSK" w:cs="TH SarabunPSK"/>
-                <w:b w:val="0"/>
-                <w:i w:val="0"/>
-                <w:sz w:val="28"/>
-                <w:szCs w:val="28"/>
-              </w:rPr>
-              <w:t>4</w:t>
-            </w:r>
-          </w:p>
-        </w:tc>
-        <w:tc>
-          <w:tcPr>
-            <w:tcW w:type="dxa" w:w="3216"/>
-          </w:tcPr>
-          <w:p>
-            <w:pPr>
-              <w:spacing w:before="0" w:after="0"/>
-            </w:pPr>
-            <w:r>
-              <w:rPr>
-                <w:sz w:val="28"/>
-              </w:rPr>
-            </w:r>
-            <w:r>
-              <w:rPr>
-                <w:rFonts w:ascii="TH SarabunPSK" w:hAnsi="TH SarabunPSK" w:eastAsia="TH SarabunPSK" w:cs="TH SarabunPSK"/>
-                <w:b w:val="0"/>
-                <w:i w:val="0"/>
-                <w:sz w:val="28"/>
-                <w:szCs w:val="28"/>
-              </w:rPr>
-              <w:t>จำนวนรถแต่ละประเภท</w:t>
-            </w:r>
-          </w:p>
-        </w:tc>
-        <w:tc>
-          <w:tcPr>
-            <w:tcW w:type="dxa" w:w="3216"/>
-          </w:tcPr>
-          <w:p>
-            <w:pPr>
-              <w:spacing w:before="0" w:after="0"/>
-            </w:pPr>
-            <w:r>
-              <w:rPr>
-                <w:sz w:val="28"/>
-              </w:rPr>
-            </w:r>
-            <w:r>
-              <w:rPr>
-                <w:rFonts w:ascii="Menlo" w:hAnsi="Menlo" w:eastAsia="Menlo" w:cs="Menlo"/>
-                <w:b w:val="0"/>
-                <w:i w:val="0"/>
-                <w:sz w:val="28"/>
-                <w:szCs w:val="28"/>
-              </w:rPr>
-              <w:t>car</w:t>
-            </w:r>
-            <w:r>
-              <w:rPr>
-                <w:rFonts w:ascii="TH SarabunPSK" w:hAnsi="TH SarabunPSK" w:eastAsia="TH SarabunPSK" w:cs="TH SarabunPSK"/>
-                <w:b w:val="0"/>
-                <w:i w:val="0"/>
-                <w:sz w:val="28"/>
-                <w:szCs w:val="28"/>
-              </w:rPr>
-              <w:t xml:space="preserve">, </w:t>
-            </w:r>
-            <w:r>
-              <w:rPr>
-                <w:rFonts w:ascii="Menlo" w:hAnsi="Menlo" w:eastAsia="Menlo" w:cs="Menlo"/>
-                <w:b w:val="0"/>
-                <w:i w:val="0"/>
-                <w:sz w:val="28"/>
-                <w:szCs w:val="28"/>
-              </w:rPr>
-              <w:t>motorcycle</w:t>
-            </w:r>
-            <w:r>
-              <w:rPr>
-                <w:rFonts w:ascii="TH SarabunPSK" w:hAnsi="TH SarabunPSK" w:eastAsia="TH SarabunPSK" w:cs="TH SarabunPSK"/>
-                <w:b w:val="0"/>
-                <w:i w:val="0"/>
-                <w:sz w:val="28"/>
-                <w:szCs w:val="28"/>
-              </w:rPr>
-              <w:t xml:space="preserve">, </w:t>
-            </w:r>
-            <w:r>
-              <w:rPr>
-                <w:rFonts w:ascii="Menlo" w:hAnsi="Menlo" w:eastAsia="Menlo" w:cs="Menlo"/>
-                <w:b w:val="0"/>
-                <w:i w:val="0"/>
-                <w:sz w:val="28"/>
-                <w:szCs w:val="28"/>
-              </w:rPr>
-              <w:t>bus</w:t>
-            </w:r>
-            <w:r>
-              <w:rPr>
-                <w:rFonts w:ascii="TH SarabunPSK" w:hAnsi="TH SarabunPSK" w:eastAsia="TH SarabunPSK" w:cs="TH SarabunPSK"/>
-                <w:b w:val="0"/>
-                <w:i w:val="0"/>
-                <w:sz w:val="28"/>
-                <w:szCs w:val="28"/>
-              </w:rPr>
-              <w:t xml:space="preserve">, </w:t>
-            </w:r>
-            <w:r>
-              <w:rPr>
-                <w:rFonts w:ascii="Menlo" w:hAnsi="Menlo" w:eastAsia="Menlo" w:cs="Menlo"/>
-                <w:b w:val="0"/>
-                <w:i w:val="0"/>
-                <w:sz w:val="28"/>
-                <w:szCs w:val="28"/>
-              </w:rPr>
-              <w:t>truck</w:t>
-            </w:r>
-          </w:p>
-        </w:tc>
-      </w:tr>
-      <w:tr>
-        <w:tc>
-          <w:tcPr>
-            <w:tcW w:type="dxa" w:w="3216"/>
-          </w:tcPr>
-          <w:p>
-            <w:pPr>
-              <w:spacing w:before="0" w:after="0"/>
-            </w:pPr>
-            <w:r>
-              <w:rPr>
-                <w:sz w:val="28"/>
-              </w:rPr>
-            </w:r>
-            <w:r>
-              <w:rPr>
-                <w:rFonts w:ascii="TH SarabunPSK" w:hAnsi="TH SarabunPSK" w:eastAsia="TH SarabunPSK" w:cs="TH SarabunPSK"/>
-                <w:b w:val="0"/>
-                <w:i w:val="0"/>
-                <w:sz w:val="28"/>
-                <w:szCs w:val="28"/>
-              </w:rPr>
-              <w:t>5</w:t>
-            </w:r>
-          </w:p>
-        </w:tc>
-        <w:tc>
-          <w:tcPr>
-            <w:tcW w:type="dxa" w:w="3216"/>
-          </w:tcPr>
-          <w:p>
-            <w:pPr>
-              <w:spacing w:before="0" w:after="0"/>
-            </w:pPr>
-            <w:r>
-              <w:rPr>
-                <w:sz w:val="28"/>
-              </w:rPr>
-            </w:r>
-            <w:r>
-              <w:rPr>
-                <w:rFonts w:ascii="TH SarabunPSK" w:hAnsi="TH SarabunPSK" w:eastAsia="TH SarabunPSK" w:cs="TH SarabunPSK"/>
-                <w:b w:val="0"/>
-                <w:i w:val="0"/>
-                <w:sz w:val="28"/>
-                <w:szCs w:val="28"/>
-              </w:rPr>
-              <w:t>จำนวนรถทั้งหมด</w:t>
-            </w:r>
-          </w:p>
-        </w:tc>
-        <w:tc>
-          <w:tcPr>
-            <w:tcW w:type="dxa" w:w="3216"/>
-          </w:tcPr>
-          <w:p>
-            <w:pPr>
-              <w:spacing w:before="0" w:after="0"/>
-            </w:pPr>
-            <w:r>
-              <w:rPr>
-                <w:sz w:val="28"/>
-              </w:rPr>
-            </w:r>
-            <w:r>
-              <w:rPr>
-                <w:rFonts w:ascii="Menlo" w:hAnsi="Menlo" w:eastAsia="Menlo" w:cs="Menlo"/>
-                <w:b w:val="0"/>
-                <w:i w:val="0"/>
-                <w:sz w:val="28"/>
-                <w:szCs w:val="28"/>
-              </w:rPr>
-              <w:t>vehicles_in_roi</w:t>
-            </w:r>
-          </w:p>
-        </w:tc>
-      </w:tr>
-      <w:tr>
-        <w:tc>
-          <w:tcPr>
-            <w:tcW w:type="dxa" w:w="3216"/>
-          </w:tcPr>
-          <w:p>
-            <w:pPr>
-              <w:spacing w:before="0" w:after="0"/>
-            </w:pPr>
-            <w:r>
-              <w:rPr>
-                <w:sz w:val="28"/>
-              </w:rPr>
-            </w:r>
-            <w:r>
-              <w:rPr>
-                <w:rFonts w:ascii="TH SarabunPSK" w:hAnsi="TH SarabunPSK" w:eastAsia="TH SarabunPSK" w:cs="TH SarabunPSK"/>
-                <w:b w:val="0"/>
-                <w:i w:val="0"/>
-                <w:sz w:val="28"/>
-                <w:szCs w:val="28"/>
-              </w:rPr>
-              <w:t>6</w:t>
-            </w:r>
-          </w:p>
-        </w:tc>
-        <w:tc>
-          <w:tcPr>
-            <w:tcW w:type="dxa" w:w="3216"/>
-          </w:tcPr>
-          <w:p>
-            <w:pPr>
-              <w:spacing w:before="0" w:after="0"/>
-            </w:pPr>
-            <w:r>
-              <w:rPr>
-                <w:sz w:val="28"/>
-              </w:rPr>
-            </w:r>
-            <w:r>
-              <w:rPr>
-                <w:rFonts w:ascii="TH SarabunPSK" w:hAnsi="TH SarabunPSK" w:eastAsia="TH SarabunPSK" w:cs="TH SarabunPSK"/>
-                <w:b w:val="0"/>
-                <w:i w:val="0"/>
-                <w:sz w:val="28"/>
-                <w:szCs w:val="28"/>
-              </w:rPr>
-              <w:t>เทียบค่าจริงกับค่าพยากรณ์</w:t>
-            </w:r>
-          </w:p>
-        </w:tc>
-        <w:tc>
-          <w:tcPr>
-            <w:tcW w:type="dxa" w:w="3216"/>
-          </w:tcPr>
-          <w:p>
-            <w:pPr>
-              <w:spacing w:before="0" w:after="0"/>
-            </w:pPr>
-            <w:r>
-              <w:rPr>
-                <w:sz w:val="28"/>
-              </w:rPr>
-            </w:r>
-            <w:r>
-              <w:rPr>
-                <w:rFonts w:ascii="TH SarabunPSK" w:hAnsi="TH SarabunPSK" w:eastAsia="TH SarabunPSK" w:cs="TH SarabunPSK"/>
-                <w:b w:val="0"/>
-                <w:i w:val="0"/>
-                <w:sz w:val="28"/>
-                <w:szCs w:val="28"/>
-              </w:rPr>
-              <w:t>ทั้งสอง measurement</w:t>
-            </w:r>
-          </w:p>
-        </w:tc>
-      </w:tr>
-    </w:tbl>
     <w:p>
       <w:pPr>
-        <w:spacing w:after="0"/>
-      </w:pPr>
-    </w:p>
-    <w:p>
-      <w:pPr>
-        <w:pStyle w:val="Heading3"/>
+        <w:pStyle w:val="Heading2"/>
         <w:spacing w:before="200" w:after="60"/>
       </w:pPr>
       <w:r>
@@ -2090,10 +890,10 @@
           <w:b/>
           <w:i w:val="0"/>
           <w:color w:val="143A4E"/>
-          <w:sz w:val="32"/>
-          <w:szCs w:val="32"/>
+          <w:sz w:val="36"/>
+          <w:szCs w:val="36"/>
         </w:rPr>
-        <w:t>การ map สี</w:t>
+        <w:t>2.1 Panel บนแดชบอร์ด</w:t>
       </w:r>
     </w:p>
     <w:tbl>
@@ -2131,6 +931,643 @@
                 <w:sz w:val="28"/>
                 <w:szCs w:val="28"/>
               </w:rPr>
+              <w:t>#</w:t>
+            </w:r>
+          </w:p>
+        </w:tc>
+        <w:tc>
+          <w:tcPr>
+            <w:tcW w:type="dxa" w:w="3216"/>
+          </w:tcPr>
+          <w:p>
+            <w:pPr>
+              <w:spacing w:before="0" w:after="0"/>
+            </w:pPr>
+            <w:r>
+              <w:rPr>
+                <w:b/>
+                <w:sz w:val="28"/>
+              </w:rPr>
+            </w:r>
+            <w:r>
+              <w:rPr>
+                <w:rFonts w:ascii="TH SarabunPSK" w:hAnsi="TH SarabunPSK" w:eastAsia="TH SarabunPSK" w:cs="TH SarabunPSK"/>
+                <w:b/>
+                <w:i w:val="0"/>
+                <w:sz w:val="28"/>
+                <w:szCs w:val="28"/>
+              </w:rPr>
+              <w:t>Panel</w:t>
+            </w:r>
+          </w:p>
+        </w:tc>
+        <w:tc>
+          <w:tcPr>
+            <w:tcW w:type="dxa" w:w="3216"/>
+          </w:tcPr>
+          <w:p>
+            <w:pPr>
+              <w:spacing w:before="0" w:after="0"/>
+            </w:pPr>
+            <w:r>
+              <w:rPr>
+                <w:b/>
+                <w:sz w:val="28"/>
+              </w:rPr>
+            </w:r>
+            <w:r>
+              <w:rPr>
+                <w:rFonts w:ascii="TH SarabunPSK" w:hAnsi="TH SarabunPSK" w:eastAsia="TH SarabunPSK" w:cs="TH SarabunPSK"/>
+                <w:b/>
+                <w:i w:val="0"/>
+                <w:sz w:val="28"/>
+                <w:szCs w:val="28"/>
+              </w:rPr>
+              <w:t>ข้อมูลที่ใช้</w:t>
+            </w:r>
+          </w:p>
+        </w:tc>
+      </w:tr>
+      <w:tr>
+        <w:tc>
+          <w:tcPr>
+            <w:tcW w:type="dxa" w:w="3216"/>
+          </w:tcPr>
+          <w:p>
+            <w:pPr>
+              <w:spacing w:before="0" w:after="0"/>
+            </w:pPr>
+            <w:r>
+              <w:rPr>
+                <w:sz w:val="28"/>
+              </w:rPr>
+            </w:r>
+            <w:r>
+              <w:rPr>
+                <w:rFonts w:ascii="TH SarabunPSK" w:hAnsi="TH SarabunPSK" w:eastAsia="TH SarabunPSK" w:cs="TH SarabunPSK"/>
+                <w:b w:val="0"/>
+                <w:i w:val="0"/>
+                <w:sz w:val="28"/>
+                <w:szCs w:val="28"/>
+              </w:rPr>
+              <w:t>1</w:t>
+            </w:r>
+          </w:p>
+        </w:tc>
+        <w:tc>
+          <w:tcPr>
+            <w:tcW w:type="dxa" w:w="3216"/>
+          </w:tcPr>
+          <w:p>
+            <w:pPr>
+              <w:spacing w:before="0" w:after="0"/>
+            </w:pPr>
+            <w:r>
+              <w:rPr>
+                <w:sz w:val="28"/>
+              </w:rPr>
+            </w:r>
+            <w:r>
+              <w:rPr>
+                <w:rFonts w:ascii="TH SarabunPSK" w:hAnsi="TH SarabunPSK" w:eastAsia="TH SarabunPSK" w:cs="TH SarabunPSK"/>
+                <w:b w:val="0"/>
+                <w:i w:val="0"/>
+                <w:sz w:val="28"/>
+                <w:szCs w:val="28"/>
+              </w:rPr>
+              <w:t>เวลา ณ ปัจจุบัน</w:t>
+            </w:r>
+          </w:p>
+        </w:tc>
+        <w:tc>
+          <w:tcPr>
+            <w:tcW w:type="dxa" w:w="3216"/>
+          </w:tcPr>
+          <w:p>
+            <w:pPr>
+              <w:spacing w:before="0" w:after="0"/>
+            </w:pPr>
+            <w:r>
+              <w:rPr>
+                <w:sz w:val="28"/>
+              </w:rPr>
+            </w:r>
+            <w:r>
+              <w:rPr>
+                <w:rFonts w:ascii="TH SarabunPSK" w:hAnsi="TH SarabunPSK" w:eastAsia="TH SarabunPSK" w:cs="TH SarabunPSK"/>
+                <w:b w:val="0"/>
+                <w:i w:val="0"/>
+                <w:sz w:val="28"/>
+                <w:szCs w:val="28"/>
+              </w:rPr>
+              <w:t>เวลาของข้อมูลล่าสุด ดูว่าสดหรือค้าง</w:t>
+            </w:r>
+          </w:p>
+        </w:tc>
+      </w:tr>
+      <w:tr>
+        <w:tc>
+          <w:tcPr>
+            <w:tcW w:type="dxa" w:w="3216"/>
+          </w:tcPr>
+          <w:p>
+            <w:pPr>
+              <w:spacing w:before="0" w:after="0"/>
+            </w:pPr>
+            <w:r>
+              <w:rPr>
+                <w:sz w:val="28"/>
+              </w:rPr>
+            </w:r>
+            <w:r>
+              <w:rPr>
+                <w:rFonts w:ascii="TH SarabunPSK" w:hAnsi="TH SarabunPSK" w:eastAsia="TH SarabunPSK" w:cs="TH SarabunPSK"/>
+                <w:b w:val="0"/>
+                <w:i w:val="0"/>
+                <w:sz w:val="28"/>
+                <w:szCs w:val="28"/>
+              </w:rPr>
+              <w:t>2</w:t>
+            </w:r>
+          </w:p>
+        </w:tc>
+        <w:tc>
+          <w:tcPr>
+            <w:tcW w:type="dxa" w:w="3216"/>
+          </w:tcPr>
+          <w:p>
+            <w:pPr>
+              <w:spacing w:before="0" w:after="0"/>
+            </w:pPr>
+            <w:r>
+              <w:rPr>
+                <w:sz w:val="28"/>
+              </w:rPr>
+            </w:r>
+            <w:r>
+              <w:rPr>
+                <w:rFonts w:ascii="TH SarabunPSK" w:hAnsi="TH SarabunPSK" w:eastAsia="TH SarabunPSK" w:cs="TH SarabunPSK"/>
+                <w:b w:val="0"/>
+                <w:i w:val="0"/>
+                <w:sz w:val="28"/>
+                <w:szCs w:val="28"/>
+              </w:rPr>
+              <w:t>สภาพการจราจรปัจจุบัน</w:t>
+            </w:r>
+          </w:p>
+        </w:tc>
+        <w:tc>
+          <w:tcPr>
+            <w:tcW w:type="dxa" w:w="3216"/>
+          </w:tcPr>
+          <w:p>
+            <w:pPr>
+              <w:spacing w:before="0" w:after="0"/>
+            </w:pPr>
+            <w:r>
+              <w:rPr>
+                <w:sz w:val="28"/>
+              </w:rPr>
+            </w:r>
+            <w:r>
+              <w:rPr>
+                <w:rFonts w:ascii="Menlo" w:hAnsi="Menlo" w:eastAsia="Menlo" w:cs="Menlo"/>
+                <w:b w:val="0"/>
+                <w:i w:val="0"/>
+                <w:sz w:val="28"/>
+                <w:szCs w:val="28"/>
+              </w:rPr>
+              <w:t>congestion_level</w:t>
+            </w:r>
+          </w:p>
+        </w:tc>
+      </w:tr>
+      <w:tr>
+        <w:tc>
+          <w:tcPr>
+            <w:tcW w:type="dxa" w:w="3216"/>
+          </w:tcPr>
+          <w:p>
+            <w:pPr>
+              <w:spacing w:before="0" w:after="0"/>
+            </w:pPr>
+            <w:r>
+              <w:rPr>
+                <w:sz w:val="28"/>
+              </w:rPr>
+            </w:r>
+            <w:r>
+              <w:rPr>
+                <w:rFonts w:ascii="TH SarabunPSK" w:hAnsi="TH SarabunPSK" w:eastAsia="TH SarabunPSK" w:cs="TH SarabunPSK"/>
+                <w:b w:val="0"/>
+                <w:i w:val="0"/>
+                <w:sz w:val="28"/>
+                <w:szCs w:val="28"/>
+              </w:rPr>
+              <w:t>3</w:t>
+            </w:r>
+          </w:p>
+        </w:tc>
+        <w:tc>
+          <w:tcPr>
+            <w:tcW w:type="dxa" w:w="3216"/>
+          </w:tcPr>
+          <w:p>
+            <w:pPr>
+              <w:spacing w:before="0" w:after="0"/>
+            </w:pPr>
+            <w:r>
+              <w:rPr>
+                <w:sz w:val="28"/>
+              </w:rPr>
+            </w:r>
+            <w:r>
+              <w:rPr>
+                <w:rFonts w:ascii="TH SarabunPSK" w:hAnsi="TH SarabunPSK" w:eastAsia="TH SarabunPSK" w:cs="TH SarabunPSK"/>
+                <w:b w:val="0"/>
+                <w:i w:val="0"/>
+                <w:sz w:val="28"/>
+                <w:szCs w:val="28"/>
+              </w:rPr>
+              <w:t>สภาพการจราจรในอีก 5 นาที</w:t>
+            </w:r>
+          </w:p>
+        </w:tc>
+        <w:tc>
+          <w:tcPr>
+            <w:tcW w:type="dxa" w:w="3216"/>
+          </w:tcPr>
+          <w:p>
+            <w:pPr>
+              <w:spacing w:before="0" w:after="0"/>
+            </w:pPr>
+            <w:r>
+              <w:rPr>
+                <w:sz w:val="28"/>
+              </w:rPr>
+            </w:r>
+            <w:r>
+              <w:rPr>
+                <w:rFonts w:ascii="Menlo" w:hAnsi="Menlo" w:eastAsia="Menlo" w:cs="Menlo"/>
+                <w:b w:val="0"/>
+                <w:i w:val="0"/>
+                <w:sz w:val="28"/>
+                <w:szCs w:val="28"/>
+              </w:rPr>
+              <w:t>forecast_congestion_level</w:t>
+            </w:r>
+          </w:p>
+        </w:tc>
+      </w:tr>
+      <w:tr>
+        <w:tc>
+          <w:tcPr>
+            <w:tcW w:type="dxa" w:w="3216"/>
+          </w:tcPr>
+          <w:p>
+            <w:pPr>
+              <w:spacing w:before="0" w:after="0"/>
+            </w:pPr>
+            <w:r>
+              <w:rPr>
+                <w:sz w:val="28"/>
+              </w:rPr>
+            </w:r>
+            <w:r>
+              <w:rPr>
+                <w:rFonts w:ascii="TH SarabunPSK" w:hAnsi="TH SarabunPSK" w:eastAsia="TH SarabunPSK" w:cs="TH SarabunPSK"/>
+                <w:b w:val="0"/>
+                <w:i w:val="0"/>
+                <w:sz w:val="28"/>
+                <w:szCs w:val="28"/>
+              </w:rPr>
+              <w:t>4</w:t>
+            </w:r>
+          </w:p>
+        </w:tc>
+        <w:tc>
+          <w:tcPr>
+            <w:tcW w:type="dxa" w:w="3216"/>
+          </w:tcPr>
+          <w:p>
+            <w:pPr>
+              <w:spacing w:before="0" w:after="0"/>
+            </w:pPr>
+            <w:r>
+              <w:rPr>
+                <w:sz w:val="28"/>
+              </w:rPr>
+            </w:r>
+            <w:r>
+              <w:rPr>
+                <w:rFonts w:ascii="TH SarabunPSK" w:hAnsi="TH SarabunPSK" w:eastAsia="TH SarabunPSK" w:cs="TH SarabunPSK"/>
+                <w:b w:val="0"/>
+                <w:i w:val="0"/>
+                <w:sz w:val="28"/>
+                <w:szCs w:val="28"/>
+              </w:rPr>
+              <w:t>จำนวนรถแต่ละประเภท</w:t>
+            </w:r>
+          </w:p>
+        </w:tc>
+        <w:tc>
+          <w:tcPr>
+            <w:tcW w:type="dxa" w:w="3216"/>
+          </w:tcPr>
+          <w:p>
+            <w:pPr>
+              <w:spacing w:before="0" w:after="0"/>
+            </w:pPr>
+            <w:r>
+              <w:rPr>
+                <w:sz w:val="28"/>
+              </w:rPr>
+            </w:r>
+            <w:r>
+              <w:rPr>
+                <w:rFonts w:ascii="Menlo" w:hAnsi="Menlo" w:eastAsia="Menlo" w:cs="Menlo"/>
+                <w:b w:val="0"/>
+                <w:i w:val="0"/>
+                <w:sz w:val="28"/>
+                <w:szCs w:val="28"/>
+              </w:rPr>
+              <w:t>car</w:t>
+            </w:r>
+            <w:r>
+              <w:rPr>
+                <w:rFonts w:ascii="TH SarabunPSK" w:hAnsi="TH SarabunPSK" w:eastAsia="TH SarabunPSK" w:cs="TH SarabunPSK"/>
+                <w:b w:val="0"/>
+                <w:i w:val="0"/>
+                <w:sz w:val="28"/>
+                <w:szCs w:val="28"/>
+              </w:rPr>
+              <w:t xml:space="preserve">, </w:t>
+            </w:r>
+            <w:r>
+              <w:rPr>
+                <w:rFonts w:ascii="Menlo" w:hAnsi="Menlo" w:eastAsia="Menlo" w:cs="Menlo"/>
+                <w:b w:val="0"/>
+                <w:i w:val="0"/>
+                <w:sz w:val="28"/>
+                <w:szCs w:val="28"/>
+              </w:rPr>
+              <w:t>motorcycle</w:t>
+            </w:r>
+            <w:r>
+              <w:rPr>
+                <w:rFonts w:ascii="TH SarabunPSK" w:hAnsi="TH SarabunPSK" w:eastAsia="TH SarabunPSK" w:cs="TH SarabunPSK"/>
+                <w:b w:val="0"/>
+                <w:i w:val="0"/>
+                <w:sz w:val="28"/>
+                <w:szCs w:val="28"/>
+              </w:rPr>
+              <w:t xml:space="preserve">, </w:t>
+            </w:r>
+            <w:r>
+              <w:rPr>
+                <w:rFonts w:ascii="Menlo" w:hAnsi="Menlo" w:eastAsia="Menlo" w:cs="Menlo"/>
+                <w:b w:val="0"/>
+                <w:i w:val="0"/>
+                <w:sz w:val="28"/>
+                <w:szCs w:val="28"/>
+              </w:rPr>
+              <w:t>bus</w:t>
+            </w:r>
+            <w:r>
+              <w:rPr>
+                <w:rFonts w:ascii="TH SarabunPSK" w:hAnsi="TH SarabunPSK" w:eastAsia="TH SarabunPSK" w:cs="TH SarabunPSK"/>
+                <w:b w:val="0"/>
+                <w:i w:val="0"/>
+                <w:sz w:val="28"/>
+                <w:szCs w:val="28"/>
+              </w:rPr>
+              <w:t xml:space="preserve">, </w:t>
+            </w:r>
+            <w:r>
+              <w:rPr>
+                <w:rFonts w:ascii="Menlo" w:hAnsi="Menlo" w:eastAsia="Menlo" w:cs="Menlo"/>
+                <w:b w:val="0"/>
+                <w:i w:val="0"/>
+                <w:sz w:val="28"/>
+                <w:szCs w:val="28"/>
+              </w:rPr>
+              <w:t>truck</w:t>
+            </w:r>
+          </w:p>
+        </w:tc>
+      </w:tr>
+      <w:tr>
+        <w:tc>
+          <w:tcPr>
+            <w:tcW w:type="dxa" w:w="3216"/>
+          </w:tcPr>
+          <w:p>
+            <w:pPr>
+              <w:spacing w:before="0" w:after="0"/>
+            </w:pPr>
+            <w:r>
+              <w:rPr>
+                <w:sz w:val="28"/>
+              </w:rPr>
+            </w:r>
+            <w:r>
+              <w:rPr>
+                <w:rFonts w:ascii="TH SarabunPSK" w:hAnsi="TH SarabunPSK" w:eastAsia="TH SarabunPSK" w:cs="TH SarabunPSK"/>
+                <w:b w:val="0"/>
+                <w:i w:val="0"/>
+                <w:sz w:val="28"/>
+                <w:szCs w:val="28"/>
+              </w:rPr>
+              <w:t>5</w:t>
+            </w:r>
+          </w:p>
+        </w:tc>
+        <w:tc>
+          <w:tcPr>
+            <w:tcW w:type="dxa" w:w="3216"/>
+          </w:tcPr>
+          <w:p>
+            <w:pPr>
+              <w:spacing w:before="0" w:after="0"/>
+            </w:pPr>
+            <w:r>
+              <w:rPr>
+                <w:sz w:val="28"/>
+              </w:rPr>
+            </w:r>
+            <w:r>
+              <w:rPr>
+                <w:rFonts w:ascii="TH SarabunPSK" w:hAnsi="TH SarabunPSK" w:eastAsia="TH SarabunPSK" w:cs="TH SarabunPSK"/>
+                <w:b w:val="0"/>
+                <w:i w:val="0"/>
+                <w:sz w:val="28"/>
+                <w:szCs w:val="28"/>
+              </w:rPr>
+              <w:t>จำนวนรถทั้งหมด</w:t>
+            </w:r>
+          </w:p>
+        </w:tc>
+        <w:tc>
+          <w:tcPr>
+            <w:tcW w:type="dxa" w:w="3216"/>
+          </w:tcPr>
+          <w:p>
+            <w:pPr>
+              <w:spacing w:before="0" w:after="0"/>
+            </w:pPr>
+            <w:r>
+              <w:rPr>
+                <w:sz w:val="28"/>
+              </w:rPr>
+            </w:r>
+            <w:r>
+              <w:rPr>
+                <w:rFonts w:ascii="Menlo" w:hAnsi="Menlo" w:eastAsia="Menlo" w:cs="Menlo"/>
+                <w:b w:val="0"/>
+                <w:i w:val="0"/>
+                <w:sz w:val="28"/>
+                <w:szCs w:val="28"/>
+              </w:rPr>
+              <w:t>vehicles_in_roi</w:t>
+            </w:r>
+          </w:p>
+        </w:tc>
+      </w:tr>
+      <w:tr>
+        <w:tc>
+          <w:tcPr>
+            <w:tcW w:type="dxa" w:w="3216"/>
+          </w:tcPr>
+          <w:p>
+            <w:pPr>
+              <w:spacing w:before="0" w:after="0"/>
+            </w:pPr>
+            <w:r>
+              <w:rPr>
+                <w:sz w:val="28"/>
+              </w:rPr>
+            </w:r>
+            <w:r>
+              <w:rPr>
+                <w:rFonts w:ascii="TH SarabunPSK" w:hAnsi="TH SarabunPSK" w:eastAsia="TH SarabunPSK" w:cs="TH SarabunPSK"/>
+                <w:b w:val="0"/>
+                <w:i w:val="0"/>
+                <w:sz w:val="28"/>
+                <w:szCs w:val="28"/>
+              </w:rPr>
+              <w:t>6</w:t>
+            </w:r>
+          </w:p>
+        </w:tc>
+        <w:tc>
+          <w:tcPr>
+            <w:tcW w:type="dxa" w:w="3216"/>
+          </w:tcPr>
+          <w:p>
+            <w:pPr>
+              <w:spacing w:before="0" w:after="0"/>
+            </w:pPr>
+            <w:r>
+              <w:rPr>
+                <w:sz w:val="28"/>
+              </w:rPr>
+            </w:r>
+            <w:r>
+              <w:rPr>
+                <w:rFonts w:ascii="TH SarabunPSK" w:hAnsi="TH SarabunPSK" w:eastAsia="TH SarabunPSK" w:cs="TH SarabunPSK"/>
+                <w:b w:val="0"/>
+                <w:i w:val="0"/>
+                <w:sz w:val="28"/>
+                <w:szCs w:val="28"/>
+              </w:rPr>
+              <w:t>เทียบค่าจริงกับค่าพยากรณ์</w:t>
+            </w:r>
+          </w:p>
+        </w:tc>
+        <w:tc>
+          <w:tcPr>
+            <w:tcW w:type="dxa" w:w="3216"/>
+          </w:tcPr>
+          <w:p>
+            <w:pPr>
+              <w:spacing w:before="0" w:after="0"/>
+            </w:pPr>
+            <w:r>
+              <w:rPr>
+                <w:sz w:val="28"/>
+              </w:rPr>
+            </w:r>
+            <w:r>
+              <w:rPr>
+                <w:rFonts w:ascii="TH SarabunPSK" w:hAnsi="TH SarabunPSK" w:eastAsia="TH SarabunPSK" w:cs="TH SarabunPSK"/>
+                <w:b w:val="0"/>
+                <w:i w:val="0"/>
+                <w:sz w:val="28"/>
+                <w:szCs w:val="28"/>
+              </w:rPr>
+              <w:t>ทั้งสอง measurement</w:t>
+            </w:r>
+          </w:p>
+        </w:tc>
+      </w:tr>
+    </w:tbl>
+    <w:p>
+      <w:pPr>
+        <w:spacing w:after="0"/>
+      </w:pPr>
+    </w:p>
+    <w:p>
+      <w:pPr>
+        <w:pStyle w:val="Heading2"/>
+        <w:spacing w:before="200" w:after="60"/>
+      </w:pPr>
+      <w:r>
+        <w:rPr>
+          <w:rFonts w:ascii="TH SarabunPSK" w:hAnsi="TH SarabunPSK" w:eastAsia="TH SarabunPSK" w:cs="TH SarabunPSK"/>
+          <w:b/>
+          <w:i w:val="0"/>
+          <w:color w:val="143A4E"/>
+          <w:sz w:val="36"/>
+          <w:szCs w:val="36"/>
+        </w:rPr>
+        <w:t>2.2 การ map สี</w:t>
+      </w:r>
+    </w:p>
+    <w:tbl>
+      <w:tblPr>
+        <w:tblStyle w:val="TableGrid"/>
+        <w:tblW w:type="auto" w:w="0"/>
+        <w:jc w:val="center"/>
+        <w:tblLook w:firstColumn="1" w:firstRow="1" w:lastColumn="0" w:lastRow="0" w:noHBand="0" w:noVBand="1" w:val="04A0"/>
+      </w:tblPr>
+      <w:tblGrid>
+        <w:gridCol w:w="3216"/>
+        <w:gridCol w:w="3216"/>
+        <w:gridCol w:w="3216"/>
+      </w:tblGrid>
+      <w:tr>
+        <w:tc>
+          <w:tcPr>
+            <w:tcW w:type="dxa" w:w="3216"/>
+          </w:tcPr>
+          <w:p>
+            <w:pPr>
+              <w:spacing w:before="0" w:after="0"/>
+            </w:pPr>
+            <w:r>
+              <w:rPr>
+                <w:b/>
+                <w:sz w:val="28"/>
+              </w:rPr>
+            </w:r>
+            <w:r>
+              <w:rPr>
+                <w:rFonts w:ascii="TH SarabunPSK" w:hAnsi="TH SarabunPSK" w:eastAsia="TH SarabunPSK" w:cs="TH SarabunPSK"/>
+                <w:b/>
+                <w:i w:val="0"/>
+                <w:sz w:val="28"/>
+                <w:szCs w:val="28"/>
+              </w:rPr>
               <w:t>ช่วงค่า</w:t>
             </w:r>
           </w:p>
@@ -2554,7 +1991,7 @@
           <w:sz w:val="32"/>
           <w:szCs w:val="32"/>
         </w:rPr>
-        <w:t>ต้องใช้ Range mapping ไม่ใช่ Value mapping เพราะค่าพยากรณ์เป็นทศนิยม เช่น 1.53</w:t>
+        <w:t>ต้องใช้ Range mapping เพราะค่าพยากรณ์เป็นทศนิยม เช่น 1.53 ซึ่ง Value mapping จับไม่ตรง</w:t>
       </w:r>
     </w:p>
     <w:p>
@@ -2574,7 +2011,7 @@
     </w:p>
     <w:p>
       <w:pPr>
-        <w:pStyle w:val="Heading3"/>
+        <w:pStyle w:val="Heading2"/>
         <w:spacing w:before="200" w:after="60"/>
       </w:pPr>
       <w:r>
@@ -2583,10 +2020,10 @@
           <w:b/>
           <w:i w:val="0"/>
           <w:color w:val="143A4E"/>
-          <w:sz w:val="32"/>
-          <w:szCs w:val="32"/>
+          <w:sz w:val="36"/>
+          <w:szCs w:val="36"/>
         </w:rPr>
-        <w:t>กราฟเทียบความแม่น</w:t>
+        <w:t>2.3 กราฟเทียบความแม่น</w:t>
       </w:r>
     </w:p>
     <w:p>
@@ -2601,7 +2038,27 @@
           <w:sz w:val="32"/>
           <w:szCs w:val="32"/>
         </w:rPr>
-        <w:t>ค่าพยากรณ์เขียนลงฐานข้อมูลที่เวลาต้นทาง ไม่ใช่เวลาที่ทำนายถึง ต้องเลื่อนไปข้างหน้า 5 นาทีก่อนถึงเทียบได้</w:t>
+        <w:t xml:space="preserve">ค่าพยากรณ์เขียนลงฐานข้อมูลที่เวลาต้นทาง ไม่ใช่เวลาที่ทำนายถึง ต้องเลื่อนไปข้างหน้า 5 นาทีก่อนถึงเทียบได้ และ query ของเส้นค่าจริงต้องใช้ </w:t>
+      </w:r>
+      <w:r>
+        <w:rPr>
+          <w:rFonts w:ascii="Menlo" w:hAnsi="Menlo" w:eastAsia="Menlo" w:cs="Menlo"/>
+          <w:b w:val="0"/>
+          <w:i w:val="0"/>
+          <w:sz w:val="22"/>
+          <w:szCs w:val="22"/>
+        </w:rPr>
+        <w:t>aggregateWindow</w:t>
+      </w:r>
+      <w:r>
+        <w:rPr>
+          <w:rFonts w:ascii="TH SarabunPSK" w:hAnsi="TH SarabunPSK" w:eastAsia="TH SarabunPSK" w:cs="TH SarabunPSK"/>
+          <w:b w:val="0"/>
+          <w:i w:val="0"/>
+          <w:sz w:val="32"/>
+          <w:szCs w:val="32"/>
+        </w:rPr>
+        <w:t xml:space="preserve"> ชุดเดียวกัน</w:t>
       </w:r>
     </w:p>
     <w:tbl>
@@ -2751,7 +2208,7 @@
                 <w:sz w:val="22"/>
                 <w:szCs w:val="22"/>
               </w:rPr>
-              <w:t xml:space="preserve">  |&gt; filter(fn: (r) =&gt; r.student_id == "6620301002")</w:t>
+              <w:t xml:space="preserve">  |&gt; filter(fn: (r) =&gt; r._field == "forecast_congestion_level")</w:t>
             </w:r>
           </w:p>
           <w:p>
@@ -2766,7 +2223,7 @@
                 <w:sz w:val="22"/>
                 <w:szCs w:val="22"/>
               </w:rPr>
-              <w:t xml:space="preserve">  |&gt; filter(fn: (r) =&gt; r._field == "forecast_congestion_level")</w:t>
+              <w:t xml:space="preserve">  |&gt; aggregateWindow(every: 30s, fn: mean, createEmpty: false)</w:t>
             </w:r>
           </w:p>
           <w:p>
@@ -2781,52 +2238,7 @@
                 <w:sz w:val="22"/>
                 <w:szCs w:val="22"/>
               </w:rPr>
-              <w:t xml:space="preserve">  |&gt; group(columns: ["camera_id", "_field"])</w:t>
-            </w:r>
-          </w:p>
-          <w:p>
-            <w:pPr>
-              <w:spacing w:after="0"/>
-            </w:pPr>
-            <w:r>
-              <w:rPr>
-                <w:rFonts w:ascii="Menlo" w:hAnsi="Menlo" w:eastAsia="Menlo" w:cs="Menlo"/>
-                <w:b w:val="0"/>
-                <w:i w:val="0"/>
-                <w:sz w:val="22"/>
-                <w:szCs w:val="22"/>
-              </w:rPr>
-              <w:t xml:space="preserve">  |&gt; aggregateWindow(every: 30s, fn: mean, createEmpty: false)</w:t>
-            </w:r>
-          </w:p>
-          <w:p>
-            <w:pPr>
-              <w:spacing w:after="0"/>
-            </w:pPr>
-            <w:r>
-              <w:rPr>
-                <w:rFonts w:ascii="Menlo" w:hAnsi="Menlo" w:eastAsia="Menlo" w:cs="Menlo"/>
-                <w:b w:val="0"/>
-                <w:i w:val="0"/>
-                <w:sz w:val="22"/>
-                <w:szCs w:val="22"/>
-              </w:rPr>
               <w:t xml:space="preserve">  |&gt; timeShift(duration: 5m)</w:t>
-            </w:r>
-          </w:p>
-          <w:p>
-            <w:pPr>
-              <w:spacing w:after="0"/>
-            </w:pPr>
-            <w:r>
-              <w:rPr>
-                <w:rFonts w:ascii="Menlo" w:hAnsi="Menlo" w:eastAsia="Menlo" w:cs="Menlo"/>
-                <w:b w:val="0"/>
-                <w:i w:val="0"/>
-                <w:sz w:val="22"/>
-                <w:szCs w:val="22"/>
-              </w:rPr>
-              <w:t xml:space="preserve">  |&gt; yield(name: "forecast")</w:t>
             </w:r>
           </w:p>
         </w:tc>
@@ -2836,41 +2248,6 @@
       <w:pPr>
         <w:spacing w:after="0"/>
       </w:pPr>
-    </w:p>
-    <w:p>
-      <w:pPr>
-        <w:spacing w:after="40"/>
-      </w:pPr>
-      <w:r>
-        <w:rPr>
-          <w:rFonts w:ascii="TH SarabunPSK" w:hAnsi="TH SarabunPSK" w:eastAsia="TH SarabunPSK" w:cs="TH SarabunPSK"/>
-          <w:b w:val="0"/>
-          <w:i w:val="0"/>
-          <w:sz w:val="32"/>
-          <w:szCs w:val="32"/>
-        </w:rPr>
-        <w:t xml:space="preserve">เส้นค่าจริงต้องใช้ </w:t>
-      </w:r>
-      <w:r>
-        <w:rPr>
-          <w:rFonts w:ascii="Menlo" w:hAnsi="Menlo" w:eastAsia="Menlo" w:cs="Menlo"/>
-          <w:b w:val="0"/>
-          <w:i w:val="0"/>
-          <w:sz w:val="22"/>
-          <w:szCs w:val="22"/>
-        </w:rPr>
-        <w:t>aggregateWindow</w:t>
-      </w:r>
-      <w:r>
-        <w:rPr>
-          <w:rFonts w:ascii="TH SarabunPSK" w:hAnsi="TH SarabunPSK" w:eastAsia="TH SarabunPSK" w:cs="TH SarabunPSK"/>
-          <w:b w:val="0"/>
-          <w:i w:val="0"/>
-          <w:sz w:val="32"/>
-          <w:szCs w:val="32"/>
-        </w:rPr>
-        <w:t xml:space="preserve"> ชุดเดียวกัน ไม่งั้นเป็นการเทียบค่าเฉลี่ย 30 วินาทีกับจุดดิบ 10 วินาที</w:t>
-      </w:r>
     </w:p>
     <w:p>
       <w:pPr>
@@ -2886,7 +2263,7 @@
           <w:sz w:val="36"/>
           <w:szCs w:val="36"/>
         </w:rPr>
-        <w:t>2.3 การแจ้งเตือน</w:t>
+        <w:t>2.4 การแจ้งเตือน</w:t>
       </w:r>
     </w:p>
     <w:p>
@@ -2944,253 +2321,6 @@
         <w:t>ภาพที่ 3 สถานะ JAM ตีกรอบแดงรอบภาพ มุมซ้ายบนบอกรถช้า 76% และมีรถ 17.3 คัน</w:t>
       </w:r>
     </w:p>
-    <w:tbl>
-      <w:tblPr>
-        <w:tblStyle w:val="TableGrid"/>
-        <w:tblW w:type="auto" w:w="0"/>
-        <w:jc w:val="center"/>
-        <w:tblLook w:firstColumn="1" w:firstRow="1" w:lastColumn="0" w:lastRow="0" w:noHBand="0" w:noVBand="1" w:val="04A0"/>
-      </w:tblPr>
-      <w:tblGrid>
-        <w:gridCol w:w="4824"/>
-        <w:gridCol w:w="4824"/>
-      </w:tblGrid>
-      <w:tr>
-        <w:tc>
-          <w:tcPr>
-            <w:tcW w:type="dxa" w:w="4824"/>
-          </w:tcPr>
-          <w:p>
-            <w:pPr>
-              <w:spacing w:before="0" w:after="0"/>
-            </w:pPr>
-            <w:r>
-              <w:rPr>
-                <w:b/>
-                <w:sz w:val="28"/>
-              </w:rPr>
-            </w:r>
-            <w:r>
-              <w:rPr>
-                <w:rFonts w:ascii="TH SarabunPSK" w:hAnsi="TH SarabunPSK" w:eastAsia="TH SarabunPSK" w:cs="TH SarabunPSK"/>
-                <w:b/>
-                <w:i w:val="0"/>
-                <w:sz w:val="28"/>
-                <w:szCs w:val="28"/>
-              </w:rPr>
-              <w:t>เงื่อนไข</w:t>
-            </w:r>
-          </w:p>
-        </w:tc>
-        <w:tc>
-          <w:tcPr>
-            <w:tcW w:type="dxa" w:w="4824"/>
-          </w:tcPr>
-          <w:p>
-            <w:pPr>
-              <w:spacing w:before="0" w:after="0"/>
-            </w:pPr>
-            <w:r>
-              <w:rPr>
-                <w:b/>
-                <w:sz w:val="28"/>
-              </w:rPr>
-            </w:r>
-            <w:r>
-              <w:rPr>
-                <w:rFonts w:ascii="TH SarabunPSK" w:hAnsi="TH SarabunPSK" w:eastAsia="TH SarabunPSK" w:cs="TH SarabunPSK"/>
-                <w:b/>
-                <w:i w:val="0"/>
-                <w:sz w:val="28"/>
-                <w:szCs w:val="28"/>
-              </w:rPr>
-              <w:t>ค่า</w:t>
-            </w:r>
-          </w:p>
-        </w:tc>
-      </w:tr>
-      <w:tr>
-        <w:tc>
-          <w:tcPr>
-            <w:tcW w:type="dxa" w:w="4824"/>
-          </w:tcPr>
-          <w:p>
-            <w:pPr>
-              <w:spacing w:before="0" w:after="0"/>
-            </w:pPr>
-            <w:r>
-              <w:rPr>
-                <w:sz w:val="28"/>
-              </w:rPr>
-            </w:r>
-            <w:r>
-              <w:rPr>
-                <w:rFonts w:ascii="TH SarabunPSK" w:hAnsi="TH SarabunPSK" w:eastAsia="TH SarabunPSK" w:cs="TH SarabunPSK"/>
-                <w:b w:val="0"/>
-                <w:i w:val="0"/>
-                <w:sz w:val="28"/>
-                <w:szCs w:val="28"/>
-              </w:rPr>
-              <w:t>เริ่มเตือน</w:t>
-            </w:r>
-          </w:p>
-        </w:tc>
-        <w:tc>
-          <w:tcPr>
-            <w:tcW w:type="dxa" w:w="4824"/>
-          </w:tcPr>
-          <w:p>
-            <w:pPr>
-              <w:spacing w:before="0" w:after="0"/>
-            </w:pPr>
-            <w:r>
-              <w:rPr>
-                <w:sz w:val="28"/>
-              </w:rPr>
-            </w:r>
-            <w:r>
-              <w:rPr>
-                <w:rFonts w:ascii="TH SarabunPSK" w:hAnsi="TH SarabunPSK" w:eastAsia="TH SarabunPSK" w:cs="TH SarabunPSK"/>
-                <w:b w:val="0"/>
-                <w:i w:val="0"/>
-                <w:sz w:val="28"/>
-                <w:szCs w:val="28"/>
-              </w:rPr>
-              <w:t>รถช้า ≥ 55% และมีรถ ≥ 4 คัน</w:t>
-            </w:r>
-          </w:p>
-        </w:tc>
-      </w:tr>
-      <w:tr>
-        <w:tc>
-          <w:tcPr>
-            <w:tcW w:type="dxa" w:w="4824"/>
-          </w:tcPr>
-          <w:p>
-            <w:pPr>
-              <w:spacing w:before="0" w:after="0"/>
-            </w:pPr>
-            <w:r>
-              <w:rPr>
-                <w:sz w:val="28"/>
-              </w:rPr>
-            </w:r>
-            <w:r>
-              <w:rPr>
-                <w:rFonts w:ascii="TH SarabunPSK" w:hAnsi="TH SarabunPSK" w:eastAsia="TH SarabunPSK" w:cs="TH SarabunPSK"/>
-                <w:b w:val="0"/>
-                <w:i w:val="0"/>
-                <w:sz w:val="28"/>
-                <w:szCs w:val="28"/>
-              </w:rPr>
-              <w:t>เลิกเตือน</w:t>
-            </w:r>
-          </w:p>
-        </w:tc>
-        <w:tc>
-          <w:tcPr>
-            <w:tcW w:type="dxa" w:w="4824"/>
-          </w:tcPr>
-          <w:p>
-            <w:pPr>
-              <w:spacing w:before="0" w:after="0"/>
-            </w:pPr>
-            <w:r>
-              <w:rPr>
-                <w:sz w:val="28"/>
-              </w:rPr>
-            </w:r>
-            <w:r>
-              <w:rPr>
-                <w:rFonts w:ascii="TH SarabunPSK" w:hAnsi="TH SarabunPSK" w:eastAsia="TH SarabunPSK" w:cs="TH SarabunPSK"/>
-                <w:b w:val="0"/>
-                <w:i w:val="0"/>
-                <w:sz w:val="28"/>
-                <w:szCs w:val="28"/>
-              </w:rPr>
-              <w:t>รถช้าต่ำกว่า 45%</w:t>
-            </w:r>
-          </w:p>
-        </w:tc>
-      </w:tr>
-      <w:tr>
-        <w:tc>
-          <w:tcPr>
-            <w:tcW w:type="dxa" w:w="4824"/>
-          </w:tcPr>
-          <w:p>
-            <w:pPr>
-              <w:spacing w:before="0" w:after="0"/>
-            </w:pPr>
-            <w:r>
-              <w:rPr>
-                <w:sz w:val="28"/>
-              </w:rPr>
-            </w:r>
-            <w:r>
-              <w:rPr>
-                <w:rFonts w:ascii="TH SarabunPSK" w:hAnsi="TH SarabunPSK" w:eastAsia="TH SarabunPSK" w:cs="TH SarabunPSK"/>
-                <w:b w:val="0"/>
-                <w:i w:val="0"/>
-                <w:sz w:val="28"/>
-                <w:szCs w:val="28"/>
-              </w:rPr>
-              <w:t>ช่องทาง</w:t>
-            </w:r>
-          </w:p>
-        </w:tc>
-        <w:tc>
-          <w:tcPr>
-            <w:tcW w:type="dxa" w:w="4824"/>
-          </w:tcPr>
-          <w:p>
-            <w:pPr>
-              <w:spacing w:before="0" w:after="0"/>
-            </w:pPr>
-            <w:r>
-              <w:rPr>
-                <w:sz w:val="28"/>
-              </w:rPr>
-            </w:r>
-            <w:r>
-              <w:rPr>
-                <w:rFonts w:ascii="TH SarabunPSK" w:hAnsi="TH SarabunPSK" w:eastAsia="TH SarabunPSK" w:cs="TH SarabunPSK"/>
-                <w:b w:val="0"/>
-                <w:i w:val="0"/>
-                <w:sz w:val="28"/>
-                <w:szCs w:val="28"/>
-              </w:rPr>
-              <w:t xml:space="preserve">กรอบแดงบนหน้าต่าง + บรรทัด </w:t>
-            </w:r>
-            <w:r>
-              <w:rPr>
-                <w:rFonts w:ascii="Menlo" w:hAnsi="Menlo" w:eastAsia="Menlo" w:cs="Menlo"/>
-                <w:b w:val="0"/>
-                <w:i w:val="0"/>
-                <w:sz w:val="28"/>
-                <w:szCs w:val="28"/>
-              </w:rPr>
-              <w:t>[JAM]</w:t>
-            </w:r>
-            <w:r>
-              <w:rPr>
-                <w:rFonts w:ascii="TH SarabunPSK" w:hAnsi="TH SarabunPSK" w:eastAsia="TH SarabunPSK" w:cs="TH SarabunPSK"/>
-                <w:b w:val="0"/>
-                <w:i w:val="0"/>
-                <w:sz w:val="28"/>
-                <w:szCs w:val="28"/>
-              </w:rPr>
-              <w:t xml:space="preserve"> ใน stderr</w:t>
-            </w:r>
-          </w:p>
-        </w:tc>
-      </w:tr>
-    </w:tbl>
-    <w:p>
-      <w:pPr>
-        <w:spacing w:after="0"/>
-      </w:pPr>
-    </w:p>
     <w:p>
       <w:pPr>
         <w:spacing w:after="40"/>
@@ -3203,7 +2333,7 @@
           <w:sz w:val="32"/>
           <w:szCs w:val="32"/>
         </w:rPr>
-        <w:t>ที่ใช้เส้นเปิดกับเส้นปิดคนละค่า เพราะถ้าใช้เส้นเดียวสถานะจะกระพริบตอนค่าแกว่งรอบเส้น</w:t>
+        <w:t>เริ่มเตือนเมื่อรถช้า 55% ขึ้นไปและมีรถอย่างน้อย 4 คัน เลิกเตือนเมื่อต่ำกว่า 45% ที่ใช้คนละค่าเพราะถ้าใช้เส้นเดียวสถานะจะกระพริบตอนค่าแกว่งรอบเส้น</w:t>
       </w:r>
     </w:p>
     <w:p>
@@ -3229,16 +2359,6 @@
           <w:szCs w:val="22"/>
         </w:rPr>
         <w:t>congestion_level = 3</w:t>
-      </w:r>
-      <w:r>
-        <w:rPr>
-          <w:rFonts w:ascii="TH SarabunPSK" w:hAnsi="TH SarabunPSK" w:eastAsia="TH SarabunPSK" w:cs="TH SarabunPSK"/>
-          <w:b w:val="0"/>
-          <w:i w:val="0"/>
-          <w:sz w:val="32"/>
-          <w:szCs w:val="32"/>
-        </w:rPr>
-        <w:t xml:space="preserve"> ฝั่ง Grafana ไม่ได้ตั้ง alert rule ไว้</w:t>
       </w:r>
     </w:p>
     <w:p>
@@ -3411,36 +2531,6 @@
               </w:rPr>
               <w:t>yolo26s.pt</w:t>
             </w:r>
-            <w:r>
-              <w:rPr>
-                <w:rFonts w:ascii="TH SarabunPSK" w:hAnsi="TH SarabunPSK" w:eastAsia="TH SarabunPSK" w:cs="TH SarabunPSK"/>
-                <w:b w:val="0"/>
-                <w:i w:val="0"/>
-                <w:sz w:val="28"/>
-                <w:szCs w:val="28"/>
-              </w:rPr>
-              <w:t xml:space="preserve"> (เปลี่ยนได้ด้วย </w:t>
-            </w:r>
-            <w:r>
-              <w:rPr>
-                <w:rFonts w:ascii="Menlo" w:hAnsi="Menlo" w:eastAsia="Menlo" w:cs="Menlo"/>
-                <w:b w:val="0"/>
-                <w:i w:val="0"/>
-                <w:sz w:val="28"/>
-                <w:szCs w:val="28"/>
-              </w:rPr>
-              <w:t>--model</w:t>
-            </w:r>
-            <w:r>
-              <w:rPr>
-                <w:rFonts w:ascii="TH SarabunPSK" w:hAnsi="TH SarabunPSK" w:eastAsia="TH SarabunPSK" w:cs="TH SarabunPSK"/>
-                <w:b w:val="0"/>
-                <w:i w:val="0"/>
-                <w:sz w:val="28"/>
-                <w:szCs w:val="28"/>
-              </w:rPr>
-              <w:t>)</w:t>
-            </w:r>
           </w:p>
         </w:tc>
       </w:tr>
@@ -3671,69 +2761,6 @@
           <w:szCs w:val="32"/>
         </w:rPr>
         <w:t>ที่ต้องมี tracker เพราะการตรวจจับอย่างเดียวรู้แค่จำนวนรถ ซึ่งบอกไม่ได้ว่าติดหรือไม่ ต้องมี ID ประจำรถถึงจะเทียบตำแหน่งข้ามเฟรมแล้ววัดความเร็วได้</w:t>
-      </w:r>
-    </w:p>
-    <w:p>
-      <w:pPr>
-        <w:spacing w:after="40"/>
-      </w:pPr>
-      <w:r>
-        <w:rPr>
-          <w:rFonts w:ascii="TH SarabunPSK" w:hAnsi="TH SarabunPSK" w:eastAsia="TH SarabunPSK" w:cs="TH SarabunPSK"/>
-          <w:b w:val="0"/>
-          <w:i w:val="0"/>
-          <w:sz w:val="32"/>
-          <w:szCs w:val="32"/>
-        </w:rPr>
-        <w:t>ตัวกรองสัญญาณรบกวน</w:t>
-      </w:r>
-    </w:p>
-    <w:p>
-      <w:pPr>
-        <w:pStyle w:val="ListBullet"/>
-        <w:spacing w:after="20"/>
-      </w:pPr>
-      <w:r>
-        <w:rPr>
-          <w:rFonts w:ascii="TH SarabunPSK" w:hAnsi="TH SarabunPSK" w:eastAsia="TH SarabunPSK" w:cs="TH SarabunPSK"/>
-          <w:b w:val="0"/>
-          <w:i w:val="0"/>
-          <w:sz w:val="32"/>
-          <w:szCs w:val="32"/>
-        </w:rPr>
-        <w:t>กล่องที่ใหญ่เกิน 25% ของเฟรมถูกตัดทิ้ง</w:t>
-      </w:r>
-    </w:p>
-    <w:p>
-      <w:pPr>
-        <w:pStyle w:val="ListBullet"/>
-        <w:spacing w:after="20"/>
-      </w:pPr>
-      <w:r>
-        <w:rPr>
-          <w:rFonts w:ascii="TH SarabunPSK" w:hAnsi="TH SarabunPSK" w:eastAsia="TH SarabunPSK" w:cs="TH SarabunPSK"/>
-          <w:b w:val="0"/>
-          <w:i w:val="0"/>
-          <w:sz w:val="32"/>
-          <w:szCs w:val="32"/>
-        </w:rPr>
-        <w:t>ชนิดรถใช้การโหวตสะสมทั้ง track ไม่ใช่ผลเฟรมล่าสุด</w:t>
-      </w:r>
-    </w:p>
-    <w:p>
-      <w:pPr>
-        <w:pStyle w:val="ListBullet"/>
-        <w:spacing w:after="20"/>
-      </w:pPr>
-      <w:r>
-        <w:rPr>
-          <w:rFonts w:ascii="TH SarabunPSK" w:hAnsi="TH SarabunPSK" w:eastAsia="TH SarabunPSK" w:cs="TH SarabunPSK"/>
-          <w:b w:val="0"/>
-          <w:i w:val="0"/>
-          <w:sz w:val="32"/>
-          <w:szCs w:val="32"/>
-        </w:rPr>
-        <w:t>track ที่หายเกิน 0.25 วินาทีถูกลืมทิ้ง</w:t>
       </w:r>
     </w:p>
     <w:p>
@@ -3820,42 +2847,7 @@
           <w:sz w:val="32"/>
           <w:szCs w:val="32"/>
         </w:rPr>
-        <w:t xml:space="preserve">ขอบเขตถนนวาดเป็นเส้นแดงบนภาพ </w:t>
-      </w:r>
-      <w:r>
-        <w:rPr>
-          <w:rFonts w:ascii="Menlo" w:hAnsi="Menlo" w:eastAsia="Menlo" w:cs="Menlo"/>
-          <w:b w:val="0"/>
-          <w:i w:val="0"/>
-          <w:sz w:val="22"/>
-          <w:szCs w:val="22"/>
-        </w:rPr>
-        <w:t>mapreal.png</w:t>
-      </w:r>
-      <w:r>
-        <w:rPr>
-          <w:rFonts w:ascii="TH SarabunPSK" w:hAnsi="TH SarabunPSK" w:eastAsia="TH SarabunPSK" w:cs="TH SarabunPSK"/>
-          <w:b w:val="0"/>
-          <w:i w:val="0"/>
-          <w:sz w:val="32"/>
-          <w:szCs w:val="32"/>
-        </w:rPr>
-        <w:t xml:space="preserve"> โปรแกรมหาพิกเซลแดงแล้วเติมทึบเป็น mask แก้ขอบเขตได้ด้วยการวาดรูปใหม่ ไม่ต้องแก้โค้ด</w:t>
-      </w:r>
-    </w:p>
-    <w:p>
-      <w:pPr>
-        <w:spacing w:after="40"/>
-      </w:pPr>
-      <w:r>
-        <w:rPr>
-          <w:rFonts w:ascii="TH SarabunPSK" w:hAnsi="TH SarabunPSK" w:eastAsia="TH SarabunPSK" w:cs="TH SarabunPSK"/>
-          <w:b w:val="0"/>
-          <w:i w:val="0"/>
-          <w:sz w:val="32"/>
-          <w:szCs w:val="32"/>
-        </w:rPr>
-        <w:t>จุดตัดสินว่ารถอยู่ในขอบเขตไหมคือกึ่งกลางขอบล่างของกล่อง (ตรงล้อ) เพราะกล้องกดลงมา ถ้าใช้จุดกึ่งกลางกล่อง รถนอกถนนที่ตัวสูงจะล้ำเข้ามา</w:t>
+        <w:t>ขอบเขตถนนวาดเป็นเส้นแดงบนภาพ แล้วโปรแกรมแปลงเป็น mask แก้ได้ด้วยการวาดรูปใหม่ ไม่ต้องแก้โค้ด จุดตัดสินว่ารถอยู่ในขอบเขตไหมคือตรงล้อ ไม่ใช่กึ่งกลางกล่อง เพราะกล้องกดลงมา</w:t>
       </w:r>
     </w:p>
     <w:p>
@@ -3910,7 +2902,7 @@
           <w:sz w:val="32"/>
           <w:szCs w:val="32"/>
         </w:rPr>
-        <w:t>หารด้วยความสูงกล่องเพื่อตัดผลของระยะใกล้ไกล รถไกลขยับน้อยพิกเซลแต่ตัวก็เล็กตาม พอหารด้วยขนาดตัวเองแล้วใช้เกณฑ์เดียวกันได้ทั้งจอ แล้วกรองด้วย EMA ให้ค่านิ่ง</w:t>
+        <w:t>หารด้วยความสูงกล่องเพื่อตัดผลของระยะใกล้ไกล รถไกลขยับน้อยพิกเซลแต่ตัวก็เล็กตาม พอหารด้วยขนาดตัวเองแล้วใช้เกณฑ์เดียวกันได้ทั้งจอ</w:t>
       </w:r>
     </w:p>
     <w:p>
@@ -4712,22 +3704,7 @@
           <w:sz w:val="32"/>
           <w:szCs w:val="32"/>
         </w:rPr>
-        <w:t>feature คือค่าดิบ 7 ตัวจาก payload บวกค่าสถิติย้อนหลัง (ค่าเฉลี่ย 1 และ 5 นาที ค่าสูงสุด และผลต่างใน 5 นาที ของจำนวนรถและสัดส่วนรถช้า) บวกเวลาอีก 4 ตัว</w:t>
-      </w:r>
-    </w:p>
-    <w:p>
-      <w:pPr>
-        <w:spacing w:after="40"/>
-      </w:pPr>
-      <w:r>
-        <w:rPr>
-          <w:rFonts w:ascii="TH SarabunPSK" w:hAnsi="TH SarabunPSK" w:eastAsia="TH SarabunPSK" w:cs="TH SarabunPSK"/>
-          <w:b w:val="0"/>
-          <w:i w:val="0"/>
-          <w:sz w:val="32"/>
-          <w:szCs w:val="32"/>
-        </w:rPr>
-        <w:t>เวลาแปลงเป็น sin/cos เพราะถ้าใส่ชั่วโมงเป็นเลข 0-23 ตรง ๆ โมเดลจะเห็น 23 กับ 0 ห่างกันสุดขั้ว ทั้งที่จริงห่างกันชั่วโมงเดียว</w:t>
+        <w:t>feature คือค่าดิบ 7 ตัวจาก payload บวกค่าสถิติย้อนหลัง 1 และ 5 นาที บวกเวลาอีก 4 ตัว ที่แปลงเป็น sin/cos เพราะถ้าใส่ชั่วโมงเป็นเลข 0-23 ตรง ๆ โมเดลจะเห็น 23 กับ 0 ห่างกันสุดขั้ว</w:t>
       </w:r>
     </w:p>
     <w:p>
@@ -4767,295 +3744,6 @@
     </w:p>
     <w:p>
       <w:pPr>
-        <w:pStyle w:val="Heading3"/>
-        <w:spacing w:before="200" w:after="60"/>
-      </w:pPr>
-      <w:r>
-        <w:rPr>
-          <w:rFonts w:ascii="TH SarabunPSK" w:hAnsi="TH SarabunPSK" w:eastAsia="TH SarabunPSK" w:cs="TH SarabunPSK"/>
-          <w:b/>
-          <w:i w:val="0"/>
-          <w:color w:val="143A4E"/>
-          <w:sz w:val="32"/>
-          <w:szCs w:val="32"/>
-        </w:rPr>
-        <w:t>ความแม่น</w:t>
-      </w:r>
-    </w:p>
-    <w:p>
-      <w:pPr>
-        <w:spacing w:after="40"/>
-      </w:pPr>
-      <w:r>
-        <w:rPr>
-          <w:rFonts w:ascii="TH SarabunPSK" w:hAnsi="TH SarabunPSK" w:eastAsia="TH SarabunPSK" w:cs="TH SarabunPSK"/>
-          <w:b w:val="0"/>
-          <w:i w:val="0"/>
-          <w:sz w:val="32"/>
-          <w:szCs w:val="32"/>
-        </w:rPr>
-        <w:t>วัดจากข้อมูลจริง ค่าจริง 345 จุด ค่าพยากรณ์ 305 จุด</w:t>
-      </w:r>
-    </w:p>
-    <w:tbl>
-      <w:tblPr>
-        <w:tblStyle w:val="TableGrid"/>
-        <w:tblW w:type="auto" w:w="0"/>
-        <w:jc w:val="center"/>
-        <w:tblLook w:firstColumn="1" w:firstRow="1" w:lastColumn="0" w:lastRow="0" w:noHBand="0" w:noVBand="1" w:val="04A0"/>
-      </w:tblPr>
-      <w:tblGrid>
-        <w:gridCol w:w="4824"/>
-        <w:gridCol w:w="4824"/>
-      </w:tblGrid>
-      <w:tr>
-        <w:tc>
-          <w:tcPr>
-            <w:tcW w:type="dxa" w:w="4824"/>
-          </w:tcPr>
-          <w:p>
-            <w:pPr>
-              <w:spacing w:before="0" w:after="0"/>
-            </w:pPr>
-            <w:r>
-              <w:rPr>
-                <w:b/>
-                <w:sz w:val="28"/>
-              </w:rPr>
-            </w:r>
-            <w:r>
-              <w:rPr>
-                <w:rFonts w:ascii="TH SarabunPSK" w:hAnsi="TH SarabunPSK" w:eastAsia="TH SarabunPSK" w:cs="TH SarabunPSK"/>
-                <w:b/>
-                <w:i w:val="0"/>
-                <w:sz w:val="28"/>
-                <w:szCs w:val="28"/>
-              </w:rPr>
-              <w:t>วิธีวัด</w:t>
-            </w:r>
-          </w:p>
-        </w:tc>
-        <w:tc>
-          <w:tcPr>
-            <w:tcW w:type="dxa" w:w="4824"/>
-          </w:tcPr>
-          <w:p>
-            <w:pPr>
-              <w:spacing w:before="0" w:after="0"/>
-            </w:pPr>
-            <w:r>
-              <w:rPr>
-                <w:b/>
-                <w:sz w:val="28"/>
-              </w:rPr>
-            </w:r>
-            <w:r>
-              <w:rPr>
-                <w:rFonts w:ascii="TH SarabunPSK" w:hAnsi="TH SarabunPSK" w:eastAsia="TH SarabunPSK" w:cs="TH SarabunPSK"/>
-                <w:b/>
-                <w:i w:val="0"/>
-                <w:sz w:val="28"/>
-                <w:szCs w:val="28"/>
-              </w:rPr>
-              <w:t>MAE</w:t>
-            </w:r>
-          </w:p>
-        </w:tc>
-      </w:tr>
-      <w:tr>
-        <w:tc>
-          <w:tcPr>
-            <w:tcW w:type="dxa" w:w="4824"/>
-          </w:tcPr>
-          <w:p>
-            <w:pPr>
-              <w:spacing w:before="0" w:after="0"/>
-            </w:pPr>
-            <w:r>
-              <w:rPr>
-                <w:sz w:val="28"/>
-              </w:rPr>
-            </w:r>
-            <w:r>
-              <w:rPr>
-                <w:rFonts w:ascii="TH SarabunPSK" w:hAnsi="TH SarabunPSK" w:eastAsia="TH SarabunPSK" w:cs="TH SarabunPSK"/>
-                <w:b w:val="0"/>
-                <w:i w:val="0"/>
-                <w:sz w:val="28"/>
-                <w:szCs w:val="28"/>
-              </w:rPr>
-              <w:t>โมเดลของเรา</w:t>
-            </w:r>
-          </w:p>
-        </w:tc>
-        <w:tc>
-          <w:tcPr>
-            <w:tcW w:type="dxa" w:w="4824"/>
-          </w:tcPr>
-          <w:p>
-            <w:pPr>
-              <w:spacing w:before="0" w:after="0"/>
-            </w:pPr>
-            <w:r>
-              <w:rPr>
-                <w:sz w:val="28"/>
-              </w:rPr>
-            </w:r>
-            <w:r>
-              <w:rPr>
-                <w:rFonts w:ascii="TH SarabunPSK" w:hAnsi="TH SarabunPSK" w:eastAsia="TH SarabunPSK" w:cs="TH SarabunPSK"/>
-                <w:b w:val="0"/>
-                <w:i w:val="0"/>
-                <w:sz w:val="28"/>
-                <w:szCs w:val="28"/>
-              </w:rPr>
-              <w:t>0.428</w:t>
-            </w:r>
-          </w:p>
-        </w:tc>
-      </w:tr>
-      <w:tr>
-        <w:tc>
-          <w:tcPr>
-            <w:tcW w:type="dxa" w:w="4824"/>
-          </w:tcPr>
-          <w:p>
-            <w:pPr>
-              <w:spacing w:before="0" w:after="0"/>
-            </w:pPr>
-            <w:r>
-              <w:rPr>
-                <w:sz w:val="28"/>
-              </w:rPr>
-            </w:r>
-            <w:r>
-              <w:rPr>
-                <w:rFonts w:ascii="TH SarabunPSK" w:hAnsi="TH SarabunPSK" w:eastAsia="TH SarabunPSK" w:cs="TH SarabunPSK"/>
-                <w:b w:val="0"/>
-                <w:i w:val="0"/>
-                <w:sz w:val="28"/>
-                <w:szCs w:val="28"/>
-              </w:rPr>
-              <w:t>เดาว่าอีก 5 นาทีเท่ากับตอนนี้</w:t>
-            </w:r>
-          </w:p>
-        </w:tc>
-        <w:tc>
-          <w:tcPr>
-            <w:tcW w:type="dxa" w:w="4824"/>
-          </w:tcPr>
-          <w:p>
-            <w:pPr>
-              <w:spacing w:before="0" w:after="0"/>
-            </w:pPr>
-            <w:r>
-              <w:rPr>
-                <w:sz w:val="28"/>
-              </w:rPr>
-            </w:r>
-            <w:r>
-              <w:rPr>
-                <w:rFonts w:ascii="TH SarabunPSK" w:hAnsi="TH SarabunPSK" w:eastAsia="TH SarabunPSK" w:cs="TH SarabunPSK"/>
-                <w:b w:val="0"/>
-                <w:i w:val="0"/>
-                <w:sz w:val="28"/>
-                <w:szCs w:val="28"/>
-              </w:rPr>
-              <w:t>0.730</w:t>
-            </w:r>
-          </w:p>
-        </w:tc>
-      </w:tr>
-      <w:tr>
-        <w:tc>
-          <w:tcPr>
-            <w:tcW w:type="dxa" w:w="4824"/>
-          </w:tcPr>
-          <w:p>
-            <w:pPr>
-              <w:spacing w:before="0" w:after="0"/>
-            </w:pPr>
-            <w:r>
-              <w:rPr>
-                <w:sz w:val="28"/>
-              </w:rPr>
-            </w:r>
-            <w:r>
-              <w:rPr>
-                <w:rFonts w:ascii="TH SarabunPSK" w:hAnsi="TH SarabunPSK" w:eastAsia="TH SarabunPSK" w:cs="TH SarabunPSK"/>
-                <w:b w:val="0"/>
-                <w:i w:val="0"/>
-                <w:sz w:val="28"/>
-                <w:szCs w:val="28"/>
-              </w:rPr>
-              <w:t>เดาค่าเฉลี่ยตลอด</w:t>
-            </w:r>
-          </w:p>
-        </w:tc>
-        <w:tc>
-          <w:tcPr>
-            <w:tcW w:type="dxa" w:w="4824"/>
-          </w:tcPr>
-          <w:p>
-            <w:pPr>
-              <w:spacing w:before="0" w:after="0"/>
-            </w:pPr>
-            <w:r>
-              <w:rPr>
-                <w:sz w:val="28"/>
-              </w:rPr>
-            </w:r>
-            <w:r>
-              <w:rPr>
-                <w:rFonts w:ascii="TH SarabunPSK" w:hAnsi="TH SarabunPSK" w:eastAsia="TH SarabunPSK" w:cs="TH SarabunPSK"/>
-                <w:b w:val="0"/>
-                <w:i w:val="0"/>
-                <w:sz w:val="28"/>
-                <w:szCs w:val="28"/>
-              </w:rPr>
-              <w:t>0.962</w:t>
-            </w:r>
-          </w:p>
-        </w:tc>
-      </w:tr>
-    </w:tbl>
-    <w:p>
-      <w:pPr>
-        <w:spacing w:after="0"/>
-      </w:pPr>
-    </w:p>
-    <w:p>
-      <w:pPr>
-        <w:spacing w:after="40"/>
-      </w:pPr>
-      <w:r>
-        <w:rPr>
-          <w:rFonts w:ascii="TH SarabunPSK" w:hAnsi="TH SarabunPSK" w:eastAsia="TH SarabunPSK" w:cs="TH SarabunPSK"/>
-          <w:b w:val="0"/>
-          <w:i w:val="0"/>
-          <w:sz w:val="32"/>
-          <w:szCs w:val="32"/>
-        </w:rPr>
-        <w:t>ชนะทั้งสองเส้นฐาน แปลว่าโมเดลเรียนรูปแบบการเปลี่ยนแปลงได้จริง ไม่ได้ลอกค่าปัจจุบันไปวาง แต่ตัวเลขนี้มาจากคลิปเดียวประมาณหนึ่งชั่วโมง</w:t>
-      </w:r>
-    </w:p>
-    <w:p>
-      <w:pPr>
-        <w:spacing w:after="40"/>
-      </w:pPr>
-      <w:r>
-        <w:rPr>
-          <w:rFonts w:ascii="TH SarabunPSK" w:hAnsi="TH SarabunPSK" w:eastAsia="TH SarabunPSK" w:cs="TH SarabunPSK"/>
-          <w:b w:val="0"/>
-          <w:i w:val="0"/>
-          <w:sz w:val="32"/>
-          <w:szCs w:val="32"/>
-        </w:rPr>
-        <w:t>ห้ามเอาข้อมูลจากคลิปที่เปิดวนซ้ำมาเทรน เพราะจะสอนให้โมเดลเชื่อว่ารถติดเป็นรอบตามความยาวคลิป</w:t>
-      </w:r>
-    </w:p>
-    <w:p>
-      <w:pPr>
         <w:pStyle w:val="Heading2"/>
         <w:spacing w:before="200" w:after="60"/>
       </w:pPr>
@@ -5159,52 +3847,7 @@
                 <w:sz w:val="22"/>
                 <w:szCs w:val="22"/>
               </w:rPr>
-              <w:t xml:space="preserve">  "car": 17,</w:t>
-            </w:r>
-          </w:p>
-          <w:p>
-            <w:pPr>
-              <w:spacing w:after="0"/>
-            </w:pPr>
-            <w:r>
-              <w:rPr>
-                <w:rFonts w:ascii="Menlo" w:hAnsi="Menlo" w:eastAsia="Menlo" w:cs="Menlo"/>
-                <w:b w:val="0"/>
-                <w:i w:val="0"/>
-                <w:sz w:val="22"/>
-                <w:szCs w:val="22"/>
-              </w:rPr>
-              <w:t xml:space="preserve">  "motorcycle": 1,</w:t>
-            </w:r>
-          </w:p>
-          <w:p>
-            <w:pPr>
-              <w:spacing w:after="0"/>
-            </w:pPr>
-            <w:r>
-              <w:rPr>
-                <w:rFonts w:ascii="Menlo" w:hAnsi="Menlo" w:eastAsia="Menlo" w:cs="Menlo"/>
-                <w:b w:val="0"/>
-                <w:i w:val="0"/>
-                <w:sz w:val="22"/>
-                <w:szCs w:val="22"/>
-              </w:rPr>
-              <w:t xml:space="preserve">  "bus": 0,</w:t>
-            </w:r>
-          </w:p>
-          <w:p>
-            <w:pPr>
-              <w:spacing w:after="0"/>
-            </w:pPr>
-            <w:r>
-              <w:rPr>
-                <w:rFonts w:ascii="Menlo" w:hAnsi="Menlo" w:eastAsia="Menlo" w:cs="Menlo"/>
-                <w:b w:val="0"/>
-                <w:i w:val="0"/>
-                <w:sz w:val="22"/>
-                <w:szCs w:val="22"/>
-              </w:rPr>
-              <w:t xml:space="preserve">  "truck": 1,</w:t>
+              <w:t xml:space="preserve">  "car": 17, "motorcycle": 1, "bus": 0, "truck": 1,</w:t>
             </w:r>
           </w:p>
           <w:p>
@@ -5307,7 +3950,7 @@
           <w:sz w:val="32"/>
           <w:szCs w:val="32"/>
         </w:rPr>
-        <w:t xml:space="preserve"> (ค่าต่อเนื่อง), </w:t>
+        <w:t xml:space="preserve">, </w:t>
       </w:r>
       <w:r>
         <w:rPr>
@@ -5471,7 +4114,7 @@
           <w:sz w:val="32"/>
           <w:szCs w:val="32"/>
         </w:rPr>
-        <w:t>payload ก้อนเดียวเข้า Mosquitto ในเครื่อง แล้ว Telegraf ดึงไปกระจายเข้า InfluxDB กับ Kafka จุดที่แตกสองทางอยู่ที่ Telegraf ไม่ใช่ที่ Kafka ถ้าสาย ML ล่ม กราฟสถานะจริงยังขึ้นปกติ</w:t>
+        <w:t>payload ก้อนเดียวเข้า Mosquitto ในเครื่อง แล้ว Telegraf ดึงไปกระจายเข้า InfluxDB กับ Kafka จุดที่แตกสองทางอยู่ที่ Telegraf ถ้าสาย ML ล่ม กราฟสถานะจริงยังขึ้นปกติ</w:t>
       </w:r>
     </w:p>
     <w:p>
@@ -5488,333 +4131,7 @@
           <w:sz w:val="36"/>
           <w:szCs w:val="36"/>
         </w:rPr>
-        <w:t>4.1 MQTT</w:t>
-      </w:r>
-    </w:p>
-    <w:tbl>
-      <w:tblPr>
-        <w:tblStyle w:val="TableGrid"/>
-        <w:tblW w:type="auto" w:w="0"/>
-        <w:jc w:val="center"/>
-        <w:tblLook w:firstColumn="1" w:firstRow="1" w:lastColumn="0" w:lastRow="0" w:noHBand="0" w:noVBand="1" w:val="04A0"/>
-      </w:tblPr>
-      <w:tblGrid>
-        <w:gridCol w:w="4824"/>
-        <w:gridCol w:w="4824"/>
-      </w:tblGrid>
-      <w:tr>
-        <w:tc>
-          <w:tcPr>
-            <w:tcW w:type="dxa" w:w="4824"/>
-          </w:tcPr>
-          <w:p>
-            <w:pPr>
-              <w:spacing w:before="0" w:after="0"/>
-            </w:pPr>
-            <w:r>
-              <w:rPr>
-                <w:b/>
-                <w:sz w:val="28"/>
-              </w:rPr>
-            </w:r>
-            <w:r>
-              <w:rPr>
-                <w:rFonts w:ascii="TH SarabunPSK" w:hAnsi="TH SarabunPSK" w:eastAsia="TH SarabunPSK" w:cs="TH SarabunPSK"/>
-                <w:b/>
-                <w:i w:val="0"/>
-                <w:sz w:val="28"/>
-                <w:szCs w:val="28"/>
-              </w:rPr>
-              <w:t>รายการ</w:t>
-            </w:r>
-          </w:p>
-        </w:tc>
-        <w:tc>
-          <w:tcPr>
-            <w:tcW w:type="dxa" w:w="4824"/>
-          </w:tcPr>
-          <w:p>
-            <w:pPr>
-              <w:spacing w:before="0" w:after="0"/>
-            </w:pPr>
-            <w:r>
-              <w:rPr>
-                <w:b/>
-                <w:sz w:val="28"/>
-              </w:rPr>
-            </w:r>
-            <w:r>
-              <w:rPr>
-                <w:rFonts w:ascii="TH SarabunPSK" w:hAnsi="TH SarabunPSK" w:eastAsia="TH SarabunPSK" w:cs="TH SarabunPSK"/>
-                <w:b/>
-                <w:i w:val="0"/>
-                <w:sz w:val="28"/>
-                <w:szCs w:val="28"/>
-              </w:rPr>
-              <w:t>ค่า</w:t>
-            </w:r>
-          </w:p>
-        </w:tc>
-      </w:tr>
-      <w:tr>
-        <w:tc>
-          <w:tcPr>
-            <w:tcW w:type="dxa" w:w="4824"/>
-          </w:tcPr>
-          <w:p>
-            <w:pPr>
-              <w:spacing w:before="0" w:after="0"/>
-            </w:pPr>
-            <w:r>
-              <w:rPr>
-                <w:sz w:val="28"/>
-              </w:rPr>
-            </w:r>
-            <w:r>
-              <w:rPr>
-                <w:rFonts w:ascii="TH SarabunPSK" w:hAnsi="TH SarabunPSK" w:eastAsia="TH SarabunPSK" w:cs="TH SarabunPSK"/>
-                <w:b w:val="0"/>
-                <w:i w:val="0"/>
-                <w:sz w:val="28"/>
-                <w:szCs w:val="28"/>
-              </w:rPr>
-              <w:t>Broker</w:t>
-            </w:r>
-          </w:p>
-        </w:tc>
-        <w:tc>
-          <w:tcPr>
-            <w:tcW w:type="dxa" w:w="4824"/>
-          </w:tcPr>
-          <w:p>
-            <w:pPr>
-              <w:spacing w:before="0" w:after="0"/>
-            </w:pPr>
-            <w:r>
-              <w:rPr>
-                <w:sz w:val="28"/>
-              </w:rPr>
-            </w:r>
-            <w:r>
-              <w:rPr>
-                <w:rFonts w:ascii="TH SarabunPSK" w:hAnsi="TH SarabunPSK" w:eastAsia="TH SarabunPSK" w:cs="TH SarabunPSK"/>
-                <w:b w:val="0"/>
-                <w:i w:val="0"/>
-                <w:sz w:val="28"/>
-                <w:szCs w:val="28"/>
-              </w:rPr>
-              <w:t>Mosquitto ใน docker บนเครื่องเรา</w:t>
-            </w:r>
-          </w:p>
-        </w:tc>
-      </w:tr>
-      <w:tr>
-        <w:tc>
-          <w:tcPr>
-            <w:tcW w:type="dxa" w:w="4824"/>
-          </w:tcPr>
-          <w:p>
-            <w:pPr>
-              <w:spacing w:before="0" w:after="0"/>
-            </w:pPr>
-            <w:r>
-              <w:rPr>
-                <w:sz w:val="28"/>
-              </w:rPr>
-            </w:r>
-            <w:r>
-              <w:rPr>
-                <w:rFonts w:ascii="TH SarabunPSK" w:hAnsi="TH SarabunPSK" w:eastAsia="TH SarabunPSK" w:cs="TH SarabunPSK"/>
-                <w:b w:val="0"/>
-                <w:i w:val="0"/>
-                <w:sz w:val="28"/>
-                <w:szCs w:val="28"/>
-              </w:rPr>
-              <w:t>พอร์ต</w:t>
-            </w:r>
-          </w:p>
-        </w:tc>
-        <w:tc>
-          <w:tcPr>
-            <w:tcW w:type="dxa" w:w="4824"/>
-          </w:tcPr>
-          <w:p>
-            <w:pPr>
-              <w:spacing w:before="0" w:after="0"/>
-            </w:pPr>
-            <w:r>
-              <w:rPr>
-                <w:sz w:val="28"/>
-              </w:rPr>
-            </w:r>
-            <w:r>
-              <w:rPr>
-                <w:rFonts w:ascii="TH SarabunPSK" w:hAnsi="TH SarabunPSK" w:eastAsia="TH SarabunPSK" w:cs="TH SarabunPSK"/>
-                <w:b w:val="0"/>
-                <w:i w:val="0"/>
-                <w:sz w:val="28"/>
-                <w:szCs w:val="28"/>
-              </w:rPr>
-              <w:t>1883</w:t>
-            </w:r>
-          </w:p>
-        </w:tc>
-      </w:tr>
-      <w:tr>
-        <w:tc>
-          <w:tcPr>
-            <w:tcW w:type="dxa" w:w="4824"/>
-          </w:tcPr>
-          <w:p>
-            <w:pPr>
-              <w:spacing w:before="0" w:after="0"/>
-            </w:pPr>
-            <w:r>
-              <w:rPr>
-                <w:sz w:val="28"/>
-              </w:rPr>
-            </w:r>
-            <w:r>
-              <w:rPr>
-                <w:rFonts w:ascii="TH SarabunPSK" w:hAnsi="TH SarabunPSK" w:eastAsia="TH SarabunPSK" w:cs="TH SarabunPSK"/>
-                <w:b w:val="0"/>
-                <w:i w:val="0"/>
-                <w:sz w:val="28"/>
-                <w:szCs w:val="28"/>
-              </w:rPr>
-              <w:t>Topic</w:t>
-            </w:r>
-          </w:p>
-        </w:tc>
-        <w:tc>
-          <w:tcPr>
-            <w:tcW w:type="dxa" w:w="4824"/>
-          </w:tcPr>
-          <w:p>
-            <w:pPr>
-              <w:spacing w:before="0" w:after="0"/>
-            </w:pPr>
-            <w:r>
-              <w:rPr>
-                <w:sz w:val="28"/>
-              </w:rPr>
-            </w:r>
-            <w:r>
-              <w:rPr>
-                <w:rFonts w:ascii="Menlo" w:hAnsi="Menlo" w:eastAsia="Menlo" w:cs="Menlo"/>
-                <w:b w:val="0"/>
-                <w:i w:val="0"/>
-                <w:sz w:val="28"/>
-                <w:szCs w:val="28"/>
-              </w:rPr>
-              <w:t>traffic/6620301002</w:t>
-            </w:r>
-          </w:p>
-        </w:tc>
-      </w:tr>
-      <w:tr>
-        <w:tc>
-          <w:tcPr>
-            <w:tcW w:type="dxa" w:w="4824"/>
-          </w:tcPr>
-          <w:p>
-            <w:pPr>
-              <w:spacing w:before="0" w:after="0"/>
-            </w:pPr>
-            <w:r>
-              <w:rPr>
-                <w:sz w:val="28"/>
-              </w:rPr>
-            </w:r>
-            <w:r>
-              <w:rPr>
-                <w:rFonts w:ascii="TH SarabunPSK" w:hAnsi="TH SarabunPSK" w:eastAsia="TH SarabunPSK" w:cs="TH SarabunPSK"/>
-                <w:b w:val="0"/>
-                <w:i w:val="0"/>
-                <w:sz w:val="28"/>
-                <w:szCs w:val="28"/>
-              </w:rPr>
-              <w:t>QoS</w:t>
-            </w:r>
-          </w:p>
-        </w:tc>
-        <w:tc>
-          <w:tcPr>
-            <w:tcW w:type="dxa" w:w="4824"/>
-          </w:tcPr>
-          <w:p>
-            <w:pPr>
-              <w:spacing w:before="0" w:after="0"/>
-            </w:pPr>
-            <w:r>
-              <w:rPr>
-                <w:sz w:val="28"/>
-              </w:rPr>
-            </w:r>
-            <w:r>
-              <w:rPr>
-                <w:rFonts w:ascii="TH SarabunPSK" w:hAnsi="TH SarabunPSK" w:eastAsia="TH SarabunPSK" w:cs="TH SarabunPSK"/>
-                <w:b w:val="0"/>
-                <w:i w:val="0"/>
-                <w:sz w:val="28"/>
-                <w:szCs w:val="28"/>
-              </w:rPr>
-              <w:t>1</w:t>
-            </w:r>
-          </w:p>
-        </w:tc>
-      </w:tr>
-    </w:tbl>
-    <w:p>
-      <w:pPr>
-        <w:spacing w:after="0"/>
-      </w:pPr>
-    </w:p>
-    <w:p>
-      <w:pPr>
-        <w:spacing w:after="40"/>
-      </w:pPr>
-      <w:r>
-        <w:rPr>
-          <w:rFonts w:ascii="TH SarabunPSK" w:hAnsi="TH SarabunPSK" w:eastAsia="TH SarabunPSK" w:cs="TH SarabunPSK"/>
-          <w:b w:val="0"/>
-          <w:i w:val="0"/>
-          <w:sz w:val="32"/>
-          <w:szCs w:val="32"/>
-        </w:rPr>
-        <w:t>ใช้ qos 1 เพราะถ้าข้อความตกแล้วหายเลย ไม่มีทางอื่นที่ข้อมูลจะถึงปลายทาง</w:t>
-      </w:r>
-    </w:p>
-    <w:p>
-      <w:pPr>
-        <w:pStyle w:val="Heading2"/>
-        <w:spacing w:before="200" w:after="60"/>
-      </w:pPr>
-      <w:r>
-        <w:rPr>
-          <w:rFonts w:ascii="TH SarabunPSK" w:hAnsi="TH SarabunPSK" w:eastAsia="TH SarabunPSK" w:cs="TH SarabunPSK"/>
-          <w:b/>
-          <w:i w:val="0"/>
-          <w:color w:val="143A4E"/>
-          <w:sz w:val="36"/>
-          <w:szCs w:val="36"/>
-        </w:rPr>
-        <w:t>4.2 Telegraf</w:t>
-      </w:r>
-    </w:p>
-    <w:p>
-      <w:pPr>
-        <w:spacing w:after="40"/>
-      </w:pPr>
-      <w:r>
-        <w:rPr>
-          <w:rFonts w:ascii="TH SarabunPSK" w:hAnsi="TH SarabunPSK" w:eastAsia="TH SarabunPSK" w:cs="TH SarabunPSK"/>
-          <w:b w:val="0"/>
-          <w:i w:val="0"/>
-          <w:sz w:val="32"/>
-          <w:szCs w:val="32"/>
-        </w:rPr>
-        <w:t>อ่านทางเดียวเขียนออกสองปลายทาง ค่าที่ตั้งไว้และเหตุผล</w:t>
+        <w:t>4.1 ปลายทางแต่ละจุด</w:t>
       </w:r>
     </w:p>
     <w:tbl>
@@ -5852,7 +4169,7 @@
                 <w:sz w:val="28"/>
                 <w:szCs w:val="28"/>
               </w:rPr>
-              <w:t>ค่า</w:t>
+              <w:t>ปลายทาง</w:t>
             </w:r>
           </w:p>
         </w:tc>
@@ -5878,7 +4195,7 @@
                 <w:sz w:val="28"/>
                 <w:szCs w:val="28"/>
               </w:rPr>
-              <w:t>ทำอะไร</w:t>
+              <w:t>ที่อยู่</w:t>
             </w:r>
           </w:p>
         </w:tc>
@@ -5904,7 +4221,7 @@
                 <w:sz w:val="28"/>
                 <w:szCs w:val="28"/>
               </w:rPr>
-              <w:t>ถ้าไม่ตั้ง</w:t>
+              <w:t>ชื่อ</w:t>
             </w:r>
           </w:p>
         </w:tc>
@@ -5925,13 +4242,13 @@
             </w:r>
             <w:r>
               <w:rPr>
-                <w:rFonts w:ascii="Menlo" w:hAnsi="Menlo" w:eastAsia="Menlo" w:cs="Menlo"/>
+                <w:rFonts w:ascii="TH SarabunPSK" w:hAnsi="TH SarabunPSK" w:eastAsia="TH SarabunPSK" w:cs="TH SarabunPSK"/>
                 <w:b w:val="0"/>
                 <w:i w:val="0"/>
                 <w:sz w:val="28"/>
                 <w:szCs w:val="28"/>
               </w:rPr>
-              <w:t>name_override</w:t>
+              <w:t>MQTT</w:t>
             </w:r>
           </w:p>
         </w:tc>
@@ -5956,17 +4273,7 @@
                 <w:sz w:val="28"/>
                 <w:szCs w:val="28"/>
               </w:rPr>
-              <w:t xml:space="preserve">ตั้งชื่อ measurement เป็น </w:t>
-            </w:r>
-            <w:r>
-              <w:rPr>
-                <w:rFonts w:ascii="Menlo" w:hAnsi="Menlo" w:eastAsia="Menlo" w:cs="Menlo"/>
-                <w:b w:val="0"/>
-                <w:i w:val="0"/>
-                <w:sz w:val="28"/>
-                <w:szCs w:val="28"/>
-              </w:rPr>
-              <w:t>traffic_6620301002</w:t>
+              <w:t>Mosquitto ในเครื่อง พอร์ต 1883</w:t>
             </w:r>
           </w:p>
         </w:tc>
@@ -5991,7 +4298,7 @@
                 <w:sz w:val="28"/>
                 <w:szCs w:val="28"/>
               </w:rPr>
-              <w:t xml:space="preserve">กลายเป็น </w:t>
+              <w:t xml:space="preserve">topic </w:t>
             </w:r>
             <w:r>
               <w:rPr>
@@ -6001,7 +4308,7 @@
                 <w:sz w:val="28"/>
                 <w:szCs w:val="28"/>
               </w:rPr>
-              <w:t>mqtt_consumer</w:t>
+              <w:t>traffic/6620301002</w:t>
             </w:r>
             <w:r>
               <w:rPr>
@@ -6011,7 +4318,7 @@
                 <w:sz w:val="28"/>
                 <w:szCs w:val="28"/>
               </w:rPr>
-              <w:t xml:space="preserve"> ชนกับของทั้งห้อง</w:t>
+              <w:t xml:space="preserve"> QoS 1</w:t>
             </w:r>
           </w:p>
         </w:tc>
@@ -6032,13 +4339,13 @@
             </w:r>
             <w:r>
               <w:rPr>
-                <w:rFonts w:ascii="Menlo" w:hAnsi="Menlo" w:eastAsia="Menlo" w:cs="Menlo"/>
+                <w:rFonts w:ascii="TH SarabunPSK" w:hAnsi="TH SarabunPSK" w:eastAsia="TH SarabunPSK" w:cs="TH SarabunPSK"/>
                 <w:b w:val="0"/>
                 <w:i w:val="0"/>
                 <w:sz w:val="28"/>
                 <w:szCs w:val="28"/>
               </w:rPr>
-              <w:t>tag_keys</w:t>
+              <w:t>Kafka</w:t>
             </w:r>
           </w:p>
         </w:tc>
@@ -6057,43 +4364,13 @@
             </w:r>
             <w:r>
               <w:rPr>
-                <w:rFonts w:ascii="TH SarabunPSK" w:hAnsi="TH SarabunPSK" w:eastAsia="TH SarabunPSK" w:cs="TH SarabunPSK"/>
-                <w:b w:val="0"/>
-                <w:i w:val="0"/>
-                <w:sz w:val="28"/>
-                <w:szCs w:val="28"/>
-              </w:rPr>
-              <w:t xml:space="preserve">เก็บ </w:t>
-            </w:r>
-            <w:r>
-              <w:rPr>
                 <w:rFonts w:ascii="Menlo" w:hAnsi="Menlo" w:eastAsia="Menlo" w:cs="Menlo"/>
                 <w:b w:val="0"/>
                 <w:i w:val="0"/>
                 <w:sz w:val="28"/>
                 <w:szCs w:val="28"/>
               </w:rPr>
-              <w:t>camera_id</w:t>
-            </w:r>
-            <w:r>
-              <w:rPr>
-                <w:rFonts w:ascii="TH SarabunPSK" w:hAnsi="TH SarabunPSK" w:eastAsia="TH SarabunPSK" w:cs="TH SarabunPSK"/>
-                <w:b w:val="0"/>
-                <w:i w:val="0"/>
-                <w:sz w:val="28"/>
-                <w:szCs w:val="28"/>
-              </w:rPr>
-              <w:t xml:space="preserve">, </w:t>
-            </w:r>
-            <w:r>
-              <w:rPr>
-                <w:rFonts w:ascii="Menlo" w:hAnsi="Menlo" w:eastAsia="Menlo" w:cs="Menlo"/>
-                <w:b w:val="0"/>
-                <w:i w:val="0"/>
-                <w:sz w:val="28"/>
-                <w:szCs w:val="28"/>
-              </w:rPr>
-              <w:t>student_id</w:t>
+              <w:t>172.16.2.117:9092</w:t>
             </w:r>
           </w:p>
         </w:tc>
@@ -6118,7 +4395,37 @@
                 <w:sz w:val="28"/>
                 <w:szCs w:val="28"/>
               </w:rPr>
-              <w:t>parser ทิ้ง string ทั้งคู่ แยกไม่ออกว่าของใคร</w:t>
+              <w:t xml:space="preserve">topic </w:t>
+            </w:r>
+            <w:r>
+              <w:rPr>
+                <w:rFonts w:ascii="Menlo" w:hAnsi="Menlo" w:eastAsia="Menlo" w:cs="Menlo"/>
+                <w:b w:val="0"/>
+                <w:i w:val="0"/>
+                <w:sz w:val="28"/>
+                <w:szCs w:val="28"/>
+              </w:rPr>
+              <w:t>traffic-events-6620301002</w:t>
+            </w:r>
+            <w:r>
+              <w:rPr>
+                <w:rFonts w:ascii="TH SarabunPSK" w:hAnsi="TH SarabunPSK" w:eastAsia="TH SarabunPSK" w:cs="TH SarabunPSK"/>
+                <w:b w:val="0"/>
+                <w:i w:val="0"/>
+                <w:sz w:val="28"/>
+                <w:szCs w:val="28"/>
+              </w:rPr>
+              <w:t xml:space="preserve"> group </w:t>
+            </w:r>
+            <w:r>
+              <w:rPr>
+                <w:rFonts w:ascii="Menlo" w:hAnsi="Menlo" w:eastAsia="Menlo" w:cs="Menlo"/>
+                <w:b w:val="0"/>
+                <w:i w:val="0"/>
+                <w:sz w:val="28"/>
+                <w:szCs w:val="28"/>
+              </w:rPr>
+              <w:t>traffic-ml-predictor-6620301002</w:t>
             </w:r>
           </w:p>
         </w:tc>
@@ -6139,13 +4446,13 @@
             </w:r>
             <w:r>
               <w:rPr>
-                <w:rFonts w:ascii="Menlo" w:hAnsi="Menlo" w:eastAsia="Menlo" w:cs="Menlo"/>
+                <w:rFonts w:ascii="TH SarabunPSK" w:hAnsi="TH SarabunPSK" w:eastAsia="TH SarabunPSK" w:cs="TH SarabunPSK"/>
                 <w:b w:val="0"/>
                 <w:i w:val="0"/>
                 <w:sz w:val="28"/>
                 <w:szCs w:val="28"/>
               </w:rPr>
-              <w:t>json_time_key</w:t>
+              <w:t>InfluxDB</w:t>
             </w:r>
           </w:p>
         </w:tc>
@@ -6164,13 +4471,33 @@
             </w:r>
             <w:r>
               <w:rPr>
+                <w:rFonts w:ascii="Menlo" w:hAnsi="Menlo" w:eastAsia="Menlo" w:cs="Menlo"/>
+                <w:b w:val="0"/>
+                <w:i w:val="0"/>
+                <w:sz w:val="28"/>
+                <w:szCs w:val="28"/>
+              </w:rPr>
+              <w:t>172.16.2.117:8086</w:t>
+            </w:r>
+            <w:r>
+              <w:rPr>
                 <w:rFonts w:ascii="TH SarabunPSK" w:hAnsi="TH SarabunPSK" w:eastAsia="TH SarabunPSK" w:cs="TH SarabunPSK"/>
                 <w:b w:val="0"/>
                 <w:i w:val="0"/>
                 <w:sz w:val="28"/>
                 <w:szCs w:val="28"/>
               </w:rPr>
-              <w:t>ใช้เวลาที่กล้องตรวจจับ</w:t>
+              <w:t xml:space="preserve"> org </w:t>
+            </w:r>
+            <w:r>
+              <w:rPr>
+                <w:rFonts w:ascii="Menlo" w:hAnsi="Menlo" w:eastAsia="Menlo" w:cs="Menlo"/>
+                <w:b w:val="0"/>
+                <w:i w:val="0"/>
+                <w:sz w:val="28"/>
+                <w:szCs w:val="28"/>
+              </w:rPr>
+              <w:t>my-org</w:t>
             </w:r>
           </w:p>
         </w:tc>
@@ -6195,7 +4522,167 @@
                 <w:sz w:val="28"/>
                 <w:szCs w:val="28"/>
               </w:rPr>
-              <w:t>ใช้เวลาที่ Telegraf รับ ข้อมูลเลื่อน</w:t>
+              <w:t xml:space="preserve">bucket </w:t>
+            </w:r>
+            <w:r>
+              <w:rPr>
+                <w:rFonts w:ascii="Menlo" w:hAnsi="Menlo" w:eastAsia="Menlo" w:cs="Menlo"/>
+                <w:b w:val="0"/>
+                <w:i w:val="0"/>
+                <w:sz w:val="28"/>
+                <w:szCs w:val="28"/>
+              </w:rPr>
+              <w:t>mini_project</w:t>
+            </w:r>
+          </w:p>
+        </w:tc>
+      </w:tr>
+    </w:tbl>
+    <w:p>
+      <w:pPr>
+        <w:spacing w:after="0"/>
+      </w:pPr>
+    </w:p>
+    <w:p>
+      <w:pPr>
+        <w:spacing w:after="40"/>
+      </w:pPr>
+      <w:r>
+        <w:rPr>
+          <w:rFonts w:ascii="TH SarabunPSK" w:hAnsi="TH SarabunPSK" w:eastAsia="TH SarabunPSK" w:cs="TH SarabunPSK"/>
+          <w:b w:val="0"/>
+          <w:i w:val="0"/>
+          <w:sz w:val="32"/>
+          <w:szCs w:val="32"/>
+        </w:rPr>
+        <w:t xml:space="preserve">bucket ใช้ร่วมกันทั้งห้อง ทุก query จึงต้องกรอง </w:t>
+      </w:r>
+      <w:r>
+        <w:rPr>
+          <w:rFonts w:ascii="Menlo" w:hAnsi="Menlo" w:eastAsia="Menlo" w:cs="Menlo"/>
+          <w:b w:val="0"/>
+          <w:i w:val="0"/>
+          <w:sz w:val="22"/>
+          <w:szCs w:val="22"/>
+        </w:rPr>
+        <w:t>student_id</w:t>
+      </w:r>
+      <w:r>
+        <w:rPr>
+          <w:rFonts w:ascii="TH SarabunPSK" w:hAnsi="TH SarabunPSK" w:eastAsia="TH SarabunPSK" w:cs="TH SarabunPSK"/>
+          <w:b w:val="0"/>
+          <w:i w:val="0"/>
+          <w:sz w:val="32"/>
+          <w:szCs w:val="32"/>
+        </w:rPr>
+        <w:t xml:space="preserve"> เสมอ</w:t>
+      </w:r>
+    </w:p>
+    <w:p>
+      <w:pPr>
+        <w:pStyle w:val="Heading2"/>
+        <w:spacing w:before="200" w:after="60"/>
+      </w:pPr>
+      <w:r>
+        <w:rPr>
+          <w:rFonts w:ascii="TH SarabunPSK" w:hAnsi="TH SarabunPSK" w:eastAsia="TH SarabunPSK" w:cs="TH SarabunPSK"/>
+          <w:b/>
+          <w:i w:val="0"/>
+          <w:color w:val="143A4E"/>
+          <w:sz w:val="36"/>
+          <w:szCs w:val="36"/>
+        </w:rPr>
+        <w:t>4.2 ค่าที่ตั้งใน Telegraf</w:t>
+      </w:r>
+    </w:p>
+    <w:tbl>
+      <w:tblPr>
+        <w:tblStyle w:val="TableGrid"/>
+        <w:tblW w:type="auto" w:w="0"/>
+        <w:jc w:val="center"/>
+        <w:tblLook w:firstColumn="1" w:firstRow="1" w:lastColumn="0" w:lastRow="0" w:noHBand="0" w:noVBand="1" w:val="04A0"/>
+      </w:tblPr>
+      <w:tblGrid>
+        <w:gridCol w:w="3216"/>
+        <w:gridCol w:w="3216"/>
+        <w:gridCol w:w="3216"/>
+      </w:tblGrid>
+      <w:tr>
+        <w:tc>
+          <w:tcPr>
+            <w:tcW w:type="dxa" w:w="3216"/>
+          </w:tcPr>
+          <w:p>
+            <w:pPr>
+              <w:spacing w:before="0" w:after="0"/>
+            </w:pPr>
+            <w:r>
+              <w:rPr>
+                <w:b/>
+                <w:sz w:val="28"/>
+              </w:rPr>
+            </w:r>
+            <w:r>
+              <w:rPr>
+                <w:rFonts w:ascii="TH SarabunPSK" w:hAnsi="TH SarabunPSK" w:eastAsia="TH SarabunPSK" w:cs="TH SarabunPSK"/>
+                <w:b/>
+                <w:i w:val="0"/>
+                <w:sz w:val="28"/>
+                <w:szCs w:val="28"/>
+              </w:rPr>
+              <w:t>ค่า</w:t>
+            </w:r>
+          </w:p>
+        </w:tc>
+        <w:tc>
+          <w:tcPr>
+            <w:tcW w:type="dxa" w:w="3216"/>
+          </w:tcPr>
+          <w:p>
+            <w:pPr>
+              <w:spacing w:before="0" w:after="0"/>
+            </w:pPr>
+            <w:r>
+              <w:rPr>
+                <w:b/>
+                <w:sz w:val="28"/>
+              </w:rPr>
+            </w:r>
+            <w:r>
+              <w:rPr>
+                <w:rFonts w:ascii="TH SarabunPSK" w:hAnsi="TH SarabunPSK" w:eastAsia="TH SarabunPSK" w:cs="TH SarabunPSK"/>
+                <w:b/>
+                <w:i w:val="0"/>
+                <w:sz w:val="28"/>
+                <w:szCs w:val="28"/>
+              </w:rPr>
+              <w:t>ทำอะไร</w:t>
+            </w:r>
+          </w:p>
+        </w:tc>
+        <w:tc>
+          <w:tcPr>
+            <w:tcW w:type="dxa" w:w="3216"/>
+          </w:tcPr>
+          <w:p>
+            <w:pPr>
+              <w:spacing w:before="0" w:after="0"/>
+            </w:pPr>
+            <w:r>
+              <w:rPr>
+                <w:b/>
+                <w:sz w:val="28"/>
+              </w:rPr>
+            </w:r>
+            <w:r>
+              <w:rPr>
+                <w:rFonts w:ascii="TH SarabunPSK" w:hAnsi="TH SarabunPSK" w:eastAsia="TH SarabunPSK" w:cs="TH SarabunPSK"/>
+                <w:b/>
+                <w:i w:val="0"/>
+                <w:sz w:val="28"/>
+                <w:szCs w:val="28"/>
+              </w:rPr>
+              <w:t>ถ้าไม่ตั้ง</w:t>
             </w:r>
           </w:p>
         </w:tc>
@@ -6222,7 +4709,7 @@
                 <w:sz w:val="28"/>
                 <w:szCs w:val="28"/>
               </w:rPr>
-              <w:t>omit_hostname</w:t>
+              <w:t>name_override</w:t>
             </w:r>
           </w:p>
         </w:tc>
@@ -6247,7 +4734,7 @@
                 <w:sz w:val="28"/>
                 <w:szCs w:val="28"/>
               </w:rPr>
-              <w:t>ไม่ติด tag host</w:t>
+              <w:t>ตั้งชื่อ measurement</w:t>
             </w:r>
           </w:p>
         </w:tc>
@@ -6272,7 +4759,27 @@
                 <w:sz w:val="28"/>
                 <w:szCs w:val="28"/>
               </w:rPr>
-              <w:t>host คือ container ID ที่เปลี่ยนทุกครั้ง กราฟขาดเป็นท่อน</w:t>
+              <w:t xml:space="preserve">กลายเป็น </w:t>
+            </w:r>
+            <w:r>
+              <w:rPr>
+                <w:rFonts w:ascii="Menlo" w:hAnsi="Menlo" w:eastAsia="Menlo" w:cs="Menlo"/>
+                <w:b w:val="0"/>
+                <w:i w:val="0"/>
+                <w:sz w:val="28"/>
+                <w:szCs w:val="28"/>
+              </w:rPr>
+              <w:t>mqtt_consumer</w:t>
+            </w:r>
+            <w:r>
+              <w:rPr>
+                <w:rFonts w:ascii="TH SarabunPSK" w:hAnsi="TH SarabunPSK" w:eastAsia="TH SarabunPSK" w:cs="TH SarabunPSK"/>
+                <w:b w:val="0"/>
+                <w:i w:val="0"/>
+                <w:sz w:val="28"/>
+                <w:szCs w:val="28"/>
+              </w:rPr>
+              <w:t xml:space="preserve"> ชนกับของทั้งห้อง</w:t>
             </w:r>
           </w:p>
         </w:tc>
@@ -6299,7 +4806,7 @@
                 <w:sz w:val="28"/>
                 <w:szCs w:val="28"/>
               </w:rPr>
-              <w:t>json_transformation</w:t>
+              <w:t>tag_keys</w:t>
             </w:r>
           </w:p>
         </w:tc>
@@ -6324,7 +4831,37 @@
                 <w:sz w:val="28"/>
                 <w:szCs w:val="28"/>
               </w:rPr>
-              <w:t>แปลง payload ขาออก Kafka ให้แบนราบ</w:t>
+              <w:t xml:space="preserve">เก็บ </w:t>
+            </w:r>
+            <w:r>
+              <w:rPr>
+                <w:rFonts w:ascii="Menlo" w:hAnsi="Menlo" w:eastAsia="Menlo" w:cs="Menlo"/>
+                <w:b w:val="0"/>
+                <w:i w:val="0"/>
+                <w:sz w:val="28"/>
+                <w:szCs w:val="28"/>
+              </w:rPr>
+              <w:t>camera_id</w:t>
+            </w:r>
+            <w:r>
+              <w:rPr>
+                <w:rFonts w:ascii="TH SarabunPSK" w:hAnsi="TH SarabunPSK" w:eastAsia="TH SarabunPSK" w:cs="TH SarabunPSK"/>
+                <w:b w:val="0"/>
+                <w:i w:val="0"/>
+                <w:sz w:val="28"/>
+                <w:szCs w:val="28"/>
+              </w:rPr>
+              <w:t xml:space="preserve">, </w:t>
+            </w:r>
+            <w:r>
+              <w:rPr>
+                <w:rFonts w:ascii="Menlo" w:hAnsi="Menlo" w:eastAsia="Menlo" w:cs="Menlo"/>
+                <w:b w:val="0"/>
+                <w:i w:val="0"/>
+                <w:sz w:val="28"/>
+                <w:szCs w:val="28"/>
+              </w:rPr>
+              <w:t>student_id</w:t>
             </w:r>
           </w:p>
         </w:tc>
@@ -6349,7 +4886,24 @@
                 <w:sz w:val="28"/>
                 <w:szCs w:val="28"/>
               </w:rPr>
-              <w:t xml:space="preserve">ได้ </w:t>
+              <w:t>parser ทิ้ง string ทั้งคู่ แยกไม่ออกว่าของใคร</w:t>
+            </w:r>
+          </w:p>
+        </w:tc>
+      </w:tr>
+      <w:tr>
+        <w:tc>
+          <w:tcPr>
+            <w:tcW w:type="dxa" w:w="3216"/>
+          </w:tcPr>
+          <w:p>
+            <w:pPr>
+              <w:spacing w:before="0" w:after="0"/>
+            </w:pPr>
+            <w:r>
+              <w:rPr>
+                <w:sz w:val="28"/>
+              </w:rPr>
             </w:r>
             <w:r>
               <w:rPr>
@@ -6359,7 +4913,22 @@
                 <w:sz w:val="28"/>
                 <w:szCs w:val="28"/>
               </w:rPr>
-              <w:t>{"fields":{...},"tags":{...}}</w:t>
+              <w:t>json_time_key</w:t>
+            </w:r>
+          </w:p>
+        </w:tc>
+        <w:tc>
+          <w:tcPr>
+            <w:tcW w:type="dxa" w:w="3216"/>
+          </w:tcPr>
+          <w:p>
+            <w:pPr>
+              <w:spacing w:before="0" w:after="0"/>
+            </w:pPr>
+            <w:r>
+              <w:rPr>
+                <w:sz w:val="28"/>
+              </w:rPr>
             </w:r>
             <w:r>
               <w:rPr>
@@ -6369,7 +4938,226 @@
                 <w:sz w:val="28"/>
                 <w:szCs w:val="28"/>
               </w:rPr>
-              <w:t xml:space="preserve"> คนละรูปแบบกับ MQTT</w:t>
+              <w:t>ใช้เวลาที่กล้องตรวจจับ</w:t>
+            </w:r>
+          </w:p>
+        </w:tc>
+        <w:tc>
+          <w:tcPr>
+            <w:tcW w:type="dxa" w:w="3216"/>
+          </w:tcPr>
+          <w:p>
+            <w:pPr>
+              <w:spacing w:before="0" w:after="0"/>
+            </w:pPr>
+            <w:r>
+              <w:rPr>
+                <w:sz w:val="28"/>
+              </w:rPr>
+            </w:r>
+            <w:r>
+              <w:rPr>
+                <w:rFonts w:ascii="TH SarabunPSK" w:hAnsi="TH SarabunPSK" w:eastAsia="TH SarabunPSK" w:cs="TH SarabunPSK"/>
+                <w:b w:val="0"/>
+                <w:i w:val="0"/>
+                <w:sz w:val="28"/>
+                <w:szCs w:val="28"/>
+              </w:rPr>
+              <w:t>ใช้เวลาที่ Telegraf รับ ข้อมูลเลื่อน</w:t>
+            </w:r>
+          </w:p>
+        </w:tc>
+      </w:tr>
+      <w:tr>
+        <w:tc>
+          <w:tcPr>
+            <w:tcW w:type="dxa" w:w="3216"/>
+          </w:tcPr>
+          <w:p>
+            <w:pPr>
+              <w:spacing w:before="0" w:after="0"/>
+            </w:pPr>
+            <w:r>
+              <w:rPr>
+                <w:sz w:val="28"/>
+              </w:rPr>
+            </w:r>
+            <w:r>
+              <w:rPr>
+                <w:rFonts w:ascii="Menlo" w:hAnsi="Menlo" w:eastAsia="Menlo" w:cs="Menlo"/>
+                <w:b w:val="0"/>
+                <w:i w:val="0"/>
+                <w:sz w:val="28"/>
+                <w:szCs w:val="28"/>
+              </w:rPr>
+              <w:t>omit_hostname</w:t>
+            </w:r>
+          </w:p>
+        </w:tc>
+        <w:tc>
+          <w:tcPr>
+            <w:tcW w:type="dxa" w:w="3216"/>
+          </w:tcPr>
+          <w:p>
+            <w:pPr>
+              <w:spacing w:before="0" w:after="0"/>
+            </w:pPr>
+            <w:r>
+              <w:rPr>
+                <w:sz w:val="28"/>
+              </w:rPr>
+            </w:r>
+            <w:r>
+              <w:rPr>
+                <w:rFonts w:ascii="TH SarabunPSK" w:hAnsi="TH SarabunPSK" w:eastAsia="TH SarabunPSK" w:cs="TH SarabunPSK"/>
+                <w:b w:val="0"/>
+                <w:i w:val="0"/>
+                <w:sz w:val="28"/>
+                <w:szCs w:val="28"/>
+              </w:rPr>
+              <w:t>ไม่ติด tag host</w:t>
+            </w:r>
+          </w:p>
+        </w:tc>
+        <w:tc>
+          <w:tcPr>
+            <w:tcW w:type="dxa" w:w="3216"/>
+          </w:tcPr>
+          <w:p>
+            <w:pPr>
+              <w:spacing w:before="0" w:after="0"/>
+            </w:pPr>
+            <w:r>
+              <w:rPr>
+                <w:sz w:val="28"/>
+              </w:rPr>
+            </w:r>
+            <w:r>
+              <w:rPr>
+                <w:rFonts w:ascii="TH SarabunPSK" w:hAnsi="TH SarabunPSK" w:eastAsia="TH SarabunPSK" w:cs="TH SarabunPSK"/>
+                <w:b w:val="0"/>
+                <w:i w:val="0"/>
+                <w:sz w:val="28"/>
+                <w:szCs w:val="28"/>
+              </w:rPr>
+              <w:t>host คือ container ID ที่เปลี่ยนทุกครั้ง กราฟขาดเป็นท่อน</w:t>
+            </w:r>
+          </w:p>
+        </w:tc>
+      </w:tr>
+      <w:tr>
+        <w:tc>
+          <w:tcPr>
+            <w:tcW w:type="dxa" w:w="3216"/>
+          </w:tcPr>
+          <w:p>
+            <w:pPr>
+              <w:spacing w:before="0" w:after="0"/>
+            </w:pPr>
+            <w:r>
+              <w:rPr>
+                <w:sz w:val="28"/>
+              </w:rPr>
+            </w:r>
+            <w:r>
+              <w:rPr>
+                <w:rFonts w:ascii="Menlo" w:hAnsi="Menlo" w:eastAsia="Menlo" w:cs="Menlo"/>
+                <w:b w:val="0"/>
+                <w:i w:val="0"/>
+                <w:sz w:val="28"/>
+                <w:szCs w:val="28"/>
+              </w:rPr>
+              <w:t>json_transformation</w:t>
+            </w:r>
+          </w:p>
+        </w:tc>
+        <w:tc>
+          <w:tcPr>
+            <w:tcW w:type="dxa" w:w="3216"/>
+          </w:tcPr>
+          <w:p>
+            <w:pPr>
+              <w:spacing w:before="0" w:after="0"/>
+            </w:pPr>
+            <w:r>
+              <w:rPr>
+                <w:sz w:val="28"/>
+              </w:rPr>
+            </w:r>
+            <w:r>
+              <w:rPr>
+                <w:rFonts w:ascii="TH SarabunPSK" w:hAnsi="TH SarabunPSK" w:eastAsia="TH SarabunPSK" w:cs="TH SarabunPSK"/>
+                <w:b w:val="0"/>
+                <w:i w:val="0"/>
+                <w:sz w:val="28"/>
+                <w:szCs w:val="28"/>
+              </w:rPr>
+              <w:t>แปลง payload ขาออก Kafka ให้แบนราบ</w:t>
+            </w:r>
+          </w:p>
+        </w:tc>
+        <w:tc>
+          <w:tcPr>
+            <w:tcW w:type="dxa" w:w="3216"/>
+          </w:tcPr>
+          <w:p>
+            <w:pPr>
+              <w:spacing w:before="0" w:after="0"/>
+            </w:pPr>
+            <w:r>
+              <w:rPr>
+                <w:sz w:val="28"/>
+              </w:rPr>
+            </w:r>
+            <w:r>
+              <w:rPr>
+                <w:rFonts w:ascii="TH SarabunPSK" w:hAnsi="TH SarabunPSK" w:eastAsia="TH SarabunPSK" w:cs="TH SarabunPSK"/>
+                <w:b w:val="0"/>
+                <w:i w:val="0"/>
+                <w:sz w:val="28"/>
+                <w:szCs w:val="28"/>
+              </w:rPr>
+              <w:t xml:space="preserve">ได้รูปแบบ </w:t>
+            </w:r>
+            <w:r>
+              <w:rPr>
+                <w:rFonts w:ascii="Menlo" w:hAnsi="Menlo" w:eastAsia="Menlo" w:cs="Menlo"/>
+                <w:b w:val="0"/>
+                <w:i w:val="0"/>
+                <w:sz w:val="28"/>
+                <w:szCs w:val="28"/>
+              </w:rPr>
+              <w:t>fields</w:t>
+            </w:r>
+            <w:r>
+              <w:rPr>
+                <w:rFonts w:ascii="TH SarabunPSK" w:hAnsi="TH SarabunPSK" w:eastAsia="TH SarabunPSK" w:cs="TH SarabunPSK"/>
+                <w:b w:val="0"/>
+                <w:i w:val="0"/>
+                <w:sz w:val="28"/>
+                <w:szCs w:val="28"/>
+              </w:rPr>
+              <w:t>/</w:t>
+            </w:r>
+            <w:r>
+              <w:rPr>
+                <w:rFonts w:ascii="Menlo" w:hAnsi="Menlo" w:eastAsia="Menlo" w:cs="Menlo"/>
+                <w:b w:val="0"/>
+                <w:i w:val="0"/>
+                <w:sz w:val="28"/>
+                <w:szCs w:val="28"/>
+              </w:rPr>
+              <w:t>tags</w:t>
+            </w:r>
+            <w:r>
+              <w:rPr>
+                <w:rFonts w:ascii="TH SarabunPSK" w:hAnsi="TH SarabunPSK" w:eastAsia="TH SarabunPSK" w:cs="TH SarabunPSK"/>
+                <w:b w:val="0"/>
+                <w:i w:val="0"/>
+                <w:sz w:val="28"/>
+                <w:szCs w:val="28"/>
+              </w:rPr>
+              <w:t xml:space="preserve"> คนละแบบกับ MQTT</w:t>
             </w:r>
           </w:p>
         </w:tc>
@@ -6394,386 +5182,7 @@
           <w:sz w:val="36"/>
           <w:szCs w:val="36"/>
         </w:rPr>
-        <w:t>4.3 Kafka</w:t>
-      </w:r>
-    </w:p>
-    <w:tbl>
-      <w:tblPr>
-        <w:tblStyle w:val="TableGrid"/>
-        <w:tblW w:type="auto" w:w="0"/>
-        <w:jc w:val="center"/>
-        <w:tblLook w:firstColumn="1" w:firstRow="1" w:lastColumn="0" w:lastRow="0" w:noHBand="0" w:noVBand="1" w:val="04A0"/>
-      </w:tblPr>
-      <w:tblGrid>
-        <w:gridCol w:w="4824"/>
-        <w:gridCol w:w="4824"/>
-      </w:tblGrid>
-      <w:tr>
-        <w:tc>
-          <w:tcPr>
-            <w:tcW w:type="dxa" w:w="4824"/>
-          </w:tcPr>
-          <w:p>
-            <w:pPr>
-              <w:spacing w:before="0" w:after="0"/>
-            </w:pPr>
-            <w:r>
-              <w:rPr>
-                <w:b/>
-                <w:sz w:val="28"/>
-              </w:rPr>
-            </w:r>
-            <w:r>
-              <w:rPr>
-                <w:rFonts w:ascii="TH SarabunPSK" w:hAnsi="TH SarabunPSK" w:eastAsia="TH SarabunPSK" w:cs="TH SarabunPSK"/>
-                <w:b/>
-                <w:i w:val="0"/>
-                <w:sz w:val="28"/>
-                <w:szCs w:val="28"/>
-              </w:rPr>
-              <w:t>รายการ</w:t>
-            </w:r>
-          </w:p>
-        </w:tc>
-        <w:tc>
-          <w:tcPr>
-            <w:tcW w:type="dxa" w:w="4824"/>
-          </w:tcPr>
-          <w:p>
-            <w:pPr>
-              <w:spacing w:before="0" w:after="0"/>
-            </w:pPr>
-            <w:r>
-              <w:rPr>
-                <w:b/>
-                <w:sz w:val="28"/>
-              </w:rPr>
-            </w:r>
-            <w:r>
-              <w:rPr>
-                <w:rFonts w:ascii="TH SarabunPSK" w:hAnsi="TH SarabunPSK" w:eastAsia="TH SarabunPSK" w:cs="TH SarabunPSK"/>
-                <w:b/>
-                <w:i w:val="0"/>
-                <w:sz w:val="28"/>
-                <w:szCs w:val="28"/>
-              </w:rPr>
-              <w:t>ค่า</w:t>
-            </w:r>
-          </w:p>
-        </w:tc>
-      </w:tr>
-      <w:tr>
-        <w:tc>
-          <w:tcPr>
-            <w:tcW w:type="dxa" w:w="4824"/>
-          </w:tcPr>
-          <w:p>
-            <w:pPr>
-              <w:spacing w:before="0" w:after="0"/>
-            </w:pPr>
-            <w:r>
-              <w:rPr>
-                <w:sz w:val="28"/>
-              </w:rPr>
-            </w:r>
-            <w:r>
-              <w:rPr>
-                <w:rFonts w:ascii="TH SarabunPSK" w:hAnsi="TH SarabunPSK" w:eastAsia="TH SarabunPSK" w:cs="TH SarabunPSK"/>
-                <w:b w:val="0"/>
-                <w:i w:val="0"/>
-                <w:sz w:val="28"/>
-                <w:szCs w:val="28"/>
-              </w:rPr>
-              <w:t>Broker</w:t>
-            </w:r>
-          </w:p>
-        </w:tc>
-        <w:tc>
-          <w:tcPr>
-            <w:tcW w:type="dxa" w:w="4824"/>
-          </w:tcPr>
-          <w:p>
-            <w:pPr>
-              <w:spacing w:before="0" w:after="0"/>
-            </w:pPr>
-            <w:r>
-              <w:rPr>
-                <w:sz w:val="28"/>
-              </w:rPr>
-            </w:r>
-            <w:r>
-              <w:rPr>
-                <w:rFonts w:ascii="Menlo" w:hAnsi="Menlo" w:eastAsia="Menlo" w:cs="Menlo"/>
-                <w:b w:val="0"/>
-                <w:i w:val="0"/>
-                <w:sz w:val="28"/>
-                <w:szCs w:val="28"/>
-              </w:rPr>
-              <w:t>172.16.2.117:9092</w:t>
-            </w:r>
-          </w:p>
-        </w:tc>
-      </w:tr>
-      <w:tr>
-        <w:tc>
-          <w:tcPr>
-            <w:tcW w:type="dxa" w:w="4824"/>
-          </w:tcPr>
-          <w:p>
-            <w:pPr>
-              <w:spacing w:before="0" w:after="0"/>
-            </w:pPr>
-            <w:r>
-              <w:rPr>
-                <w:sz w:val="28"/>
-              </w:rPr>
-            </w:r>
-            <w:r>
-              <w:rPr>
-                <w:rFonts w:ascii="TH SarabunPSK" w:hAnsi="TH SarabunPSK" w:eastAsia="TH SarabunPSK" w:cs="TH SarabunPSK"/>
-                <w:b w:val="0"/>
-                <w:i w:val="0"/>
-                <w:sz w:val="28"/>
-                <w:szCs w:val="28"/>
-              </w:rPr>
-              <w:t>Topic</w:t>
-            </w:r>
-          </w:p>
-        </w:tc>
-        <w:tc>
-          <w:tcPr>
-            <w:tcW w:type="dxa" w:w="4824"/>
-          </w:tcPr>
-          <w:p>
-            <w:pPr>
-              <w:spacing w:before="0" w:after="0"/>
-            </w:pPr>
-            <w:r>
-              <w:rPr>
-                <w:sz w:val="28"/>
-              </w:rPr>
-            </w:r>
-            <w:r>
-              <w:rPr>
-                <w:rFonts w:ascii="Menlo" w:hAnsi="Menlo" w:eastAsia="Menlo" w:cs="Menlo"/>
-                <w:b w:val="0"/>
-                <w:i w:val="0"/>
-                <w:sz w:val="28"/>
-                <w:szCs w:val="28"/>
-              </w:rPr>
-              <w:t>traffic-events-6620301002</w:t>
-            </w:r>
-          </w:p>
-        </w:tc>
-      </w:tr>
-      <w:tr>
-        <w:tc>
-          <w:tcPr>
-            <w:tcW w:type="dxa" w:w="4824"/>
-          </w:tcPr>
-          <w:p>
-            <w:pPr>
-              <w:spacing w:before="0" w:after="0"/>
-            </w:pPr>
-            <w:r>
-              <w:rPr>
-                <w:sz w:val="28"/>
-              </w:rPr>
-            </w:r>
-            <w:r>
-              <w:rPr>
-                <w:rFonts w:ascii="TH SarabunPSK" w:hAnsi="TH SarabunPSK" w:eastAsia="TH SarabunPSK" w:cs="TH SarabunPSK"/>
-                <w:b w:val="0"/>
-                <w:i w:val="0"/>
-                <w:sz w:val="28"/>
-                <w:szCs w:val="28"/>
-              </w:rPr>
-              <w:t>Consumer group</w:t>
-            </w:r>
-          </w:p>
-        </w:tc>
-        <w:tc>
-          <w:tcPr>
-            <w:tcW w:type="dxa" w:w="4824"/>
-          </w:tcPr>
-          <w:p>
-            <w:pPr>
-              <w:spacing w:before="0" w:after="0"/>
-            </w:pPr>
-            <w:r>
-              <w:rPr>
-                <w:sz w:val="28"/>
-              </w:rPr>
-            </w:r>
-            <w:r>
-              <w:rPr>
-                <w:rFonts w:ascii="Menlo" w:hAnsi="Menlo" w:eastAsia="Menlo" w:cs="Menlo"/>
-                <w:b w:val="0"/>
-                <w:i w:val="0"/>
-                <w:sz w:val="28"/>
-                <w:szCs w:val="28"/>
-              </w:rPr>
-              <w:t>traffic-ml-predictor-6620301002</w:t>
-            </w:r>
-          </w:p>
-        </w:tc>
-      </w:tr>
-    </w:tbl>
-    <w:p>
-      <w:pPr>
-        <w:spacing w:after="0"/>
-      </w:pPr>
-    </w:p>
-    <w:p>
-      <w:pPr>
-        <w:spacing w:after="40"/>
-      </w:pPr>
-      <w:r>
-        <w:rPr>
-          <w:rFonts w:ascii="TH SarabunPSK" w:hAnsi="TH SarabunPSK" w:eastAsia="TH SarabunPSK" w:cs="TH SarabunPSK"/>
-          <w:b w:val="0"/>
-          <w:i w:val="0"/>
-          <w:sz w:val="32"/>
-          <w:szCs w:val="32"/>
-        </w:rPr>
-        <w:t xml:space="preserve">เดิมต่อตรงไม่ได้เพราะ broker ประกาศตัวเองว่าอยู่ที่ </w:t>
-      </w:r>
-      <w:r>
-        <w:rPr>
-          <w:rFonts w:ascii="Menlo" w:hAnsi="Menlo" w:eastAsia="Menlo" w:cs="Menlo"/>
-          <w:b w:val="0"/>
-          <w:i w:val="0"/>
-          <w:sz w:val="22"/>
-          <w:szCs w:val="22"/>
-        </w:rPr>
-        <w:t>localhost:9092</w:t>
-      </w:r>
-      <w:r>
-        <w:rPr>
-          <w:rFonts w:ascii="TH SarabunPSK" w:hAnsi="TH SarabunPSK" w:eastAsia="TH SarabunPSK" w:cs="TH SarabunPSK"/>
-          <w:b w:val="0"/>
-          <w:i w:val="0"/>
-          <w:sz w:val="32"/>
-          <w:szCs w:val="32"/>
-        </w:rPr>
-        <w:t xml:space="preserve"> เครื่องอื่นจึงเข้าไม่ถึง วันที่ 9 กันยายนแก้เป็น IP จริงแล้วจึงส่งตรงได้</w:t>
-      </w:r>
-    </w:p>
-    <w:p>
-      <w:pPr>
-        <w:spacing w:after="40"/>
-      </w:pPr>
-      <w:r>
-        <w:rPr>
-          <w:rFonts w:ascii="TH SarabunPSK" w:hAnsi="TH SarabunPSK" w:eastAsia="TH SarabunPSK" w:cs="TH SarabunPSK"/>
-          <w:b w:val="0"/>
-          <w:i w:val="0"/>
-          <w:sz w:val="32"/>
-          <w:szCs w:val="32"/>
-        </w:rPr>
-        <w:t>ข้อความใน Kafka เหมือน payload บน MQTT ทุกฟิลด์ ต่างแค่เวลาเป็น UTC ลงท้ายด้วย Z</w:t>
-      </w:r>
-    </w:p>
-    <w:p>
-      <w:pPr>
-        <w:pStyle w:val="Heading2"/>
-        <w:spacing w:before="200" w:after="60"/>
-      </w:pPr>
-      <w:r>
-        <w:rPr>
-          <w:rFonts w:ascii="TH SarabunPSK" w:hAnsi="TH SarabunPSK" w:eastAsia="TH SarabunPSK" w:cs="TH SarabunPSK"/>
-          <w:b/>
-          <w:i w:val="0"/>
-          <w:color w:val="143A4E"/>
-          <w:sz w:val="36"/>
-          <w:szCs w:val="36"/>
-        </w:rPr>
-        <w:t>4.4 InfluxDB</w:t>
-      </w:r>
-    </w:p>
-    <w:p>
-      <w:pPr>
-        <w:spacing w:after="40"/>
-      </w:pPr>
-      <w:r>
-        <w:rPr>
-          <w:rFonts w:ascii="Menlo" w:hAnsi="Menlo" w:eastAsia="Menlo" w:cs="Menlo"/>
-          <w:b w:val="0"/>
-          <w:i w:val="0"/>
-          <w:sz w:val="22"/>
-          <w:szCs w:val="22"/>
-        </w:rPr>
-        <w:t>172.16.2.117:8086</w:t>
-      </w:r>
-      <w:r>
-        <w:rPr>
-          <w:rFonts w:ascii="TH SarabunPSK" w:hAnsi="TH SarabunPSK" w:eastAsia="TH SarabunPSK" w:cs="TH SarabunPSK"/>
-          <w:b w:val="0"/>
-          <w:i w:val="0"/>
-          <w:sz w:val="32"/>
-          <w:szCs w:val="32"/>
-        </w:rPr>
-        <w:t xml:space="preserve"> org </w:t>
-      </w:r>
-      <w:r>
-        <w:rPr>
-          <w:rFonts w:ascii="Menlo" w:hAnsi="Menlo" w:eastAsia="Menlo" w:cs="Menlo"/>
-          <w:b w:val="0"/>
-          <w:i w:val="0"/>
-          <w:sz w:val="22"/>
-          <w:szCs w:val="22"/>
-        </w:rPr>
-        <w:t>my-org</w:t>
-      </w:r>
-      <w:r>
-        <w:rPr>
-          <w:rFonts w:ascii="TH SarabunPSK" w:hAnsi="TH SarabunPSK" w:eastAsia="TH SarabunPSK" w:cs="TH SarabunPSK"/>
-          <w:b w:val="0"/>
-          <w:i w:val="0"/>
-          <w:sz w:val="32"/>
-          <w:szCs w:val="32"/>
-        </w:rPr>
-        <w:t xml:space="preserve"> bucket </w:t>
-      </w:r>
-      <w:r>
-        <w:rPr>
-          <w:rFonts w:ascii="Menlo" w:hAnsi="Menlo" w:eastAsia="Menlo" w:cs="Menlo"/>
-          <w:b w:val="0"/>
-          <w:i w:val="0"/>
-          <w:sz w:val="22"/>
-          <w:szCs w:val="22"/>
-        </w:rPr>
-        <w:t>mini_project</w:t>
-      </w:r>
-      <w:r>
-        <w:rPr>
-          <w:rFonts w:ascii="TH SarabunPSK" w:hAnsi="TH SarabunPSK" w:eastAsia="TH SarabunPSK" w:cs="TH SarabunPSK"/>
-          <w:b w:val="0"/>
-          <w:i w:val="0"/>
-          <w:sz w:val="32"/>
-          <w:szCs w:val="32"/>
-        </w:rPr>
-        <w:t xml:space="preserve"> ซึ่งใช้ร่วมกันทั้งห้อง ทุก query ต้องกรอง </w:t>
-      </w:r>
-      <w:r>
-        <w:rPr>
-          <w:rFonts w:ascii="Menlo" w:hAnsi="Menlo" w:eastAsia="Menlo" w:cs="Menlo"/>
-          <w:b w:val="0"/>
-          <w:i w:val="0"/>
-          <w:sz w:val="22"/>
-          <w:szCs w:val="22"/>
-        </w:rPr>
-        <w:t>student_id</w:t>
-      </w:r>
-      <w:r>
-        <w:rPr>
-          <w:rFonts w:ascii="TH SarabunPSK" w:hAnsi="TH SarabunPSK" w:eastAsia="TH SarabunPSK" w:cs="TH SarabunPSK"/>
-          <w:b w:val="0"/>
-          <w:i w:val="0"/>
-          <w:sz w:val="32"/>
-          <w:szCs w:val="32"/>
-        </w:rPr>
-        <w:t xml:space="preserve"> เสมอ</w:t>
+        <w:t>4.3 โครงสร้างข้อมูลใน InfluxDB</w:t>
       </w:r>
     </w:p>
     <w:tbl>
@@ -7303,120 +5712,6 @@
         <w:t>field ทุกตัวเก็บเป็น float เพราะ parser json ของ Telegraf แปลงตัวเลขเป็น float ทั้งหมด</w:t>
       </w:r>
     </w:p>
-    <w:tbl>
-      <w:tblPr>
-        <w:tblStyle w:val="TableGrid"/>
-        <w:tblW w:type="auto" w:w="0"/>
-        <w:tblLook w:firstColumn="1" w:firstRow="1" w:lastColumn="0" w:lastRow="0" w:noHBand="0" w:noVBand="1" w:val="04A0"/>
-      </w:tblPr>
-      <w:tblGrid>
-        <w:gridCol w:w="9648"/>
-      </w:tblGrid>
-      <w:tr>
-        <w:tc>
-          <w:tcPr>
-            <w:tcW w:type="dxa" w:w="9648"/>
-            <w:shd w:val="clear" w:fill="F4F5F7"/>
-          </w:tcPr>
-          <w:p>
-            <w:pPr>
-              <w:spacing w:after="0"/>
-            </w:pPr>
-            <w:r/>
-            <w:r>
-              <w:rPr>
-                <w:rFonts w:ascii="Menlo" w:hAnsi="Menlo" w:eastAsia="Menlo" w:cs="Menlo"/>
-                <w:b w:val="0"/>
-                <w:i w:val="0"/>
-                <w:sz w:val="22"/>
-                <w:szCs w:val="22"/>
-              </w:rPr>
-              <w:t>from(bucket: "mini_project")</w:t>
-            </w:r>
-          </w:p>
-          <w:p>
-            <w:pPr>
-              <w:spacing w:after="0"/>
-            </w:pPr>
-            <w:r>
-              <w:rPr>
-                <w:rFonts w:ascii="Menlo" w:hAnsi="Menlo" w:eastAsia="Menlo" w:cs="Menlo"/>
-                <w:b w:val="0"/>
-                <w:i w:val="0"/>
-                <w:sz w:val="22"/>
-                <w:szCs w:val="22"/>
-              </w:rPr>
-              <w:t xml:space="preserve">  |&gt; range(start: v.timeRangeStart, stop: v.timeRangeStop)</w:t>
-            </w:r>
-          </w:p>
-          <w:p>
-            <w:pPr>
-              <w:spacing w:after="0"/>
-            </w:pPr>
-            <w:r>
-              <w:rPr>
-                <w:rFonts w:ascii="Menlo" w:hAnsi="Menlo" w:eastAsia="Menlo" w:cs="Menlo"/>
-                <w:b w:val="0"/>
-                <w:i w:val="0"/>
-                <w:sz w:val="22"/>
-                <w:szCs w:val="22"/>
-              </w:rPr>
-              <w:t xml:space="preserve">  |&gt; filter(fn: (r) =&gt; r._measurement == "traffic_6620301002")</w:t>
-            </w:r>
-          </w:p>
-          <w:p>
-            <w:pPr>
-              <w:spacing w:after="0"/>
-            </w:pPr>
-            <w:r>
-              <w:rPr>
-                <w:rFonts w:ascii="Menlo" w:hAnsi="Menlo" w:eastAsia="Menlo" w:cs="Menlo"/>
-                <w:b w:val="0"/>
-                <w:i w:val="0"/>
-                <w:sz w:val="22"/>
-                <w:szCs w:val="22"/>
-              </w:rPr>
-              <w:t xml:space="preserve">  |&gt; filter(fn: (r) =&gt; r.student_id == "6620301002")</w:t>
-            </w:r>
-          </w:p>
-          <w:p>
-            <w:pPr>
-              <w:spacing w:after="0"/>
-            </w:pPr>
-            <w:r>
-              <w:rPr>
-                <w:rFonts w:ascii="Menlo" w:hAnsi="Menlo" w:eastAsia="Menlo" w:cs="Menlo"/>
-                <w:b w:val="0"/>
-                <w:i w:val="0"/>
-                <w:sz w:val="22"/>
-                <w:szCs w:val="22"/>
-              </w:rPr>
-              <w:t xml:space="preserve">  |&gt; filter(fn: (r) =&gt; r._field == "congestion_level")</w:t>
-            </w:r>
-          </w:p>
-          <w:p>
-            <w:pPr>
-              <w:spacing w:after="0"/>
-            </w:pPr>
-            <w:r>
-              <w:rPr>
-                <w:rFonts w:ascii="Menlo" w:hAnsi="Menlo" w:eastAsia="Menlo" w:cs="Menlo"/>
-                <w:b w:val="0"/>
-                <w:i w:val="0"/>
-                <w:sz w:val="22"/>
-                <w:szCs w:val="22"/>
-              </w:rPr>
-              <w:t xml:space="preserve">  |&gt; aggregateWindow(every: 30s, fn: mean, createEmpty: false)</w:t>
-            </w:r>
-          </w:p>
-        </w:tc>
-      </w:tr>
-    </w:tbl>
-    <w:p>
-      <w:pPr>
-        <w:spacing w:after="0"/>
-      </w:pPr>
-    </w:p>
     <w:p>
       <w:pPr>
         <w:pStyle w:val="Heading2"/>
@@ -7431,7 +5726,7 @@
           <w:sz w:val="36"/>
           <w:szCs w:val="36"/>
         </w:rPr>
-        <w:t>4.5 จังหวะเวลา</w:t>
+        <w:t>4.4 จังหวะเวลา</w:t>
       </w:r>
     </w:p>
     <w:p>
@@ -7446,72 +5741,7 @@
           <w:sz w:val="32"/>
           <w:szCs w:val="32"/>
         </w:rPr>
-        <w:t>ทั้งท่อมีตัวกำหนดจังหวะตัวเดียวคือตัวตรวจจับที่ส่งทุก 10 วินาที ทอดที่เหลือได้รับเมื่อไหร่ส่งต่อเมื่อนั้น</w:t>
-      </w:r>
-    </w:p>
-    <w:p>
-      <w:pPr>
-        <w:spacing w:after="40"/>
-      </w:pPr>
-      <w:r>
-        <w:rPr>
-          <w:rFonts w:ascii="Menlo" w:hAnsi="Menlo" w:eastAsia="Menlo" w:cs="Menlo"/>
-          <w:b w:val="0"/>
-          <w:i w:val="0"/>
-          <w:sz w:val="22"/>
-          <w:szCs w:val="22"/>
-        </w:rPr>
-        <w:t>interval = "10s"</w:t>
-      </w:r>
-      <w:r>
-        <w:rPr>
-          <w:rFonts w:ascii="TH SarabunPSK" w:hAnsi="TH SarabunPSK" w:eastAsia="TH SarabunPSK" w:cs="TH SarabunPSK"/>
-          <w:b w:val="0"/>
-          <w:i w:val="0"/>
-          <w:sz w:val="32"/>
-          <w:szCs w:val="32"/>
-        </w:rPr>
-        <w:t xml:space="preserve"> ใน </w:t>
-      </w:r>
-      <w:r>
-        <w:rPr>
-          <w:rFonts w:ascii="Menlo" w:hAnsi="Menlo" w:eastAsia="Menlo" w:cs="Menlo"/>
-          <w:b w:val="0"/>
-          <w:i w:val="0"/>
-          <w:sz w:val="22"/>
-          <w:szCs w:val="22"/>
-        </w:rPr>
-        <w:t>telegraf.conf</w:t>
-      </w:r>
-      <w:r>
-        <w:rPr>
-          <w:rFonts w:ascii="TH SarabunPSK" w:hAnsi="TH SarabunPSK" w:eastAsia="TH SarabunPSK" w:cs="TH SarabunPSK"/>
-          <w:b w:val="0"/>
-          <w:i w:val="0"/>
-          <w:sz w:val="32"/>
-          <w:szCs w:val="32"/>
-        </w:rPr>
-        <w:t xml:space="preserve"> ไม่ได้แปลว่าไปดึงข้อมูลทุก 10 วินาที เพราะ </w:t>
-      </w:r>
-      <w:r>
-        <w:rPr>
-          <w:rFonts w:ascii="Menlo" w:hAnsi="Menlo" w:eastAsia="Menlo" w:cs="Menlo"/>
-          <w:b w:val="0"/>
-          <w:i w:val="0"/>
-          <w:sz w:val="22"/>
-          <w:szCs w:val="22"/>
-        </w:rPr>
-        <w:t>mqtt_consumer</w:t>
-      </w:r>
-      <w:r>
-        <w:rPr>
-          <w:rFonts w:ascii="TH SarabunPSK" w:hAnsi="TH SarabunPSK" w:eastAsia="TH SarabunPSK" w:cs="TH SarabunPSK"/>
-          <w:b w:val="0"/>
-          <w:i w:val="0"/>
-          <w:sz w:val="32"/>
-          <w:szCs w:val="32"/>
-        </w:rPr>
-        <w:t xml:space="preserve"> เป็น service input คือนั่งรอรับอย่างเดียว ตัวที่เป็น 10 วินาทีจริงคือ </w:t>
+        <w:t xml:space="preserve">ทั้งท่อมีตัวกำหนดจังหวะตัวเดียวคือตัวตรวจจับที่ส่งทุก 10 วินาที ทอดที่เหลือได้รับเมื่อไหร่ส่งต่อเมื่อนั้น ส่วน </w:t>
       </w:r>
       <w:r>
         <w:rPr>
@@ -7531,7 +5761,7 @@
           <w:sz w:val="32"/>
           <w:szCs w:val="32"/>
         </w:rPr>
-        <w:t xml:space="preserve"> ซึ่งเป็นรอบเทข้อมูลออก ข้อมูลจึงอาจถึงช้ากว่าเวลาใน timestamp ได้ถึง 10 วินาที</w:t>
+        <w:t xml:space="preserve"> ของ Telegraf ที่ตั้งไว้ 10 วินาทีคือรอบเทข้อมูลออก ไม่ใช่รอบเก็บข้อมูล ข้อมูลจึงอาจถึงปลายทางช้ากว่าเวลาใน timestamp ได้ถึง 10 วินาที</w:t>
       </w:r>
     </w:p>
     <w:p>
@@ -7556,23 +5786,6 @@
           <w:szCs w:val="40"/>
         </w:rPr>
         <w:t>5 Edge &amp; Sensing (Layer 4)</w:t>
-      </w:r>
-    </w:p>
-    <w:p>
-      <w:pPr>
-        <w:pStyle w:val="Heading2"/>
-        <w:spacing w:before="200" w:after="60"/>
-      </w:pPr>
-      <w:r>
-        <w:rPr>
-          <w:rFonts w:ascii="TH SarabunPSK" w:hAnsi="TH SarabunPSK" w:eastAsia="TH SarabunPSK" w:cs="TH SarabunPSK"/>
-          <w:b/>
-          <w:i w:val="0"/>
-          <w:color w:val="143A4E"/>
-          <w:sz w:val="36"/>
-          <w:szCs w:val="36"/>
-        </w:rPr>
-        <w:t>5.1 แหล่งภาพ</w:t>
       </w:r>
     </w:p>
     <w:p>
@@ -7742,7 +5955,7 @@
                 <w:sz w:val="28"/>
                 <w:szCs w:val="28"/>
               </w:rPr>
-              <w:t>คลิป CCTV มุมสูง</w:t>
+              <w:t>คลิป CCTV มุมสูง 1444 x 1184 ที่ 27 fps</w:t>
             </w:r>
           </w:p>
         </w:tc>
@@ -7769,7 +5982,7 @@
                 <w:sz w:val="28"/>
                 <w:szCs w:val="28"/>
               </w:rPr>
-              <w:t>ความละเอียด</w:t>
+              <w:t>รับได้</w:t>
             </w:r>
           </w:p>
         </w:tc>
@@ -7794,7 +6007,7 @@
                 <w:sz w:val="28"/>
                 <w:szCs w:val="28"/>
               </w:rPr>
-              <w:t>1444 x 1184</w:t>
+              <w:t>ไฟล์วิดีโอ, RTSP URL, เลขกล้อง webcam</w:t>
             </w:r>
           </w:p>
         </w:tc>
@@ -7821,7 +6034,7 @@
                 <w:sz w:val="28"/>
                 <w:szCs w:val="28"/>
               </w:rPr>
-              <w:t>อัตราเฟรม</w:t>
+              <w:t>เครื่องประมวลผล</w:t>
             </w:r>
           </w:p>
         </w:tc>
@@ -7846,7 +6059,7 @@
                 <w:sz w:val="28"/>
                 <w:szCs w:val="28"/>
               </w:rPr>
-              <w:t>27 fps</w:t>
+              <w:t>MacBook ผ่าน PyTorch MPS</w:t>
             </w:r>
           </w:p>
         </w:tc>
@@ -7873,7 +6086,7 @@
                 <w:sz w:val="28"/>
                 <w:szCs w:val="28"/>
               </w:rPr>
-              <w:t>รับได้</w:t>
+              <w:t>อัตราที่ประมวลผลจริง</w:t>
             </w:r>
           </w:p>
         </w:tc>
@@ -7898,7 +6111,89 @@
                 <w:sz w:val="28"/>
                 <w:szCs w:val="28"/>
               </w:rPr>
-              <w:t>ไฟล์วิดีโอ, RTSP URL, เลขกล้อง webcam</w:t>
+              <w:t>ราว 13 fps จากการข้ามเฟรมเว้นหนึ่ง</w:t>
+            </w:r>
+          </w:p>
+        </w:tc>
+      </w:tr>
+      <w:tr>
+        <w:tc>
+          <w:tcPr>
+            <w:tcW w:type="dxa" w:w="4824"/>
+          </w:tcPr>
+          <w:p>
+            <w:pPr>
+              <w:spacing w:before="0" w:after="0"/>
+            </w:pPr>
+            <w:r>
+              <w:rPr>
+                <w:sz w:val="28"/>
+              </w:rPr>
+            </w:r>
+            <w:r>
+              <w:rPr>
+                <w:rFonts w:ascii="TH SarabunPSK" w:hAnsi="TH SarabunPSK" w:eastAsia="TH SarabunPSK" w:cs="TH SarabunPSK"/>
+                <w:b w:val="0"/>
+                <w:i w:val="0"/>
+                <w:sz w:val="28"/>
+                <w:szCs w:val="28"/>
+              </w:rPr>
+              <w:t>ปลายทางที่ส่ง</w:t>
+            </w:r>
+          </w:p>
+        </w:tc>
+        <w:tc>
+          <w:tcPr>
+            <w:tcW w:type="dxa" w:w="4824"/>
+          </w:tcPr>
+          <w:p>
+            <w:pPr>
+              <w:spacing w:before="0" w:after="0"/>
+            </w:pPr>
+            <w:r>
+              <w:rPr>
+                <w:sz w:val="28"/>
+              </w:rPr>
+            </w:r>
+            <w:r>
+              <w:rPr>
+                <w:rFonts w:ascii="Menlo" w:hAnsi="Menlo" w:eastAsia="Menlo" w:cs="Menlo"/>
+                <w:b w:val="0"/>
+                <w:i w:val="0"/>
+                <w:sz w:val="28"/>
+                <w:szCs w:val="28"/>
+              </w:rPr>
+              <w:t>mqtt://127.0.0.1:1883</w:t>
+            </w:r>
+            <w:r>
+              <w:rPr>
+                <w:rFonts w:ascii="TH SarabunPSK" w:hAnsi="TH SarabunPSK" w:eastAsia="TH SarabunPSK" w:cs="TH SarabunPSK"/>
+                <w:b w:val="0"/>
+                <w:i w:val="0"/>
+                <w:sz w:val="28"/>
+                <w:szCs w:val="28"/>
+              </w:rPr>
+              <w:t xml:space="preserve"> topic </w:t>
+            </w:r>
+            <w:r>
+              <w:rPr>
+                <w:rFonts w:ascii="Menlo" w:hAnsi="Menlo" w:eastAsia="Menlo" w:cs="Menlo"/>
+                <w:b w:val="0"/>
+                <w:i w:val="0"/>
+                <w:sz w:val="28"/>
+                <w:szCs w:val="28"/>
+              </w:rPr>
+              <w:t>traffic/6620301002</w:t>
+            </w:r>
+            <w:r>
+              <w:rPr>
+                <w:rFonts w:ascii="TH SarabunPSK" w:hAnsi="TH SarabunPSK" w:eastAsia="TH SarabunPSK" w:cs="TH SarabunPSK"/>
+                <w:b w:val="0"/>
+                <w:i w:val="0"/>
+                <w:sz w:val="28"/>
+                <w:szCs w:val="28"/>
+              </w:rPr>
+              <w:t xml:space="preserve"> QoS 1 ทุก 10 วินาที</w:t>
             </w:r>
           </w:p>
         </w:tc>
@@ -7990,74 +6285,7 @@
           <w:sz w:val="32"/>
           <w:szCs w:val="32"/>
         </w:rPr>
-        <w:t>มุมกล้องที่กดลงมาทำให้รถไกลเล็กกว่ารถใกล้มาก สูตรวัดความเร็วจึงต้องหารด้วยขนาดตัวรถ</w:t>
-      </w:r>
-    </w:p>
-    <w:p>
-      <w:pPr>
-        <w:pStyle w:val="Heading2"/>
-        <w:spacing w:before="200" w:after="60"/>
-      </w:pPr>
-      <w:r>
-        <w:rPr>
-          <w:rFonts w:ascii="TH SarabunPSK" w:hAnsi="TH SarabunPSK" w:eastAsia="TH SarabunPSK" w:cs="TH SarabunPSK"/>
-          <w:b/>
-          <w:i w:val="0"/>
-          <w:color w:val="143A4E"/>
-          <w:sz w:val="36"/>
-          <w:szCs w:val="36"/>
-        </w:rPr>
-        <w:t>5.2 เครื่องที่ใช้ประมวลผล</w:t>
-      </w:r>
-    </w:p>
-    <w:p>
-      <w:pPr>
-        <w:spacing w:after="40"/>
-      </w:pPr>
-      <w:r>
-        <w:rPr>
-          <w:rFonts w:ascii="TH SarabunPSK" w:hAnsi="TH SarabunPSK" w:eastAsia="TH SarabunPSK" w:cs="TH SarabunPSK"/>
-          <w:b w:val="0"/>
-          <w:i w:val="0"/>
-          <w:sz w:val="32"/>
-          <w:szCs w:val="32"/>
-        </w:rPr>
-        <w:t>รันบน MacBook ผ่าน PyTorch MPS โค้ดเลือก device เอง ถ้ามี CUDA ใช้ CUDA ไม่มีก็ MPS ไม่มีอีกก็ CPU ย้ายไปรันบน Jetson หรือ PC ที่มีการ์ดจอได้โดยไม่ต้องแก้โค้ด</w:t>
-      </w:r>
-    </w:p>
-    <w:p>
-      <w:pPr>
-        <w:spacing w:after="40"/>
-      </w:pPr>
-      <w:r>
-        <w:rPr>
-          <w:rFonts w:ascii="TH SarabunPSK" w:hAnsi="TH SarabunPSK" w:eastAsia="TH SarabunPSK" w:cs="TH SarabunPSK"/>
-          <w:b w:val="0"/>
-          <w:i w:val="0"/>
-          <w:sz w:val="32"/>
-          <w:szCs w:val="32"/>
-        </w:rPr>
-        <w:t>ข้ามเฟรมเว้นหนึ่ง (</w:t>
-      </w:r>
-      <w:r>
-        <w:rPr>
-          <w:rFonts w:ascii="Menlo" w:hAnsi="Menlo" w:eastAsia="Menlo" w:cs="Menlo"/>
-          <w:b w:val="0"/>
-          <w:i w:val="0"/>
-          <w:sz w:val="22"/>
-          <w:szCs w:val="22"/>
-        </w:rPr>
-        <w:t>STRIDE = 2</w:t>
-      </w:r>
-      <w:r>
-        <w:rPr>
-          <w:rFonts w:ascii="TH SarabunPSK" w:hAnsi="TH SarabunPSK" w:eastAsia="TH SarabunPSK" w:cs="TH SarabunPSK"/>
-          <w:b w:val="0"/>
-          <w:i w:val="0"/>
-          <w:sz w:val="32"/>
-          <w:szCs w:val="32"/>
-        </w:rPr>
-        <w:t>) ประมวลผลจริงราว 13 fps จาก 27 fps รถไม่ได้เปลี่ยนตำแหน่งมาก ใน 1/27 วินาที ความเร็วที่วัดจึงไม่เพี้ยนแต่ภาระเครื่องลดครึ่งหนึ่ง</w:t>
+        <w:t>โค้ดเลือก device เอง ถ้ามี CUDA ใช้ CUDA ไม่มีก็ MPS ไม่มีอีกก็ CPU ย้ายไปรันบนเครื่องอื่นได้ โดยไม่ต้องแก้โค้ด ส่วนการข้ามเฟรมทำได้เพราะรถไม่ได้เปลี่ยนตำแหน่งมากใน 1/27 วินาที ความเร็วที่วัดจึงไม่เพี้ยนแต่ภาระเครื่องลดครึ่งหนึ่ง</w:t>
       </w:r>
     </w:p>
     <w:p>
@@ -8092,304 +6320,8 @@
           <w:sz w:val="32"/>
           <w:szCs w:val="32"/>
         </w:rPr>
-        <w:t xml:space="preserve"> จะไม่หน่วง ข้อมูลถี่กว่า 10 วินาที ซึ่งไม่เหมาะจะเอาไปเทรน</w:t>
+        <w:t xml:space="preserve"> จะไม่หน่วง ข้อมูลถี่กว่านั้นและไม่เหมาะจะเอาไปเทรน</w:t>
       </w:r>
-    </w:p>
-    <w:p>
-      <w:pPr>
-        <w:pStyle w:val="Heading2"/>
-        <w:spacing w:before="200" w:after="60"/>
-      </w:pPr>
-      <w:r>
-        <w:rPr>
-          <w:rFonts w:ascii="TH SarabunPSK" w:hAnsi="TH SarabunPSK" w:eastAsia="TH SarabunPSK" w:cs="TH SarabunPSK"/>
-          <w:b/>
-          <w:i w:val="0"/>
-          <w:color w:val="143A4E"/>
-          <w:sz w:val="36"/>
-          <w:szCs w:val="36"/>
-        </w:rPr>
-        <w:t>5.3 การส่งข้อมูลออก</w:t>
-      </w:r>
-    </w:p>
-    <w:tbl>
-      <w:tblPr>
-        <w:tblStyle w:val="TableGrid"/>
-        <w:tblW w:type="auto" w:w="0"/>
-        <w:jc w:val="center"/>
-        <w:tblLook w:firstColumn="1" w:firstRow="1" w:lastColumn="0" w:lastRow="0" w:noHBand="0" w:noVBand="1" w:val="04A0"/>
-      </w:tblPr>
-      <w:tblGrid>
-        <w:gridCol w:w="4824"/>
-        <w:gridCol w:w="4824"/>
-      </w:tblGrid>
-      <w:tr>
-        <w:tc>
-          <w:tcPr>
-            <w:tcW w:type="dxa" w:w="4824"/>
-          </w:tcPr>
-          <w:p>
-            <w:pPr>
-              <w:spacing w:before="0" w:after="0"/>
-            </w:pPr>
-            <w:r>
-              <w:rPr>
-                <w:b/>
-                <w:sz w:val="28"/>
-              </w:rPr>
-            </w:r>
-            <w:r>
-              <w:rPr>
-                <w:rFonts w:ascii="TH SarabunPSK" w:hAnsi="TH SarabunPSK" w:eastAsia="TH SarabunPSK" w:cs="TH SarabunPSK"/>
-                <w:b/>
-                <w:i w:val="0"/>
-                <w:sz w:val="28"/>
-                <w:szCs w:val="28"/>
-              </w:rPr>
-              <w:t>รายการ</w:t>
-            </w:r>
-          </w:p>
-        </w:tc>
-        <w:tc>
-          <w:tcPr>
-            <w:tcW w:type="dxa" w:w="4824"/>
-          </w:tcPr>
-          <w:p>
-            <w:pPr>
-              <w:spacing w:before="0" w:after="0"/>
-            </w:pPr>
-            <w:r>
-              <w:rPr>
-                <w:b/>
-                <w:sz w:val="28"/>
-              </w:rPr>
-            </w:r>
-            <w:r>
-              <w:rPr>
-                <w:rFonts w:ascii="TH SarabunPSK" w:hAnsi="TH SarabunPSK" w:eastAsia="TH SarabunPSK" w:cs="TH SarabunPSK"/>
-                <w:b/>
-                <w:i w:val="0"/>
-                <w:sz w:val="28"/>
-                <w:szCs w:val="28"/>
-              </w:rPr>
-              <w:t>ค่า</w:t>
-            </w:r>
-          </w:p>
-        </w:tc>
-      </w:tr>
-      <w:tr>
-        <w:tc>
-          <w:tcPr>
-            <w:tcW w:type="dxa" w:w="4824"/>
-          </w:tcPr>
-          <w:p>
-            <w:pPr>
-              <w:spacing w:before="0" w:after="0"/>
-            </w:pPr>
-            <w:r>
-              <w:rPr>
-                <w:sz w:val="28"/>
-              </w:rPr>
-            </w:r>
-            <w:r>
-              <w:rPr>
-                <w:rFonts w:ascii="TH SarabunPSK" w:hAnsi="TH SarabunPSK" w:eastAsia="TH SarabunPSK" w:cs="TH SarabunPSK"/>
-                <w:b w:val="0"/>
-                <w:i w:val="0"/>
-                <w:sz w:val="28"/>
-                <w:szCs w:val="28"/>
-              </w:rPr>
-              <w:t>Endpoint</w:t>
-            </w:r>
-          </w:p>
-        </w:tc>
-        <w:tc>
-          <w:tcPr>
-            <w:tcW w:type="dxa" w:w="4824"/>
-          </w:tcPr>
-          <w:p>
-            <w:pPr>
-              <w:spacing w:before="0" w:after="0"/>
-            </w:pPr>
-            <w:r>
-              <w:rPr>
-                <w:sz w:val="28"/>
-              </w:rPr>
-            </w:r>
-            <w:r>
-              <w:rPr>
-                <w:rFonts w:ascii="Menlo" w:hAnsi="Menlo" w:eastAsia="Menlo" w:cs="Menlo"/>
-                <w:b w:val="0"/>
-                <w:i w:val="0"/>
-                <w:sz w:val="28"/>
-                <w:szCs w:val="28"/>
-              </w:rPr>
-              <w:t>mqtt://127.0.0.1:1883</w:t>
-            </w:r>
-          </w:p>
-        </w:tc>
-      </w:tr>
-      <w:tr>
-        <w:tc>
-          <w:tcPr>
-            <w:tcW w:type="dxa" w:w="4824"/>
-          </w:tcPr>
-          <w:p>
-            <w:pPr>
-              <w:spacing w:before="0" w:after="0"/>
-            </w:pPr>
-            <w:r>
-              <w:rPr>
-                <w:sz w:val="28"/>
-              </w:rPr>
-            </w:r>
-            <w:r>
-              <w:rPr>
-                <w:rFonts w:ascii="TH SarabunPSK" w:hAnsi="TH SarabunPSK" w:eastAsia="TH SarabunPSK" w:cs="TH SarabunPSK"/>
-                <w:b w:val="0"/>
-                <w:i w:val="0"/>
-                <w:sz w:val="28"/>
-                <w:szCs w:val="28"/>
-              </w:rPr>
-              <w:t>Topic</w:t>
-            </w:r>
-          </w:p>
-        </w:tc>
-        <w:tc>
-          <w:tcPr>
-            <w:tcW w:type="dxa" w:w="4824"/>
-          </w:tcPr>
-          <w:p>
-            <w:pPr>
-              <w:spacing w:before="0" w:after="0"/>
-            </w:pPr>
-            <w:r>
-              <w:rPr>
-                <w:sz w:val="28"/>
-              </w:rPr>
-            </w:r>
-            <w:r>
-              <w:rPr>
-                <w:rFonts w:ascii="Menlo" w:hAnsi="Menlo" w:eastAsia="Menlo" w:cs="Menlo"/>
-                <w:b w:val="0"/>
-                <w:i w:val="0"/>
-                <w:sz w:val="28"/>
-                <w:szCs w:val="28"/>
-              </w:rPr>
-              <w:t>traffic/6620301002</w:t>
-            </w:r>
-          </w:p>
-        </w:tc>
-      </w:tr>
-      <w:tr>
-        <w:tc>
-          <w:tcPr>
-            <w:tcW w:type="dxa" w:w="4824"/>
-          </w:tcPr>
-          <w:p>
-            <w:pPr>
-              <w:spacing w:before="0" w:after="0"/>
-            </w:pPr>
-            <w:r>
-              <w:rPr>
-                <w:sz w:val="28"/>
-              </w:rPr>
-            </w:r>
-            <w:r>
-              <w:rPr>
-                <w:rFonts w:ascii="TH SarabunPSK" w:hAnsi="TH SarabunPSK" w:eastAsia="TH SarabunPSK" w:cs="TH SarabunPSK"/>
-                <w:b w:val="0"/>
-                <w:i w:val="0"/>
-                <w:sz w:val="28"/>
-                <w:szCs w:val="28"/>
-              </w:rPr>
-              <w:t>QoS</w:t>
-            </w:r>
-          </w:p>
-        </w:tc>
-        <w:tc>
-          <w:tcPr>
-            <w:tcW w:type="dxa" w:w="4824"/>
-          </w:tcPr>
-          <w:p>
-            <w:pPr>
-              <w:spacing w:before="0" w:after="0"/>
-            </w:pPr>
-            <w:r>
-              <w:rPr>
-                <w:sz w:val="28"/>
-              </w:rPr>
-            </w:r>
-            <w:r>
-              <w:rPr>
-                <w:rFonts w:ascii="TH SarabunPSK" w:hAnsi="TH SarabunPSK" w:eastAsia="TH SarabunPSK" w:cs="TH SarabunPSK"/>
-                <w:b w:val="0"/>
-                <w:i w:val="0"/>
-                <w:sz w:val="28"/>
-                <w:szCs w:val="28"/>
-              </w:rPr>
-              <w:t>1</w:t>
-            </w:r>
-          </w:p>
-        </w:tc>
-      </w:tr>
-      <w:tr>
-        <w:tc>
-          <w:tcPr>
-            <w:tcW w:type="dxa" w:w="4824"/>
-          </w:tcPr>
-          <w:p>
-            <w:pPr>
-              <w:spacing w:before="0" w:after="0"/>
-            </w:pPr>
-            <w:r>
-              <w:rPr>
-                <w:sz w:val="28"/>
-              </w:rPr>
-            </w:r>
-            <w:r>
-              <w:rPr>
-                <w:rFonts w:ascii="TH SarabunPSK" w:hAnsi="TH SarabunPSK" w:eastAsia="TH SarabunPSK" w:cs="TH SarabunPSK"/>
-                <w:b w:val="0"/>
-                <w:i w:val="0"/>
-                <w:sz w:val="28"/>
-                <w:szCs w:val="28"/>
-              </w:rPr>
-              <w:t>ความถี่</w:t>
-            </w:r>
-          </w:p>
-        </w:tc>
-        <w:tc>
-          <w:tcPr>
-            <w:tcW w:type="dxa" w:w="4824"/>
-          </w:tcPr>
-          <w:p>
-            <w:pPr>
-              <w:spacing w:before="0" w:after="0"/>
-            </w:pPr>
-            <w:r>
-              <w:rPr>
-                <w:sz w:val="28"/>
-              </w:rPr>
-            </w:r>
-            <w:r>
-              <w:rPr>
-                <w:rFonts w:ascii="TH SarabunPSK" w:hAnsi="TH SarabunPSK" w:eastAsia="TH SarabunPSK" w:cs="TH SarabunPSK"/>
-                <w:b w:val="0"/>
-                <w:i w:val="0"/>
-                <w:sz w:val="28"/>
-                <w:szCs w:val="28"/>
-              </w:rPr>
-              <w:t>ทุก 10 วินาที</w:t>
-            </w:r>
-          </w:p>
-        </w:tc>
-      </w:tr>
-    </w:tbl>
-    <w:p>
-      <w:pPr>
-        <w:spacing w:after="0"/>
-      </w:pPr>
     </w:p>
     <w:tbl>
       <w:tblPr>
@@ -8517,21 +6449,6 @@
     </w:p>
     <w:p>
       <w:pPr>
-        <w:spacing w:after="40"/>
-      </w:pPr>
-      <w:r>
-        <w:rPr>
-          <w:rFonts w:ascii="TH SarabunPSK" w:hAnsi="TH SarabunPSK" w:eastAsia="TH SarabunPSK" w:cs="TH SarabunPSK"/>
-          <w:b w:val="0"/>
-          <w:i w:val="0"/>
-          <w:sz w:val="32"/>
-          <w:szCs w:val="32"/>
-        </w:rPr>
-        <w:t>ตอนปิดโปรแกรมจะส่ง payload ก้อนสุดท้ายเฉพาะเมื่อยังมีเฟรมค้างที่ยังไม่ได้สรุป ไม่งั้นจะได้ payload ที่รถเป็น 0 ปนเข้าฐานข้อมูลทุกครั้งที่ปิด</w:t>
-      </w:r>
-    </w:p>
-    <w:p>
-      <w:pPr>
         <w:spacing w:after="120"/>
       </w:pPr>
     </w:p>
@@ -8554,349 +6471,480 @@
         <w:t>6 ขั้นตอนการพัฒนา</w:t>
       </w:r>
     </w:p>
+    <w:tbl>
+      <w:tblPr>
+        <w:tblStyle w:val="TableGrid"/>
+        <w:tblW w:type="auto" w:w="0"/>
+        <w:jc w:val="center"/>
+        <w:tblLook w:firstColumn="1" w:firstRow="1" w:lastColumn="0" w:lastRow="0" w:noHBand="0" w:noVBand="1" w:val="04A0"/>
+      </w:tblPr>
+      <w:tblGrid>
+        <w:gridCol w:w="4824"/>
+        <w:gridCol w:w="4824"/>
+      </w:tblGrid>
+      <w:tr>
+        <w:tc>
+          <w:tcPr>
+            <w:tcW w:type="dxa" w:w="4824"/>
+          </w:tcPr>
+          <w:p>
+            <w:pPr>
+              <w:spacing w:before="0" w:after="0"/>
+            </w:pPr>
+            <w:r>
+              <w:rPr>
+                <w:b/>
+                <w:sz w:val="28"/>
+              </w:rPr>
+            </w:r>
+            <w:r>
+              <w:rPr>
+                <w:rFonts w:ascii="TH SarabunPSK" w:hAnsi="TH SarabunPSK" w:eastAsia="TH SarabunPSK" w:cs="TH SarabunPSK"/>
+                <w:b/>
+                <w:i w:val="0"/>
+                <w:sz w:val="28"/>
+                <w:szCs w:val="28"/>
+              </w:rPr>
+              <w:t>ขั้น</w:t>
+            </w:r>
+          </w:p>
+        </w:tc>
+        <w:tc>
+          <w:tcPr>
+            <w:tcW w:type="dxa" w:w="4824"/>
+          </w:tcPr>
+          <w:p>
+            <w:pPr>
+              <w:spacing w:before="0" w:after="0"/>
+            </w:pPr>
+            <w:r>
+              <w:rPr>
+                <w:b/>
+                <w:sz w:val="28"/>
+              </w:rPr>
+            </w:r>
+            <w:r>
+              <w:rPr>
+                <w:rFonts w:ascii="TH SarabunPSK" w:hAnsi="TH SarabunPSK" w:eastAsia="TH SarabunPSK" w:cs="TH SarabunPSK"/>
+                <w:b/>
+                <w:i w:val="0"/>
+                <w:sz w:val="28"/>
+                <w:szCs w:val="28"/>
+              </w:rPr>
+              <w:t>สิ่งที่ทำ</w:t>
+            </w:r>
+          </w:p>
+        </w:tc>
+      </w:tr>
+      <w:tr>
+        <w:tc>
+          <w:tcPr>
+            <w:tcW w:type="dxa" w:w="4824"/>
+          </w:tcPr>
+          <w:p>
+            <w:pPr>
+              <w:spacing w:before="0" w:after="0"/>
+            </w:pPr>
+            <w:r>
+              <w:rPr>
+                <w:sz w:val="28"/>
+              </w:rPr>
+            </w:r>
+            <w:r>
+              <w:rPr>
+                <w:rFonts w:ascii="TH SarabunPSK" w:hAnsi="TH SarabunPSK" w:eastAsia="TH SarabunPSK" w:cs="TH SarabunPSK"/>
+                <w:b w:val="0"/>
+                <w:i w:val="0"/>
+                <w:sz w:val="28"/>
+                <w:szCs w:val="28"/>
+              </w:rPr>
+              <w:t>1</w:t>
+            </w:r>
+          </w:p>
+        </w:tc>
+        <w:tc>
+          <w:tcPr>
+            <w:tcW w:type="dxa" w:w="4824"/>
+          </w:tcPr>
+          <w:p>
+            <w:pPr>
+              <w:spacing w:before="0" w:after="0"/>
+            </w:pPr>
+            <w:r>
+              <w:rPr>
+                <w:sz w:val="28"/>
+              </w:rPr>
+            </w:r>
+            <w:r>
+              <w:rPr>
+                <w:rFonts w:ascii="TH SarabunPSK" w:hAnsi="TH SarabunPSK" w:eastAsia="TH SarabunPSK" w:cs="TH SarabunPSK"/>
+                <w:b w:val="0"/>
+                <w:i w:val="0"/>
+                <w:sz w:val="28"/>
+                <w:szCs w:val="28"/>
+              </w:rPr>
+              <w:t xml:space="preserve">ตรวจจับรถด้วย YOLO ต่อ ByteTrack ให้รถมี ID วาดขอบเขตถนนบน </w:t>
+            </w:r>
+            <w:r>
+              <w:rPr>
+                <w:rFonts w:ascii="Menlo" w:hAnsi="Menlo" w:eastAsia="Menlo" w:cs="Menlo"/>
+                <w:b w:val="0"/>
+                <w:i w:val="0"/>
+                <w:sz w:val="28"/>
+                <w:szCs w:val="28"/>
+              </w:rPr>
+              <w:t>mapreal.png</w:t>
+            </w:r>
+            <w:r>
+              <w:rPr>
+                <w:rFonts w:ascii="TH SarabunPSK" w:hAnsi="TH SarabunPSK" w:eastAsia="TH SarabunPSK" w:cs="TH SarabunPSK"/>
+                <w:b w:val="0"/>
+                <w:i w:val="0"/>
+                <w:sz w:val="28"/>
+                <w:szCs w:val="28"/>
+              </w:rPr>
+              <w:t xml:space="preserve"> แล้วเขียนสูตรวัดความเร็วและตัดสินระดับ</w:t>
+            </w:r>
+          </w:p>
+        </w:tc>
+      </w:tr>
+      <w:tr>
+        <w:tc>
+          <w:tcPr>
+            <w:tcW w:type="dxa" w:w="4824"/>
+          </w:tcPr>
+          <w:p>
+            <w:pPr>
+              <w:spacing w:before="0" w:after="0"/>
+            </w:pPr>
+            <w:r>
+              <w:rPr>
+                <w:sz w:val="28"/>
+              </w:rPr>
+            </w:r>
+            <w:r>
+              <w:rPr>
+                <w:rFonts w:ascii="TH SarabunPSK" w:hAnsi="TH SarabunPSK" w:eastAsia="TH SarabunPSK" w:cs="TH SarabunPSK"/>
+                <w:b w:val="0"/>
+                <w:i w:val="0"/>
+                <w:sz w:val="28"/>
+                <w:szCs w:val="28"/>
+              </w:rPr>
+              <w:t>2</w:t>
+            </w:r>
+          </w:p>
+        </w:tc>
+        <w:tc>
+          <w:tcPr>
+            <w:tcW w:type="dxa" w:w="4824"/>
+          </w:tcPr>
+          <w:p>
+            <w:pPr>
+              <w:spacing w:before="0" w:after="0"/>
+            </w:pPr>
+            <w:r>
+              <w:rPr>
+                <w:sz w:val="28"/>
+              </w:rPr>
+            </w:r>
+            <w:r>
+              <w:rPr>
+                <w:rFonts w:ascii="TH SarabunPSK" w:hAnsi="TH SarabunPSK" w:eastAsia="TH SarabunPSK" w:cs="TH SarabunPSK"/>
+                <w:b w:val="0"/>
+                <w:i w:val="0"/>
+                <w:sz w:val="28"/>
+                <w:szCs w:val="28"/>
+              </w:rPr>
+              <w:t>ส่ง payload ขึ้น Mosquitto ทุก 10 วินาที พร้อมเช็ก return code กันข้อมูลหายเงียบ</w:t>
+            </w:r>
+          </w:p>
+        </w:tc>
+      </w:tr>
+      <w:tr>
+        <w:tc>
+          <w:tcPr>
+            <w:tcW w:type="dxa" w:w="4824"/>
+          </w:tcPr>
+          <w:p>
+            <w:pPr>
+              <w:spacing w:before="0" w:after="0"/>
+            </w:pPr>
+            <w:r>
+              <w:rPr>
+                <w:sz w:val="28"/>
+              </w:rPr>
+            </w:r>
+            <w:r>
+              <w:rPr>
+                <w:rFonts w:ascii="TH SarabunPSK" w:hAnsi="TH SarabunPSK" w:eastAsia="TH SarabunPSK" w:cs="TH SarabunPSK"/>
+                <w:b w:val="0"/>
+                <w:i w:val="0"/>
+                <w:sz w:val="28"/>
+                <w:szCs w:val="28"/>
+              </w:rPr>
+              <w:t>3</w:t>
+            </w:r>
+          </w:p>
+        </w:tc>
+        <w:tc>
+          <w:tcPr>
+            <w:tcW w:type="dxa" w:w="4824"/>
+          </w:tcPr>
+          <w:p>
+            <w:pPr>
+              <w:spacing w:before="0" w:after="0"/>
+            </w:pPr>
+            <w:r>
+              <w:rPr>
+                <w:sz w:val="28"/>
+              </w:rPr>
+            </w:r>
+            <w:r>
+              <w:rPr>
+                <w:rFonts w:ascii="TH SarabunPSK" w:hAnsi="TH SarabunPSK" w:eastAsia="TH SarabunPSK" w:cs="TH SarabunPSK"/>
+                <w:b w:val="0"/>
+                <w:i w:val="0"/>
+                <w:sz w:val="28"/>
+                <w:szCs w:val="28"/>
+              </w:rPr>
+              <w:t>ตั้ง Telegraf ให้เขียนลง InfluxDB แก้เรื่อง tag ที่หาย ชื่อ measurement และ tag host ที่ทำให้กราฟขาด</w:t>
+            </w:r>
+          </w:p>
+        </w:tc>
+      </w:tr>
+      <w:tr>
+        <w:tc>
+          <w:tcPr>
+            <w:tcW w:type="dxa" w:w="4824"/>
+          </w:tcPr>
+          <w:p>
+            <w:pPr>
+              <w:spacing w:before="0" w:after="0"/>
+            </w:pPr>
+            <w:r>
+              <w:rPr>
+                <w:sz w:val="28"/>
+              </w:rPr>
+            </w:r>
+            <w:r>
+              <w:rPr>
+                <w:rFonts w:ascii="TH SarabunPSK" w:hAnsi="TH SarabunPSK" w:eastAsia="TH SarabunPSK" w:cs="TH SarabunPSK"/>
+                <w:b w:val="0"/>
+                <w:i w:val="0"/>
+                <w:sz w:val="28"/>
+                <w:szCs w:val="28"/>
+              </w:rPr>
+              <w:t>4</w:t>
+            </w:r>
+          </w:p>
+        </w:tc>
+        <w:tc>
+          <w:tcPr>
+            <w:tcW w:type="dxa" w:w="4824"/>
+          </w:tcPr>
+          <w:p>
+            <w:pPr>
+              <w:spacing w:before="0" w:after="0"/>
+            </w:pPr>
+            <w:r>
+              <w:rPr>
+                <w:sz w:val="28"/>
+              </w:rPr>
+            </w:r>
+            <w:r>
+              <w:rPr>
+                <w:rFonts w:ascii="TH SarabunPSK" w:hAnsi="TH SarabunPSK" w:eastAsia="TH SarabunPSK" w:cs="TH SarabunPSK"/>
+                <w:b w:val="0"/>
+                <w:i w:val="0"/>
+                <w:sz w:val="28"/>
+                <w:szCs w:val="28"/>
+              </w:rPr>
+              <w:t>ทำ Dashboard บน Grafana กำหนดชุดสีและ Range mapping ให้ทุก panel ใช้ชุดเดียวกัน</w:t>
+            </w:r>
+          </w:p>
+        </w:tc>
+      </w:tr>
+      <w:tr>
+        <w:tc>
+          <w:tcPr>
+            <w:tcW w:type="dxa" w:w="4824"/>
+          </w:tcPr>
+          <w:p>
+            <w:pPr>
+              <w:spacing w:before="0" w:after="0"/>
+            </w:pPr>
+            <w:r>
+              <w:rPr>
+                <w:sz w:val="28"/>
+              </w:rPr>
+            </w:r>
+            <w:r>
+              <w:rPr>
+                <w:rFonts w:ascii="TH SarabunPSK" w:hAnsi="TH SarabunPSK" w:eastAsia="TH SarabunPSK" w:cs="TH SarabunPSK"/>
+                <w:b w:val="0"/>
+                <w:i w:val="0"/>
+                <w:sz w:val="28"/>
+                <w:szCs w:val="28"/>
+              </w:rPr>
+              <w:t>5</w:t>
+            </w:r>
+          </w:p>
+        </w:tc>
+        <w:tc>
+          <w:tcPr>
+            <w:tcW w:type="dxa" w:w="4824"/>
+          </w:tcPr>
+          <w:p>
+            <w:pPr>
+              <w:spacing w:before="0" w:after="0"/>
+            </w:pPr>
+            <w:r>
+              <w:rPr>
+                <w:sz w:val="28"/>
+              </w:rPr>
+            </w:r>
+            <w:r>
+              <w:rPr>
+                <w:rFonts w:ascii="TH SarabunPSK" w:hAnsi="TH SarabunPSK" w:eastAsia="TH SarabunPSK" w:cs="TH SarabunPSK"/>
+                <w:b w:val="0"/>
+                <w:i w:val="0"/>
+                <w:sz w:val="28"/>
+                <w:szCs w:val="28"/>
+              </w:rPr>
+              <w:t>ให้ Telegraf ส่งเข้า Kafka โดยตรง และแปลง payload ให้แบนราบเหมือนฝั่ง MQTT</w:t>
+            </w:r>
+          </w:p>
+        </w:tc>
+      </w:tr>
+      <w:tr>
+        <w:tc>
+          <w:tcPr>
+            <w:tcW w:type="dxa" w:w="4824"/>
+          </w:tcPr>
+          <w:p>
+            <w:pPr>
+              <w:spacing w:before="0" w:after="0"/>
+            </w:pPr>
+            <w:r>
+              <w:rPr>
+                <w:sz w:val="28"/>
+              </w:rPr>
+            </w:r>
+            <w:r>
+              <w:rPr>
+                <w:rFonts w:ascii="TH SarabunPSK" w:hAnsi="TH SarabunPSK" w:eastAsia="TH SarabunPSK" w:cs="TH SarabunPSK"/>
+                <w:b w:val="0"/>
+                <w:i w:val="0"/>
+                <w:sz w:val="28"/>
+                <w:szCs w:val="28"/>
+              </w:rPr>
+              <w:t>6</w:t>
+            </w:r>
+          </w:p>
+        </w:tc>
+        <w:tc>
+          <w:tcPr>
+            <w:tcW w:type="dxa" w:w="4824"/>
+          </w:tcPr>
+          <w:p>
+            <w:pPr>
+              <w:spacing w:before="0" w:after="0"/>
+            </w:pPr>
+            <w:r>
+              <w:rPr>
+                <w:sz w:val="28"/>
+              </w:rPr>
+            </w:r>
+            <w:r>
+              <w:rPr>
+                <w:rFonts w:ascii="TH SarabunPSK" w:hAnsi="TH SarabunPSK" w:eastAsia="TH SarabunPSK" w:cs="TH SarabunPSK"/>
+                <w:b w:val="0"/>
+                <w:i w:val="0"/>
+                <w:sz w:val="28"/>
+                <w:szCs w:val="28"/>
+              </w:rPr>
+              <w:t xml:space="preserve">เทรน RandomForest จากประวัติใน InfluxDB ได้เป็น </w:t>
+            </w:r>
+            <w:r>
+              <w:rPr>
+                <w:rFonts w:ascii="Menlo" w:hAnsi="Menlo" w:eastAsia="Menlo" w:cs="Menlo"/>
+                <w:b w:val="0"/>
+                <w:i w:val="0"/>
+                <w:sz w:val="28"/>
+                <w:szCs w:val="28"/>
+              </w:rPr>
+              <w:t>model.joblib</w:t>
+            </w:r>
+          </w:p>
+        </w:tc>
+      </w:tr>
+      <w:tr>
+        <w:tc>
+          <w:tcPr>
+            <w:tcW w:type="dxa" w:w="4824"/>
+          </w:tcPr>
+          <w:p>
+            <w:pPr>
+              <w:spacing w:before="0" w:after="0"/>
+            </w:pPr>
+            <w:r>
+              <w:rPr>
+                <w:sz w:val="28"/>
+              </w:rPr>
+            </w:r>
+            <w:r>
+              <w:rPr>
+                <w:rFonts w:ascii="TH SarabunPSK" w:hAnsi="TH SarabunPSK" w:eastAsia="TH SarabunPSK" w:cs="TH SarabunPSK"/>
+                <w:b w:val="0"/>
+                <w:i w:val="0"/>
+                <w:sz w:val="28"/>
+                <w:szCs w:val="28"/>
+              </w:rPr>
+              <w:t>7</w:t>
+            </w:r>
+          </w:p>
+        </w:tc>
+        <w:tc>
+          <w:tcPr>
+            <w:tcW w:type="dxa" w:w="4824"/>
+          </w:tcPr>
+          <w:p>
+            <w:pPr>
+              <w:spacing w:before="0" w:after="0"/>
+            </w:pPr>
+            <w:r>
+              <w:rPr>
+                <w:sz w:val="28"/>
+              </w:rPr>
+            </w:r>
+            <w:r>
+              <w:rPr>
+                <w:rFonts w:ascii="Menlo" w:hAnsi="Menlo" w:eastAsia="Menlo" w:cs="Menlo"/>
+                <w:b w:val="0"/>
+                <w:i w:val="0"/>
+                <w:sz w:val="28"/>
+                <w:szCs w:val="28"/>
+              </w:rPr>
+              <w:t>predict_consumer.py</w:t>
+            </w:r>
+            <w:r>
+              <w:rPr>
+                <w:rFonts w:ascii="TH SarabunPSK" w:hAnsi="TH SarabunPSK" w:eastAsia="TH SarabunPSK" w:cs="TH SarabunPSK"/>
+                <w:b w:val="0"/>
+                <w:i w:val="0"/>
+                <w:sz w:val="28"/>
+                <w:szCs w:val="28"/>
+              </w:rPr>
+              <w:t xml:space="preserve"> อ่าน Kafka แล้วเขียนค่าพยากรณ์กลับเข้า InfluxDB</w:t>
+            </w:r>
+          </w:p>
+        </w:tc>
+      </w:tr>
+    </w:tbl>
     <w:p>
       <w:pPr>
-        <w:pStyle w:val="Heading2"/>
-        <w:spacing w:before="200" w:after="60"/>
+        <w:spacing w:after="0"/>
       </w:pPr>
-      <w:r>
-        <w:rPr>
-          <w:rFonts w:ascii="TH SarabunPSK" w:hAnsi="TH SarabunPSK" w:eastAsia="TH SarabunPSK" w:cs="TH SarabunPSK"/>
-          <w:b/>
-          <w:i w:val="0"/>
-          <w:color w:val="143A4E"/>
-          <w:sz w:val="36"/>
-          <w:szCs w:val="36"/>
-        </w:rPr>
-        <w:t>6.1 เตรียมตัวตรวจจับและขอบเขตถนน</w:t>
-      </w:r>
-    </w:p>
-    <w:p>
-      <w:pPr>
-        <w:spacing w:after="40"/>
-      </w:pPr>
-      <w:r>
-        <w:rPr>
-          <w:rFonts w:ascii="TH SarabunPSK" w:hAnsi="TH SarabunPSK" w:eastAsia="TH SarabunPSK" w:cs="TH SarabunPSK"/>
-          <w:b w:val="0"/>
-          <w:i w:val="0"/>
-          <w:sz w:val="32"/>
-          <w:szCs w:val="32"/>
-        </w:rPr>
-        <w:t xml:space="preserve">เริ่มจาก YOLO ตรวจจับรถบนคลิป CCTV แล้วต่อ ByteTrack เพื่อให้รถแต่ละคันมี ID วาดขอบเขตถนนด้วยเส้นแดงลงบน </w:t>
-      </w:r>
-      <w:r>
-        <w:rPr>
-          <w:rFonts w:ascii="Menlo" w:hAnsi="Menlo" w:eastAsia="Menlo" w:cs="Menlo"/>
-          <w:b w:val="0"/>
-          <w:i w:val="0"/>
-          <w:sz w:val="22"/>
-          <w:szCs w:val="22"/>
-        </w:rPr>
-        <w:t>mapreal.png</w:t>
-      </w:r>
-      <w:r>
-        <w:rPr>
-          <w:rFonts w:ascii="TH SarabunPSK" w:hAnsi="TH SarabunPSK" w:eastAsia="TH SarabunPSK" w:cs="TH SarabunPSK"/>
-          <w:b w:val="0"/>
-          <w:i w:val="0"/>
-          <w:sz w:val="32"/>
-          <w:szCs w:val="32"/>
-        </w:rPr>
-        <w:t xml:space="preserve"> แล้วให้โปรแกรมแปลงเป็น mask จากนั้นเขียนสูตรวัดความเร็วและตัดสินระดับความติดขัด</w:t>
-      </w:r>
-    </w:p>
-    <w:p>
-      <w:pPr>
-        <w:pStyle w:val="Heading2"/>
-        <w:spacing w:before="200" w:after="60"/>
-      </w:pPr>
-      <w:r>
-        <w:rPr>
-          <w:rFonts w:ascii="TH SarabunPSK" w:hAnsi="TH SarabunPSK" w:eastAsia="TH SarabunPSK" w:cs="TH SarabunPSK"/>
-          <w:b/>
-          <w:i w:val="0"/>
-          <w:color w:val="143A4E"/>
-          <w:sz w:val="36"/>
-          <w:szCs w:val="36"/>
-        </w:rPr>
-        <w:t>6.2 ส่งข้อมูลขึ้น MQTT</w:t>
-      </w:r>
-    </w:p>
-    <w:p>
-      <w:pPr>
-        <w:spacing w:after="40"/>
-      </w:pPr>
-      <w:r>
-        <w:rPr>
-          <w:rFonts w:ascii="TH SarabunPSK" w:hAnsi="TH SarabunPSK" w:eastAsia="TH SarabunPSK" w:cs="TH SarabunPSK"/>
-          <w:b w:val="0"/>
-          <w:i w:val="0"/>
-          <w:sz w:val="32"/>
-          <w:szCs w:val="32"/>
-        </w:rPr>
-        <w:t>เพิ่มการ publish payload JSON ทุก 10 วินาทีขึ้น Mosquitto ในเครื่อง พร้อมเช็ก return code เพื่อไม่ให้ข้อมูลหายเงียบตอน broker ไม่ทำงาน</w:t>
-      </w:r>
-    </w:p>
-    <w:p>
-      <w:pPr>
-        <w:pStyle w:val="Heading2"/>
-        <w:spacing w:before="200" w:after="60"/>
-      </w:pPr>
-      <w:r>
-        <w:rPr>
-          <w:rFonts w:ascii="TH SarabunPSK" w:hAnsi="TH SarabunPSK" w:eastAsia="TH SarabunPSK" w:cs="TH SarabunPSK"/>
-          <w:b/>
-          <w:i w:val="0"/>
-          <w:color w:val="143A4E"/>
-          <w:sz w:val="36"/>
-          <w:szCs w:val="36"/>
-        </w:rPr>
-        <w:t>6.3 ต่อ Telegraf เข้า InfluxDB</w:t>
-      </w:r>
-    </w:p>
-    <w:p>
-      <w:pPr>
-        <w:spacing w:after="40"/>
-      </w:pPr>
-      <w:r>
-        <w:rPr>
-          <w:rFonts w:ascii="TH SarabunPSK" w:hAnsi="TH SarabunPSK" w:eastAsia="TH SarabunPSK" w:cs="TH SarabunPSK"/>
-          <w:b w:val="0"/>
-          <w:i w:val="0"/>
-          <w:sz w:val="32"/>
-          <w:szCs w:val="32"/>
-        </w:rPr>
-        <w:t xml:space="preserve">ตั้ง </w:t>
-      </w:r>
-      <w:r>
-        <w:rPr>
-          <w:rFonts w:ascii="Menlo" w:hAnsi="Menlo" w:eastAsia="Menlo" w:cs="Menlo"/>
-          <w:b w:val="0"/>
-          <w:i w:val="0"/>
-          <w:sz w:val="22"/>
-          <w:szCs w:val="22"/>
-        </w:rPr>
-        <w:t>telegraf.conf</w:t>
-      </w:r>
-      <w:r>
-        <w:rPr>
-          <w:rFonts w:ascii="TH SarabunPSK" w:hAnsi="TH SarabunPSK" w:eastAsia="TH SarabunPSK" w:cs="TH SarabunPSK"/>
-          <w:b w:val="0"/>
-          <w:i w:val="0"/>
-          <w:sz w:val="32"/>
-          <w:szCs w:val="32"/>
-        </w:rPr>
-        <w:t xml:space="preserve"> ให้ subscribe topic แล้วเขียนลง measurement </w:t>
-      </w:r>
-      <w:r>
-        <w:rPr>
-          <w:rFonts w:ascii="Menlo" w:hAnsi="Menlo" w:eastAsia="Menlo" w:cs="Menlo"/>
-          <w:b w:val="0"/>
-          <w:i w:val="0"/>
-          <w:sz w:val="22"/>
-          <w:szCs w:val="22"/>
-        </w:rPr>
-        <w:t>traffic_6620301002</w:t>
-      </w:r>
-      <w:r>
-        <w:rPr>
-          <w:rFonts w:ascii="TH SarabunPSK" w:hAnsi="TH SarabunPSK" w:eastAsia="TH SarabunPSK" w:cs="TH SarabunPSK"/>
-          <w:b w:val="0"/>
-          <w:i w:val="0"/>
-          <w:sz w:val="32"/>
-          <w:szCs w:val="32"/>
-        </w:rPr>
-        <w:t xml:space="preserve"> แก้เรื่อง tag ที่หาย ชื่อ measurement ที่ชนกับทั้งห้อง และ tag host ที่ทำให้กราฟขาด</w:t>
-      </w:r>
-    </w:p>
-    <w:p>
-      <w:pPr>
-        <w:pStyle w:val="Heading2"/>
-        <w:spacing w:before="200" w:after="60"/>
-      </w:pPr>
-      <w:r>
-        <w:rPr>
-          <w:rFonts w:ascii="TH SarabunPSK" w:hAnsi="TH SarabunPSK" w:eastAsia="TH SarabunPSK" w:cs="TH SarabunPSK"/>
-          <w:b/>
-          <w:i w:val="0"/>
-          <w:color w:val="143A4E"/>
-          <w:sz w:val="36"/>
-          <w:szCs w:val="36"/>
-        </w:rPr>
-        <w:t>6.4 ทำ Dashboard บน Grafana</w:t>
-      </w:r>
-    </w:p>
-    <w:p>
-      <w:pPr>
-        <w:spacing w:after="40"/>
-      </w:pPr>
-      <w:r>
-        <w:rPr>
-          <w:rFonts w:ascii="TH SarabunPSK" w:hAnsi="TH SarabunPSK" w:eastAsia="TH SarabunPSK" w:cs="TH SarabunPSK"/>
-          <w:b w:val="0"/>
-          <w:i w:val="0"/>
-          <w:sz w:val="32"/>
-          <w:szCs w:val="32"/>
-        </w:rPr>
-        <w:t>เขียน Flux query ของแต่ละ panel กำหนดชุดสีและ Range mapping ให้ทุก panel ใช้ชุดเดียวกัน</w:t>
-      </w:r>
-    </w:p>
-    <w:p>
-      <w:pPr>
-        <w:pStyle w:val="Heading2"/>
-        <w:spacing w:before="200" w:after="60"/>
-      </w:pPr>
-      <w:r>
-        <w:rPr>
-          <w:rFonts w:ascii="TH SarabunPSK" w:hAnsi="TH SarabunPSK" w:eastAsia="TH SarabunPSK" w:cs="TH SarabunPSK"/>
-          <w:b/>
-          <w:i w:val="0"/>
-          <w:color w:val="143A4E"/>
-          <w:sz w:val="36"/>
-          <w:szCs w:val="36"/>
-        </w:rPr>
-        <w:t>6.5 ส่งข้อมูลเข้า Kafka</w:t>
-      </w:r>
-    </w:p>
-    <w:p>
-      <w:pPr>
-        <w:spacing w:after="40"/>
-      </w:pPr>
-      <w:r>
-        <w:rPr>
-          <w:rFonts w:ascii="TH SarabunPSK" w:hAnsi="TH SarabunPSK" w:eastAsia="TH SarabunPSK" w:cs="TH SarabunPSK"/>
-          <w:b w:val="0"/>
-          <w:i w:val="0"/>
-          <w:sz w:val="32"/>
-          <w:szCs w:val="32"/>
-        </w:rPr>
-        <w:t xml:space="preserve">เดิมต้องส่ง MQTT ไป VerneMQ กลางแล้วให้ Kafka Connect ดึงเข้า Kafka เมื่อ broker เปลี่ยน </w:t>
-      </w:r>
-      <w:r>
-        <w:rPr>
-          <w:rFonts w:ascii="Menlo" w:hAnsi="Menlo" w:eastAsia="Menlo" w:cs="Menlo"/>
-          <w:b w:val="0"/>
-          <w:i w:val="0"/>
-          <w:sz w:val="22"/>
-          <w:szCs w:val="22"/>
-        </w:rPr>
-        <w:t>advertised.listeners</w:t>
-      </w:r>
-      <w:r>
-        <w:rPr>
-          <w:rFonts w:ascii="TH SarabunPSK" w:hAnsi="TH SarabunPSK" w:eastAsia="TH SarabunPSK" w:cs="TH SarabunPSK"/>
-          <w:b w:val="0"/>
-          <w:i w:val="0"/>
-          <w:sz w:val="32"/>
-          <w:szCs w:val="32"/>
-        </w:rPr>
-        <w:t xml:space="preserve"> เป็น IP จริงแล้ว เปลี่ยนมาให้ Telegraf ส่งเข้า Kafka โดยตรง และแปลง payload ให้แบนราบเหมือนฝั่ง MQTT</w:t>
-      </w:r>
-    </w:p>
-    <w:p>
-      <w:pPr>
-        <w:pStyle w:val="Heading2"/>
-        <w:spacing w:before="200" w:after="60"/>
-      </w:pPr>
-      <w:r>
-        <w:rPr>
-          <w:rFonts w:ascii="TH SarabunPSK" w:hAnsi="TH SarabunPSK" w:eastAsia="TH SarabunPSK" w:cs="TH SarabunPSK"/>
-          <w:b/>
-          <w:i w:val="0"/>
-          <w:color w:val="143A4E"/>
-          <w:sz w:val="36"/>
-          <w:szCs w:val="36"/>
-        </w:rPr>
-        <w:t>6.6 เทรนโมเดลพยากรณ์</w:t>
-      </w:r>
-    </w:p>
-    <w:p>
-      <w:pPr>
-        <w:spacing w:after="40"/>
-      </w:pPr>
-      <w:r>
-        <w:rPr>
-          <w:rFonts w:ascii="Menlo" w:hAnsi="Menlo" w:eastAsia="Menlo" w:cs="Menlo"/>
-          <w:b w:val="0"/>
-          <w:i w:val="0"/>
-          <w:sz w:val="22"/>
-          <w:szCs w:val="22"/>
-        </w:rPr>
-        <w:t>train_model.py</w:t>
-      </w:r>
-      <w:r>
-        <w:rPr>
-          <w:rFonts w:ascii="TH SarabunPSK" w:hAnsi="TH SarabunPSK" w:eastAsia="TH SarabunPSK" w:cs="TH SarabunPSK"/>
-          <w:b w:val="0"/>
-          <w:i w:val="0"/>
-          <w:sz w:val="32"/>
-          <w:szCs w:val="32"/>
-        </w:rPr>
-        <w:t xml:space="preserve"> อ่านประวัติจาก InfluxDB สร้าง feature และ label ที่เวลา +5 นาที เทรน RandomForest แล้วบันทึกเป็น </w:t>
-      </w:r>
-      <w:r>
-        <w:rPr>
-          <w:rFonts w:ascii="Menlo" w:hAnsi="Menlo" w:eastAsia="Menlo" w:cs="Menlo"/>
-          <w:b w:val="0"/>
-          <w:i w:val="0"/>
-          <w:sz w:val="22"/>
-          <w:szCs w:val="22"/>
-        </w:rPr>
-        <w:t>model.joblib</w:t>
-      </w:r>
-    </w:p>
-    <w:p>
-      <w:pPr>
-        <w:pStyle w:val="Heading2"/>
-        <w:spacing w:before="200" w:after="60"/>
-      </w:pPr>
-      <w:r>
-        <w:rPr>
-          <w:rFonts w:ascii="TH SarabunPSK" w:hAnsi="TH SarabunPSK" w:eastAsia="TH SarabunPSK" w:cs="TH SarabunPSK"/>
-          <w:b/>
-          <w:i w:val="0"/>
-          <w:color w:val="143A4E"/>
-          <w:sz w:val="36"/>
-          <w:szCs w:val="36"/>
-        </w:rPr>
-        <w:t>6.7 ทำนายแบบเรียลไทม์</w:t>
-      </w:r>
-    </w:p>
-    <w:p>
-      <w:pPr>
-        <w:spacing w:after="40"/>
-      </w:pPr>
-      <w:r>
-        <w:rPr>
-          <w:rFonts w:ascii="Menlo" w:hAnsi="Menlo" w:eastAsia="Menlo" w:cs="Menlo"/>
-          <w:b w:val="0"/>
-          <w:i w:val="0"/>
-          <w:sz w:val="22"/>
-          <w:szCs w:val="22"/>
-        </w:rPr>
-        <w:t>predict_consumer.py</w:t>
-      </w:r>
-      <w:r>
-        <w:rPr>
-          <w:rFonts w:ascii="TH SarabunPSK" w:hAnsi="TH SarabunPSK" w:eastAsia="TH SarabunPSK" w:cs="TH SarabunPSK"/>
-          <w:b w:val="0"/>
-          <w:i w:val="0"/>
-          <w:sz w:val="32"/>
-          <w:szCs w:val="32"/>
-        </w:rPr>
-        <w:t xml:space="preserve"> อ่าน event จาก Kafka สะสมข้อมูล 5 นาทีเพื่อสร้าง feature แล้วเขียนค่าพยากรณ์กลับเข้า measurement </w:t>
-      </w:r>
-      <w:r>
-        <w:rPr>
-          <w:rFonts w:ascii="Menlo" w:hAnsi="Menlo" w:eastAsia="Menlo" w:cs="Menlo"/>
-          <w:b w:val="0"/>
-          <w:i w:val="0"/>
-          <w:sz w:val="22"/>
-          <w:szCs w:val="22"/>
-        </w:rPr>
-        <w:t>traffic_prediction_6620301002</w:t>
-      </w:r>
     </w:p>
     <w:p>
       <w:pPr>
@@ -9150,7 +7198,7 @@
                 <w:sz w:val="28"/>
                 <w:szCs w:val="28"/>
               </w:rPr>
-              <w:t>ตรวจจับรถและพิมพ์ payload ทุก 10 วินาที</w:t>
+              <w:t>ตรวจจับรถและส่ง payload ทุก 10 วินาที</w:t>
             </w:r>
           </w:p>
         </w:tc>
@@ -9252,17 +7300,7 @@
                 <w:sz w:val="28"/>
                 <w:szCs w:val="28"/>
               </w:rPr>
-              <w:t xml:space="preserve">เห็นข้อความจริงบน topic </w:t>
-            </w:r>
-            <w:r>
-              <w:rPr>
-                <w:rFonts w:ascii="Menlo" w:hAnsi="Menlo" w:eastAsia="Menlo" w:cs="Menlo"/>
-                <w:b w:val="0"/>
-                <w:i w:val="0"/>
-                <w:sz w:val="28"/>
-                <w:szCs w:val="28"/>
-              </w:rPr>
-              <w:t>traffic/6620301002</w:t>
+              <w:t>เห็นข้อความจริงบน topic</w:t>
             </w:r>
           </w:p>
         </w:tc>
@@ -9339,7 +7377,7 @@
                 <w:sz w:val="28"/>
                 <w:szCs w:val="28"/>
               </w:rPr>
-              <w:t>ตรวจ log ของ Telegraf</w:t>
+              <w:t>Query InfluxDB</w:t>
             </w:r>
           </w:p>
         </w:tc>
@@ -9364,7 +7402,7 @@
                 <w:sz w:val="28"/>
                 <w:szCs w:val="28"/>
               </w:rPr>
-              <w:t xml:space="preserve">ไม่มีบรรทัดขึ้นต้นด้วย </w:t>
+              <w:t xml:space="preserve">พบ </w:t>
             </w:r>
             <w:r>
               <w:rPr>
@@ -9374,7 +7412,17 @@
                 <w:sz w:val="28"/>
                 <w:szCs w:val="28"/>
               </w:rPr>
-              <w:t>E!</w:t>
+              <w:t>traffic_6620301002</w:t>
+            </w:r>
+            <w:r>
+              <w:rPr>
+                <w:rFonts w:ascii="TH SarabunPSK" w:hAnsi="TH SarabunPSK" w:eastAsia="TH SarabunPSK" w:cs="TH SarabunPSK"/>
+                <w:b w:val="0"/>
+                <w:i w:val="0"/>
+                <w:sz w:val="28"/>
+                <w:szCs w:val="28"/>
+              </w:rPr>
+              <w:t xml:space="preserve"> ครบ 7 field</w:t>
             </w:r>
           </w:p>
         </w:tc>
@@ -9451,7 +7499,7 @@
                 <w:sz w:val="28"/>
                 <w:szCs w:val="28"/>
               </w:rPr>
-              <w:t>Query InfluxDB</w:t>
+              <w:t>ตรวจ Kafka topic</w:t>
             </w:r>
           </w:p>
         </w:tc>
@@ -9476,7 +7524,7 @@
                 <w:sz w:val="28"/>
                 <w:szCs w:val="28"/>
               </w:rPr>
-              <w:t xml:space="preserve">พบ measurement </w:t>
+              <w:t xml:space="preserve">พบ message ใน </w:t>
             </w:r>
             <w:r>
               <w:rPr>
@@ -9486,17 +7534,7 @@
                 <w:sz w:val="28"/>
                 <w:szCs w:val="28"/>
               </w:rPr>
-              <w:t>traffic_6620301002</w:t>
-            </w:r>
-            <w:r>
-              <w:rPr>
-                <w:rFonts w:ascii="TH SarabunPSK" w:hAnsi="TH SarabunPSK" w:eastAsia="TH SarabunPSK" w:cs="TH SarabunPSK"/>
-                <w:b w:val="0"/>
-                <w:i w:val="0"/>
-                <w:sz w:val="28"/>
-                <w:szCs w:val="28"/>
-              </w:rPr>
-              <w:t xml:space="preserve"> ครบ 7 field</w:t>
+              <w:t>traffic-events-6620301002</w:t>
             </w:r>
           </w:p>
         </w:tc>
@@ -9573,7 +7611,17 @@
                 <w:sz w:val="28"/>
                 <w:szCs w:val="28"/>
               </w:rPr>
-              <w:t>ตรวจ Kafka topic</w:t>
+              <w:t xml:space="preserve">รัน </w:t>
+            </w:r>
+            <w:r>
+              <w:rPr>
+                <w:rFonts w:ascii="Menlo" w:hAnsi="Menlo" w:eastAsia="Menlo" w:cs="Menlo"/>
+                <w:b w:val="0"/>
+                <w:i w:val="0"/>
+                <w:sz w:val="28"/>
+                <w:szCs w:val="28"/>
+              </w:rPr>
+              <w:t>predict_consumer.py</w:t>
             </w:r>
           </w:p>
         </w:tc>
@@ -9598,17 +7646,7 @@
                 <w:sz w:val="28"/>
                 <w:szCs w:val="28"/>
               </w:rPr>
-              <w:t xml:space="preserve">พบ message ใน </w:t>
-            </w:r>
-            <w:r>
-              <w:rPr>
-                <w:rFonts w:ascii="Menlo" w:hAnsi="Menlo" w:eastAsia="Menlo" w:cs="Menlo"/>
-                <w:b w:val="0"/>
-                <w:i w:val="0"/>
-                <w:sz w:val="28"/>
-                <w:szCs w:val="28"/>
-              </w:rPr>
-              <w:t>traffic-events-6620301002</w:t>
+              <w:t>เขียนค่าพยากรณ์หลังสะสมข้อมูลครบ 5 นาที</w:t>
             </w:r>
           </w:p>
         </w:tc>
@@ -9685,17 +7723,7 @@
                 <w:sz w:val="28"/>
                 <w:szCs w:val="28"/>
               </w:rPr>
-              <w:t xml:space="preserve">รัน </w:t>
-            </w:r>
-            <w:r>
-              <w:rPr>
-                <w:rFonts w:ascii="Menlo" w:hAnsi="Menlo" w:eastAsia="Menlo" w:cs="Menlo"/>
-                <w:b w:val="0"/>
-                <w:i w:val="0"/>
-                <w:sz w:val="28"/>
-                <w:szCs w:val="28"/>
-              </w:rPr>
-              <w:t>predict_consumer.py</w:t>
+              <w:t>เทียบความแม่นกับเส้นฐาน</w:t>
             </w:r>
           </w:p>
         </w:tc>
@@ -9720,7 +7748,7 @@
                 <w:sz w:val="28"/>
                 <w:szCs w:val="28"/>
               </w:rPr>
-              <w:t>เขียนค่าพยากรณ์หลังสะสมข้อมูลครบ 5 นาที</w:t>
+              <w:t>MAE ต่ำกว่าการเดาว่าเท่ากับค่าปัจจุบัน</w:t>
             </w:r>
           </w:p>
         </w:tc>
@@ -9773,454 +7801,6 @@
                 <w:szCs w:val="28"/>
               </w:rPr>
               <w:t>7</w:t>
-            </w:r>
-          </w:p>
-        </w:tc>
-        <w:tc>
-          <w:tcPr>
-            <w:tcW w:type="dxa" w:w="2412"/>
-          </w:tcPr>
-          <w:p>
-            <w:pPr>
-              <w:spacing w:before="0" w:after="0"/>
-            </w:pPr>
-            <w:r>
-              <w:rPr>
-                <w:sz w:val="28"/>
-              </w:rPr>
-            </w:r>
-            <w:r>
-              <w:rPr>
-                <w:rFonts w:ascii="TH SarabunPSK" w:hAnsi="TH SarabunPSK" w:eastAsia="TH SarabunPSK" w:cs="TH SarabunPSK"/>
-                <w:b w:val="0"/>
-                <w:i w:val="0"/>
-                <w:sz w:val="28"/>
-                <w:szCs w:val="28"/>
-              </w:rPr>
-              <w:t>Query measurement พยากรณ์</w:t>
-            </w:r>
-          </w:p>
-        </w:tc>
-        <w:tc>
-          <w:tcPr>
-            <w:tcW w:type="dxa" w:w="2412"/>
-          </w:tcPr>
-          <w:p>
-            <w:pPr>
-              <w:spacing w:before="0" w:after="0"/>
-            </w:pPr>
-            <w:r>
-              <w:rPr>
-                <w:sz w:val="28"/>
-              </w:rPr>
-            </w:r>
-            <w:r>
-              <w:rPr>
-                <w:rFonts w:ascii="TH SarabunPSK" w:hAnsi="TH SarabunPSK" w:eastAsia="TH SarabunPSK" w:cs="TH SarabunPSK"/>
-                <w:b w:val="0"/>
-                <w:i w:val="0"/>
-                <w:sz w:val="28"/>
-                <w:szCs w:val="28"/>
-              </w:rPr>
-              <w:t xml:space="preserve">พบ </w:t>
-            </w:r>
-            <w:r>
-              <w:rPr>
-                <w:rFonts w:ascii="Menlo" w:hAnsi="Menlo" w:eastAsia="Menlo" w:cs="Menlo"/>
-                <w:b w:val="0"/>
-                <w:i w:val="0"/>
-                <w:sz w:val="28"/>
-                <w:szCs w:val="28"/>
-              </w:rPr>
-              <w:t>traffic_prediction_6620301002</w:t>
-            </w:r>
-          </w:p>
-        </w:tc>
-        <w:tc>
-          <w:tcPr>
-            <w:tcW w:type="dxa" w:w="2412"/>
-          </w:tcPr>
-          <w:p>
-            <w:pPr>
-              <w:spacing w:before="0" w:after="0"/>
-            </w:pPr>
-            <w:r>
-              <w:rPr>
-                <w:sz w:val="28"/>
-              </w:rPr>
-            </w:r>
-            <w:r>
-              <w:rPr>
-                <w:rFonts w:ascii="TH SarabunPSK" w:hAnsi="TH SarabunPSK" w:eastAsia="TH SarabunPSK" w:cs="TH SarabunPSK"/>
-                <w:b w:val="0"/>
-                <w:i w:val="0"/>
-                <w:sz w:val="28"/>
-                <w:szCs w:val="28"/>
-              </w:rPr>
-              <w:t>ผ่าน</w:t>
-            </w:r>
-          </w:p>
-        </w:tc>
-      </w:tr>
-      <w:tr>
-        <w:tc>
-          <w:tcPr>
-            <w:tcW w:type="dxa" w:w="2412"/>
-          </w:tcPr>
-          <w:p>
-            <w:pPr>
-              <w:spacing w:before="0" w:after="0"/>
-            </w:pPr>
-            <w:r>
-              <w:rPr>
-                <w:sz w:val="28"/>
-              </w:rPr>
-            </w:r>
-            <w:r>
-              <w:rPr>
-                <w:rFonts w:ascii="TH SarabunPSK" w:hAnsi="TH SarabunPSK" w:eastAsia="TH SarabunPSK" w:cs="TH SarabunPSK"/>
-                <w:b w:val="0"/>
-                <w:i w:val="0"/>
-                <w:sz w:val="28"/>
-                <w:szCs w:val="28"/>
-              </w:rPr>
-              <w:t>8</w:t>
-            </w:r>
-          </w:p>
-        </w:tc>
-        <w:tc>
-          <w:tcPr>
-            <w:tcW w:type="dxa" w:w="2412"/>
-          </w:tcPr>
-          <w:p>
-            <w:pPr>
-              <w:spacing w:before="0" w:after="0"/>
-            </w:pPr>
-            <w:r>
-              <w:rPr>
-                <w:sz w:val="28"/>
-              </w:rPr>
-            </w:r>
-            <w:r>
-              <w:rPr>
-                <w:rFonts w:ascii="TH SarabunPSK" w:hAnsi="TH SarabunPSK" w:eastAsia="TH SarabunPSK" w:cs="TH SarabunPSK"/>
-                <w:b w:val="0"/>
-                <w:i w:val="0"/>
-                <w:sz w:val="28"/>
-                <w:szCs w:val="28"/>
-              </w:rPr>
-              <w:t>ตรวจระยะห่างของข้อมูล</w:t>
-            </w:r>
-          </w:p>
-        </w:tc>
-        <w:tc>
-          <w:tcPr>
-            <w:tcW w:type="dxa" w:w="2412"/>
-          </w:tcPr>
-          <w:p>
-            <w:pPr>
-              <w:spacing w:before="0" w:after="0"/>
-            </w:pPr>
-            <w:r>
-              <w:rPr>
-                <w:sz w:val="28"/>
-              </w:rPr>
-            </w:r>
-            <w:r>
-              <w:rPr>
-                <w:rFonts w:ascii="TH SarabunPSK" w:hAnsi="TH SarabunPSK" w:eastAsia="TH SarabunPSK" w:cs="TH SarabunPSK"/>
-                <w:b w:val="0"/>
-                <w:i w:val="0"/>
-                <w:sz w:val="28"/>
-                <w:szCs w:val="28"/>
-              </w:rPr>
-              <w:t>ห่างกัน 10 วินาที</w:t>
-            </w:r>
-          </w:p>
-        </w:tc>
-        <w:tc>
-          <w:tcPr>
-            <w:tcW w:type="dxa" w:w="2412"/>
-          </w:tcPr>
-          <w:p>
-            <w:pPr>
-              <w:spacing w:before="0" w:after="0"/>
-            </w:pPr>
-            <w:r>
-              <w:rPr>
-                <w:sz w:val="28"/>
-              </w:rPr>
-            </w:r>
-            <w:r>
-              <w:rPr>
-                <w:rFonts w:ascii="TH SarabunPSK" w:hAnsi="TH SarabunPSK" w:eastAsia="TH SarabunPSK" w:cs="TH SarabunPSK"/>
-                <w:b w:val="0"/>
-                <w:i w:val="0"/>
-                <w:sz w:val="28"/>
-                <w:szCs w:val="28"/>
-              </w:rPr>
-              <w:t>ผ่าน</w:t>
-            </w:r>
-          </w:p>
-        </w:tc>
-      </w:tr>
-      <w:tr>
-        <w:tc>
-          <w:tcPr>
-            <w:tcW w:type="dxa" w:w="2412"/>
-          </w:tcPr>
-          <w:p>
-            <w:pPr>
-              <w:spacing w:before="0" w:after="0"/>
-            </w:pPr>
-            <w:r>
-              <w:rPr>
-                <w:sz w:val="28"/>
-              </w:rPr>
-            </w:r>
-            <w:r>
-              <w:rPr>
-                <w:rFonts w:ascii="TH SarabunPSK" w:hAnsi="TH SarabunPSK" w:eastAsia="TH SarabunPSK" w:cs="TH SarabunPSK"/>
-                <w:b w:val="0"/>
-                <w:i w:val="0"/>
-                <w:sz w:val="28"/>
-                <w:szCs w:val="28"/>
-              </w:rPr>
-              <w:t>9</w:t>
-            </w:r>
-          </w:p>
-        </w:tc>
-        <w:tc>
-          <w:tcPr>
-            <w:tcW w:type="dxa" w:w="2412"/>
-          </w:tcPr>
-          <w:p>
-            <w:pPr>
-              <w:spacing w:before="0" w:after="0"/>
-            </w:pPr>
-            <w:r>
-              <w:rPr>
-                <w:sz w:val="28"/>
-              </w:rPr>
-            </w:r>
-            <w:r>
-              <w:rPr>
-                <w:rFonts w:ascii="TH SarabunPSK" w:hAnsi="TH SarabunPSK" w:eastAsia="TH SarabunPSK" w:cs="TH SarabunPSK"/>
-                <w:b w:val="0"/>
-                <w:i w:val="0"/>
-                <w:sz w:val="28"/>
-                <w:szCs w:val="28"/>
-              </w:rPr>
-              <w:t>เทียบความแม่นกับเส้นฐาน</w:t>
-            </w:r>
-          </w:p>
-        </w:tc>
-        <w:tc>
-          <w:tcPr>
-            <w:tcW w:type="dxa" w:w="2412"/>
-          </w:tcPr>
-          <w:p>
-            <w:pPr>
-              <w:spacing w:before="0" w:after="0"/>
-            </w:pPr>
-            <w:r>
-              <w:rPr>
-                <w:sz w:val="28"/>
-              </w:rPr>
-            </w:r>
-            <w:r>
-              <w:rPr>
-                <w:rFonts w:ascii="TH SarabunPSK" w:hAnsi="TH SarabunPSK" w:eastAsia="TH SarabunPSK" w:cs="TH SarabunPSK"/>
-                <w:b w:val="0"/>
-                <w:i w:val="0"/>
-                <w:sz w:val="28"/>
-                <w:szCs w:val="28"/>
-              </w:rPr>
-              <w:t>MAE ต่ำกว่าการเดาว่าเท่ากับค่าปัจจุบัน</w:t>
-            </w:r>
-          </w:p>
-        </w:tc>
-        <w:tc>
-          <w:tcPr>
-            <w:tcW w:type="dxa" w:w="2412"/>
-          </w:tcPr>
-          <w:p>
-            <w:pPr>
-              <w:spacing w:before="0" w:after="0"/>
-            </w:pPr>
-            <w:r>
-              <w:rPr>
-                <w:sz w:val="28"/>
-              </w:rPr>
-            </w:r>
-            <w:r>
-              <w:rPr>
-                <w:rFonts w:ascii="TH SarabunPSK" w:hAnsi="TH SarabunPSK" w:eastAsia="TH SarabunPSK" w:cs="TH SarabunPSK"/>
-                <w:b w:val="0"/>
-                <w:i w:val="0"/>
-                <w:sz w:val="28"/>
-                <w:szCs w:val="28"/>
-              </w:rPr>
-              <w:t>ผ่าน</w:t>
-            </w:r>
-          </w:p>
-        </w:tc>
-      </w:tr>
-      <w:tr>
-        <w:tc>
-          <w:tcPr>
-            <w:tcW w:type="dxa" w:w="2412"/>
-          </w:tcPr>
-          <w:p>
-            <w:pPr>
-              <w:spacing w:before="0" w:after="0"/>
-            </w:pPr>
-            <w:r>
-              <w:rPr>
-                <w:sz w:val="28"/>
-              </w:rPr>
-            </w:r>
-            <w:r>
-              <w:rPr>
-                <w:rFonts w:ascii="TH SarabunPSK" w:hAnsi="TH SarabunPSK" w:eastAsia="TH SarabunPSK" w:cs="TH SarabunPSK"/>
-                <w:b w:val="0"/>
-                <w:i w:val="0"/>
-                <w:sz w:val="28"/>
-                <w:szCs w:val="28"/>
-              </w:rPr>
-              <w:t>10</w:t>
-            </w:r>
-          </w:p>
-        </w:tc>
-        <w:tc>
-          <w:tcPr>
-            <w:tcW w:type="dxa" w:w="2412"/>
-          </w:tcPr>
-          <w:p>
-            <w:pPr>
-              <w:spacing w:before="0" w:after="0"/>
-            </w:pPr>
-            <w:r>
-              <w:rPr>
-                <w:sz w:val="28"/>
-              </w:rPr>
-            </w:r>
-            <w:r>
-              <w:rPr>
-                <w:rFonts w:ascii="TH SarabunPSK" w:hAnsi="TH SarabunPSK" w:eastAsia="TH SarabunPSK" w:cs="TH SarabunPSK"/>
-                <w:b w:val="0"/>
-                <w:i w:val="0"/>
-                <w:sz w:val="28"/>
-                <w:szCs w:val="28"/>
-              </w:rPr>
-              <w:t>รันสคริปต์ทดสอบ</w:t>
-            </w:r>
-          </w:p>
-        </w:tc>
-        <w:tc>
-          <w:tcPr>
-            <w:tcW w:type="dxa" w:w="2412"/>
-          </w:tcPr>
-          <w:p>
-            <w:pPr>
-              <w:spacing w:before="0" w:after="0"/>
-            </w:pPr>
-            <w:r>
-              <w:rPr>
-                <w:sz w:val="28"/>
-              </w:rPr>
-            </w:r>
-            <w:r>
-              <w:rPr>
-                <w:rFonts w:ascii="Menlo" w:hAnsi="Menlo" w:eastAsia="Menlo" w:cs="Menlo"/>
-                <w:b w:val="0"/>
-                <w:i w:val="0"/>
-                <w:sz w:val="28"/>
-                <w:szCs w:val="28"/>
-              </w:rPr>
-              <w:t>test_payload.py</w:t>
-            </w:r>
-            <w:r>
-              <w:rPr>
-                <w:rFonts w:ascii="TH SarabunPSK" w:hAnsi="TH SarabunPSK" w:eastAsia="TH SarabunPSK" w:cs="TH SarabunPSK"/>
-                <w:b w:val="0"/>
-                <w:i w:val="0"/>
-                <w:sz w:val="28"/>
-                <w:szCs w:val="28"/>
-              </w:rPr>
-              <w:t xml:space="preserve"> และ </w:t>
-            </w:r>
-            <w:r>
-              <w:rPr>
-                <w:rFonts w:ascii="Menlo" w:hAnsi="Menlo" w:eastAsia="Menlo" w:cs="Menlo"/>
-                <w:b w:val="0"/>
-                <w:i w:val="0"/>
-                <w:sz w:val="28"/>
-                <w:szCs w:val="28"/>
-              </w:rPr>
-              <w:t>test_ml_features.py</w:t>
-            </w:r>
-            <w:r>
-              <w:rPr>
-                <w:rFonts w:ascii="TH SarabunPSK" w:hAnsi="TH SarabunPSK" w:eastAsia="TH SarabunPSK" w:cs="TH SarabunPSK"/>
-                <w:b w:val="0"/>
-                <w:i w:val="0"/>
-                <w:sz w:val="28"/>
-                <w:szCs w:val="28"/>
-              </w:rPr>
-              <w:t xml:space="preserve"> ผ่าน</w:t>
-            </w:r>
-          </w:p>
-        </w:tc>
-        <w:tc>
-          <w:tcPr>
-            <w:tcW w:type="dxa" w:w="2412"/>
-          </w:tcPr>
-          <w:p>
-            <w:pPr>
-              <w:spacing w:before="0" w:after="0"/>
-            </w:pPr>
-            <w:r>
-              <w:rPr>
-                <w:sz w:val="28"/>
-              </w:rPr>
-            </w:r>
-            <w:r>
-              <w:rPr>
-                <w:rFonts w:ascii="TH SarabunPSK" w:hAnsi="TH SarabunPSK" w:eastAsia="TH SarabunPSK" w:cs="TH SarabunPSK"/>
-                <w:b w:val="0"/>
-                <w:i w:val="0"/>
-                <w:sz w:val="28"/>
-                <w:szCs w:val="28"/>
-              </w:rPr>
-              <w:t>ผ่าน</w:t>
-            </w:r>
-          </w:p>
-        </w:tc>
-      </w:tr>
-      <w:tr>
-        <w:tc>
-          <w:tcPr>
-            <w:tcW w:type="dxa" w:w="2412"/>
-          </w:tcPr>
-          <w:p>
-            <w:pPr>
-              <w:spacing w:before="0" w:after="0"/>
-            </w:pPr>
-            <w:r>
-              <w:rPr>
-                <w:sz w:val="28"/>
-              </w:rPr>
-            </w:r>
-            <w:r>
-              <w:rPr>
-                <w:rFonts w:ascii="TH SarabunPSK" w:hAnsi="TH SarabunPSK" w:eastAsia="TH SarabunPSK" w:cs="TH SarabunPSK"/>
-                <w:b w:val="0"/>
-                <w:i w:val="0"/>
-                <w:sz w:val="28"/>
-                <w:szCs w:val="28"/>
-              </w:rPr>
-              <w:t>11</w:t>
             </w:r>
           </w:p>
         </w:tc>
@@ -10323,21 +7903,6 @@
         <w:t>7.2 ผลการทดสอบแบบ End to End</w:t>
       </w:r>
     </w:p>
-    <w:p>
-      <w:pPr>
-        <w:spacing w:after="40"/>
-      </w:pPr>
-      <w:r>
-        <w:rPr>
-          <w:rFonts w:ascii="TH SarabunPSK" w:hAnsi="TH SarabunPSK" w:eastAsia="TH SarabunPSK" w:cs="TH SarabunPSK"/>
-          <w:b w:val="0"/>
-          <w:i w:val="0"/>
-          <w:sz w:val="32"/>
-          <w:szCs w:val="32"/>
-        </w:rPr>
-        <w:t>เส้นทางข้อมูลที่ทดสอบสำเร็จ</w:t>
-      </w:r>
-    </w:p>
     <w:tbl>
       <w:tblPr>
         <w:tblStyle w:val="TableGrid"/>
@@ -10391,21 +7956,6 @@
       <w:pPr>
         <w:spacing w:after="0"/>
       </w:pPr>
-    </w:p>
-    <w:p>
-      <w:pPr>
-        <w:spacing w:after="40"/>
-      </w:pPr>
-      <w:r>
-        <w:rPr>
-          <w:rFonts w:ascii="TH SarabunPSK" w:hAnsi="TH SarabunPSK" w:eastAsia="TH SarabunPSK" w:cs="TH SarabunPSK"/>
-          <w:b w:val="0"/>
-          <w:i w:val="0"/>
-          <w:sz w:val="32"/>
-          <w:szCs w:val="32"/>
-        </w:rPr>
-        <w:t>ตัวเลขที่วัดได้จริงระหว่างทดสอบ</w:t>
-      </w:r>
     </w:p>
     <w:tbl>
       <w:tblPr>
@@ -10519,7 +8069,7 @@
                 <w:sz w:val="28"/>
                 <w:szCs w:val="28"/>
               </w:rPr>
-              <w:t>1444 x 1184 ที่ 27 fps</w:t>
+              <w:t>1444 x 1184 ที่ 27 fps บน Apple Silicon (MPS)</w:t>
             </w:r>
           </w:p>
         </w:tc>
@@ -10546,7 +8096,7 @@
                 <w:sz w:val="28"/>
                 <w:szCs w:val="28"/>
               </w:rPr>
-              <w:t>อุปกรณ์ประมวลผล</w:t>
+              <w:t>ระยะห่างระหว่างจุดข้อมูล</w:t>
             </w:r>
           </w:p>
         </w:tc>
@@ -10571,173 +8121,7 @@
                 <w:sz w:val="28"/>
                 <w:szCs w:val="28"/>
               </w:rPr>
-              <w:t>Apple Silicon ผ่าน PyTorch MPS</w:t>
-            </w:r>
-          </w:p>
-        </w:tc>
-      </w:tr>
-      <w:tr>
-        <w:tc>
-          <w:tcPr>
-            <w:tcW w:type="dxa" w:w="4824"/>
-          </w:tcPr>
-          <w:p>
-            <w:pPr>
-              <w:spacing w:before="0" w:after="0"/>
-            </w:pPr>
-            <w:r>
-              <w:rPr>
-                <w:sz w:val="28"/>
-              </w:rPr>
-            </w:r>
-            <w:r>
-              <w:rPr>
-                <w:rFonts w:ascii="TH SarabunPSK" w:hAnsi="TH SarabunPSK" w:eastAsia="TH SarabunPSK" w:cs="TH SarabunPSK"/>
-                <w:b w:val="0"/>
-                <w:i w:val="0"/>
-                <w:sz w:val="28"/>
-                <w:szCs w:val="28"/>
-              </w:rPr>
-              <w:t>payload ที่ส่งในรอบทดสอบ</w:t>
-            </w:r>
-          </w:p>
-        </w:tc>
-        <w:tc>
-          <w:tcPr>
-            <w:tcW w:type="dxa" w:w="4824"/>
-          </w:tcPr>
-          <w:p>
-            <w:pPr>
-              <w:spacing w:before="0" w:after="0"/>
-            </w:pPr>
-            <w:r>
-              <w:rPr>
-                <w:sz w:val="28"/>
-              </w:rPr>
-            </w:r>
-            <w:r>
-              <w:rPr>
-                <w:rFonts w:ascii="TH SarabunPSK" w:hAnsi="TH SarabunPSK" w:eastAsia="TH SarabunPSK" w:cs="TH SarabunPSK"/>
-                <w:b w:val="0"/>
-                <w:i w:val="0"/>
-                <w:sz w:val="28"/>
-                <w:szCs w:val="28"/>
-              </w:rPr>
-              <w:t>50 ก้อน</w:t>
-            </w:r>
-          </w:p>
-        </w:tc>
-      </w:tr>
-      <w:tr>
-        <w:tc>
-          <w:tcPr>
-            <w:tcW w:type="dxa" w:w="4824"/>
-          </w:tcPr>
-          <w:p>
-            <w:pPr>
-              <w:spacing w:before="0" w:after="0"/>
-            </w:pPr>
-            <w:r>
-              <w:rPr>
-                <w:sz w:val="28"/>
-              </w:rPr>
-            </w:r>
-            <w:r>
-              <w:rPr>
-                <w:rFonts w:ascii="TH SarabunPSK" w:hAnsi="TH SarabunPSK" w:eastAsia="TH SarabunPSK" w:cs="TH SarabunPSK"/>
-                <w:b w:val="0"/>
-                <w:i w:val="0"/>
-                <w:sz w:val="28"/>
-                <w:szCs w:val="28"/>
-              </w:rPr>
-              <w:t>ระยะห่างระหว่างจุดข้อมูล</w:t>
-            </w:r>
-          </w:p>
-        </w:tc>
-        <w:tc>
-          <w:tcPr>
-            <w:tcW w:type="dxa" w:w="4824"/>
-          </w:tcPr>
-          <w:p>
-            <w:pPr>
-              <w:spacing w:before="0" w:after="0"/>
-            </w:pPr>
-            <w:r>
-              <w:rPr>
-                <w:sz w:val="28"/>
-              </w:rPr>
-            </w:r>
-            <w:r>
-              <w:rPr>
-                <w:rFonts w:ascii="TH SarabunPSK" w:hAnsi="TH SarabunPSK" w:eastAsia="TH SarabunPSK" w:cs="TH SarabunPSK"/>
-                <w:b w:val="0"/>
-                <w:i w:val="0"/>
-                <w:sz w:val="28"/>
-                <w:szCs w:val="28"/>
-              </w:rPr>
               <w:t>10 วินาที 779 จาก 883 ช่วง คิดเป็น 88%</w:t>
-            </w:r>
-          </w:p>
-        </w:tc>
-      </w:tr>
-      <w:tr>
-        <w:tc>
-          <w:tcPr>
-            <w:tcW w:type="dxa" w:w="4824"/>
-          </w:tcPr>
-          <w:p>
-            <w:pPr>
-              <w:spacing w:before="0" w:after="0"/>
-            </w:pPr>
-            <w:r>
-              <w:rPr>
-                <w:sz w:val="28"/>
-              </w:rPr>
-            </w:r>
-            <w:r>
-              <w:rPr>
-                <w:rFonts w:ascii="TH SarabunPSK" w:hAnsi="TH SarabunPSK" w:eastAsia="TH SarabunPSK" w:cs="TH SarabunPSK"/>
-                <w:b w:val="0"/>
-                <w:i w:val="0"/>
-                <w:sz w:val="28"/>
-                <w:szCs w:val="28"/>
-              </w:rPr>
-              <w:t>ช่วงที่เหลือ</w:t>
-            </w:r>
-          </w:p>
-        </w:tc>
-        <w:tc>
-          <w:tcPr>
-            <w:tcW w:type="dxa" w:w="4824"/>
-          </w:tcPr>
-          <w:p>
-            <w:pPr>
-              <w:spacing w:before="0" w:after="0"/>
-            </w:pPr>
-            <w:r>
-              <w:rPr>
-                <w:sz w:val="28"/>
-              </w:rPr>
-            </w:r>
-            <w:r>
-              <w:rPr>
-                <w:rFonts w:ascii="TH SarabunPSK" w:hAnsi="TH SarabunPSK" w:eastAsia="TH SarabunPSK" w:cs="TH SarabunPSK"/>
-                <w:b w:val="0"/>
-                <w:i w:val="0"/>
-                <w:sz w:val="28"/>
-                <w:szCs w:val="28"/>
-              </w:rPr>
-              <w:t xml:space="preserve">9 หรือ 11 วินาที 50 ช่วง จากการนับเป็นเฟรม และ 4-7 วินาที 43 ช่วง จากการรันแบบ </w:t>
-            </w:r>
-            <w:r>
-              <w:rPr>
-                <w:rFonts w:ascii="Menlo" w:hAnsi="Menlo" w:eastAsia="Menlo" w:cs="Menlo"/>
-                <w:b w:val="0"/>
-                <w:i w:val="0"/>
-                <w:sz w:val="28"/>
-                <w:szCs w:val="28"/>
-              </w:rPr>
-              <w:t>--no-show</w:t>
             </w:r>
           </w:p>
         </w:tc>
@@ -11173,248 +8557,6 @@
     </w:p>
     <w:p>
       <w:pPr>
-        <w:pStyle w:val="Heading2"/>
-        <w:spacing w:before="200" w:after="60"/>
-      </w:pPr>
-      <w:r>
-        <w:rPr>
-          <w:rFonts w:ascii="TH SarabunPSK" w:hAnsi="TH SarabunPSK" w:eastAsia="TH SarabunPSK" w:cs="TH SarabunPSK"/>
-          <w:b/>
-          <w:i w:val="0"/>
-          <w:color w:val="143A4E"/>
-          <w:sz w:val="36"/>
-          <w:szCs w:val="36"/>
-        </w:rPr>
-        <w:t>7.4 ความสอดคล้องของสีบนแดชบอร์ด</w:t>
-      </w:r>
-    </w:p>
-    <w:p>
-      <w:pPr>
-        <w:spacing w:after="40"/>
-      </w:pPr>
-      <w:r>
-        <w:rPr>
-          <w:rFonts w:ascii="TH SarabunPSK" w:hAnsi="TH SarabunPSK" w:eastAsia="TH SarabunPSK" w:cs="TH SarabunPSK"/>
-          <w:b w:val="0"/>
-          <w:i w:val="0"/>
-          <w:sz w:val="32"/>
-          <w:szCs w:val="32"/>
-        </w:rPr>
-        <w:t>ทดสอบว่าการไล่สีตามจำนวนรถตรงกับระดับความติดขัดหรือไม่ จากข้อมูลจริง 896 จุด</w:t>
-      </w:r>
-    </w:p>
-    <w:tbl>
-      <w:tblPr>
-        <w:tblStyle w:val="TableGrid"/>
-        <w:tblW w:type="auto" w:w="0"/>
-        <w:jc w:val="center"/>
-        <w:tblLook w:firstColumn="1" w:firstRow="1" w:lastColumn="0" w:lastRow="0" w:noHBand="0" w:noVBand="1" w:val="04A0"/>
-      </w:tblPr>
-      <w:tblGrid>
-        <w:gridCol w:w="4824"/>
-        <w:gridCol w:w="4824"/>
-      </w:tblGrid>
-      <w:tr>
-        <w:tc>
-          <w:tcPr>
-            <w:tcW w:type="dxa" w:w="4824"/>
-          </w:tcPr>
-          <w:p>
-            <w:pPr>
-              <w:spacing w:before="0" w:after="0"/>
-            </w:pPr>
-            <w:r>
-              <w:rPr>
-                <w:b/>
-                <w:sz w:val="28"/>
-              </w:rPr>
-            </w:r>
-            <w:r>
-              <w:rPr>
-                <w:rFonts w:ascii="TH SarabunPSK" w:hAnsi="TH SarabunPSK" w:eastAsia="TH SarabunPSK" w:cs="TH SarabunPSK"/>
-                <w:b/>
-                <w:i w:val="0"/>
-                <w:sz w:val="28"/>
-                <w:szCs w:val="28"/>
-              </w:rPr>
-              <w:t>ชุดเส้นแบ่ง</w:t>
-            </w:r>
-          </w:p>
-        </w:tc>
-        <w:tc>
-          <w:tcPr>
-            <w:tcW w:type="dxa" w:w="4824"/>
-          </w:tcPr>
-          <w:p>
-            <w:pPr>
-              <w:spacing w:before="0" w:after="0"/>
-            </w:pPr>
-            <w:r>
-              <w:rPr>
-                <w:b/>
-                <w:sz w:val="28"/>
-              </w:rPr>
-            </w:r>
-            <w:r>
-              <w:rPr>
-                <w:rFonts w:ascii="TH SarabunPSK" w:hAnsi="TH SarabunPSK" w:eastAsia="TH SarabunPSK" w:cs="TH SarabunPSK"/>
-                <w:b/>
-                <w:i w:val="0"/>
-                <w:sz w:val="28"/>
-                <w:szCs w:val="28"/>
-              </w:rPr>
-              <w:t>ตรงกับระดับจริง</w:t>
-            </w:r>
-          </w:p>
-        </w:tc>
-      </w:tr>
-      <w:tr>
-        <w:tc>
-          <w:tcPr>
-            <w:tcW w:type="dxa" w:w="4824"/>
-          </w:tcPr>
-          <w:p>
-            <w:pPr>
-              <w:spacing w:before="0" w:after="0"/>
-            </w:pPr>
-            <w:r>
-              <w:rPr>
-                <w:sz w:val="28"/>
-              </w:rPr>
-            </w:r>
-            <w:r>
-              <w:rPr>
-                <w:rFonts w:ascii="TH SarabunPSK" w:hAnsi="TH SarabunPSK" w:eastAsia="TH SarabunPSK" w:cs="TH SarabunPSK"/>
-                <w:b w:val="0"/>
-                <w:i w:val="0"/>
-                <w:sz w:val="28"/>
-                <w:szCs w:val="28"/>
-              </w:rPr>
-              <w:t xml:space="preserve">แบ่งเท่า ๆ กัน </w:t>
-            </w:r>
-            <w:r>
-              <w:rPr>
-                <w:rFonts w:ascii="Menlo" w:hAnsi="Menlo" w:eastAsia="Menlo" w:cs="Menlo"/>
-                <w:b w:val="0"/>
-                <w:i w:val="0"/>
-                <w:sz w:val="28"/>
-                <w:szCs w:val="28"/>
-              </w:rPr>
-              <w:t>[0-7] [8-10] [11-14] [15-20]</w:t>
-            </w:r>
-          </w:p>
-        </w:tc>
-        <w:tc>
-          <w:tcPr>
-            <w:tcW w:type="dxa" w:w="4824"/>
-          </w:tcPr>
-          <w:p>
-            <w:pPr>
-              <w:spacing w:before="0" w:after="0"/>
-            </w:pPr>
-            <w:r>
-              <w:rPr>
-                <w:sz w:val="28"/>
-              </w:rPr>
-            </w:r>
-            <w:r>
-              <w:rPr>
-                <w:rFonts w:ascii="TH SarabunPSK" w:hAnsi="TH SarabunPSK" w:eastAsia="TH SarabunPSK" w:cs="TH SarabunPSK"/>
-                <w:b w:val="0"/>
-                <w:i w:val="0"/>
-                <w:sz w:val="28"/>
-                <w:szCs w:val="28"/>
-              </w:rPr>
-              <w:t>46%</w:t>
-            </w:r>
-          </w:p>
-        </w:tc>
-      </w:tr>
-      <w:tr>
-        <w:tc>
-          <w:tcPr>
-            <w:tcW w:type="dxa" w:w="4824"/>
-          </w:tcPr>
-          <w:p>
-            <w:pPr>
-              <w:spacing w:before="0" w:after="0"/>
-            </w:pPr>
-            <w:r>
-              <w:rPr>
-                <w:sz w:val="28"/>
-              </w:rPr>
-            </w:r>
-            <w:r>
-              <w:rPr>
-                <w:rFonts w:ascii="TH SarabunPSK" w:hAnsi="TH SarabunPSK" w:eastAsia="TH SarabunPSK" w:cs="TH SarabunPSK"/>
-                <w:b w:val="0"/>
-                <w:i w:val="0"/>
-                <w:sz w:val="28"/>
-                <w:szCs w:val="28"/>
-              </w:rPr>
-              <w:t xml:space="preserve">ชุดที่ดีที่สุดเท่าที่เป็นไปได้ </w:t>
-            </w:r>
-            <w:r>
-              <w:rPr>
-                <w:rFonts w:ascii="Menlo" w:hAnsi="Menlo" w:eastAsia="Menlo" w:cs="Menlo"/>
-                <w:b w:val="0"/>
-                <w:i w:val="0"/>
-                <w:sz w:val="28"/>
-                <w:szCs w:val="28"/>
-              </w:rPr>
-              <w:t>[0-10] [11-12] [13] [14+]</w:t>
-            </w:r>
-          </w:p>
-        </w:tc>
-        <w:tc>
-          <w:tcPr>
-            <w:tcW w:type="dxa" w:w="4824"/>
-          </w:tcPr>
-          <w:p>
-            <w:pPr>
-              <w:spacing w:before="0" w:after="0"/>
-            </w:pPr>
-            <w:r>
-              <w:rPr>
-                <w:sz w:val="28"/>
-              </w:rPr>
-            </w:r>
-            <w:r>
-              <w:rPr>
-                <w:rFonts w:ascii="TH SarabunPSK" w:hAnsi="TH SarabunPSK" w:eastAsia="TH SarabunPSK" w:cs="TH SarabunPSK"/>
-                <w:b w:val="0"/>
-                <w:i w:val="0"/>
-                <w:sz w:val="28"/>
-                <w:szCs w:val="28"/>
-              </w:rPr>
-              <w:t>73%</w:t>
-            </w:r>
-          </w:p>
-        </w:tc>
-      </w:tr>
-    </w:tbl>
-    <w:p>
-      <w:pPr>
-        <w:spacing w:after="0"/>
-      </w:pPr>
-    </w:p>
-    <w:p>
-      <w:pPr>
-        <w:spacing w:after="40"/>
-      </w:pPr>
-      <w:r>
-        <w:rPr>
-          <w:rFonts w:ascii="TH SarabunPSK" w:hAnsi="TH SarabunPSK" w:eastAsia="TH SarabunPSK" w:cs="TH SarabunPSK"/>
-          <w:b w:val="0"/>
-          <w:i w:val="0"/>
-          <w:sz w:val="32"/>
-          <w:szCs w:val="32"/>
-        </w:rPr>
-        <w:t>สรุปว่าไม่มีชุดเส้นแบ่งใดที่ทำให้สีตามจำนวนรถตรงกับระดับได้ จึงใช้สีไฟจราจรกับระดับเท่านั้น</w:t>
-      </w:r>
-    </w:p>
-    <w:p>
-      <w:pPr>
         <w:spacing w:after="120"/>
       </w:pPr>
     </w:p>
@@ -11551,7 +8693,7 @@
                 <w:sz w:val="28"/>
                 <w:szCs w:val="28"/>
               </w:rPr>
-              <w:t>ส่งข้อมูลเข้า Kafka ของวิชาโดยตรงไม่ได้</w:t>
+              <w:t>ส่งข้อมูลเข้า Kafka โดยตรงไม่ได้</w:t>
             </w:r>
           </w:p>
         </w:tc>
@@ -11641,7 +8783,7 @@
                 <w:sz w:val="28"/>
                 <w:szCs w:val="28"/>
               </w:rPr>
-              <w:t>ช่วงแรกอ้อมด้วยการส่ง MQTT ไป VerneMQ แล้วให้ Kafka Connect ดึงเข้า เมื่อแก้เป็น IP จริงแล้วจึงส่งตรง</w:t>
+              <w:t>ช่วงแรกอ้อมผ่าน VerneMQ กับ Kafka Connect เมื่อแก้เป็น IP จริงแล้วจึงส่งตรง</w:t>
             </w:r>
           </w:p>
         </w:tc>
@@ -11668,7 +8810,7 @@
                 <w:sz w:val="28"/>
                 <w:szCs w:val="28"/>
               </w:rPr>
-              <w:t>กราฟใน Grafana ขาดเป็นท่อน</w:t>
+              <w:t>กราฟขาดเป็นท่อน</w:t>
             </w:r>
           </w:p>
         </w:tc>
@@ -11713,7 +8855,7 @@
                 <w:sz w:val="28"/>
                 <w:szCs w:val="28"/>
               </w:rPr>
-              <w:t xml:space="preserve"> ซึ่งใน container คือ container ID ที่เปลี่ยนทุกครั้ง InfluxDB จึงมองเป็นคนละ series</w:t>
+              <w:t xml:space="preserve"> ซึ่งใน container คือ container ID ที่เปลี่ยนทุกครั้ง</w:t>
             </w:r>
           </w:p>
         </w:tc>
@@ -11805,7 +8947,7 @@
                 <w:sz w:val="28"/>
                 <w:szCs w:val="28"/>
               </w:rPr>
-              <w:t xml:space="preserve"> หายไปจากฐานข้อมูล</w:t>
+              <w:t xml:space="preserve"> หายจากฐานข้อมูล</w:t>
             </w:r>
           </w:p>
         </w:tc>
@@ -11830,7 +8972,7 @@
                 <w:sz w:val="28"/>
                 <w:szCs w:val="28"/>
               </w:rPr>
-              <w:t>parser json ของ Telegraf ทิ้งค่า string ทุกตัวที่ไม่ได้ระบุ</w:t>
+              <w:t>parser json ทิ้งค่า string ทุกตัวที่ไม่ได้ระบุ</w:t>
             </w:r>
           </w:p>
         </w:tc>
@@ -11892,27 +9034,7 @@
                 <w:sz w:val="28"/>
                 <w:szCs w:val="28"/>
               </w:rPr>
-              <w:t xml:space="preserve">measurement ชื่อ </w:t>
-            </w:r>
-            <w:r>
-              <w:rPr>
-                <w:rFonts w:ascii="Menlo" w:hAnsi="Menlo" w:eastAsia="Menlo" w:cs="Menlo"/>
-                <w:b w:val="0"/>
-                <w:i w:val="0"/>
-                <w:sz w:val="28"/>
-                <w:szCs w:val="28"/>
-              </w:rPr>
-              <w:t>mqtt_consumer</w:t>
-            </w:r>
-            <w:r>
-              <w:rPr>
-                <w:rFonts w:ascii="TH SarabunPSK" w:hAnsi="TH SarabunPSK" w:eastAsia="TH SarabunPSK" w:cs="TH SarabunPSK"/>
-                <w:b w:val="0"/>
-                <w:i w:val="0"/>
-                <w:sz w:val="28"/>
-                <w:szCs w:val="28"/>
-              </w:rPr>
-              <w:t xml:space="preserve"> ชนกับของทั้งห้อง</w:t>
+              <w:t>ข้อมูลหายเงียบตอน Mosquitto ไม่ทำงาน</w:t>
             </w:r>
           </w:p>
         </w:tc>
@@ -11931,13 +9053,23 @@
             </w:r>
             <w:r>
               <w:rPr>
+                <w:rFonts w:ascii="Menlo" w:hAnsi="Menlo" w:eastAsia="Menlo" w:cs="Menlo"/>
+                <w:b w:val="0"/>
+                <w:i w:val="0"/>
+                <w:sz w:val="28"/>
+                <w:szCs w:val="28"/>
+              </w:rPr>
+              <w:t>publish()</w:t>
+            </w:r>
+            <w:r>
+              <w:rPr>
                 <w:rFonts w:ascii="TH SarabunPSK" w:hAnsi="TH SarabunPSK" w:eastAsia="TH SarabunPSK" w:cs="TH SarabunPSK"/>
                 <w:b w:val="0"/>
                 <w:i w:val="0"/>
                 <w:sz w:val="28"/>
                 <w:szCs w:val="28"/>
               </w:rPr>
-              <w:t>ไม่ได้ตั้งชื่อ จึงใช้ค่า default</w:t>
+              <w:t xml:space="preserve"> ไม่โยน exception แต่คืน rc = 4</w:t>
             </w:r>
           </w:p>
         </w:tc>
@@ -11962,7 +9094,7 @@
                 <w:sz w:val="28"/>
                 <w:szCs w:val="28"/>
               </w:rPr>
-              <w:t xml:space="preserve">ตั้ง </w:t>
+              <w:t xml:space="preserve">เช็ก </w:t>
             </w:r>
             <w:r>
               <w:rPr>
@@ -11972,7 +9104,17 @@
                 <w:sz w:val="28"/>
                 <w:szCs w:val="28"/>
               </w:rPr>
-              <w:t>name_override = "traffic_6620301002"</w:t>
+              <w:t>info.rc</w:t>
+            </w:r>
+            <w:r>
+              <w:rPr>
+                <w:rFonts w:ascii="TH SarabunPSK" w:hAnsi="TH SarabunPSK" w:eastAsia="TH SarabunPSK" w:cs="TH SarabunPSK"/>
+                <w:b w:val="0"/>
+                <w:i w:val="0"/>
+                <w:sz w:val="28"/>
+                <w:szCs w:val="28"/>
+              </w:rPr>
+              <w:t xml:space="preserve"> ทุกครั้งแล้วพิมพ์คำเตือน</w:t>
             </w:r>
           </w:p>
         </w:tc>
@@ -11999,7 +9141,7 @@
                 <w:sz w:val="28"/>
                 <w:szCs w:val="28"/>
               </w:rPr>
-              <w:t>payload ใน Kafka คนละรูปแบบกับ MQTT</w:t>
+              <w:t>ความเร็วพุ่งผิดตอนเล่นคลิปวนซ้ำ</w:t>
             </w:r>
           </w:p>
         </w:tc>
@@ -12024,17 +9166,7 @@
                 <w:sz w:val="28"/>
                 <w:szCs w:val="28"/>
               </w:rPr>
-              <w:t xml:space="preserve">Telegraf ห่อข้อมูลเป็น </w:t>
-            </w:r>
-            <w:r>
-              <w:rPr>
-                <w:rFonts w:ascii="Menlo" w:hAnsi="Menlo" w:eastAsia="Menlo" w:cs="Menlo"/>
-                <w:b w:val="0"/>
-                <w:i w:val="0"/>
-                <w:sz w:val="28"/>
-                <w:szCs w:val="28"/>
-              </w:rPr>
-              <w:t>{"fields":{...},"tags":{...}}</w:t>
+              <w:t>ภาพกระโดดกลับต้นคลิป ระบบคิดว่ารถวิ่งข้ามจอในเฟรมเดียว</w:t>
             </w:r>
           </w:p>
         </w:tc>
@@ -12059,27 +9191,7 @@
                 <w:sz w:val="28"/>
                 <w:szCs w:val="28"/>
               </w:rPr>
-              <w:t xml:space="preserve">ใช้ </w:t>
-            </w:r>
-            <w:r>
-              <w:rPr>
-                <w:rFonts w:ascii="Menlo" w:hAnsi="Menlo" w:eastAsia="Menlo" w:cs="Menlo"/>
-                <w:b w:val="0"/>
-                <w:i w:val="0"/>
-                <w:sz w:val="28"/>
-                <w:szCs w:val="28"/>
-              </w:rPr>
-              <w:t>json_transformation</w:t>
-            </w:r>
-            <w:r>
-              <w:rPr>
-                <w:rFonts w:ascii="TH SarabunPSK" w:hAnsi="TH SarabunPSK" w:eastAsia="TH SarabunPSK" w:cs="TH SarabunPSK"/>
-                <w:b w:val="0"/>
-                <w:i w:val="0"/>
-                <w:sz w:val="28"/>
-                <w:szCs w:val="28"/>
-              </w:rPr>
-              <w:t xml:space="preserve"> แปลงกลับให้แบนราบ</w:t>
+              <w:t>ล้าง track ทั้งหมดทุกครั้งที่วนกลับต้นคลิป</w:t>
             </w:r>
           </w:p>
         </w:tc>
@@ -12106,7 +9218,7 @@
                 <w:sz w:val="28"/>
                 <w:szCs w:val="28"/>
               </w:rPr>
-              <w:t>ข้อมูลหายเงียบตอน Mosquitto ไม่ทำงาน</w:t>
+              <w:t>กราฟเทียบความแม่นอ่านผิด</w:t>
             </w:r>
           </w:p>
         </w:tc>
@@ -12125,23 +9237,13 @@
             </w:r>
             <w:r>
               <w:rPr>
-                <w:rFonts w:ascii="Menlo" w:hAnsi="Menlo" w:eastAsia="Menlo" w:cs="Menlo"/>
-                <w:b w:val="0"/>
-                <w:i w:val="0"/>
-                <w:sz w:val="28"/>
-                <w:szCs w:val="28"/>
-              </w:rPr>
-              <w:t>publish()</w:t>
-            </w:r>
-            <w:r>
-              <w:rPr>
                 <w:rFonts w:ascii="TH SarabunPSK" w:hAnsi="TH SarabunPSK" w:eastAsia="TH SarabunPSK" w:cs="TH SarabunPSK"/>
                 <w:b w:val="0"/>
                 <w:i w:val="0"/>
                 <w:sz w:val="28"/>
                 <w:szCs w:val="28"/>
               </w:rPr>
-              <w:t xml:space="preserve"> ไม่โยน exception แต่คืน rc = 4</w:t>
+              <w:t>ค่าพยากรณ์เขียนที่เวลาต้นทาง ไม่ใช่เวลาที่ทำนายถึง</w:t>
             </w:r>
           </w:p>
         </w:tc>
@@ -12166,7 +9268,7 @@
                 <w:sz w:val="28"/>
                 <w:szCs w:val="28"/>
               </w:rPr>
-              <w:t xml:space="preserve">เช็ก </w:t>
+              <w:t xml:space="preserve">เลื่อนเส้นพยากรณ์ด้วย </w:t>
             </w:r>
             <w:r>
               <w:rPr>
@@ -12176,586 +9278,7 @@
                 <w:sz w:val="28"/>
                 <w:szCs w:val="28"/>
               </w:rPr>
-              <w:t>info.rc</w:t>
-            </w:r>
-            <w:r>
-              <w:rPr>
-                <w:rFonts w:ascii="TH SarabunPSK" w:hAnsi="TH SarabunPSK" w:eastAsia="TH SarabunPSK" w:cs="TH SarabunPSK"/>
-                <w:b w:val="0"/>
-                <w:i w:val="0"/>
-                <w:sz w:val="28"/>
-                <w:szCs w:val="28"/>
-              </w:rPr>
-              <w:t xml:space="preserve"> ทุกครั้งแล้วพิมพ์คำเตือน</w:t>
-            </w:r>
-          </w:p>
-        </w:tc>
-      </w:tr>
-      <w:tr>
-        <w:tc>
-          <w:tcPr>
-            <w:tcW w:type="dxa" w:w="3216"/>
-          </w:tcPr>
-          <w:p>
-            <w:pPr>
-              <w:spacing w:before="0" w:after="0"/>
-            </w:pPr>
-            <w:r>
-              <w:rPr>
-                <w:sz w:val="28"/>
-              </w:rPr>
-            </w:r>
-            <w:r>
-              <w:rPr>
-                <w:rFonts w:ascii="TH SarabunPSK" w:hAnsi="TH SarabunPSK" w:eastAsia="TH SarabunPSK" w:cs="TH SarabunPSK"/>
-                <w:b w:val="0"/>
-                <w:i w:val="0"/>
-                <w:sz w:val="28"/>
-                <w:szCs w:val="28"/>
-              </w:rPr>
-              <w:t>ความเร็วพุ่งผิดตอนเล่นคลิปวนซ้ำ</w:t>
-            </w:r>
-          </w:p>
-        </w:tc>
-        <w:tc>
-          <w:tcPr>
-            <w:tcW w:type="dxa" w:w="3216"/>
-          </w:tcPr>
-          <w:p>
-            <w:pPr>
-              <w:spacing w:before="0" w:after="0"/>
-            </w:pPr>
-            <w:r>
-              <w:rPr>
-                <w:sz w:val="28"/>
-              </w:rPr>
-            </w:r>
-            <w:r>
-              <w:rPr>
-                <w:rFonts w:ascii="TH SarabunPSK" w:hAnsi="TH SarabunPSK" w:eastAsia="TH SarabunPSK" w:cs="TH SarabunPSK"/>
-                <w:b w:val="0"/>
-                <w:i w:val="0"/>
-                <w:sz w:val="28"/>
-                <w:szCs w:val="28"/>
-              </w:rPr>
-              <w:t>ภาพกระโดดกลับต้นคลิป ระบบคิดว่ารถวิ่งข้ามจอในเฟรมเดียว</w:t>
-            </w:r>
-          </w:p>
-        </w:tc>
-        <w:tc>
-          <w:tcPr>
-            <w:tcW w:type="dxa" w:w="3216"/>
-          </w:tcPr>
-          <w:p>
-            <w:pPr>
-              <w:spacing w:before="0" w:after="0"/>
-            </w:pPr>
-            <w:r>
-              <w:rPr>
-                <w:sz w:val="28"/>
-              </w:rPr>
-            </w:r>
-            <w:r>
-              <w:rPr>
-                <w:rFonts w:ascii="TH SarabunPSK" w:hAnsi="TH SarabunPSK" w:eastAsia="TH SarabunPSK" w:cs="TH SarabunPSK"/>
-                <w:b w:val="0"/>
-                <w:i w:val="0"/>
-                <w:sz w:val="28"/>
-                <w:szCs w:val="28"/>
-              </w:rPr>
-              <w:t>ล้าง track ทั้งหมดทุกครั้งที่วนกลับต้นคลิป</w:t>
-            </w:r>
-          </w:p>
-        </w:tc>
-      </w:tr>
-      <w:tr>
-        <w:tc>
-          <w:tcPr>
-            <w:tcW w:type="dxa" w:w="3216"/>
-          </w:tcPr>
-          <w:p>
-            <w:pPr>
-              <w:spacing w:before="0" w:after="0"/>
-            </w:pPr>
-            <w:r>
-              <w:rPr>
-                <w:sz w:val="28"/>
-              </w:rPr>
-            </w:r>
-            <w:r>
-              <w:rPr>
-                <w:rFonts w:ascii="TH SarabunPSK" w:hAnsi="TH SarabunPSK" w:eastAsia="TH SarabunPSK" w:cs="TH SarabunPSK"/>
-                <w:b w:val="0"/>
-                <w:i w:val="0"/>
-                <w:sz w:val="28"/>
-                <w:szCs w:val="28"/>
-              </w:rPr>
-              <w:t>สถานะเตือนกระพริบไปมา</w:t>
-            </w:r>
-          </w:p>
-        </w:tc>
-        <w:tc>
-          <w:tcPr>
-            <w:tcW w:type="dxa" w:w="3216"/>
-          </w:tcPr>
-          <w:p>
-            <w:pPr>
-              <w:spacing w:before="0" w:after="0"/>
-            </w:pPr>
-            <w:r>
-              <w:rPr>
-                <w:sz w:val="28"/>
-              </w:rPr>
-            </w:r>
-            <w:r>
-              <w:rPr>
-                <w:rFonts w:ascii="TH SarabunPSK" w:hAnsi="TH SarabunPSK" w:eastAsia="TH SarabunPSK" w:cs="TH SarabunPSK"/>
-                <w:b w:val="0"/>
-                <w:i w:val="0"/>
-                <w:sz w:val="28"/>
-                <w:szCs w:val="28"/>
-              </w:rPr>
-              <w:t>ใช้เส้นแบ่งค่าเดียวกันทั้งตอนเปิดและปิดการเตือน</w:t>
-            </w:r>
-          </w:p>
-        </w:tc>
-        <w:tc>
-          <w:tcPr>
-            <w:tcW w:type="dxa" w:w="3216"/>
-          </w:tcPr>
-          <w:p>
-            <w:pPr>
-              <w:spacing w:before="0" w:after="0"/>
-            </w:pPr>
-            <w:r>
-              <w:rPr>
-                <w:sz w:val="28"/>
-              </w:rPr>
-            </w:r>
-            <w:r>
-              <w:rPr>
-                <w:rFonts w:ascii="TH SarabunPSK" w:hAnsi="TH SarabunPSK" w:eastAsia="TH SarabunPSK" w:cs="TH SarabunPSK"/>
-                <w:b w:val="0"/>
-                <w:i w:val="0"/>
-                <w:sz w:val="28"/>
-                <w:szCs w:val="28"/>
-              </w:rPr>
-              <w:t>ใส่ hysteresis เริ่มเตือนที่ 55% เลิกเตือนที่ 45%</w:t>
-            </w:r>
-          </w:p>
-        </w:tc>
-      </w:tr>
-      <w:tr>
-        <w:tc>
-          <w:tcPr>
-            <w:tcW w:type="dxa" w:w="3216"/>
-          </w:tcPr>
-          <w:p>
-            <w:pPr>
-              <w:spacing w:before="0" w:after="0"/>
-            </w:pPr>
-            <w:r>
-              <w:rPr>
-                <w:sz w:val="28"/>
-              </w:rPr>
-            </w:r>
-            <w:r>
-              <w:rPr>
-                <w:rFonts w:ascii="TH SarabunPSK" w:hAnsi="TH SarabunPSK" w:eastAsia="TH SarabunPSK" w:cs="TH SarabunPSK"/>
-                <w:b w:val="0"/>
-                <w:i w:val="0"/>
-                <w:sz w:val="28"/>
-                <w:szCs w:val="28"/>
-              </w:rPr>
-              <w:t>panel ค่าพยากรณ์ไม่ติดสี</w:t>
-            </w:r>
-          </w:p>
-        </w:tc>
-        <w:tc>
-          <w:tcPr>
-            <w:tcW w:type="dxa" w:w="3216"/>
-          </w:tcPr>
-          <w:p>
-            <w:pPr>
-              <w:spacing w:before="0" w:after="0"/>
-            </w:pPr>
-            <w:r>
-              <w:rPr>
-                <w:sz w:val="28"/>
-              </w:rPr>
-            </w:r>
-            <w:r>
-              <w:rPr>
-                <w:rFonts w:ascii="TH SarabunPSK" w:hAnsi="TH SarabunPSK" w:eastAsia="TH SarabunPSK" w:cs="TH SarabunPSK"/>
-                <w:b w:val="0"/>
-                <w:i w:val="0"/>
-                <w:sz w:val="28"/>
-                <w:szCs w:val="28"/>
-              </w:rPr>
-              <w:t>ค่าพยากรณ์เป็นทศนิยม เช่น 1.53 ซึ่ง Value mapping จับไม่ตรง</w:t>
-            </w:r>
-          </w:p>
-        </w:tc>
-        <w:tc>
-          <w:tcPr>
-            <w:tcW w:type="dxa" w:w="3216"/>
-          </w:tcPr>
-          <w:p>
-            <w:pPr>
-              <w:spacing w:before="0" w:after="0"/>
-            </w:pPr>
-            <w:r>
-              <w:rPr>
-                <w:sz w:val="28"/>
-              </w:rPr>
-            </w:r>
-            <w:r>
-              <w:rPr>
-                <w:rFonts w:ascii="TH SarabunPSK" w:hAnsi="TH SarabunPSK" w:eastAsia="TH SarabunPSK" w:cs="TH SarabunPSK"/>
-                <w:b w:val="0"/>
-                <w:i w:val="0"/>
-                <w:sz w:val="28"/>
-                <w:szCs w:val="28"/>
-              </w:rPr>
-              <w:t>เปลี่ยนไปใช้ Range mapping</w:t>
-            </w:r>
-          </w:p>
-        </w:tc>
-      </w:tr>
-      <w:tr>
-        <w:tc>
-          <w:tcPr>
-            <w:tcW w:type="dxa" w:w="3216"/>
-          </w:tcPr>
-          <w:p>
-            <w:pPr>
-              <w:spacing w:before="0" w:after="0"/>
-            </w:pPr>
-            <w:r>
-              <w:rPr>
-                <w:sz w:val="28"/>
-              </w:rPr>
-            </w:r>
-            <w:r>
-              <w:rPr>
-                <w:rFonts w:ascii="TH SarabunPSK" w:hAnsi="TH SarabunPSK" w:eastAsia="TH SarabunPSK" w:cs="TH SarabunPSK"/>
-                <w:b w:val="0"/>
-                <w:i w:val="0"/>
-                <w:sz w:val="28"/>
-                <w:szCs w:val="28"/>
-              </w:rPr>
-              <w:t>สีของ panel จำนวนรถขัดกับ panel ระดับ</w:t>
-            </w:r>
-          </w:p>
-        </w:tc>
-        <w:tc>
-          <w:tcPr>
-            <w:tcW w:type="dxa" w:w="3216"/>
-          </w:tcPr>
-          <w:p>
-            <w:pPr>
-              <w:spacing w:before="0" w:after="0"/>
-            </w:pPr>
-            <w:r>
-              <w:rPr>
-                <w:sz w:val="28"/>
-              </w:rPr>
-            </w:r>
-            <w:r>
-              <w:rPr>
-                <w:rFonts w:ascii="TH SarabunPSK" w:hAnsi="TH SarabunPSK" w:eastAsia="TH SarabunPSK" w:cs="TH SarabunPSK"/>
-                <w:b w:val="0"/>
-                <w:i w:val="0"/>
-                <w:sz w:val="28"/>
-                <w:szCs w:val="28"/>
-              </w:rPr>
-              <w:t>ไล่สีตามจำนวนรถ แต่ระดับตัดสินจากความเร็ว</w:t>
-            </w:r>
-          </w:p>
-        </w:tc>
-        <w:tc>
-          <w:tcPr>
-            <w:tcW w:type="dxa" w:w="3216"/>
-          </w:tcPr>
-          <w:p>
-            <w:pPr>
-              <w:spacing w:before="0" w:after="0"/>
-            </w:pPr>
-            <w:r>
-              <w:rPr>
-                <w:sz w:val="28"/>
-              </w:rPr>
-            </w:r>
-            <w:r>
-              <w:rPr>
-                <w:rFonts w:ascii="TH SarabunPSK" w:hAnsi="TH SarabunPSK" w:eastAsia="TH SarabunPSK" w:cs="TH SarabunPSK"/>
-                <w:b w:val="0"/>
-                <w:i w:val="0"/>
-                <w:sz w:val="28"/>
-                <w:szCs w:val="28"/>
-              </w:rPr>
-              <w:t>สงวนสีไฟจราจรไว้ให้ระดับเท่านั้น panel จำนวนรถใช้สีอื่น</w:t>
-            </w:r>
-          </w:p>
-        </w:tc>
-      </w:tr>
-      <w:tr>
-        <w:tc>
-          <w:tcPr>
-            <w:tcW w:type="dxa" w:w="3216"/>
-          </w:tcPr>
-          <w:p>
-            <w:pPr>
-              <w:spacing w:before="0" w:after="0"/>
-            </w:pPr>
-            <w:r>
-              <w:rPr>
-                <w:sz w:val="28"/>
-              </w:rPr>
-            </w:r>
-            <w:r>
-              <w:rPr>
-                <w:rFonts w:ascii="TH SarabunPSK" w:hAnsi="TH SarabunPSK" w:eastAsia="TH SarabunPSK" w:cs="TH SarabunPSK"/>
-                <w:b w:val="0"/>
-                <w:i w:val="0"/>
-                <w:sz w:val="28"/>
-                <w:szCs w:val="28"/>
-              </w:rPr>
-              <w:t>กราฟเทียบความแม่นอ่านผิด</w:t>
-            </w:r>
-          </w:p>
-        </w:tc>
-        <w:tc>
-          <w:tcPr>
-            <w:tcW w:type="dxa" w:w="3216"/>
-          </w:tcPr>
-          <w:p>
-            <w:pPr>
-              <w:spacing w:before="0" w:after="0"/>
-            </w:pPr>
-            <w:r>
-              <w:rPr>
-                <w:sz w:val="28"/>
-              </w:rPr>
-            </w:r>
-            <w:r>
-              <w:rPr>
-                <w:rFonts w:ascii="TH SarabunPSK" w:hAnsi="TH SarabunPSK" w:eastAsia="TH SarabunPSK" w:cs="TH SarabunPSK"/>
-                <w:b w:val="0"/>
-                <w:i w:val="0"/>
-                <w:sz w:val="28"/>
-                <w:szCs w:val="28"/>
-              </w:rPr>
-              <w:t>ค่าพยากรณ์ถูกเขียนที่เวลาต้นทาง ไม่ใช่เวลาที่ทำนายถึง</w:t>
-            </w:r>
-          </w:p>
-        </w:tc>
-        <w:tc>
-          <w:tcPr>
-            <w:tcW w:type="dxa" w:w="3216"/>
-          </w:tcPr>
-          <w:p>
-            <w:pPr>
-              <w:spacing w:before="0" w:after="0"/>
-            </w:pPr>
-            <w:r>
-              <w:rPr>
-                <w:sz w:val="28"/>
-              </w:rPr>
-            </w:r>
-            <w:r>
-              <w:rPr>
-                <w:rFonts w:ascii="TH SarabunPSK" w:hAnsi="TH SarabunPSK" w:eastAsia="TH SarabunPSK" w:cs="TH SarabunPSK"/>
-                <w:b w:val="0"/>
-                <w:i w:val="0"/>
-                <w:sz w:val="28"/>
-                <w:szCs w:val="28"/>
-              </w:rPr>
-              <w:t xml:space="preserve">เลื่อนเส้นพยากรณ์ด้วย </w:t>
-            </w:r>
-            <w:r>
-              <w:rPr>
-                <w:rFonts w:ascii="Menlo" w:hAnsi="Menlo" w:eastAsia="Menlo" w:cs="Menlo"/>
-                <w:b w:val="0"/>
-                <w:i w:val="0"/>
-                <w:sz w:val="28"/>
-                <w:szCs w:val="28"/>
-              </w:rPr>
               <w:t>timeShift(duration: 5m)</w:t>
-            </w:r>
-          </w:p>
-        </w:tc>
-      </w:tr>
-      <w:tr>
-        <w:tc>
-          <w:tcPr>
-            <w:tcW w:type="dxa" w:w="3216"/>
-          </w:tcPr>
-          <w:p>
-            <w:pPr>
-              <w:spacing w:before="0" w:after="0"/>
-            </w:pPr>
-            <w:r>
-              <w:rPr>
-                <w:sz w:val="28"/>
-              </w:rPr>
-            </w:r>
-            <w:r>
-              <w:rPr>
-                <w:rFonts w:ascii="TH SarabunPSK" w:hAnsi="TH SarabunPSK" w:eastAsia="TH SarabunPSK" w:cs="TH SarabunPSK"/>
-                <w:b w:val="0"/>
-                <w:i w:val="0"/>
-                <w:sz w:val="28"/>
-                <w:szCs w:val="28"/>
-              </w:rPr>
-              <w:t>ข้อมูลถี่กว่า 10 วินาที</w:t>
-            </w:r>
-          </w:p>
-        </w:tc>
-        <w:tc>
-          <w:tcPr>
-            <w:tcW w:type="dxa" w:w="3216"/>
-          </w:tcPr>
-          <w:p>
-            <w:pPr>
-              <w:spacing w:before="0" w:after="0"/>
-            </w:pPr>
-            <w:r>
-              <w:rPr>
-                <w:sz w:val="28"/>
-              </w:rPr>
-            </w:r>
-            <w:r>
-              <w:rPr>
-                <w:rFonts w:ascii="TH SarabunPSK" w:hAnsi="TH SarabunPSK" w:eastAsia="TH SarabunPSK" w:cs="TH SarabunPSK"/>
-                <w:b w:val="0"/>
-                <w:i w:val="0"/>
-                <w:sz w:val="28"/>
-                <w:szCs w:val="28"/>
-              </w:rPr>
-              <w:t xml:space="preserve">รันด้วย </w:t>
-            </w:r>
-            <w:r>
-              <w:rPr>
-                <w:rFonts w:ascii="Menlo" w:hAnsi="Menlo" w:eastAsia="Menlo" w:cs="Menlo"/>
-                <w:b w:val="0"/>
-                <w:i w:val="0"/>
-                <w:sz w:val="28"/>
-                <w:szCs w:val="28"/>
-              </w:rPr>
-              <w:t>--no-show</w:t>
-            </w:r>
-            <w:r>
-              <w:rPr>
-                <w:rFonts w:ascii="TH SarabunPSK" w:hAnsi="TH SarabunPSK" w:eastAsia="TH SarabunPSK" w:cs="TH SarabunPSK"/>
-                <w:b w:val="0"/>
-                <w:i w:val="0"/>
-                <w:sz w:val="28"/>
-                <w:szCs w:val="28"/>
-              </w:rPr>
-              <w:t xml:space="preserve"> ซึ่งไม่มีการหน่วงให้เล่นตามเวลาจริง</w:t>
-            </w:r>
-          </w:p>
-        </w:tc>
-        <w:tc>
-          <w:tcPr>
-            <w:tcW w:type="dxa" w:w="3216"/>
-          </w:tcPr>
-          <w:p>
-            <w:pPr>
-              <w:spacing w:before="0" w:after="0"/>
-            </w:pPr>
-            <w:r>
-              <w:rPr>
-                <w:sz w:val="28"/>
-              </w:rPr>
-            </w:r>
-            <w:r>
-              <w:rPr>
-                <w:rFonts w:ascii="TH SarabunPSK" w:hAnsi="TH SarabunPSK" w:eastAsia="TH SarabunPSK" w:cs="TH SarabunPSK"/>
-                <w:b w:val="0"/>
-                <w:i w:val="0"/>
-                <w:sz w:val="28"/>
-                <w:szCs w:val="28"/>
-              </w:rPr>
-              <w:t>รันแบบเปิดหน้าต่างเมื่อต้องการข้อมูลไปเทรนโมเดล</w:t>
-            </w:r>
-          </w:p>
-        </w:tc>
-      </w:tr>
-      <w:tr>
-        <w:tc>
-          <w:tcPr>
-            <w:tcW w:type="dxa" w:w="3216"/>
-          </w:tcPr>
-          <w:p>
-            <w:pPr>
-              <w:spacing w:before="0" w:after="0"/>
-            </w:pPr>
-            <w:r>
-              <w:rPr>
-                <w:sz w:val="28"/>
-              </w:rPr>
-            </w:r>
-            <w:r>
-              <w:rPr>
-                <w:rFonts w:ascii="TH SarabunPSK" w:hAnsi="TH SarabunPSK" w:eastAsia="TH SarabunPSK" w:cs="TH SarabunPSK"/>
-                <w:b w:val="0"/>
-                <w:i w:val="0"/>
-                <w:sz w:val="28"/>
-                <w:szCs w:val="28"/>
-              </w:rPr>
-              <w:t>ปิดโปรแกรมแล้วได้ payload รถเป็น 0 ปนเข้าฐานข้อมูล</w:t>
-            </w:r>
-          </w:p>
-        </w:tc>
-        <w:tc>
-          <w:tcPr>
-            <w:tcW w:type="dxa" w:w="3216"/>
-          </w:tcPr>
-          <w:p>
-            <w:pPr>
-              <w:spacing w:before="0" w:after="0"/>
-            </w:pPr>
-            <w:r>
-              <w:rPr>
-                <w:sz w:val="28"/>
-              </w:rPr>
-            </w:r>
-            <w:r>
-              <w:rPr>
-                <w:rFonts w:ascii="TH SarabunPSK" w:hAnsi="TH SarabunPSK" w:eastAsia="TH SarabunPSK" w:cs="TH SarabunPSK"/>
-                <w:b w:val="0"/>
-                <w:i w:val="0"/>
-                <w:sz w:val="28"/>
-                <w:szCs w:val="28"/>
-              </w:rPr>
-              <w:t>ส่งสรุปก้อนสุดท้ายทั้งที่ตัวนับเพิ่งถูกรีเซ็ต</w:t>
-            </w:r>
-          </w:p>
-        </w:tc>
-        <w:tc>
-          <w:tcPr>
-            <w:tcW w:type="dxa" w:w="3216"/>
-          </w:tcPr>
-          <w:p>
-            <w:pPr>
-              <w:spacing w:before="0" w:after="0"/>
-            </w:pPr>
-            <w:r>
-              <w:rPr>
-                <w:sz w:val="28"/>
-              </w:rPr>
-            </w:r>
-            <w:r>
-              <w:rPr>
-                <w:rFonts w:ascii="TH SarabunPSK" w:hAnsi="TH SarabunPSK" w:eastAsia="TH SarabunPSK" w:cs="TH SarabunPSK"/>
-                <w:b w:val="0"/>
-                <w:i w:val="0"/>
-                <w:sz w:val="28"/>
-                <w:szCs w:val="28"/>
-              </w:rPr>
-              <w:t>ส่งเฉพาะตอนที่ยังมีเฟรมค้างที่ยังไม่ได้สรุป</w:t>
             </w:r>
           </w:p>
         </w:tc>
@@ -12819,7 +9342,7 @@
           <w:sz w:val="32"/>
           <w:szCs w:val="32"/>
         </w:rPr>
-        <w:t>ระบบเชื่อมการตรวจจับด้วย AI เข้ากับระบบ IoT และการวิเคราะห์ข้อมูลแบบสตรีมได้ครบวงจร ตั้งแต่อ่านภาพจากกล้อง ตรวจจับและติดตามรถเพื่อวัดความเร็ว สรุปเป็นระดับความติดขัด ส่งผ่าน MQTT เข้า Telegraf แล้วกระจายเข้า InfluxDB กับ Kafka พร้อมกัน</w:t>
+        <w:t>ระบบเชื่อมการตรวจจับด้วย AI เข้ากับระบบ IoT และการวิเคราะห์ข้อมูลแบบสตรีมได้ครบวงจร ตั้งแต่อ่านภาพจากกล้อง วัดความเร็วรถ สรุปเป็นระดับความติดขัด ส่งผ่าน MQTT เข้า Telegraf แล้วกระจายเข้า InfluxDB กับ Kafka พร้อมกัน</w:t>
       </w:r>
     </w:p>
     <w:p>
@@ -12834,7 +9357,7 @@
           <w:sz w:val="32"/>
           <w:szCs w:val="32"/>
         </w:rPr>
-        <w:t>จุดที่ต่างจากการนับรถทั่วไปคือระบบตัดสินรถติดจากสัดส่วนรถที่เคลื่อนที่ช้า ไม่ใช่จำนวนรถ และมีโมเดล Machine Learning พยากรณ์ล่วงหน้า 5 นาที ซึ่งวัดแล้วแม่นกว่าการเดาว่า อีก 5 นาทีจะเท่ากับตอนนี้ ผู้ใช้จึงเห็นทั้งสถานะปัจจุบันและแนวโน้มข้างหน้าในหน้าจอเดียว</w:t>
+        <w:t>จุดที่ต่างจากการนับรถทั่วไปคือตัดสินรถติดจากสัดส่วนรถที่เคลื่อนที่ช้า ไม่ใช่จำนวนรถ และมีโมเดลพยากรณ์ล่วงหน้า 5 นาทีซึ่งวัดแล้วแม่นกว่าการเดาว่าอีก 5 นาทีจะเท่ากับตอนนี้</w:t>
       </w:r>
     </w:p>
     <w:p>
@@ -12883,23 +9406,7 @@
           <w:sz w:val="32"/>
           <w:szCs w:val="32"/>
         </w:rPr>
-        <w:t>เข้าใจการใช้ MQTT และ Kafka สำหรับข้อมูลแบบสตรีม และการใช้ Telegraf กระจายข้อมูลหลายปลายทาง</w:t>
-      </w:r>
-    </w:p>
-    <w:p>
-      <w:pPr>
-        <w:pStyle w:val="ListBullet"/>
-        <w:spacing w:after="20"/>
-      </w:pPr>
-      <w:r>
-        <w:rPr>
-          <w:rFonts w:ascii="TH SarabunPSK" w:hAnsi="TH SarabunPSK" w:eastAsia="TH SarabunPSK" w:cs="TH SarabunPSK"/>
-          <w:b w:val="0"/>
-          <w:i w:val="0"/>
-          <w:sz w:val="32"/>
-          <w:szCs w:val="32"/>
-        </w:rPr>
-        <w:t>เข้าใจ Time Series Database การออกแบบ measurement tag field และการเขียน Flux Query</w:t>
+        <w:t>เข้าใจการใช้ MQTT กับ Kafka สำหรับข้อมูลแบบสตรีม และการเขียน Flux Query บน Time Series Database</w:t>
       </w:r>
     </w:p>
     <w:p>
@@ -12920,22 +9427,6 @@
     </w:p>
     <w:p>
       <w:pPr>
-        <w:pStyle w:val="ListBullet"/>
-        <w:spacing w:after="20"/>
-      </w:pPr>
-      <w:r>
-        <w:rPr>
-          <w:rFonts w:ascii="TH SarabunPSK" w:hAnsi="TH SarabunPSK" w:eastAsia="TH SarabunPSK" w:cs="TH SarabunPSK"/>
-          <w:b w:val="0"/>
-          <w:i w:val="0"/>
-          <w:sz w:val="32"/>
-          <w:szCs w:val="32"/>
-        </w:rPr>
-        <w:t>ได้ฝึกไล่ปัญหาข้ามหลายบริการ โดยดักฟังข้อมูลทีละจุดเพื่อหาว่าข้อมูลหายตรงไหน</w:t>
-      </w:r>
-    </w:p>
-    <w:p>
-      <w:pPr>
         <w:pStyle w:val="Heading2"/>
         <w:spacing w:before="200" w:after="60"/>
       </w:pPr>
@@ -12948,7 +9439,7 @@
           <w:sz w:val="36"/>
           <w:szCs w:val="36"/>
         </w:rPr>
-        <w:t>9.3 ข้อจำกัด</w:t>
+        <w:t>9.3 ข้อจำกัดและข้อเสนอแนะ</w:t>
       </w:r>
     </w:p>
     <w:p>
@@ -12964,7 +9455,22 @@
           <w:sz w:val="32"/>
           <w:szCs w:val="32"/>
         </w:rPr>
-        <w:t>ใช้กล้องตัวเดียวและมุมเดียว ถ้าเปลี่ยนมุมกล้องต้องวาดขอบเขตถนนใหม่</w:t>
+        <w:t>ข้อมูลที่ใช้ทดสอบมาจากคลิปบันทึก ไม่ใช่กล้องสด ถ้าจะใช้งานจริงต้องเก็บข้อมูลหลายวัน</w:t>
+      </w:r>
+    </w:p>
+    <w:p>
+      <w:pPr>
+        <w:spacing w:after="40"/>
+      </w:pPr>
+      <w:r>
+        <w:rPr>
+          <w:rFonts w:ascii="TH SarabunPSK" w:hAnsi="TH SarabunPSK" w:eastAsia="TH SarabunPSK" w:cs="TH SarabunPSK"/>
+          <w:b w:val="0"/>
+          <w:i w:val="0"/>
+          <w:sz w:val="32"/>
+          <w:szCs w:val="32"/>
+        </w:rPr>
+        <w:t xml:space="preserve">  เพื่อให้โมเดลเรียนรูปแบบตามชั่วโมงและวันในสัปดาห์ได้</w:t>
       </w:r>
     </w:p>
     <w:p>
@@ -12980,22 +9486,7 @@
           <w:sz w:val="32"/>
           <w:szCs w:val="32"/>
         </w:rPr>
-        <w:t>ข้อมูลที่ใช้ทดสอบมาจากคลิปบันทึก ไม่ใช่กล้องสด ความแม่นของโมเดลจึงวัดจากข้อมูล</w:t>
-      </w:r>
-    </w:p>
-    <w:p>
-      <w:pPr>
-        <w:spacing w:after="40"/>
-      </w:pPr>
-      <w:r>
-        <w:rPr>
-          <w:rFonts w:ascii="TH SarabunPSK" w:hAnsi="TH SarabunPSK" w:eastAsia="TH SarabunPSK" w:cs="TH SarabunPSK"/>
-          <w:b w:val="0"/>
-          <w:i w:val="0"/>
-          <w:sz w:val="32"/>
-          <w:szCs w:val="32"/>
-        </w:rPr>
-        <w:t xml:space="preserve">  ประมาณหนึ่งชั่วโมง ถ้าจะใช้งานจริงต้องเก็บข้อมูลจากกล้องสดหลายวัน</w:t>
+        <w:t>เกณฑ์ความเร็วและเกณฑ์ระดับความติดขัดตั้งจากการสังเกตคลิปทดสอบ ควรปรับตามพื้นที่จริง</w:t>
       </w:r>
     </w:p>
     <w:p>
@@ -13011,139 +9502,7 @@
           <w:sz w:val="32"/>
           <w:szCs w:val="32"/>
         </w:rPr>
-        <w:t>เกณฑ์ตัดสินความเร็ว 0.30 ความยาวตัวรถต่อวินาที และเกณฑ์ระดับความติดขัด</w:t>
-      </w:r>
-    </w:p>
-    <w:p>
-      <w:pPr>
-        <w:spacing w:after="40"/>
-      </w:pPr>
-      <w:r>
-        <w:rPr>
-          <w:rFonts w:ascii="TH SarabunPSK" w:hAnsi="TH SarabunPSK" w:eastAsia="TH SarabunPSK" w:cs="TH SarabunPSK"/>
-          <w:b w:val="0"/>
-          <w:i w:val="0"/>
-          <w:sz w:val="32"/>
-          <w:szCs w:val="32"/>
-        </w:rPr>
-        <w:t xml:space="preserve">  เป็นค่าที่ตั้งจากการสังเกตคลิปทดสอบ ควรปรับตามพื้นที่จริง</w:t>
-      </w:r>
-    </w:p>
-    <w:p>
-      <w:pPr>
-        <w:pStyle w:val="ListBullet"/>
-        <w:spacing w:after="20"/>
-      </w:pPr>
-      <w:r>
-        <w:rPr>
-          <w:rFonts w:ascii="TH SarabunPSK" w:hAnsi="TH SarabunPSK" w:eastAsia="TH SarabunPSK" w:cs="TH SarabunPSK"/>
-          <w:b w:val="0"/>
-          <w:i w:val="0"/>
-          <w:sz w:val="32"/>
-          <w:szCs w:val="32"/>
-        </w:rPr>
-        <w:t>ยังไม่ได้ตั้ง alert rule บน Grafana การเตือนจึงเห็นได้เฉพาะบนหน้าต่างของตัวตรวจจับ</w:t>
-      </w:r>
-    </w:p>
-    <w:p>
-      <w:pPr>
-        <w:pStyle w:val="ListBullet"/>
-        <w:spacing w:after="20"/>
-      </w:pPr>
-      <w:r>
-        <w:rPr>
-          <w:rFonts w:ascii="TH SarabunPSK" w:hAnsi="TH SarabunPSK" w:eastAsia="TH SarabunPSK" w:cs="TH SarabunPSK"/>
-          <w:b w:val="0"/>
-          <w:i w:val="0"/>
-          <w:sz w:val="32"/>
-          <w:szCs w:val="32"/>
-        </w:rPr>
-        <w:t>ระบบพึ่งบริการบน Server ถ้า Kafka หรือ InfluxDB หยุดทำงาน ข้อมูลปลายทางจะขาดช่วง</w:t>
-      </w:r>
-    </w:p>
-    <w:p>
-      <w:pPr>
-        <w:pStyle w:val="Heading2"/>
-        <w:spacing w:before="200" w:after="60"/>
-      </w:pPr>
-      <w:r>
-        <w:rPr>
-          <w:rFonts w:ascii="TH SarabunPSK" w:hAnsi="TH SarabunPSK" w:eastAsia="TH SarabunPSK" w:cs="TH SarabunPSK"/>
-          <w:b/>
-          <w:i w:val="0"/>
-          <w:color w:val="143A4E"/>
-          <w:sz w:val="36"/>
-          <w:szCs w:val="36"/>
-        </w:rPr>
-        <w:t>9.4 ข้อเสนอแนะ</w:t>
-      </w:r>
-    </w:p>
-    <w:p>
-      <w:pPr>
-        <w:pStyle w:val="ListBullet"/>
-        <w:spacing w:after="20"/>
-      </w:pPr>
-      <w:r>
-        <w:rPr>
-          <w:rFonts w:ascii="TH SarabunPSK" w:hAnsi="TH SarabunPSK" w:eastAsia="TH SarabunPSK" w:cs="TH SarabunPSK"/>
-          <w:b w:val="0"/>
-          <w:i w:val="0"/>
-          <w:sz w:val="32"/>
-          <w:szCs w:val="32"/>
-        </w:rPr>
-        <w:t>ต่อกล้องสดและเก็บข้อมูลต่อเนื่องหลายวัน เพื่อให้โมเดลเรียนรูปแบบตามชั่วโมงและวันในสัปดาห์ได้จริง</w:t>
-      </w:r>
-    </w:p>
-    <w:p>
-      <w:pPr>
-        <w:pStyle w:val="ListBullet"/>
-        <w:spacing w:after="20"/>
-      </w:pPr>
-      <w:r>
-        <w:rPr>
-          <w:rFonts w:ascii="TH SarabunPSK" w:hAnsi="TH SarabunPSK" w:eastAsia="TH SarabunPSK" w:cs="TH SarabunPSK"/>
-          <w:b w:val="0"/>
-          <w:i w:val="0"/>
-          <w:sz w:val="32"/>
-          <w:szCs w:val="32"/>
-        </w:rPr>
-        <w:t>ตั้ง alert rule บน Grafana ที่ค่าพยากรณ์ เพื่อเตือนก่อนรถติดจริง</w:t>
-      </w:r>
-    </w:p>
-    <w:p>
-      <w:pPr>
-        <w:pStyle w:val="ListBullet"/>
-        <w:spacing w:after="20"/>
-      </w:pPr>
-      <w:r>
-        <w:rPr>
-          <w:rFonts w:ascii="TH SarabunPSK" w:hAnsi="TH SarabunPSK" w:eastAsia="TH SarabunPSK" w:cs="TH SarabunPSK"/>
-          <w:b w:val="0"/>
-          <w:i w:val="0"/>
-          <w:sz w:val="32"/>
-          <w:szCs w:val="32"/>
-        </w:rPr>
-        <w:t xml:space="preserve">รองรับหลายกล้องโดยแยกด้วย tag </w:t>
-      </w:r>
-      <w:r>
-        <w:rPr>
-          <w:rFonts w:ascii="Menlo" w:hAnsi="Menlo" w:eastAsia="Menlo" w:cs="Menlo"/>
-          <w:b w:val="0"/>
-          <w:i w:val="0"/>
-          <w:sz w:val="22"/>
-          <w:szCs w:val="22"/>
-        </w:rPr>
-        <w:t>camera_id</w:t>
-      </w:r>
-      <w:r>
-        <w:rPr>
-          <w:rFonts w:ascii="TH SarabunPSK" w:hAnsi="TH SarabunPSK" w:eastAsia="TH SarabunPSK" w:cs="TH SarabunPSK"/>
-          <w:b w:val="0"/>
-          <w:i w:val="0"/>
-          <w:sz w:val="32"/>
-          <w:szCs w:val="32"/>
-        </w:rPr>
-        <w:t xml:space="preserve"> ซึ่งโครงสร้างข้อมูลปัจจุบันรองรับอยู่แล้ว</w:t>
+        <w:t>ยังไม่ได้ตั้ง alert rule บน Grafana ควรเพิ่มการเตือนที่ค่าพยากรณ์เพื่อเตือนก่อนรถติดจริง</w:t>
       </w:r>
     </w:p>
     <w:p>
@@ -13277,6 +9636,21 @@
               <w:t>.venv/bin/python predict_consumer.py        # สาย ML อีกเทอร์มินัลหนึ่ง</w:t>
             </w:r>
           </w:p>
+          <w:p>
+            <w:pPr>
+              <w:spacing w:after="0"/>
+            </w:pPr>
+            <w:r>
+              <w:rPr>
+                <w:rFonts w:ascii="Menlo" w:hAnsi="Menlo" w:eastAsia="Menlo" w:cs="Menlo"/>
+                <w:b w:val="0"/>
+                <w:i w:val="0"/>
+                <w:sz w:val="22"/>
+                <w:szCs w:val="22"/>
+              </w:rPr>
+              <w:t>.venv/bin/python train_model.py             # เทรนโมเดลใหม่เมื่อมีข้อมูลมากขึ้น</w:t>
+            </w:r>
+          </w:p>
         </w:tc>
       </w:tr>
     </w:tbl>
@@ -13317,52 +9691,18 @@
           <w:sz w:val="32"/>
           <w:szCs w:val="32"/>
         </w:rPr>
-        <w:t xml:space="preserve"> ต้องสั่งรีสตาร์ตเอง เพราะไฟล์ถูก mount เป็น volume</w:t>
+        <w:t xml:space="preserve"> ต้องสั่ง </w:t>
       </w:r>
-    </w:p>
-    <w:tbl>
-      <w:tblPr>
-        <w:tblStyle w:val="TableGrid"/>
-        <w:tblW w:type="auto" w:w="0"/>
-        <w:tblLook w:firstColumn="1" w:firstRow="1" w:lastColumn="0" w:lastRow="0" w:noHBand="0" w:noVBand="1" w:val="04A0"/>
-      </w:tblPr>
-      <w:tblGrid>
-        <w:gridCol w:w="9648"/>
-      </w:tblGrid>
-      <w:tr>
-        <w:tc>
-          <w:tcPr>
-            <w:tcW w:type="dxa" w:w="9648"/>
-            <w:shd w:val="clear" w:fill="F4F5F7"/>
-          </w:tcPr>
-          <w:p>
-            <w:pPr>
-              <w:spacing w:after="0"/>
-            </w:pPr>
-            <w:r/>
-            <w:r>
-              <w:rPr>
-                <w:rFonts w:ascii="Menlo" w:hAnsi="Menlo" w:eastAsia="Menlo" w:cs="Menlo"/>
-                <w:b w:val="0"/>
-                <w:i w:val="0"/>
-                <w:sz w:val="22"/>
-                <w:szCs w:val="22"/>
-              </w:rPr>
-              <w:t>docker compose restart telegraf</w:t>
-            </w:r>
-          </w:p>
-        </w:tc>
-      </w:tr>
-    </w:tbl>
-    <w:p>
-      <w:pPr>
-        <w:spacing w:after="0"/>
-      </w:pPr>
-    </w:p>
-    <w:p>
-      <w:pPr>
-        <w:spacing w:after="40"/>
-      </w:pPr>
+      <w:r>
+        <w:rPr>
+          <w:rFonts w:ascii="Menlo" w:hAnsi="Menlo" w:eastAsia="Menlo" w:cs="Menlo"/>
+          <w:b w:val="0"/>
+          <w:i w:val="0"/>
+          <w:sz w:val="22"/>
+          <w:szCs w:val="22"/>
+        </w:rPr>
+        <w:t>docker compose restart telegraf</w:t>
+      </w:r>
       <w:r>
         <w:rPr>
           <w:rFonts w:ascii="TH SarabunPSK" w:hAnsi="TH SarabunPSK" w:eastAsia="TH SarabunPSK" w:cs="TH SarabunPSK"/>
@@ -13371,47 +9711,8 @@
           <w:sz w:val="32"/>
           <w:szCs w:val="32"/>
         </w:rPr>
-        <w:t>เทรนโมเดลใหม่เมื่อมีข้อมูลสะสมมากขึ้น</w:t>
+        <w:t xml:space="preserve"> เพราะไฟล์ถูก mount เป็น volume</w:t>
       </w:r>
-    </w:p>
-    <w:tbl>
-      <w:tblPr>
-        <w:tblStyle w:val="TableGrid"/>
-        <w:tblW w:type="auto" w:w="0"/>
-        <w:tblLook w:firstColumn="1" w:firstRow="1" w:lastColumn="0" w:lastRow="0" w:noHBand="0" w:noVBand="1" w:val="04A0"/>
-      </w:tblPr>
-      <w:tblGrid>
-        <w:gridCol w:w="9648"/>
-      </w:tblGrid>
-      <w:tr>
-        <w:tc>
-          <w:tcPr>
-            <w:tcW w:type="dxa" w:w="9648"/>
-            <w:shd w:val="clear" w:fill="F4F5F7"/>
-          </w:tcPr>
-          <w:p>
-            <w:pPr>
-              <w:spacing w:after="0"/>
-            </w:pPr>
-            <w:r/>
-            <w:r>
-              <w:rPr>
-                <w:rFonts w:ascii="Menlo" w:hAnsi="Menlo" w:eastAsia="Menlo" w:cs="Menlo"/>
-                <w:b w:val="0"/>
-                <w:i w:val="0"/>
-                <w:sz w:val="22"/>
-                <w:szCs w:val="22"/>
-              </w:rPr>
-              <w:t>.venv/bin/python train_model.py</w:t>
-            </w:r>
-          </w:p>
-        </w:tc>
-      </w:tr>
-    </w:tbl>
-    <w:p>
-      <w:pPr>
-        <w:spacing w:after="0"/>
-      </w:pPr>
     </w:p>
     <w:p>
       <w:pPr>
@@ -13621,7 +9922,7 @@
                 <w:sz w:val="28"/>
                 <w:szCs w:val="28"/>
               </w:rPr>
-              <w:t>Telegraf แบบไม่เขียนปลายทาง</w:t>
+              <w:t>Kafka UI</w:t>
             </w:r>
           </w:p>
         </w:tc>
@@ -13640,13 +9941,13 @@
             </w:r>
             <w:r>
               <w:rPr>
-                <w:rFonts w:ascii="Menlo" w:hAnsi="Menlo" w:eastAsia="Menlo" w:cs="Menlo"/>
+                <w:rFonts w:ascii="TH SarabunPSK" w:hAnsi="TH SarabunPSK" w:eastAsia="TH SarabunPSK" w:cs="TH SarabunPSK"/>
                 <w:b w:val="0"/>
                 <w:i w:val="0"/>
                 <w:sz w:val="28"/>
                 <w:szCs w:val="28"/>
               </w:rPr>
-              <w:t>docker compose exec telegraf telegraf --config /etc/telegraf/telegraf.conf --test</w:t>
+              <w:t>http://172.16.2.117:8080</w:t>
             </w:r>
           </w:p>
         </w:tc>
@@ -13673,7 +9974,7 @@
                 <w:sz w:val="28"/>
                 <w:szCs w:val="28"/>
               </w:rPr>
-              <w:t>Kafka Broker</w:t>
+              <w:t>InfluxDB</w:t>
             </w:r>
           </w:p>
         </w:tc>
@@ -13692,733 +9993,13 @@
             </w:r>
             <w:r>
               <w:rPr>
-                <w:rFonts w:ascii="Menlo" w:hAnsi="Menlo" w:eastAsia="Menlo" w:cs="Menlo"/>
-                <w:b w:val="0"/>
-                <w:i w:val="0"/>
-                <w:sz w:val="28"/>
-                <w:szCs w:val="28"/>
-              </w:rPr>
-              <w:t>172.16.2.117:9092</w:t>
-            </w:r>
-          </w:p>
-        </w:tc>
-      </w:tr>
-      <w:tr>
-        <w:tc>
-          <w:tcPr>
-            <w:tcW w:type="dxa" w:w="4824"/>
-          </w:tcPr>
-          <w:p>
-            <w:pPr>
-              <w:spacing w:before="0" w:after="0"/>
-            </w:pPr>
-            <w:r>
-              <w:rPr>
-                <w:sz w:val="28"/>
-              </w:rPr>
-            </w:r>
-            <w:r>
-              <w:rPr>
                 <w:rFonts w:ascii="TH SarabunPSK" w:hAnsi="TH SarabunPSK" w:eastAsia="TH SarabunPSK" w:cs="TH SarabunPSK"/>
                 <w:b w:val="0"/>
                 <w:i w:val="0"/>
                 <w:sz w:val="28"/>
                 <w:szCs w:val="28"/>
               </w:rPr>
-              <w:t>Kafka UI</w:t>
-            </w:r>
-          </w:p>
-        </w:tc>
-        <w:tc>
-          <w:tcPr>
-            <w:tcW w:type="dxa" w:w="4824"/>
-          </w:tcPr>
-          <w:p>
-            <w:pPr>
-              <w:spacing w:before="0" w:after="0"/>
-            </w:pPr>
-            <w:r>
-              <w:rPr>
-                <w:sz w:val="28"/>
-              </w:rPr>
-            </w:r>
-            <w:r>
-              <w:rPr>
-                <w:rFonts w:ascii="TH SarabunPSK" w:hAnsi="TH SarabunPSK" w:eastAsia="TH SarabunPSK" w:cs="TH SarabunPSK"/>
-                <w:b w:val="0"/>
-                <w:i w:val="0"/>
-                <w:sz w:val="28"/>
-                <w:szCs w:val="28"/>
-              </w:rPr>
-              <w:t>http://172.16.2.117:8080</w:t>
-            </w:r>
-          </w:p>
-        </w:tc>
-      </w:tr>
-      <w:tr>
-        <w:tc>
-          <w:tcPr>
-            <w:tcW w:type="dxa" w:w="4824"/>
-          </w:tcPr>
-          <w:p>
-            <w:pPr>
-              <w:spacing w:before="0" w:after="0"/>
-            </w:pPr>
-            <w:r>
-              <w:rPr>
-                <w:sz w:val="28"/>
-              </w:rPr>
-            </w:r>
-            <w:r>
-              <w:rPr>
-                <w:rFonts w:ascii="TH SarabunPSK" w:hAnsi="TH SarabunPSK" w:eastAsia="TH SarabunPSK" w:cs="TH SarabunPSK"/>
-                <w:b w:val="0"/>
-                <w:i w:val="0"/>
-                <w:sz w:val="28"/>
-                <w:szCs w:val="28"/>
-              </w:rPr>
-              <w:t>InfluxDB</w:t>
-            </w:r>
-          </w:p>
-        </w:tc>
-        <w:tc>
-          <w:tcPr>
-            <w:tcW w:type="dxa" w:w="4824"/>
-          </w:tcPr>
-          <w:p>
-            <w:pPr>
-              <w:spacing w:before="0" w:after="0"/>
-            </w:pPr>
-            <w:r>
-              <w:rPr>
-                <w:sz w:val="28"/>
-              </w:rPr>
-            </w:r>
-            <w:r>
-              <w:rPr>
-                <w:rFonts w:ascii="TH SarabunPSK" w:hAnsi="TH SarabunPSK" w:eastAsia="TH SarabunPSK" w:cs="TH SarabunPSK"/>
-                <w:b w:val="0"/>
-                <w:i w:val="0"/>
-                <w:sz w:val="28"/>
-                <w:szCs w:val="28"/>
-              </w:rPr>
               <w:t>http://172.16.2.117:8086</w:t>
-            </w:r>
-          </w:p>
-        </w:tc>
-      </w:tr>
-      <w:tr>
-        <w:tc>
-          <w:tcPr>
-            <w:tcW w:type="dxa" w:w="4824"/>
-          </w:tcPr>
-          <w:p>
-            <w:pPr>
-              <w:spacing w:before="0" w:after="0"/>
-            </w:pPr>
-            <w:r>
-              <w:rPr>
-                <w:sz w:val="28"/>
-              </w:rPr>
-            </w:r>
-            <w:r>
-              <w:rPr>
-                <w:rFonts w:ascii="TH SarabunPSK" w:hAnsi="TH SarabunPSK" w:eastAsia="TH SarabunPSK" w:cs="TH SarabunPSK"/>
-                <w:b w:val="0"/>
-                <w:i w:val="0"/>
-                <w:sz w:val="28"/>
-                <w:szCs w:val="28"/>
-              </w:rPr>
-              <w:t>Grafana</w:t>
-            </w:r>
-          </w:p>
-        </w:tc>
-        <w:tc>
-          <w:tcPr>
-            <w:tcW w:type="dxa" w:w="4824"/>
-          </w:tcPr>
-          <w:p>
-            <w:pPr>
-              <w:spacing w:before="0" w:after="0"/>
-            </w:pPr>
-            <w:r>
-              <w:rPr>
-                <w:sz w:val="28"/>
-              </w:rPr>
-            </w:r>
-            <w:r>
-              <w:rPr>
-                <w:rFonts w:ascii="TH SarabunPSK" w:hAnsi="TH SarabunPSK" w:eastAsia="TH SarabunPSK" w:cs="TH SarabunPSK"/>
-                <w:b w:val="0"/>
-                <w:i w:val="0"/>
-                <w:sz w:val="28"/>
-                <w:szCs w:val="28"/>
-              </w:rPr>
-              <w:t>เครื่องเดียวกับ InfluxDB</w:t>
-            </w:r>
-          </w:p>
-        </w:tc>
-      </w:tr>
-    </w:tbl>
-    <w:p>
-      <w:pPr>
-        <w:spacing w:after="0"/>
-      </w:pPr>
-    </w:p>
-    <w:p>
-      <w:pPr>
-        <w:pStyle w:val="Heading2"/>
-        <w:spacing w:before="200" w:after="60"/>
-      </w:pPr>
-      <w:r>
-        <w:rPr>
-          <w:rFonts w:ascii="TH SarabunPSK" w:hAnsi="TH SarabunPSK" w:eastAsia="TH SarabunPSK" w:cs="TH SarabunPSK"/>
-          <w:b/>
-          <w:i w:val="0"/>
-          <w:color w:val="143A4E"/>
-          <w:sz w:val="36"/>
-          <w:szCs w:val="36"/>
-        </w:rPr>
-        <w:t>ภาคผนวก ค เกณฑ์ยอมรับผลลัพธ์</w:t>
-      </w:r>
-    </w:p>
-    <w:tbl>
-      <w:tblPr>
-        <w:tblStyle w:val="TableGrid"/>
-        <w:tblW w:type="auto" w:w="0"/>
-        <w:jc w:val="center"/>
-        <w:tblLook w:firstColumn="1" w:firstRow="1" w:lastColumn="0" w:lastRow="0" w:noHBand="0" w:noVBand="1" w:val="04A0"/>
-      </w:tblPr>
-      <w:tblGrid>
-        <w:gridCol w:w="4824"/>
-        <w:gridCol w:w="4824"/>
-      </w:tblGrid>
-      <w:tr>
-        <w:tc>
-          <w:tcPr>
-            <w:tcW w:type="dxa" w:w="4824"/>
-          </w:tcPr>
-          <w:p>
-            <w:pPr>
-              <w:spacing w:before="0" w:after="0"/>
-            </w:pPr>
-            <w:r>
-              <w:rPr>
-                <w:b/>
-                <w:sz w:val="28"/>
-              </w:rPr>
-            </w:r>
-            <w:r>
-              <w:rPr>
-                <w:rFonts w:ascii="TH SarabunPSK" w:hAnsi="TH SarabunPSK" w:eastAsia="TH SarabunPSK" w:cs="TH SarabunPSK"/>
-                <w:b/>
-                <w:i w:val="0"/>
-                <w:sz w:val="28"/>
-                <w:szCs w:val="28"/>
-              </w:rPr>
-              <w:t>ส่วน</w:t>
-            </w:r>
-          </w:p>
-        </w:tc>
-        <w:tc>
-          <w:tcPr>
-            <w:tcW w:type="dxa" w:w="4824"/>
-          </w:tcPr>
-          <w:p>
-            <w:pPr>
-              <w:spacing w:before="0" w:after="0"/>
-            </w:pPr>
-            <w:r>
-              <w:rPr>
-                <w:b/>
-                <w:sz w:val="28"/>
-              </w:rPr>
-            </w:r>
-            <w:r>
-              <w:rPr>
-                <w:rFonts w:ascii="TH SarabunPSK" w:hAnsi="TH SarabunPSK" w:eastAsia="TH SarabunPSK" w:cs="TH SarabunPSK"/>
-                <w:b/>
-                <w:i w:val="0"/>
-                <w:sz w:val="28"/>
-                <w:szCs w:val="28"/>
-              </w:rPr>
-              <w:t>เงื่อนไขผ่าน</w:t>
-            </w:r>
-          </w:p>
-        </w:tc>
-      </w:tr>
-      <w:tr>
-        <w:tc>
-          <w:tcPr>
-            <w:tcW w:type="dxa" w:w="4824"/>
-          </w:tcPr>
-          <w:p>
-            <w:pPr>
-              <w:spacing w:before="0" w:after="0"/>
-            </w:pPr>
-            <w:r>
-              <w:rPr>
-                <w:sz w:val="28"/>
-              </w:rPr>
-            </w:r>
-            <w:r>
-              <w:rPr>
-                <w:rFonts w:ascii="TH SarabunPSK" w:hAnsi="TH SarabunPSK" w:eastAsia="TH SarabunPSK" w:cs="TH SarabunPSK"/>
-                <w:b w:val="0"/>
-                <w:i w:val="0"/>
-                <w:sz w:val="28"/>
-                <w:szCs w:val="28"/>
-              </w:rPr>
-              <w:t>ตัวตรวจจับ</w:t>
-            </w:r>
-          </w:p>
-        </w:tc>
-        <w:tc>
-          <w:tcPr>
-            <w:tcW w:type="dxa" w:w="4824"/>
-          </w:tcPr>
-          <w:p>
-            <w:pPr>
-              <w:spacing w:before="0" w:after="0"/>
-            </w:pPr>
-            <w:r>
-              <w:rPr>
-                <w:sz w:val="28"/>
-              </w:rPr>
-            </w:r>
-            <w:r>
-              <w:rPr>
-                <w:rFonts w:ascii="TH SarabunPSK" w:hAnsi="TH SarabunPSK" w:eastAsia="TH SarabunPSK" w:cs="TH SarabunPSK"/>
-                <w:b w:val="0"/>
-                <w:i w:val="0"/>
-                <w:sz w:val="28"/>
-                <w:szCs w:val="28"/>
-              </w:rPr>
-              <w:t>ตรวจพบรถเฉพาะในขอบเขต ROI และส่ง payload ทุก 10 วินาที</w:t>
-            </w:r>
-          </w:p>
-        </w:tc>
-      </w:tr>
-      <w:tr>
-        <w:tc>
-          <w:tcPr>
-            <w:tcW w:type="dxa" w:w="4824"/>
-          </w:tcPr>
-          <w:p>
-            <w:pPr>
-              <w:spacing w:before="0" w:after="0"/>
-            </w:pPr>
-            <w:r>
-              <w:rPr>
-                <w:sz w:val="28"/>
-              </w:rPr>
-            </w:r>
-            <w:r>
-              <w:rPr>
-                <w:rFonts w:ascii="TH SarabunPSK" w:hAnsi="TH SarabunPSK" w:eastAsia="TH SarabunPSK" w:cs="TH SarabunPSK"/>
-                <w:b w:val="0"/>
-                <w:i w:val="0"/>
-                <w:sz w:val="28"/>
-                <w:szCs w:val="28"/>
-              </w:rPr>
-              <w:t>payload</w:t>
-            </w:r>
-          </w:p>
-        </w:tc>
-        <w:tc>
-          <w:tcPr>
-            <w:tcW w:type="dxa" w:w="4824"/>
-          </w:tcPr>
-          <w:p>
-            <w:pPr>
-              <w:spacing w:before="0" w:after="0"/>
-            </w:pPr>
-            <w:r>
-              <w:rPr>
-                <w:sz w:val="28"/>
-              </w:rPr>
-            </w:r>
-            <w:r>
-              <w:rPr>
-                <w:rFonts w:ascii="TH SarabunPSK" w:hAnsi="TH SarabunPSK" w:eastAsia="TH SarabunPSK" w:cs="TH SarabunPSK"/>
-                <w:b w:val="0"/>
-                <w:i w:val="0"/>
-                <w:sz w:val="28"/>
-                <w:szCs w:val="28"/>
-              </w:rPr>
-              <w:t xml:space="preserve">มี </w:t>
-            </w:r>
-            <w:r>
-              <w:rPr>
-                <w:rFonts w:ascii="Menlo" w:hAnsi="Menlo" w:eastAsia="Menlo" w:cs="Menlo"/>
-                <w:b w:val="0"/>
-                <w:i w:val="0"/>
-                <w:sz w:val="28"/>
-                <w:szCs w:val="28"/>
-              </w:rPr>
-              <w:t>student_id</w:t>
-            </w:r>
-            <w:r>
-              <w:rPr>
-                <w:rFonts w:ascii="TH SarabunPSK" w:hAnsi="TH SarabunPSK" w:eastAsia="TH SarabunPSK" w:cs="TH SarabunPSK"/>
-                <w:b w:val="0"/>
-                <w:i w:val="0"/>
-                <w:sz w:val="28"/>
-                <w:szCs w:val="28"/>
-              </w:rPr>
-              <w:t xml:space="preserve"> ทุกก้อน และ </w:t>
-            </w:r>
-            <w:r>
-              <w:rPr>
-                <w:rFonts w:ascii="Menlo" w:hAnsi="Menlo" w:eastAsia="Menlo" w:cs="Menlo"/>
-                <w:b w:val="0"/>
-                <w:i w:val="0"/>
-                <w:sz w:val="28"/>
-                <w:szCs w:val="28"/>
-              </w:rPr>
-              <w:t>congestion_level</w:t>
-            </w:r>
-            <w:r>
-              <w:rPr>
-                <w:rFonts w:ascii="TH SarabunPSK" w:hAnsi="TH SarabunPSK" w:eastAsia="TH SarabunPSK" w:cs="TH SarabunPSK"/>
-                <w:b w:val="0"/>
-                <w:i w:val="0"/>
-                <w:sz w:val="28"/>
-                <w:szCs w:val="28"/>
-              </w:rPr>
-              <w:t xml:space="preserve"> เป็นตัวเลขเสมอไม่มี null</w:t>
-            </w:r>
-          </w:p>
-        </w:tc>
-      </w:tr>
-      <w:tr>
-        <w:tc>
-          <w:tcPr>
-            <w:tcW w:type="dxa" w:w="4824"/>
-          </w:tcPr>
-          <w:p>
-            <w:pPr>
-              <w:spacing w:before="0" w:after="0"/>
-            </w:pPr>
-            <w:r>
-              <w:rPr>
-                <w:sz w:val="28"/>
-              </w:rPr>
-            </w:r>
-            <w:r>
-              <w:rPr>
-                <w:rFonts w:ascii="TH SarabunPSK" w:hAnsi="TH SarabunPSK" w:eastAsia="TH SarabunPSK" w:cs="TH SarabunPSK"/>
-                <w:b w:val="0"/>
-                <w:i w:val="0"/>
-                <w:sz w:val="28"/>
-                <w:szCs w:val="28"/>
-              </w:rPr>
-              <w:t>MQTT</w:t>
-            </w:r>
-          </w:p>
-        </w:tc>
-        <w:tc>
-          <w:tcPr>
-            <w:tcW w:type="dxa" w:w="4824"/>
-          </w:tcPr>
-          <w:p>
-            <w:pPr>
-              <w:spacing w:before="0" w:after="0"/>
-            </w:pPr>
-            <w:r>
-              <w:rPr>
-                <w:sz w:val="28"/>
-              </w:rPr>
-            </w:r>
-            <w:r>
-              <w:rPr>
-                <w:rFonts w:ascii="TH SarabunPSK" w:hAnsi="TH SarabunPSK" w:eastAsia="TH SarabunPSK" w:cs="TH SarabunPSK"/>
-                <w:b w:val="0"/>
-                <w:i w:val="0"/>
-                <w:sz w:val="28"/>
-                <w:szCs w:val="28"/>
-              </w:rPr>
-              <w:t>publish ขึ้น topic ที่กำหนดด้วย QoS 1 และไม่มีคำเตือนส่งไม่สำเร็จ</w:t>
-            </w:r>
-          </w:p>
-        </w:tc>
-      </w:tr>
-      <w:tr>
-        <w:tc>
-          <w:tcPr>
-            <w:tcW w:type="dxa" w:w="4824"/>
-          </w:tcPr>
-          <w:p>
-            <w:pPr>
-              <w:spacing w:before="0" w:after="0"/>
-            </w:pPr>
-            <w:r>
-              <w:rPr>
-                <w:sz w:val="28"/>
-              </w:rPr>
-            </w:r>
-            <w:r>
-              <w:rPr>
-                <w:rFonts w:ascii="TH SarabunPSK" w:hAnsi="TH SarabunPSK" w:eastAsia="TH SarabunPSK" w:cs="TH SarabunPSK"/>
-                <w:b w:val="0"/>
-                <w:i w:val="0"/>
-                <w:sz w:val="28"/>
-                <w:szCs w:val="28"/>
-              </w:rPr>
-              <w:t>Telegraf</w:t>
-            </w:r>
-          </w:p>
-        </w:tc>
-        <w:tc>
-          <w:tcPr>
-            <w:tcW w:type="dxa" w:w="4824"/>
-          </w:tcPr>
-          <w:p>
-            <w:pPr>
-              <w:spacing w:before="0" w:after="0"/>
-            </w:pPr>
-            <w:r>
-              <w:rPr>
-                <w:sz w:val="28"/>
-              </w:rPr>
-            </w:r>
-            <w:r>
-              <w:rPr>
-                <w:rFonts w:ascii="TH SarabunPSK" w:hAnsi="TH SarabunPSK" w:eastAsia="TH SarabunPSK" w:cs="TH SarabunPSK"/>
-                <w:b w:val="0"/>
-                <w:i w:val="0"/>
-                <w:sz w:val="28"/>
-                <w:szCs w:val="28"/>
-              </w:rPr>
-              <w:t xml:space="preserve">log ไม่มีบรรทัด </w:t>
-            </w:r>
-            <w:r>
-              <w:rPr>
-                <w:rFonts w:ascii="Menlo" w:hAnsi="Menlo" w:eastAsia="Menlo" w:cs="Menlo"/>
-                <w:b w:val="0"/>
-                <w:i w:val="0"/>
-                <w:sz w:val="28"/>
-                <w:szCs w:val="28"/>
-              </w:rPr>
-              <w:t>E!</w:t>
-            </w:r>
-            <w:r>
-              <w:rPr>
-                <w:rFonts w:ascii="TH SarabunPSK" w:hAnsi="TH SarabunPSK" w:eastAsia="TH SarabunPSK" w:cs="TH SarabunPSK"/>
-                <w:b w:val="0"/>
-                <w:i w:val="0"/>
-                <w:sz w:val="28"/>
-                <w:szCs w:val="28"/>
-              </w:rPr>
-              <w:t xml:space="preserve"> และ line protocol มี tag กับ field ครบ</w:t>
-            </w:r>
-          </w:p>
-        </w:tc>
-      </w:tr>
-      <w:tr>
-        <w:tc>
-          <w:tcPr>
-            <w:tcW w:type="dxa" w:w="4824"/>
-          </w:tcPr>
-          <w:p>
-            <w:pPr>
-              <w:spacing w:before="0" w:after="0"/>
-            </w:pPr>
-            <w:r>
-              <w:rPr>
-                <w:sz w:val="28"/>
-              </w:rPr>
-            </w:r>
-            <w:r>
-              <w:rPr>
-                <w:rFonts w:ascii="TH SarabunPSK" w:hAnsi="TH SarabunPSK" w:eastAsia="TH SarabunPSK" w:cs="TH SarabunPSK"/>
-                <w:b w:val="0"/>
-                <w:i w:val="0"/>
-                <w:sz w:val="28"/>
-                <w:szCs w:val="28"/>
-              </w:rPr>
-              <w:t>InfluxDB</w:t>
-            </w:r>
-          </w:p>
-        </w:tc>
-        <w:tc>
-          <w:tcPr>
-            <w:tcW w:type="dxa" w:w="4824"/>
-          </w:tcPr>
-          <w:p>
-            <w:pPr>
-              <w:spacing w:before="0" w:after="0"/>
-            </w:pPr>
-            <w:r>
-              <w:rPr>
-                <w:sz w:val="28"/>
-              </w:rPr>
-            </w:r>
-            <w:r>
-              <w:rPr>
-                <w:rFonts w:ascii="TH SarabunPSK" w:hAnsi="TH SarabunPSK" w:eastAsia="TH SarabunPSK" w:cs="TH SarabunPSK"/>
-                <w:b w:val="0"/>
-                <w:i w:val="0"/>
-                <w:sz w:val="28"/>
-                <w:szCs w:val="28"/>
-              </w:rPr>
-              <w:t>query ได้ทั้ง measurement ข้อมูลจริงและ measurement ค่าพยากรณ์</w:t>
-            </w:r>
-          </w:p>
-        </w:tc>
-      </w:tr>
-      <w:tr>
-        <w:tc>
-          <w:tcPr>
-            <w:tcW w:type="dxa" w:w="4824"/>
-          </w:tcPr>
-          <w:p>
-            <w:pPr>
-              <w:spacing w:before="0" w:after="0"/>
-            </w:pPr>
-            <w:r>
-              <w:rPr>
-                <w:sz w:val="28"/>
-              </w:rPr>
-            </w:r>
-            <w:r>
-              <w:rPr>
-                <w:rFonts w:ascii="TH SarabunPSK" w:hAnsi="TH SarabunPSK" w:eastAsia="TH SarabunPSK" w:cs="TH SarabunPSK"/>
-                <w:b w:val="0"/>
-                <w:i w:val="0"/>
-                <w:sz w:val="28"/>
-                <w:szCs w:val="28"/>
-              </w:rPr>
-              <w:t>Kafka</w:t>
-            </w:r>
-          </w:p>
-        </w:tc>
-        <w:tc>
-          <w:tcPr>
-            <w:tcW w:type="dxa" w:w="4824"/>
-          </w:tcPr>
-          <w:p>
-            <w:pPr>
-              <w:spacing w:before="0" w:after="0"/>
-            </w:pPr>
-            <w:r>
-              <w:rPr>
-                <w:sz w:val="28"/>
-              </w:rPr>
-            </w:r>
-            <w:r>
-              <w:rPr>
-                <w:rFonts w:ascii="TH SarabunPSK" w:hAnsi="TH SarabunPSK" w:eastAsia="TH SarabunPSK" w:cs="TH SarabunPSK"/>
-                <w:b w:val="0"/>
-                <w:i w:val="0"/>
-                <w:sz w:val="28"/>
-                <w:szCs w:val="28"/>
-              </w:rPr>
-              <w:t>topic มี message เพิ่มขึ้นตามเวลา</w:t>
-            </w:r>
-          </w:p>
-        </w:tc>
-      </w:tr>
-      <w:tr>
-        <w:tc>
-          <w:tcPr>
-            <w:tcW w:type="dxa" w:w="4824"/>
-          </w:tcPr>
-          <w:p>
-            <w:pPr>
-              <w:spacing w:before="0" w:after="0"/>
-            </w:pPr>
-            <w:r>
-              <w:rPr>
-                <w:sz w:val="28"/>
-              </w:rPr>
-            </w:r>
-            <w:r>
-              <w:rPr>
-                <w:rFonts w:ascii="TH SarabunPSK" w:hAnsi="TH SarabunPSK" w:eastAsia="TH SarabunPSK" w:cs="TH SarabunPSK"/>
-                <w:b w:val="0"/>
-                <w:i w:val="0"/>
-                <w:sz w:val="28"/>
-                <w:szCs w:val="28"/>
-              </w:rPr>
-              <w:t>โมเดล</w:t>
-            </w:r>
-          </w:p>
-        </w:tc>
-        <w:tc>
-          <w:tcPr>
-            <w:tcW w:type="dxa" w:w="4824"/>
-          </w:tcPr>
-          <w:p>
-            <w:pPr>
-              <w:spacing w:before="0" w:after="0"/>
-            </w:pPr>
-            <w:r>
-              <w:rPr>
-                <w:sz w:val="28"/>
-              </w:rPr>
-            </w:r>
-            <w:r>
-              <w:rPr>
-                <w:rFonts w:ascii="TH SarabunPSK" w:hAnsi="TH SarabunPSK" w:eastAsia="TH SarabunPSK" w:cs="TH SarabunPSK"/>
-                <w:b w:val="0"/>
-                <w:i w:val="0"/>
-                <w:sz w:val="28"/>
-                <w:szCs w:val="28"/>
-              </w:rPr>
-              <w:t>MAE ต่ำกว่าการเดาว่าอีก 5 นาทีเท่ากับตอนนี้</w:t>
-            </w:r>
-          </w:p>
-        </w:tc>
-      </w:tr>
-      <w:tr>
-        <w:tc>
-          <w:tcPr>
-            <w:tcW w:type="dxa" w:w="4824"/>
-          </w:tcPr>
-          <w:p>
-            <w:pPr>
-              <w:spacing w:before="0" w:after="0"/>
-            </w:pPr>
-            <w:r>
-              <w:rPr>
-                <w:sz w:val="28"/>
-              </w:rPr>
-            </w:r>
-            <w:r>
-              <w:rPr>
-                <w:rFonts w:ascii="TH SarabunPSK" w:hAnsi="TH SarabunPSK" w:eastAsia="TH SarabunPSK" w:cs="TH SarabunPSK"/>
-                <w:b w:val="0"/>
-                <w:i w:val="0"/>
-                <w:sz w:val="28"/>
-                <w:szCs w:val="28"/>
-              </w:rPr>
-              <w:t>Grafana</w:t>
-            </w:r>
-          </w:p>
-        </w:tc>
-        <w:tc>
-          <w:tcPr>
-            <w:tcW w:type="dxa" w:w="4824"/>
-          </w:tcPr>
-          <w:p>
-            <w:pPr>
-              <w:spacing w:before="0" w:after="0"/>
-            </w:pPr>
-            <w:r>
-              <w:rPr>
-                <w:sz w:val="28"/>
-              </w:rPr>
-            </w:r>
-            <w:r>
-              <w:rPr>
-                <w:rFonts w:ascii="TH SarabunPSK" w:hAnsi="TH SarabunPSK" w:eastAsia="TH SarabunPSK" w:cs="TH SarabunPSK"/>
-                <w:b w:val="0"/>
-                <w:i w:val="0"/>
-                <w:sz w:val="28"/>
-                <w:szCs w:val="28"/>
-              </w:rPr>
-              <w:t>ทุก panel แสดงค่าล่าสุด และสีของระดับตรงกันทุก panel</w:t>
             </w:r>
           </w:p>
         </w:tc>

--- a/Mini Project/IOT_PROJECT_MiniProject.docx
+++ b/Mini Project/IOT_PROJECT_MiniProject.docx
@@ -12,7 +12,7 @@
       </w:pPr>
       <w:r>
         <w:rPr>
-          <w:rFonts w:ascii="TH SarabunPSK" w:hAnsi="TH SarabunPSK" w:eastAsia="TH SarabunPSK" w:cs="TH SarabunPSK"/>
+          <w:rFonts w:ascii="TH Sarabun New" w:hAnsi="TH Sarabun New" w:eastAsia="TH Sarabun New" w:cs="TH Sarabun New"/>
           <w:b/>
           <w:i w:val="0"/>
           <w:sz w:val="52"/>
@@ -28,7 +28,7 @@
       </w:pPr>
       <w:r>
         <w:rPr>
-          <w:rFonts w:ascii="TH SarabunPSK" w:hAnsi="TH SarabunPSK" w:eastAsia="TH SarabunPSK" w:cs="TH SarabunPSK"/>
+          <w:rFonts w:ascii="TH Sarabun New" w:hAnsi="TH Sarabun New" w:eastAsia="TH Sarabun New" w:cs="TH Sarabun New"/>
           <w:b/>
           <w:i w:val="0"/>
           <w:sz w:val="44"/>
@@ -44,7 +44,7 @@
       </w:pPr>
       <w:r>
         <w:rPr>
-          <w:rFonts w:ascii="TH SarabunPSK" w:hAnsi="TH SarabunPSK" w:eastAsia="TH SarabunPSK" w:cs="TH SarabunPSK"/>
+          <w:rFonts w:ascii="TH Sarabun New" w:hAnsi="TH Sarabun New" w:eastAsia="TH Sarabun New" w:cs="TH Sarabun New"/>
           <w:b w:val="0"/>
           <w:i w:val="0"/>
           <w:sz w:val="36"/>
@@ -60,7 +60,7 @@
       </w:pPr>
       <w:r>
         <w:rPr>
-          <w:rFonts w:ascii="TH SarabunPSK" w:hAnsi="TH SarabunPSK" w:eastAsia="TH SarabunPSK" w:cs="TH SarabunPSK"/>
+          <w:rFonts w:ascii="TH Sarabun New" w:hAnsi="TH Sarabun New" w:eastAsia="TH Sarabun New" w:cs="TH Sarabun New"/>
           <w:b w:val="0"/>
           <w:i w:val="0"/>
           <w:sz w:val="36"/>
@@ -76,7 +76,7 @@
       </w:pPr>
       <w:r>
         <w:rPr>
-          <w:rFonts w:ascii="TH SarabunPSK" w:hAnsi="TH SarabunPSK" w:eastAsia="TH SarabunPSK" w:cs="TH SarabunPSK"/>
+          <w:rFonts w:ascii="TH Sarabun New" w:hAnsi="TH Sarabun New" w:eastAsia="TH Sarabun New" w:cs="TH Sarabun New"/>
           <w:b w:val="0"/>
           <w:i w:val="0"/>
           <w:sz w:val="36"/>
@@ -92,7 +92,7 @@
       </w:pPr>
       <w:r>
         <w:rPr>
-          <w:rFonts w:ascii="TH SarabunPSK" w:hAnsi="TH SarabunPSK" w:eastAsia="TH SarabunPSK" w:cs="TH SarabunPSK"/>
+          <w:rFonts w:ascii="TH Sarabun New" w:hAnsi="TH Sarabun New" w:eastAsia="TH Sarabun New" w:cs="TH Sarabun New"/>
           <w:b w:val="0"/>
           <w:i w:val="0"/>
           <w:sz w:val="36"/>
@@ -108,7 +108,7 @@
       </w:pPr>
       <w:r>
         <w:rPr>
-          <w:rFonts w:ascii="TH SarabunPSK" w:hAnsi="TH SarabunPSK" w:eastAsia="TH SarabunPSK" w:cs="TH SarabunPSK"/>
+          <w:rFonts w:ascii="TH Sarabun New" w:hAnsi="TH Sarabun New" w:eastAsia="TH Sarabun New" w:cs="TH Sarabun New"/>
           <w:b w:val="0"/>
           <w:i w:val="0"/>
           <w:sz w:val="36"/>
@@ -124,7 +124,7 @@
       </w:pPr>
       <w:r>
         <w:rPr>
-          <w:rFonts w:ascii="TH SarabunPSK" w:hAnsi="TH SarabunPSK" w:eastAsia="TH SarabunPSK" w:cs="TH SarabunPSK"/>
+          <w:rFonts w:ascii="TH Sarabun New" w:hAnsi="TH Sarabun New" w:eastAsia="TH Sarabun New" w:cs="TH Sarabun New"/>
           <w:b w:val="0"/>
           <w:i w:val="0"/>
           <w:sz w:val="36"/>
@@ -144,7 +144,7 @@
       </w:pPr>
       <w:r>
         <w:rPr>
-          <w:rFonts w:ascii="TH SarabunPSK" w:hAnsi="TH SarabunPSK" w:eastAsia="TH SarabunPSK" w:cs="TH SarabunPSK"/>
+          <w:rFonts w:ascii="TH Sarabun New" w:hAnsi="TH Sarabun New" w:eastAsia="TH Sarabun New" w:cs="TH Sarabun New"/>
           <w:b/>
           <w:i w:val="0"/>
           <w:color w:val="143A4E"/>
@@ -163,7 +163,7 @@
       </w:r>
       <w:r>
         <w:rPr>
-          <w:rFonts w:ascii="TH SarabunPSK" w:hAnsi="TH SarabunPSK" w:eastAsia="TH SarabunPSK" w:cs="TH SarabunPSK"/>
+          <w:rFonts w:ascii="TH Sarabun New" w:hAnsi="TH Sarabun New" w:eastAsia="TH Sarabun New" w:cs="TH Sarabun New"/>
           <w:b w:val="0"/>
           <w:i/>
           <w:color w:val="808890"/>
@@ -190,7 +190,7 @@
       <w:bookmarkEnd w:id="100"/>
       <w:r>
         <w:rPr>
-          <w:rFonts w:ascii="TH SarabunPSK" w:hAnsi="TH SarabunPSK" w:eastAsia="TH SarabunPSK" w:cs="TH SarabunPSK"/>
+          <w:rFonts w:ascii="TH Sarabun New" w:hAnsi="TH Sarabun New" w:eastAsia="TH Sarabun New" w:cs="TH Sarabun New"/>
           <w:b/>
           <w:i w:val="0"/>
           <w:color w:val="143A4E"/>
@@ -206,7 +206,7 @@
       </w:pPr>
       <w:r>
         <w:rPr>
-          <w:rFonts w:ascii="TH SarabunPSK" w:hAnsi="TH SarabunPSK" w:eastAsia="TH SarabunPSK" w:cs="TH SarabunPSK"/>
+          <w:rFonts w:ascii="TH Sarabun New" w:hAnsi="TH Sarabun New" w:eastAsia="TH Sarabun New" w:cs="TH Sarabun New"/>
           <w:b/>
           <w:i w:val="0"/>
           <w:sz w:val="32"/>
@@ -216,7 +216,7 @@
       </w:r>
       <w:r>
         <w:rPr>
-          <w:rFonts w:ascii="TH SarabunPSK" w:hAnsi="TH SarabunPSK" w:eastAsia="TH SarabunPSK" w:cs="TH SarabunPSK"/>
+          <w:rFonts w:ascii="TH Sarabun New" w:hAnsi="TH Sarabun New" w:eastAsia="TH Sarabun New" w:cs="TH Sarabun New"/>
           <w:b w:val="0"/>
           <w:i w:val="0"/>
           <w:sz w:val="32"/>
@@ -232,7 +232,7 @@
       </w:pPr>
       <w:r>
         <w:rPr>
-          <w:rFonts w:ascii="TH SarabunPSK" w:hAnsi="TH SarabunPSK" w:eastAsia="TH SarabunPSK" w:cs="TH SarabunPSK"/>
+          <w:rFonts w:ascii="TH Sarabun New" w:hAnsi="TH Sarabun New" w:eastAsia="TH Sarabun New" w:cs="TH Sarabun New"/>
           <w:b/>
           <w:i w:val="0"/>
           <w:color w:val="143A4E"/>
@@ -248,7 +248,7 @@
       </w:pPr>
       <w:r>
         <w:rPr>
-          <w:rFonts w:ascii="TH SarabunPSK" w:hAnsi="TH SarabunPSK" w:eastAsia="TH SarabunPSK" w:cs="TH SarabunPSK"/>
+          <w:rFonts w:ascii="TH Sarabun New" w:hAnsi="TH Sarabun New" w:eastAsia="TH Sarabun New" w:cs="TH Sarabun New"/>
           <w:b w:val="0"/>
           <w:i w:val="0"/>
           <w:sz w:val="32"/>
@@ -263,7 +263,7 @@
       </w:pPr>
       <w:r>
         <w:rPr>
-          <w:rFonts w:ascii="TH SarabunPSK" w:hAnsi="TH SarabunPSK" w:eastAsia="TH SarabunPSK" w:cs="TH SarabunPSK"/>
+          <w:rFonts w:ascii="TH Sarabun New" w:hAnsi="TH Sarabun New" w:eastAsia="TH Sarabun New" w:cs="TH Sarabun New"/>
           <w:b w:val="0"/>
           <w:i w:val="0"/>
           <w:sz w:val="32"/>
@@ -278,7 +278,7 @@
       </w:pPr>
       <w:r>
         <w:rPr>
-          <w:rFonts w:ascii="TH SarabunPSK" w:hAnsi="TH SarabunPSK" w:eastAsia="TH SarabunPSK" w:cs="TH SarabunPSK"/>
+          <w:rFonts w:ascii="TH Sarabun New" w:hAnsi="TH Sarabun New" w:eastAsia="TH Sarabun New" w:cs="TH Sarabun New"/>
           <w:b w:val="0"/>
           <w:i w:val="0"/>
           <w:sz w:val="32"/>
@@ -288,7 +288,7 @@
       </w:r>
       <w:r>
         <w:rPr>
-          <w:rFonts w:ascii="TH SarabunPSK" w:hAnsi="TH SarabunPSK" w:eastAsia="TH SarabunPSK" w:cs="TH SarabunPSK"/>
+          <w:rFonts w:ascii="TH Sarabun New" w:hAnsi="TH Sarabun New" w:eastAsia="TH Sarabun New" w:cs="TH Sarabun New"/>
           <w:b/>
           <w:i w:val="0"/>
           <w:sz w:val="32"/>
@@ -298,7 +298,7 @@
       </w:r>
       <w:r>
         <w:rPr>
-          <w:rFonts w:ascii="TH SarabunPSK" w:hAnsi="TH SarabunPSK" w:eastAsia="TH SarabunPSK" w:cs="TH SarabunPSK"/>
+          <w:rFonts w:ascii="TH Sarabun New" w:hAnsi="TH Sarabun New" w:eastAsia="TH Sarabun New" w:cs="TH Sarabun New"/>
           <w:b w:val="0"/>
           <w:i w:val="0"/>
           <w:sz w:val="32"/>
@@ -314,7 +314,7 @@
       </w:pPr>
       <w:r>
         <w:rPr>
-          <w:rFonts w:ascii="TH SarabunPSK" w:hAnsi="TH SarabunPSK" w:eastAsia="TH SarabunPSK" w:cs="TH SarabunPSK"/>
+          <w:rFonts w:ascii="TH Sarabun New" w:hAnsi="TH Sarabun New" w:eastAsia="TH Sarabun New" w:cs="TH Sarabun New"/>
           <w:b/>
           <w:i w:val="0"/>
           <w:color w:val="143A4E"/>
@@ -369,7 +369,7 @@
       </w:pPr>
       <w:r>
         <w:rPr>
-          <w:rFonts w:ascii="TH SarabunPSK" w:hAnsi="TH SarabunPSK" w:eastAsia="TH SarabunPSK" w:cs="TH SarabunPSK"/>
+          <w:rFonts w:ascii="TH Sarabun New" w:hAnsi="TH Sarabun New" w:eastAsia="TH Sarabun New" w:cs="TH Sarabun New"/>
           <w:b w:val="0"/>
           <w:i/>
           <w:color w:val="606A74"/>
@@ -408,7 +408,7 @@
             </w:r>
             <w:r>
               <w:rPr>
-                <w:rFonts w:ascii="TH SarabunPSK" w:hAnsi="TH SarabunPSK" w:eastAsia="TH SarabunPSK" w:cs="TH SarabunPSK"/>
+                <w:rFonts w:ascii="TH Sarabun New" w:hAnsi="TH Sarabun New" w:eastAsia="TH Sarabun New" w:cs="TH Sarabun New"/>
                 <w:b/>
                 <w:i w:val="0"/>
                 <w:sz w:val="28"/>
@@ -434,7 +434,7 @@
             </w:r>
             <w:r>
               <w:rPr>
-                <w:rFonts w:ascii="TH SarabunPSK" w:hAnsi="TH SarabunPSK" w:eastAsia="TH SarabunPSK" w:cs="TH SarabunPSK"/>
+                <w:rFonts w:ascii="TH Sarabun New" w:hAnsi="TH Sarabun New" w:eastAsia="TH Sarabun New" w:cs="TH Sarabun New"/>
                 <w:b/>
                 <w:i w:val="0"/>
                 <w:sz w:val="28"/>
@@ -460,7 +460,7 @@
             </w:r>
             <w:r>
               <w:rPr>
-                <w:rFonts w:ascii="TH SarabunPSK" w:hAnsi="TH SarabunPSK" w:eastAsia="TH SarabunPSK" w:cs="TH SarabunPSK"/>
+                <w:rFonts w:ascii="TH Sarabun New" w:hAnsi="TH Sarabun New" w:eastAsia="TH Sarabun New" w:cs="TH Sarabun New"/>
                 <w:b/>
                 <w:i w:val="0"/>
                 <w:sz w:val="28"/>
@@ -487,7 +487,7 @@
             </w:r>
             <w:r>
               <w:rPr>
-                <w:rFonts w:ascii="TH SarabunPSK" w:hAnsi="TH SarabunPSK" w:eastAsia="TH SarabunPSK" w:cs="TH SarabunPSK"/>
+                <w:rFonts w:ascii="TH Sarabun New" w:hAnsi="TH Sarabun New" w:eastAsia="TH Sarabun New" w:cs="TH Sarabun New"/>
                 <w:b w:val="0"/>
                 <w:i w:val="0"/>
                 <w:sz w:val="28"/>
@@ -512,7 +512,7 @@
             </w:r>
             <w:r>
               <w:rPr>
-                <w:rFonts w:ascii="TH SarabunPSK" w:hAnsi="TH SarabunPSK" w:eastAsia="TH SarabunPSK" w:cs="TH SarabunPSK"/>
+                <w:rFonts w:ascii="TH Sarabun New" w:hAnsi="TH Sarabun New" w:eastAsia="TH Sarabun New" w:cs="TH Sarabun New"/>
                 <w:b w:val="0"/>
                 <w:i w:val="0"/>
                 <w:sz w:val="28"/>
@@ -537,7 +537,7 @@
             </w:r>
             <w:r>
               <w:rPr>
-                <w:rFonts w:ascii="TH SarabunPSK" w:hAnsi="TH SarabunPSK" w:eastAsia="TH SarabunPSK" w:cs="TH SarabunPSK"/>
+                <w:rFonts w:ascii="TH Sarabun New" w:hAnsi="TH Sarabun New" w:eastAsia="TH Sarabun New" w:cs="TH Sarabun New"/>
                 <w:b w:val="0"/>
                 <w:i w:val="0"/>
                 <w:sz w:val="28"/>
@@ -564,7 +564,7 @@
             </w:r>
             <w:r>
               <w:rPr>
-                <w:rFonts w:ascii="TH SarabunPSK" w:hAnsi="TH SarabunPSK" w:eastAsia="TH SarabunPSK" w:cs="TH SarabunPSK"/>
+                <w:rFonts w:ascii="TH Sarabun New" w:hAnsi="TH Sarabun New" w:eastAsia="TH Sarabun New" w:cs="TH Sarabun New"/>
                 <w:b w:val="0"/>
                 <w:i w:val="0"/>
                 <w:sz w:val="28"/>
@@ -589,7 +589,7 @@
             </w:r>
             <w:r>
               <w:rPr>
-                <w:rFonts w:ascii="TH SarabunPSK" w:hAnsi="TH SarabunPSK" w:eastAsia="TH SarabunPSK" w:cs="TH SarabunPSK"/>
+                <w:rFonts w:ascii="TH Sarabun New" w:hAnsi="TH Sarabun New" w:eastAsia="TH Sarabun New" w:cs="TH Sarabun New"/>
                 <w:b w:val="0"/>
                 <w:i w:val="0"/>
                 <w:sz w:val="28"/>
@@ -614,7 +614,7 @@
             </w:r>
             <w:r>
               <w:rPr>
-                <w:rFonts w:ascii="TH SarabunPSK" w:hAnsi="TH SarabunPSK" w:eastAsia="TH SarabunPSK" w:cs="TH SarabunPSK"/>
+                <w:rFonts w:ascii="TH Sarabun New" w:hAnsi="TH Sarabun New" w:eastAsia="TH Sarabun New" w:cs="TH Sarabun New"/>
                 <w:b w:val="0"/>
                 <w:i w:val="0"/>
                 <w:sz w:val="28"/>
@@ -641,7 +641,7 @@
             </w:r>
             <w:r>
               <w:rPr>
-                <w:rFonts w:ascii="TH SarabunPSK" w:hAnsi="TH SarabunPSK" w:eastAsia="TH SarabunPSK" w:cs="TH SarabunPSK"/>
+                <w:rFonts w:ascii="TH Sarabun New" w:hAnsi="TH Sarabun New" w:eastAsia="TH Sarabun New" w:cs="TH Sarabun New"/>
                 <w:b w:val="0"/>
                 <w:i w:val="0"/>
                 <w:sz w:val="28"/>
@@ -666,7 +666,7 @@
             </w:r>
             <w:r>
               <w:rPr>
-                <w:rFonts w:ascii="TH SarabunPSK" w:hAnsi="TH SarabunPSK" w:eastAsia="TH SarabunPSK" w:cs="TH SarabunPSK"/>
+                <w:rFonts w:ascii="TH Sarabun New" w:hAnsi="TH Sarabun New" w:eastAsia="TH Sarabun New" w:cs="TH Sarabun New"/>
                 <w:b w:val="0"/>
                 <w:i w:val="0"/>
                 <w:sz w:val="28"/>
@@ -691,7 +691,7 @@
             </w:r>
             <w:r>
               <w:rPr>
-                <w:rFonts w:ascii="TH SarabunPSK" w:hAnsi="TH SarabunPSK" w:eastAsia="TH SarabunPSK" w:cs="TH SarabunPSK"/>
+                <w:rFonts w:ascii="TH Sarabun New" w:hAnsi="TH Sarabun New" w:eastAsia="TH Sarabun New" w:cs="TH Sarabun New"/>
                 <w:b w:val="0"/>
                 <w:i w:val="0"/>
                 <w:sz w:val="28"/>
@@ -718,7 +718,7 @@
             </w:r>
             <w:r>
               <w:rPr>
-                <w:rFonts w:ascii="TH SarabunPSK" w:hAnsi="TH SarabunPSK" w:eastAsia="TH SarabunPSK" w:cs="TH SarabunPSK"/>
+                <w:rFonts w:ascii="TH Sarabun New" w:hAnsi="TH Sarabun New" w:eastAsia="TH Sarabun New" w:cs="TH Sarabun New"/>
                 <w:b w:val="0"/>
                 <w:i w:val="0"/>
                 <w:sz w:val="28"/>
@@ -743,7 +743,7 @@
             </w:r>
             <w:r>
               <w:rPr>
-                <w:rFonts w:ascii="TH SarabunPSK" w:hAnsi="TH SarabunPSK" w:eastAsia="TH SarabunPSK" w:cs="TH SarabunPSK"/>
+                <w:rFonts w:ascii="TH Sarabun New" w:hAnsi="TH Sarabun New" w:eastAsia="TH Sarabun New" w:cs="TH Sarabun New"/>
                 <w:b w:val="0"/>
                 <w:i w:val="0"/>
                 <w:sz w:val="28"/>
@@ -768,7 +768,7 @@
             </w:r>
             <w:r>
               <w:rPr>
-                <w:rFonts w:ascii="TH SarabunPSK" w:hAnsi="TH SarabunPSK" w:eastAsia="TH SarabunPSK" w:cs="TH SarabunPSK"/>
+                <w:rFonts w:ascii="TH Sarabun New" w:hAnsi="TH Sarabun New" w:eastAsia="TH Sarabun New" w:cs="TH Sarabun New"/>
                 <w:b w:val="0"/>
                 <w:i w:val="0"/>
                 <w:sz w:val="28"/>
@@ -799,7 +799,7 @@
       <w:bookmarkEnd w:id="101"/>
       <w:r>
         <w:rPr>
-          <w:rFonts w:ascii="TH SarabunPSK" w:hAnsi="TH SarabunPSK" w:eastAsia="TH SarabunPSK" w:cs="TH SarabunPSK"/>
+          <w:rFonts w:ascii="TH Sarabun New" w:hAnsi="TH Sarabun New" w:eastAsia="TH Sarabun New" w:cs="TH Sarabun New"/>
           <w:b/>
           <w:i w:val="0"/>
           <w:color w:val="143A4E"/>
@@ -815,7 +815,7 @@
       </w:pPr>
       <w:r>
         <w:rPr>
-          <w:rFonts w:ascii="TH SarabunPSK" w:hAnsi="TH SarabunPSK" w:eastAsia="TH SarabunPSK" w:cs="TH SarabunPSK"/>
+          <w:rFonts w:ascii="TH Sarabun New" w:hAnsi="TH Sarabun New" w:eastAsia="TH Sarabun New" w:cs="TH Sarabun New"/>
           <w:b w:val="0"/>
           <w:i w:val="0"/>
           <w:sz w:val="32"/>
@@ -869,7 +869,7 @@
       </w:pPr>
       <w:r>
         <w:rPr>
-          <w:rFonts w:ascii="TH SarabunPSK" w:hAnsi="TH SarabunPSK" w:eastAsia="TH SarabunPSK" w:cs="TH SarabunPSK"/>
+          <w:rFonts w:ascii="TH Sarabun New" w:hAnsi="TH Sarabun New" w:eastAsia="TH Sarabun New" w:cs="TH Sarabun New"/>
           <w:b w:val="0"/>
           <w:i/>
           <w:color w:val="606A74"/>
@@ -886,7 +886,7 @@
       </w:pPr>
       <w:r>
         <w:rPr>
-          <w:rFonts w:ascii="TH SarabunPSK" w:hAnsi="TH SarabunPSK" w:eastAsia="TH SarabunPSK" w:cs="TH SarabunPSK"/>
+          <w:rFonts w:ascii="TH Sarabun New" w:hAnsi="TH Sarabun New" w:eastAsia="TH Sarabun New" w:cs="TH Sarabun New"/>
           <w:b/>
           <w:i w:val="0"/>
           <w:color w:val="143A4E"/>
@@ -925,7 +925,7 @@
             </w:r>
             <w:r>
               <w:rPr>
-                <w:rFonts w:ascii="TH SarabunPSK" w:hAnsi="TH SarabunPSK" w:eastAsia="TH SarabunPSK" w:cs="TH SarabunPSK"/>
+                <w:rFonts w:ascii="TH Sarabun New" w:hAnsi="TH Sarabun New" w:eastAsia="TH Sarabun New" w:cs="TH Sarabun New"/>
                 <w:b/>
                 <w:i w:val="0"/>
                 <w:sz w:val="28"/>
@@ -951,7 +951,7 @@
             </w:r>
             <w:r>
               <w:rPr>
-                <w:rFonts w:ascii="TH SarabunPSK" w:hAnsi="TH SarabunPSK" w:eastAsia="TH SarabunPSK" w:cs="TH SarabunPSK"/>
+                <w:rFonts w:ascii="TH Sarabun New" w:hAnsi="TH Sarabun New" w:eastAsia="TH Sarabun New" w:cs="TH Sarabun New"/>
                 <w:b/>
                 <w:i w:val="0"/>
                 <w:sz w:val="28"/>
@@ -977,7 +977,7 @@
             </w:r>
             <w:r>
               <w:rPr>
-                <w:rFonts w:ascii="TH SarabunPSK" w:hAnsi="TH SarabunPSK" w:eastAsia="TH SarabunPSK" w:cs="TH SarabunPSK"/>
+                <w:rFonts w:ascii="TH Sarabun New" w:hAnsi="TH Sarabun New" w:eastAsia="TH Sarabun New" w:cs="TH Sarabun New"/>
                 <w:b/>
                 <w:i w:val="0"/>
                 <w:sz w:val="28"/>
@@ -1004,7 +1004,7 @@
             </w:r>
             <w:r>
               <w:rPr>
-                <w:rFonts w:ascii="TH SarabunPSK" w:hAnsi="TH SarabunPSK" w:eastAsia="TH SarabunPSK" w:cs="TH SarabunPSK"/>
+                <w:rFonts w:ascii="TH Sarabun New" w:hAnsi="TH Sarabun New" w:eastAsia="TH Sarabun New" w:cs="TH Sarabun New"/>
                 <w:b w:val="0"/>
                 <w:i w:val="0"/>
                 <w:sz w:val="28"/>
@@ -1029,7 +1029,7 @@
             </w:r>
             <w:r>
               <w:rPr>
-                <w:rFonts w:ascii="TH SarabunPSK" w:hAnsi="TH SarabunPSK" w:eastAsia="TH SarabunPSK" w:cs="TH SarabunPSK"/>
+                <w:rFonts w:ascii="TH Sarabun New" w:hAnsi="TH Sarabun New" w:eastAsia="TH Sarabun New" w:cs="TH Sarabun New"/>
                 <w:b w:val="0"/>
                 <w:i w:val="0"/>
                 <w:sz w:val="28"/>
@@ -1054,7 +1054,7 @@
             </w:r>
             <w:r>
               <w:rPr>
-                <w:rFonts w:ascii="TH SarabunPSK" w:hAnsi="TH SarabunPSK" w:eastAsia="TH SarabunPSK" w:cs="TH SarabunPSK"/>
+                <w:rFonts w:ascii="TH Sarabun New" w:hAnsi="TH Sarabun New" w:eastAsia="TH Sarabun New" w:cs="TH Sarabun New"/>
                 <w:b w:val="0"/>
                 <w:i w:val="0"/>
                 <w:sz w:val="28"/>
@@ -1081,7 +1081,7 @@
             </w:r>
             <w:r>
               <w:rPr>
-                <w:rFonts w:ascii="TH SarabunPSK" w:hAnsi="TH SarabunPSK" w:eastAsia="TH SarabunPSK" w:cs="TH SarabunPSK"/>
+                <w:rFonts w:ascii="TH Sarabun New" w:hAnsi="TH Sarabun New" w:eastAsia="TH Sarabun New" w:cs="TH Sarabun New"/>
                 <w:b w:val="0"/>
                 <w:i w:val="0"/>
                 <w:sz w:val="28"/>
@@ -1106,7 +1106,7 @@
             </w:r>
             <w:r>
               <w:rPr>
-                <w:rFonts w:ascii="TH SarabunPSK" w:hAnsi="TH SarabunPSK" w:eastAsia="TH SarabunPSK" w:cs="TH SarabunPSK"/>
+                <w:rFonts w:ascii="TH Sarabun New" w:hAnsi="TH Sarabun New" w:eastAsia="TH Sarabun New" w:cs="TH Sarabun New"/>
                 <w:b w:val="0"/>
                 <w:i w:val="0"/>
                 <w:sz w:val="28"/>
@@ -1158,7 +1158,7 @@
             </w:r>
             <w:r>
               <w:rPr>
-                <w:rFonts w:ascii="TH SarabunPSK" w:hAnsi="TH SarabunPSK" w:eastAsia="TH SarabunPSK" w:cs="TH SarabunPSK"/>
+                <w:rFonts w:ascii="TH Sarabun New" w:hAnsi="TH Sarabun New" w:eastAsia="TH Sarabun New" w:cs="TH Sarabun New"/>
                 <w:b w:val="0"/>
                 <w:i w:val="0"/>
                 <w:sz w:val="28"/>
@@ -1183,7 +1183,7 @@
             </w:r>
             <w:r>
               <w:rPr>
-                <w:rFonts w:ascii="TH SarabunPSK" w:hAnsi="TH SarabunPSK" w:eastAsia="TH SarabunPSK" w:cs="TH SarabunPSK"/>
+                <w:rFonts w:ascii="TH Sarabun New" w:hAnsi="TH Sarabun New" w:eastAsia="TH Sarabun New" w:cs="TH Sarabun New"/>
                 <w:b w:val="0"/>
                 <w:i w:val="0"/>
                 <w:sz w:val="28"/>
@@ -1235,7 +1235,7 @@
             </w:r>
             <w:r>
               <w:rPr>
-                <w:rFonts w:ascii="TH SarabunPSK" w:hAnsi="TH SarabunPSK" w:eastAsia="TH SarabunPSK" w:cs="TH SarabunPSK"/>
+                <w:rFonts w:ascii="TH Sarabun New" w:hAnsi="TH Sarabun New" w:eastAsia="TH Sarabun New" w:cs="TH Sarabun New"/>
                 <w:b w:val="0"/>
                 <w:i w:val="0"/>
                 <w:sz w:val="28"/>
@@ -1260,7 +1260,7 @@
             </w:r>
             <w:r>
               <w:rPr>
-                <w:rFonts w:ascii="TH SarabunPSK" w:hAnsi="TH SarabunPSK" w:eastAsia="TH SarabunPSK" w:cs="TH SarabunPSK"/>
+                <w:rFonts w:ascii="TH Sarabun New" w:hAnsi="TH Sarabun New" w:eastAsia="TH Sarabun New" w:cs="TH Sarabun New"/>
                 <w:b w:val="0"/>
                 <w:i w:val="0"/>
                 <w:sz w:val="28"/>
@@ -1295,7 +1295,7 @@
             </w:r>
             <w:r>
               <w:rPr>
-                <w:rFonts w:ascii="TH SarabunPSK" w:hAnsi="TH SarabunPSK" w:eastAsia="TH SarabunPSK" w:cs="TH SarabunPSK"/>
+                <w:rFonts w:ascii="TH Sarabun New" w:hAnsi="TH Sarabun New" w:eastAsia="TH Sarabun New" w:cs="TH Sarabun New"/>
                 <w:b w:val="0"/>
                 <w:i w:val="0"/>
                 <w:sz w:val="28"/>
@@ -1315,7 +1315,7 @@
             </w:r>
             <w:r>
               <w:rPr>
-                <w:rFonts w:ascii="TH SarabunPSK" w:hAnsi="TH SarabunPSK" w:eastAsia="TH SarabunPSK" w:cs="TH SarabunPSK"/>
+                <w:rFonts w:ascii="TH Sarabun New" w:hAnsi="TH Sarabun New" w:eastAsia="TH Sarabun New" w:cs="TH Sarabun New"/>
                 <w:b w:val="0"/>
                 <w:i w:val="0"/>
                 <w:sz w:val="28"/>
@@ -1335,7 +1335,7 @@
             </w:r>
             <w:r>
               <w:rPr>
-                <w:rFonts w:ascii="TH SarabunPSK" w:hAnsi="TH SarabunPSK" w:eastAsia="TH SarabunPSK" w:cs="TH SarabunPSK"/>
+                <w:rFonts w:ascii="TH Sarabun New" w:hAnsi="TH Sarabun New" w:eastAsia="TH Sarabun New" w:cs="TH Sarabun New"/>
                 <w:b w:val="0"/>
                 <w:i w:val="0"/>
                 <w:sz w:val="28"/>
@@ -1372,7 +1372,7 @@
             </w:r>
             <w:r>
               <w:rPr>
-                <w:rFonts w:ascii="TH SarabunPSK" w:hAnsi="TH SarabunPSK" w:eastAsia="TH SarabunPSK" w:cs="TH SarabunPSK"/>
+                <w:rFonts w:ascii="TH Sarabun New" w:hAnsi="TH Sarabun New" w:eastAsia="TH Sarabun New" w:cs="TH Sarabun New"/>
                 <w:b w:val="0"/>
                 <w:i w:val="0"/>
                 <w:sz w:val="28"/>
@@ -1397,7 +1397,7 @@
             </w:r>
             <w:r>
               <w:rPr>
-                <w:rFonts w:ascii="TH SarabunPSK" w:hAnsi="TH SarabunPSK" w:eastAsia="TH SarabunPSK" w:cs="TH SarabunPSK"/>
+                <w:rFonts w:ascii="TH Sarabun New" w:hAnsi="TH Sarabun New" w:eastAsia="TH Sarabun New" w:cs="TH Sarabun New"/>
                 <w:b w:val="0"/>
                 <w:i w:val="0"/>
                 <w:sz w:val="28"/>
@@ -1449,7 +1449,7 @@
             </w:r>
             <w:r>
               <w:rPr>
-                <w:rFonts w:ascii="TH SarabunPSK" w:hAnsi="TH SarabunPSK" w:eastAsia="TH SarabunPSK" w:cs="TH SarabunPSK"/>
+                <w:rFonts w:ascii="TH Sarabun New" w:hAnsi="TH Sarabun New" w:eastAsia="TH Sarabun New" w:cs="TH Sarabun New"/>
                 <w:b w:val="0"/>
                 <w:i w:val="0"/>
                 <w:sz w:val="28"/>
@@ -1474,7 +1474,7 @@
             </w:r>
             <w:r>
               <w:rPr>
-                <w:rFonts w:ascii="TH SarabunPSK" w:hAnsi="TH SarabunPSK" w:eastAsia="TH SarabunPSK" w:cs="TH SarabunPSK"/>
+                <w:rFonts w:ascii="TH Sarabun New" w:hAnsi="TH Sarabun New" w:eastAsia="TH Sarabun New" w:cs="TH Sarabun New"/>
                 <w:b w:val="0"/>
                 <w:i w:val="0"/>
                 <w:sz w:val="28"/>
@@ -1499,7 +1499,7 @@
             </w:r>
             <w:r>
               <w:rPr>
-                <w:rFonts w:ascii="TH SarabunPSK" w:hAnsi="TH SarabunPSK" w:eastAsia="TH SarabunPSK" w:cs="TH SarabunPSK"/>
+                <w:rFonts w:ascii="TH Sarabun New" w:hAnsi="TH Sarabun New" w:eastAsia="TH Sarabun New" w:cs="TH Sarabun New"/>
                 <w:b w:val="0"/>
                 <w:i w:val="0"/>
                 <w:sz w:val="28"/>
@@ -1523,7 +1523,7 @@
       </w:pPr>
       <w:r>
         <w:rPr>
-          <w:rFonts w:ascii="TH SarabunPSK" w:hAnsi="TH SarabunPSK" w:eastAsia="TH SarabunPSK" w:cs="TH SarabunPSK"/>
+          <w:rFonts w:ascii="TH Sarabun New" w:hAnsi="TH Sarabun New" w:eastAsia="TH Sarabun New" w:cs="TH Sarabun New"/>
           <w:b/>
           <w:i w:val="0"/>
           <w:color w:val="143A4E"/>
@@ -1562,7 +1562,7 @@
             </w:r>
             <w:r>
               <w:rPr>
-                <w:rFonts w:ascii="TH SarabunPSK" w:hAnsi="TH SarabunPSK" w:eastAsia="TH SarabunPSK" w:cs="TH SarabunPSK"/>
+                <w:rFonts w:ascii="TH Sarabun New" w:hAnsi="TH Sarabun New" w:eastAsia="TH Sarabun New" w:cs="TH Sarabun New"/>
                 <w:b/>
                 <w:i w:val="0"/>
                 <w:sz w:val="28"/>
@@ -1588,7 +1588,7 @@
             </w:r>
             <w:r>
               <w:rPr>
-                <w:rFonts w:ascii="TH SarabunPSK" w:hAnsi="TH SarabunPSK" w:eastAsia="TH SarabunPSK" w:cs="TH SarabunPSK"/>
+                <w:rFonts w:ascii="TH Sarabun New" w:hAnsi="TH Sarabun New" w:eastAsia="TH Sarabun New" w:cs="TH Sarabun New"/>
                 <w:b/>
                 <w:i w:val="0"/>
                 <w:sz w:val="28"/>
@@ -1614,7 +1614,7 @@
             </w:r>
             <w:r>
               <w:rPr>
-                <w:rFonts w:ascii="TH SarabunPSK" w:hAnsi="TH SarabunPSK" w:eastAsia="TH SarabunPSK" w:cs="TH SarabunPSK"/>
+                <w:rFonts w:ascii="TH Sarabun New" w:hAnsi="TH Sarabun New" w:eastAsia="TH Sarabun New" w:cs="TH Sarabun New"/>
                 <w:b/>
                 <w:i w:val="0"/>
                 <w:sz w:val="28"/>
@@ -1641,7 +1641,7 @@
             </w:r>
             <w:r>
               <w:rPr>
-                <w:rFonts w:ascii="TH SarabunPSK" w:hAnsi="TH SarabunPSK" w:eastAsia="TH SarabunPSK" w:cs="TH SarabunPSK"/>
+                <w:rFonts w:ascii="TH Sarabun New" w:hAnsi="TH Sarabun New" w:eastAsia="TH Sarabun New" w:cs="TH Sarabun New"/>
                 <w:b w:val="0"/>
                 <w:i w:val="0"/>
                 <w:sz w:val="28"/>
@@ -1666,7 +1666,7 @@
             </w:r>
             <w:r>
               <w:rPr>
-                <w:rFonts w:ascii="TH SarabunPSK" w:hAnsi="TH SarabunPSK" w:eastAsia="TH SarabunPSK" w:cs="TH SarabunPSK"/>
+                <w:rFonts w:ascii="TH Sarabun New" w:hAnsi="TH Sarabun New" w:eastAsia="TH Sarabun New" w:cs="TH Sarabun New"/>
                 <w:b w:val="0"/>
                 <w:i w:val="0"/>
                 <w:sz w:val="28"/>
@@ -1691,7 +1691,7 @@
             </w:r>
             <w:r>
               <w:rPr>
-                <w:rFonts w:ascii="TH SarabunPSK" w:hAnsi="TH SarabunPSK" w:eastAsia="TH SarabunPSK" w:cs="TH SarabunPSK"/>
+                <w:rFonts w:ascii="TH Sarabun New" w:hAnsi="TH Sarabun New" w:eastAsia="TH Sarabun New" w:cs="TH Sarabun New"/>
                 <w:b w:val="0"/>
                 <w:i w:val="0"/>
                 <w:sz w:val="28"/>
@@ -1728,7 +1728,7 @@
             </w:r>
             <w:r>
               <w:rPr>
-                <w:rFonts w:ascii="TH SarabunPSK" w:hAnsi="TH SarabunPSK" w:eastAsia="TH SarabunPSK" w:cs="TH SarabunPSK"/>
+                <w:rFonts w:ascii="TH Sarabun New" w:hAnsi="TH Sarabun New" w:eastAsia="TH Sarabun New" w:cs="TH Sarabun New"/>
                 <w:b w:val="0"/>
                 <w:i w:val="0"/>
                 <w:sz w:val="28"/>
@@ -1753,7 +1753,7 @@
             </w:r>
             <w:r>
               <w:rPr>
-                <w:rFonts w:ascii="TH SarabunPSK" w:hAnsi="TH SarabunPSK" w:eastAsia="TH SarabunPSK" w:cs="TH SarabunPSK"/>
+                <w:rFonts w:ascii="TH Sarabun New" w:hAnsi="TH Sarabun New" w:eastAsia="TH Sarabun New" w:cs="TH Sarabun New"/>
                 <w:b w:val="0"/>
                 <w:i w:val="0"/>
                 <w:sz w:val="28"/>
@@ -1778,7 +1778,7 @@
             </w:r>
             <w:r>
               <w:rPr>
-                <w:rFonts w:ascii="TH SarabunPSK" w:hAnsi="TH SarabunPSK" w:eastAsia="TH SarabunPSK" w:cs="TH SarabunPSK"/>
+                <w:rFonts w:ascii="TH Sarabun New" w:hAnsi="TH Sarabun New" w:eastAsia="TH Sarabun New" w:cs="TH Sarabun New"/>
                 <w:b w:val="0"/>
                 <w:i w:val="0"/>
                 <w:sz w:val="28"/>
@@ -1815,7 +1815,7 @@
             </w:r>
             <w:r>
               <w:rPr>
-                <w:rFonts w:ascii="TH SarabunPSK" w:hAnsi="TH SarabunPSK" w:eastAsia="TH SarabunPSK" w:cs="TH SarabunPSK"/>
+                <w:rFonts w:ascii="TH Sarabun New" w:hAnsi="TH Sarabun New" w:eastAsia="TH Sarabun New" w:cs="TH Sarabun New"/>
                 <w:b w:val="0"/>
                 <w:i w:val="0"/>
                 <w:sz w:val="28"/>
@@ -1840,7 +1840,7 @@
             </w:r>
             <w:r>
               <w:rPr>
-                <w:rFonts w:ascii="TH SarabunPSK" w:hAnsi="TH SarabunPSK" w:eastAsia="TH SarabunPSK" w:cs="TH SarabunPSK"/>
+                <w:rFonts w:ascii="TH Sarabun New" w:hAnsi="TH Sarabun New" w:eastAsia="TH Sarabun New" w:cs="TH Sarabun New"/>
                 <w:b w:val="0"/>
                 <w:i w:val="0"/>
                 <w:sz w:val="28"/>
@@ -1865,7 +1865,7 @@
             </w:r>
             <w:r>
               <w:rPr>
-                <w:rFonts w:ascii="TH SarabunPSK" w:hAnsi="TH SarabunPSK" w:eastAsia="TH SarabunPSK" w:cs="TH SarabunPSK"/>
+                <w:rFonts w:ascii="TH Sarabun New" w:hAnsi="TH Sarabun New" w:eastAsia="TH Sarabun New" w:cs="TH Sarabun New"/>
                 <w:b w:val="0"/>
                 <w:i w:val="0"/>
                 <w:sz w:val="28"/>
@@ -1902,7 +1902,7 @@
             </w:r>
             <w:r>
               <w:rPr>
-                <w:rFonts w:ascii="TH SarabunPSK" w:hAnsi="TH SarabunPSK" w:eastAsia="TH SarabunPSK" w:cs="TH SarabunPSK"/>
+                <w:rFonts w:ascii="TH Sarabun New" w:hAnsi="TH Sarabun New" w:eastAsia="TH Sarabun New" w:cs="TH Sarabun New"/>
                 <w:b w:val="0"/>
                 <w:i w:val="0"/>
                 <w:sz w:val="28"/>
@@ -1927,7 +1927,7 @@
             </w:r>
             <w:r>
               <w:rPr>
-                <w:rFonts w:ascii="TH SarabunPSK" w:hAnsi="TH SarabunPSK" w:eastAsia="TH SarabunPSK" w:cs="TH SarabunPSK"/>
+                <w:rFonts w:ascii="TH Sarabun New" w:hAnsi="TH Sarabun New" w:eastAsia="TH Sarabun New" w:cs="TH Sarabun New"/>
                 <w:b w:val="0"/>
                 <w:i w:val="0"/>
                 <w:sz w:val="28"/>
@@ -1952,7 +1952,7 @@
             </w:r>
             <w:r>
               <w:rPr>
-                <w:rFonts w:ascii="TH SarabunPSK" w:hAnsi="TH SarabunPSK" w:eastAsia="TH SarabunPSK" w:cs="TH SarabunPSK"/>
+                <w:rFonts w:ascii="TH Sarabun New" w:hAnsi="TH Sarabun New" w:eastAsia="TH Sarabun New" w:cs="TH Sarabun New"/>
                 <w:b w:val="0"/>
                 <w:i w:val="0"/>
                 <w:sz w:val="28"/>
@@ -1985,7 +1985,7 @@
       </w:pPr>
       <w:r>
         <w:rPr>
-          <w:rFonts w:ascii="TH SarabunPSK" w:hAnsi="TH SarabunPSK" w:eastAsia="TH SarabunPSK" w:cs="TH SarabunPSK"/>
+          <w:rFonts w:ascii="TH Sarabun New" w:hAnsi="TH Sarabun New" w:eastAsia="TH Sarabun New" w:cs="TH Sarabun New"/>
           <w:b w:val="0"/>
           <w:i w:val="0"/>
           <w:sz w:val="32"/>
@@ -2000,7 +2000,7 @@
       </w:pPr>
       <w:r>
         <w:rPr>
-          <w:rFonts w:ascii="TH SarabunPSK" w:hAnsi="TH SarabunPSK" w:eastAsia="TH SarabunPSK" w:cs="TH SarabunPSK"/>
+          <w:rFonts w:ascii="TH Sarabun New" w:hAnsi="TH Sarabun New" w:eastAsia="TH Sarabun New" w:cs="TH Sarabun New"/>
           <w:b w:val="0"/>
           <w:i w:val="0"/>
           <w:sz w:val="32"/>
@@ -2016,7 +2016,7 @@
       </w:pPr>
       <w:r>
         <w:rPr>
-          <w:rFonts w:ascii="TH SarabunPSK" w:hAnsi="TH SarabunPSK" w:eastAsia="TH SarabunPSK" w:cs="TH SarabunPSK"/>
+          <w:rFonts w:ascii="TH Sarabun New" w:hAnsi="TH Sarabun New" w:eastAsia="TH Sarabun New" w:cs="TH Sarabun New"/>
           <w:b/>
           <w:i w:val="0"/>
           <w:color w:val="143A4E"/>
@@ -2032,7 +2032,7 @@
       </w:pPr>
       <w:r>
         <w:rPr>
-          <w:rFonts w:ascii="TH SarabunPSK" w:hAnsi="TH SarabunPSK" w:eastAsia="TH SarabunPSK" w:cs="TH SarabunPSK"/>
+          <w:rFonts w:ascii="TH Sarabun New" w:hAnsi="TH Sarabun New" w:eastAsia="TH Sarabun New" w:cs="TH Sarabun New"/>
           <w:b w:val="0"/>
           <w:i w:val="0"/>
           <w:sz w:val="32"/>
@@ -2052,7 +2052,7 @@
       </w:r>
       <w:r>
         <w:rPr>
-          <w:rFonts w:ascii="TH SarabunPSK" w:hAnsi="TH SarabunPSK" w:eastAsia="TH SarabunPSK" w:cs="TH SarabunPSK"/>
+          <w:rFonts w:ascii="TH Sarabun New" w:hAnsi="TH Sarabun New" w:eastAsia="TH Sarabun New" w:cs="TH Sarabun New"/>
           <w:b w:val="0"/>
           <w:i w:val="0"/>
           <w:sz w:val="32"/>
@@ -2256,7 +2256,7 @@
       </w:pPr>
       <w:r>
         <w:rPr>
-          <w:rFonts w:ascii="TH SarabunPSK" w:hAnsi="TH SarabunPSK" w:eastAsia="TH SarabunPSK" w:cs="TH SarabunPSK"/>
+          <w:rFonts w:ascii="TH Sarabun New" w:hAnsi="TH Sarabun New" w:eastAsia="TH Sarabun New" w:cs="TH Sarabun New"/>
           <w:b/>
           <w:i w:val="0"/>
           <w:color w:val="143A4E"/>
@@ -2311,7 +2311,7 @@
       </w:pPr>
       <w:r>
         <w:rPr>
-          <w:rFonts w:ascii="TH SarabunPSK" w:hAnsi="TH SarabunPSK" w:eastAsia="TH SarabunPSK" w:cs="TH SarabunPSK"/>
+          <w:rFonts w:ascii="TH Sarabun New" w:hAnsi="TH Sarabun New" w:eastAsia="TH Sarabun New" w:cs="TH Sarabun New"/>
           <w:b w:val="0"/>
           <w:i/>
           <w:color w:val="606A74"/>
@@ -2327,7 +2327,7 @@
       </w:pPr>
       <w:r>
         <w:rPr>
-          <w:rFonts w:ascii="TH SarabunPSK" w:hAnsi="TH SarabunPSK" w:eastAsia="TH SarabunPSK" w:cs="TH SarabunPSK"/>
+          <w:rFonts w:ascii="TH Sarabun New" w:hAnsi="TH Sarabun New" w:eastAsia="TH Sarabun New" w:cs="TH Sarabun New"/>
           <w:b w:val="0"/>
           <w:i w:val="0"/>
           <w:sz w:val="32"/>
@@ -2342,7 +2342,7 @@
       </w:pPr>
       <w:r>
         <w:rPr>
-          <w:rFonts w:ascii="TH SarabunPSK" w:hAnsi="TH SarabunPSK" w:eastAsia="TH SarabunPSK" w:cs="TH SarabunPSK"/>
+          <w:rFonts w:ascii="TH Sarabun New" w:hAnsi="TH Sarabun New" w:eastAsia="TH Sarabun New" w:cs="TH Sarabun New"/>
           <w:b w:val="0"/>
           <w:i w:val="0"/>
           <w:sz w:val="32"/>
@@ -2375,7 +2375,7 @@
       <w:bookmarkEnd w:id="102"/>
       <w:r>
         <w:rPr>
-          <w:rFonts w:ascii="TH SarabunPSK" w:hAnsi="TH SarabunPSK" w:eastAsia="TH SarabunPSK" w:cs="TH SarabunPSK"/>
+          <w:rFonts w:ascii="TH Sarabun New" w:hAnsi="TH Sarabun New" w:eastAsia="TH Sarabun New" w:cs="TH Sarabun New"/>
           <w:b/>
           <w:i w:val="0"/>
           <w:color w:val="143A4E"/>
@@ -2391,7 +2391,7 @@
       </w:pPr>
       <w:r>
         <w:rPr>
-          <w:rFonts w:ascii="TH SarabunPSK" w:hAnsi="TH SarabunPSK" w:eastAsia="TH SarabunPSK" w:cs="TH SarabunPSK"/>
+          <w:rFonts w:ascii="TH Sarabun New" w:hAnsi="TH Sarabun New" w:eastAsia="TH Sarabun New" w:cs="TH Sarabun New"/>
           <w:b w:val="0"/>
           <w:i w:val="0"/>
           <w:sz w:val="32"/>
@@ -2407,7 +2407,7 @@
       </w:pPr>
       <w:r>
         <w:rPr>
-          <w:rFonts w:ascii="TH SarabunPSK" w:hAnsi="TH SarabunPSK" w:eastAsia="TH SarabunPSK" w:cs="TH SarabunPSK"/>
+          <w:rFonts w:ascii="TH Sarabun New" w:hAnsi="TH Sarabun New" w:eastAsia="TH Sarabun New" w:cs="TH Sarabun New"/>
           <w:b/>
           <w:i w:val="0"/>
           <w:color w:val="143A4E"/>
@@ -2445,7 +2445,7 @@
             </w:r>
             <w:r>
               <w:rPr>
-                <w:rFonts w:ascii="TH SarabunPSK" w:hAnsi="TH SarabunPSK" w:eastAsia="TH SarabunPSK" w:cs="TH SarabunPSK"/>
+                <w:rFonts w:ascii="TH Sarabun New" w:hAnsi="TH Sarabun New" w:eastAsia="TH Sarabun New" w:cs="TH Sarabun New"/>
                 <w:b/>
                 <w:i w:val="0"/>
                 <w:sz w:val="28"/>
@@ -2471,7 +2471,7 @@
             </w:r>
             <w:r>
               <w:rPr>
-                <w:rFonts w:ascii="TH SarabunPSK" w:hAnsi="TH SarabunPSK" w:eastAsia="TH SarabunPSK" w:cs="TH SarabunPSK"/>
+                <w:rFonts w:ascii="TH Sarabun New" w:hAnsi="TH Sarabun New" w:eastAsia="TH Sarabun New" w:cs="TH Sarabun New"/>
                 <w:b/>
                 <w:i w:val="0"/>
                 <w:sz w:val="28"/>
@@ -2498,7 +2498,7 @@
             </w:r>
             <w:r>
               <w:rPr>
-                <w:rFonts w:ascii="TH SarabunPSK" w:hAnsi="TH SarabunPSK" w:eastAsia="TH SarabunPSK" w:cs="TH SarabunPSK"/>
+                <w:rFonts w:ascii="TH Sarabun New" w:hAnsi="TH Sarabun New" w:eastAsia="TH Sarabun New" w:cs="TH Sarabun New"/>
                 <w:b w:val="0"/>
                 <w:i w:val="0"/>
                 <w:sz w:val="28"/>
@@ -2550,7 +2550,7 @@
             </w:r>
             <w:r>
               <w:rPr>
-                <w:rFonts w:ascii="TH SarabunPSK" w:hAnsi="TH SarabunPSK" w:eastAsia="TH SarabunPSK" w:cs="TH SarabunPSK"/>
+                <w:rFonts w:ascii="TH Sarabun New" w:hAnsi="TH Sarabun New" w:eastAsia="TH Sarabun New" w:cs="TH Sarabun New"/>
                 <w:b w:val="0"/>
                 <w:i w:val="0"/>
                 <w:sz w:val="28"/>
@@ -2575,7 +2575,7 @@
             </w:r>
             <w:r>
               <w:rPr>
-                <w:rFonts w:ascii="TH SarabunPSK" w:hAnsi="TH SarabunPSK" w:eastAsia="TH SarabunPSK" w:cs="TH SarabunPSK"/>
+                <w:rFonts w:ascii="TH Sarabun New" w:hAnsi="TH Sarabun New" w:eastAsia="TH Sarabun New" w:cs="TH Sarabun New"/>
                 <w:b w:val="0"/>
                 <w:i w:val="0"/>
                 <w:sz w:val="28"/>
@@ -2602,7 +2602,7 @@
             </w:r>
             <w:r>
               <w:rPr>
-                <w:rFonts w:ascii="TH SarabunPSK" w:hAnsi="TH SarabunPSK" w:eastAsia="TH SarabunPSK" w:cs="TH SarabunPSK"/>
+                <w:rFonts w:ascii="TH Sarabun New" w:hAnsi="TH Sarabun New" w:eastAsia="TH Sarabun New" w:cs="TH Sarabun New"/>
                 <w:b w:val="0"/>
                 <w:i w:val="0"/>
                 <w:sz w:val="28"/>
@@ -2627,7 +2627,7 @@
             </w:r>
             <w:r>
               <w:rPr>
-                <w:rFonts w:ascii="TH SarabunPSK" w:hAnsi="TH SarabunPSK" w:eastAsia="TH SarabunPSK" w:cs="TH SarabunPSK"/>
+                <w:rFonts w:ascii="TH Sarabun New" w:hAnsi="TH Sarabun New" w:eastAsia="TH Sarabun New" w:cs="TH Sarabun New"/>
                 <w:b w:val="0"/>
                 <w:i w:val="0"/>
                 <w:sz w:val="28"/>
@@ -2654,7 +2654,7 @@
             </w:r>
             <w:r>
               <w:rPr>
-                <w:rFonts w:ascii="TH SarabunPSK" w:hAnsi="TH SarabunPSK" w:eastAsia="TH SarabunPSK" w:cs="TH SarabunPSK"/>
+                <w:rFonts w:ascii="TH Sarabun New" w:hAnsi="TH Sarabun New" w:eastAsia="TH Sarabun New" w:cs="TH Sarabun New"/>
                 <w:b w:val="0"/>
                 <w:i w:val="0"/>
                 <w:sz w:val="28"/>
@@ -2679,7 +2679,7 @@
             </w:r>
             <w:r>
               <w:rPr>
-                <w:rFonts w:ascii="TH SarabunPSK" w:hAnsi="TH SarabunPSK" w:eastAsia="TH SarabunPSK" w:cs="TH SarabunPSK"/>
+                <w:rFonts w:ascii="TH Sarabun New" w:hAnsi="TH Sarabun New" w:eastAsia="TH Sarabun New" w:cs="TH Sarabun New"/>
                 <w:b w:val="0"/>
                 <w:i w:val="0"/>
                 <w:sz w:val="28"/>
@@ -2706,7 +2706,7 @@
             </w:r>
             <w:r>
               <w:rPr>
-                <w:rFonts w:ascii="TH SarabunPSK" w:hAnsi="TH SarabunPSK" w:eastAsia="TH SarabunPSK" w:cs="TH SarabunPSK"/>
+                <w:rFonts w:ascii="TH Sarabun New" w:hAnsi="TH Sarabun New" w:eastAsia="TH Sarabun New" w:cs="TH Sarabun New"/>
                 <w:b w:val="0"/>
                 <w:i w:val="0"/>
                 <w:sz w:val="28"/>
@@ -2731,7 +2731,7 @@
             </w:r>
             <w:r>
               <w:rPr>
-                <w:rFonts w:ascii="TH SarabunPSK" w:hAnsi="TH SarabunPSK" w:eastAsia="TH SarabunPSK" w:cs="TH SarabunPSK"/>
+                <w:rFonts w:ascii="TH Sarabun New" w:hAnsi="TH Sarabun New" w:eastAsia="TH Sarabun New" w:cs="TH Sarabun New"/>
                 <w:b w:val="0"/>
                 <w:i w:val="0"/>
                 <w:sz w:val="28"/>
@@ -2754,7 +2754,7 @@
       </w:pPr>
       <w:r>
         <w:rPr>
-          <w:rFonts w:ascii="TH SarabunPSK" w:hAnsi="TH SarabunPSK" w:eastAsia="TH SarabunPSK" w:cs="TH SarabunPSK"/>
+          <w:rFonts w:ascii="TH Sarabun New" w:hAnsi="TH Sarabun New" w:eastAsia="TH Sarabun New" w:cs="TH Sarabun New"/>
           <w:b w:val="0"/>
           <w:i w:val="0"/>
           <w:sz w:val="32"/>
@@ -2770,7 +2770,7 @@
       </w:pPr>
       <w:r>
         <w:rPr>
-          <w:rFonts w:ascii="TH SarabunPSK" w:hAnsi="TH SarabunPSK" w:eastAsia="TH SarabunPSK" w:cs="TH SarabunPSK"/>
+          <w:rFonts w:ascii="TH Sarabun New" w:hAnsi="TH Sarabun New" w:eastAsia="TH Sarabun New" w:cs="TH Sarabun New"/>
           <w:b/>
           <w:i w:val="0"/>
           <w:color w:val="143A4E"/>
@@ -2825,7 +2825,7 @@
       </w:pPr>
       <w:r>
         <w:rPr>
-          <w:rFonts w:ascii="TH SarabunPSK" w:hAnsi="TH SarabunPSK" w:eastAsia="TH SarabunPSK" w:cs="TH SarabunPSK"/>
+          <w:rFonts w:ascii="TH Sarabun New" w:hAnsi="TH Sarabun New" w:eastAsia="TH Sarabun New" w:cs="TH Sarabun New"/>
           <w:b w:val="0"/>
           <w:i/>
           <w:color w:val="606A74"/>
@@ -2841,7 +2841,7 @@
       </w:pPr>
       <w:r>
         <w:rPr>
-          <w:rFonts w:ascii="TH SarabunPSK" w:hAnsi="TH SarabunPSK" w:eastAsia="TH SarabunPSK" w:cs="TH SarabunPSK"/>
+          <w:rFonts w:ascii="TH Sarabun New" w:hAnsi="TH Sarabun New" w:eastAsia="TH Sarabun New" w:cs="TH Sarabun New"/>
           <w:b w:val="0"/>
           <w:i w:val="0"/>
           <w:sz w:val="32"/>
@@ -2856,7 +2856,7 @@
       </w:pPr>
       <w:r>
         <w:rPr>
-          <w:rFonts w:ascii="TH SarabunPSK" w:hAnsi="TH SarabunPSK" w:eastAsia="TH SarabunPSK" w:cs="TH SarabunPSK"/>
+          <w:rFonts w:ascii="TH Sarabun New" w:hAnsi="TH Sarabun New" w:eastAsia="TH Sarabun New" w:cs="TH Sarabun New"/>
           <w:b/>
           <w:i w:val="0"/>
           <w:sz w:val="32"/>
@@ -2866,7 +2866,7 @@
       </w:r>
       <w:r>
         <w:rPr>
-          <w:rFonts w:ascii="TH SarabunPSK" w:hAnsi="TH SarabunPSK" w:eastAsia="TH SarabunPSK" w:cs="TH SarabunPSK"/>
+          <w:rFonts w:ascii="TH Sarabun New" w:hAnsi="TH Sarabun New" w:eastAsia="TH Sarabun New" w:cs="TH Sarabun New"/>
           <w:b w:val="0"/>
           <w:i w:val="0"/>
           <w:sz w:val="32"/>
@@ -2896,7 +2896,7 @@
       </w:pPr>
       <w:r>
         <w:rPr>
-          <w:rFonts w:ascii="TH SarabunPSK" w:hAnsi="TH SarabunPSK" w:eastAsia="TH SarabunPSK" w:cs="TH SarabunPSK"/>
+          <w:rFonts w:ascii="TH Sarabun New" w:hAnsi="TH Sarabun New" w:eastAsia="TH Sarabun New" w:cs="TH Sarabun New"/>
           <w:b w:val="0"/>
           <w:i w:val="0"/>
           <w:sz w:val="32"/>
@@ -2911,7 +2911,7 @@
       </w:pPr>
       <w:r>
         <w:rPr>
-          <w:rFonts w:ascii="TH SarabunPSK" w:hAnsi="TH SarabunPSK" w:eastAsia="TH SarabunPSK" w:cs="TH SarabunPSK"/>
+          <w:rFonts w:ascii="TH Sarabun New" w:hAnsi="TH Sarabun New" w:eastAsia="TH Sarabun New" w:cs="TH Sarabun New"/>
           <w:b/>
           <w:i w:val="0"/>
           <w:sz w:val="32"/>
@@ -2921,7 +2921,7 @@
       </w:r>
       <w:r>
         <w:rPr>
-          <w:rFonts w:ascii="TH SarabunPSK" w:hAnsi="TH SarabunPSK" w:eastAsia="TH SarabunPSK" w:cs="TH SarabunPSK"/>
+          <w:rFonts w:ascii="TH Sarabun New" w:hAnsi="TH Sarabun New" w:eastAsia="TH Sarabun New" w:cs="TH Sarabun New"/>
           <w:b w:val="0"/>
           <w:i w:val="0"/>
           <w:sz w:val="32"/>
@@ -2946,7 +2946,7 @@
       </w:pPr>
       <w:r>
         <w:rPr>
-          <w:rFonts w:ascii="TH SarabunPSK" w:hAnsi="TH SarabunPSK" w:eastAsia="TH SarabunPSK" w:cs="TH SarabunPSK"/>
+          <w:rFonts w:ascii="TH Sarabun New" w:hAnsi="TH Sarabun New" w:eastAsia="TH Sarabun New" w:cs="TH Sarabun New"/>
           <w:b/>
           <w:i w:val="0"/>
           <w:sz w:val="32"/>
@@ -2956,7 +2956,7 @@
       </w:r>
       <w:r>
         <w:rPr>
-          <w:rFonts w:ascii="TH SarabunPSK" w:hAnsi="TH SarabunPSK" w:eastAsia="TH SarabunPSK" w:cs="TH SarabunPSK"/>
+          <w:rFonts w:ascii="TH Sarabun New" w:hAnsi="TH Sarabun New" w:eastAsia="TH Sarabun New" w:cs="TH Sarabun New"/>
           <w:b w:val="0"/>
           <w:i w:val="0"/>
           <w:sz w:val="32"/>
@@ -2994,7 +2994,7 @@
             </w:r>
             <w:r>
               <w:rPr>
-                <w:rFonts w:ascii="TH SarabunPSK" w:hAnsi="TH SarabunPSK" w:eastAsia="TH SarabunPSK" w:cs="TH SarabunPSK"/>
+                <w:rFonts w:ascii="TH Sarabun New" w:hAnsi="TH Sarabun New" w:eastAsia="TH Sarabun New" w:cs="TH Sarabun New"/>
                 <w:b/>
                 <w:i w:val="0"/>
                 <w:sz w:val="28"/>
@@ -3020,7 +3020,7 @@
             </w:r>
             <w:r>
               <w:rPr>
-                <w:rFonts w:ascii="TH SarabunPSK" w:hAnsi="TH SarabunPSK" w:eastAsia="TH SarabunPSK" w:cs="TH SarabunPSK"/>
+                <w:rFonts w:ascii="TH Sarabun New" w:hAnsi="TH Sarabun New" w:eastAsia="TH Sarabun New" w:cs="TH Sarabun New"/>
                 <w:b/>
                 <w:i w:val="0"/>
                 <w:sz w:val="28"/>
@@ -3046,7 +3046,7 @@
             </w:r>
             <w:r>
               <w:rPr>
-                <w:rFonts w:ascii="TH SarabunPSK" w:hAnsi="TH SarabunPSK" w:eastAsia="TH SarabunPSK" w:cs="TH SarabunPSK"/>
+                <w:rFonts w:ascii="TH Sarabun New" w:hAnsi="TH Sarabun New" w:eastAsia="TH Sarabun New" w:cs="TH Sarabun New"/>
                 <w:b/>
                 <w:i w:val="0"/>
                 <w:sz w:val="28"/>
@@ -3073,7 +3073,7 @@
             </w:r>
             <w:r>
               <w:rPr>
-                <w:rFonts w:ascii="TH SarabunPSK" w:hAnsi="TH SarabunPSK" w:eastAsia="TH SarabunPSK" w:cs="TH SarabunPSK"/>
+                <w:rFonts w:ascii="TH Sarabun New" w:hAnsi="TH Sarabun New" w:eastAsia="TH Sarabun New" w:cs="TH Sarabun New"/>
                 <w:b w:val="0"/>
                 <w:i w:val="0"/>
                 <w:sz w:val="28"/>
@@ -3098,7 +3098,7 @@
             </w:r>
             <w:r>
               <w:rPr>
-                <w:rFonts w:ascii="TH SarabunPSK" w:hAnsi="TH SarabunPSK" w:eastAsia="TH SarabunPSK" w:cs="TH SarabunPSK"/>
+                <w:rFonts w:ascii="TH Sarabun New" w:hAnsi="TH Sarabun New" w:eastAsia="TH Sarabun New" w:cs="TH Sarabun New"/>
                 <w:b w:val="0"/>
                 <w:i w:val="0"/>
                 <w:sz w:val="28"/>
@@ -3123,7 +3123,7 @@
             </w:r>
             <w:r>
               <w:rPr>
-                <w:rFonts w:ascii="TH SarabunPSK" w:hAnsi="TH SarabunPSK" w:eastAsia="TH SarabunPSK" w:cs="TH SarabunPSK"/>
+                <w:rFonts w:ascii="TH Sarabun New" w:hAnsi="TH Sarabun New" w:eastAsia="TH Sarabun New" w:cs="TH Sarabun New"/>
                 <w:b w:val="0"/>
                 <w:i w:val="0"/>
                 <w:sz w:val="28"/>
@@ -3150,7 +3150,7 @@
             </w:r>
             <w:r>
               <w:rPr>
-                <w:rFonts w:ascii="TH SarabunPSK" w:hAnsi="TH SarabunPSK" w:eastAsia="TH SarabunPSK" w:cs="TH SarabunPSK"/>
+                <w:rFonts w:ascii="TH Sarabun New" w:hAnsi="TH Sarabun New" w:eastAsia="TH Sarabun New" w:cs="TH Sarabun New"/>
                 <w:b w:val="0"/>
                 <w:i w:val="0"/>
                 <w:sz w:val="28"/>
@@ -3175,7 +3175,7 @@
             </w:r>
             <w:r>
               <w:rPr>
-                <w:rFonts w:ascii="TH SarabunPSK" w:hAnsi="TH SarabunPSK" w:eastAsia="TH SarabunPSK" w:cs="TH SarabunPSK"/>
+                <w:rFonts w:ascii="TH Sarabun New" w:hAnsi="TH Sarabun New" w:eastAsia="TH Sarabun New" w:cs="TH Sarabun New"/>
                 <w:b w:val="0"/>
                 <w:i w:val="0"/>
                 <w:sz w:val="28"/>
@@ -3200,7 +3200,7 @@
             </w:r>
             <w:r>
               <w:rPr>
-                <w:rFonts w:ascii="TH SarabunPSK" w:hAnsi="TH SarabunPSK" w:eastAsia="TH SarabunPSK" w:cs="TH SarabunPSK"/>
+                <w:rFonts w:ascii="TH Sarabun New" w:hAnsi="TH Sarabun New" w:eastAsia="TH Sarabun New" w:cs="TH Sarabun New"/>
                 <w:b w:val="0"/>
                 <w:i w:val="0"/>
                 <w:sz w:val="28"/>
@@ -3227,7 +3227,7 @@
             </w:r>
             <w:r>
               <w:rPr>
-                <w:rFonts w:ascii="TH SarabunPSK" w:hAnsi="TH SarabunPSK" w:eastAsia="TH SarabunPSK" w:cs="TH SarabunPSK"/>
+                <w:rFonts w:ascii="TH Sarabun New" w:hAnsi="TH Sarabun New" w:eastAsia="TH Sarabun New" w:cs="TH Sarabun New"/>
                 <w:b w:val="0"/>
                 <w:i w:val="0"/>
                 <w:sz w:val="28"/>
@@ -3252,7 +3252,7 @@
             </w:r>
             <w:r>
               <w:rPr>
-                <w:rFonts w:ascii="TH SarabunPSK" w:hAnsi="TH SarabunPSK" w:eastAsia="TH SarabunPSK" w:cs="TH SarabunPSK"/>
+                <w:rFonts w:ascii="TH Sarabun New" w:hAnsi="TH Sarabun New" w:eastAsia="TH Sarabun New" w:cs="TH Sarabun New"/>
                 <w:b w:val="0"/>
                 <w:i w:val="0"/>
                 <w:sz w:val="28"/>
@@ -3277,7 +3277,7 @@
             </w:r>
             <w:r>
               <w:rPr>
-                <w:rFonts w:ascii="TH SarabunPSK" w:hAnsi="TH SarabunPSK" w:eastAsia="TH SarabunPSK" w:cs="TH SarabunPSK"/>
+                <w:rFonts w:ascii="TH Sarabun New" w:hAnsi="TH Sarabun New" w:eastAsia="TH Sarabun New" w:cs="TH Sarabun New"/>
                 <w:b w:val="0"/>
                 <w:i w:val="0"/>
                 <w:sz w:val="28"/>
@@ -3304,7 +3304,7 @@
             </w:r>
             <w:r>
               <w:rPr>
-                <w:rFonts w:ascii="TH SarabunPSK" w:hAnsi="TH SarabunPSK" w:eastAsia="TH SarabunPSK" w:cs="TH SarabunPSK"/>
+                <w:rFonts w:ascii="TH Sarabun New" w:hAnsi="TH Sarabun New" w:eastAsia="TH Sarabun New" w:cs="TH Sarabun New"/>
                 <w:b w:val="0"/>
                 <w:i w:val="0"/>
                 <w:sz w:val="28"/>
@@ -3329,7 +3329,7 @@
             </w:r>
             <w:r>
               <w:rPr>
-                <w:rFonts w:ascii="TH SarabunPSK" w:hAnsi="TH SarabunPSK" w:eastAsia="TH SarabunPSK" w:cs="TH SarabunPSK"/>
+                <w:rFonts w:ascii="TH Sarabun New" w:hAnsi="TH Sarabun New" w:eastAsia="TH Sarabun New" w:cs="TH Sarabun New"/>
                 <w:b w:val="0"/>
                 <w:i w:val="0"/>
                 <w:sz w:val="28"/>
@@ -3354,7 +3354,7 @@
             </w:r>
             <w:r>
               <w:rPr>
-                <w:rFonts w:ascii="TH SarabunPSK" w:hAnsi="TH SarabunPSK" w:eastAsia="TH SarabunPSK" w:cs="TH SarabunPSK"/>
+                <w:rFonts w:ascii="TH Sarabun New" w:hAnsi="TH Sarabun New" w:eastAsia="TH Sarabun New" w:cs="TH Sarabun New"/>
                 <w:b w:val="0"/>
                 <w:i w:val="0"/>
                 <w:sz w:val="28"/>
@@ -3377,7 +3377,7 @@
       </w:pPr>
       <w:r>
         <w:rPr>
-          <w:rFonts w:ascii="TH SarabunPSK" w:hAnsi="TH SarabunPSK" w:eastAsia="TH SarabunPSK" w:cs="TH SarabunPSK"/>
+          <w:rFonts w:ascii="TH Sarabun New" w:hAnsi="TH Sarabun New" w:eastAsia="TH Sarabun New" w:cs="TH Sarabun New"/>
           <w:b w:val="0"/>
           <w:i w:val="0"/>
           <w:sz w:val="32"/>
@@ -3393,7 +3393,7 @@
       </w:pPr>
       <w:r>
         <w:rPr>
-          <w:rFonts w:ascii="TH SarabunPSK" w:hAnsi="TH SarabunPSK" w:eastAsia="TH SarabunPSK" w:cs="TH SarabunPSK"/>
+          <w:rFonts w:ascii="TH Sarabun New" w:hAnsi="TH Sarabun New" w:eastAsia="TH Sarabun New" w:cs="TH Sarabun New"/>
           <w:b/>
           <w:i w:val="0"/>
           <w:color w:val="143A4E"/>
@@ -3431,7 +3431,7 @@
             </w:r>
             <w:r>
               <w:rPr>
-                <w:rFonts w:ascii="TH SarabunPSK" w:hAnsi="TH SarabunPSK" w:eastAsia="TH SarabunPSK" w:cs="TH SarabunPSK"/>
+                <w:rFonts w:ascii="TH Sarabun New" w:hAnsi="TH Sarabun New" w:eastAsia="TH Sarabun New" w:cs="TH Sarabun New"/>
                 <w:b/>
                 <w:i w:val="0"/>
                 <w:sz w:val="28"/>
@@ -3457,7 +3457,7 @@
             </w:r>
             <w:r>
               <w:rPr>
-                <w:rFonts w:ascii="TH SarabunPSK" w:hAnsi="TH SarabunPSK" w:eastAsia="TH SarabunPSK" w:cs="TH SarabunPSK"/>
+                <w:rFonts w:ascii="TH Sarabun New" w:hAnsi="TH Sarabun New" w:eastAsia="TH Sarabun New" w:cs="TH Sarabun New"/>
                 <w:b/>
                 <w:i w:val="0"/>
                 <w:sz w:val="28"/>
@@ -3484,7 +3484,7 @@
             </w:r>
             <w:r>
               <w:rPr>
-                <w:rFonts w:ascii="TH SarabunPSK" w:hAnsi="TH SarabunPSK" w:eastAsia="TH SarabunPSK" w:cs="TH SarabunPSK"/>
+                <w:rFonts w:ascii="TH Sarabun New" w:hAnsi="TH Sarabun New" w:eastAsia="TH Sarabun New" w:cs="TH Sarabun New"/>
                 <w:b w:val="0"/>
                 <w:i w:val="0"/>
                 <w:sz w:val="28"/>
@@ -3509,7 +3509,7 @@
             </w:r>
             <w:r>
               <w:rPr>
-                <w:rFonts w:ascii="TH SarabunPSK" w:hAnsi="TH SarabunPSK" w:eastAsia="TH SarabunPSK" w:cs="TH SarabunPSK"/>
+                <w:rFonts w:ascii="TH Sarabun New" w:hAnsi="TH Sarabun New" w:eastAsia="TH Sarabun New" w:cs="TH Sarabun New"/>
                 <w:b w:val="0"/>
                 <w:i w:val="0"/>
                 <w:sz w:val="28"/>
@@ -3536,7 +3536,7 @@
             </w:r>
             <w:r>
               <w:rPr>
-                <w:rFonts w:ascii="TH SarabunPSK" w:hAnsi="TH SarabunPSK" w:eastAsia="TH SarabunPSK" w:cs="TH SarabunPSK"/>
+                <w:rFonts w:ascii="TH Sarabun New" w:hAnsi="TH Sarabun New" w:eastAsia="TH Sarabun New" w:cs="TH Sarabun New"/>
                 <w:b w:val="0"/>
                 <w:i w:val="0"/>
                 <w:sz w:val="28"/>
@@ -3561,7 +3561,7 @@
             </w:r>
             <w:r>
               <w:rPr>
-                <w:rFonts w:ascii="TH SarabunPSK" w:hAnsi="TH SarabunPSK" w:eastAsia="TH SarabunPSK" w:cs="TH SarabunPSK"/>
+                <w:rFonts w:ascii="TH Sarabun New" w:hAnsi="TH Sarabun New" w:eastAsia="TH Sarabun New" w:cs="TH Sarabun New"/>
                 <w:b w:val="0"/>
                 <w:i w:val="0"/>
                 <w:sz w:val="28"/>
@@ -3588,7 +3588,7 @@
             </w:r>
             <w:r>
               <w:rPr>
-                <w:rFonts w:ascii="TH SarabunPSK" w:hAnsi="TH SarabunPSK" w:eastAsia="TH SarabunPSK" w:cs="TH SarabunPSK"/>
+                <w:rFonts w:ascii="TH Sarabun New" w:hAnsi="TH Sarabun New" w:eastAsia="TH Sarabun New" w:cs="TH Sarabun New"/>
                 <w:b w:val="0"/>
                 <w:i w:val="0"/>
                 <w:sz w:val="28"/>
@@ -3613,7 +3613,7 @@
             </w:r>
             <w:r>
               <w:rPr>
-                <w:rFonts w:ascii="TH SarabunPSK" w:hAnsi="TH SarabunPSK" w:eastAsia="TH SarabunPSK" w:cs="TH SarabunPSK"/>
+                <w:rFonts w:ascii="TH Sarabun New" w:hAnsi="TH Sarabun New" w:eastAsia="TH Sarabun New" w:cs="TH Sarabun New"/>
                 <w:b w:val="0"/>
                 <w:i w:val="0"/>
                 <w:sz w:val="28"/>
@@ -3640,7 +3640,7 @@
             </w:r>
             <w:r>
               <w:rPr>
-                <w:rFonts w:ascii="TH SarabunPSK" w:hAnsi="TH SarabunPSK" w:eastAsia="TH SarabunPSK" w:cs="TH SarabunPSK"/>
+                <w:rFonts w:ascii="TH Sarabun New" w:hAnsi="TH Sarabun New" w:eastAsia="TH Sarabun New" w:cs="TH Sarabun New"/>
                 <w:b w:val="0"/>
                 <w:i w:val="0"/>
                 <w:sz w:val="28"/>
@@ -3675,7 +3675,7 @@
             </w:r>
             <w:r>
               <w:rPr>
-                <w:rFonts w:ascii="TH SarabunPSK" w:hAnsi="TH SarabunPSK" w:eastAsia="TH SarabunPSK" w:cs="TH SarabunPSK"/>
+                <w:rFonts w:ascii="TH Sarabun New" w:hAnsi="TH Sarabun New" w:eastAsia="TH Sarabun New" w:cs="TH Sarabun New"/>
                 <w:b w:val="0"/>
                 <w:i w:val="0"/>
                 <w:sz w:val="28"/>
@@ -3698,7 +3698,7 @@
       </w:pPr>
       <w:r>
         <w:rPr>
-          <w:rFonts w:ascii="TH SarabunPSK" w:hAnsi="TH SarabunPSK" w:eastAsia="TH SarabunPSK" w:cs="TH SarabunPSK"/>
+          <w:rFonts w:ascii="TH Sarabun New" w:hAnsi="TH Sarabun New" w:eastAsia="TH Sarabun New" w:cs="TH Sarabun New"/>
           <w:b w:val="0"/>
           <w:i w:val="0"/>
           <w:sz w:val="32"/>
@@ -3713,7 +3713,7 @@
       </w:pPr>
       <w:r>
         <w:rPr>
-          <w:rFonts w:ascii="TH SarabunPSK" w:hAnsi="TH SarabunPSK" w:eastAsia="TH SarabunPSK" w:cs="TH SarabunPSK"/>
+          <w:rFonts w:ascii="TH Sarabun New" w:hAnsi="TH Sarabun New" w:eastAsia="TH Sarabun New" w:cs="TH Sarabun New"/>
           <w:b w:val="0"/>
           <w:i w:val="0"/>
           <w:sz w:val="32"/>
@@ -3733,7 +3733,7 @@
       </w:r>
       <w:r>
         <w:rPr>
-          <w:rFonts w:ascii="TH SarabunPSK" w:hAnsi="TH SarabunPSK" w:eastAsia="TH SarabunPSK" w:cs="TH SarabunPSK"/>
+          <w:rFonts w:ascii="TH Sarabun New" w:hAnsi="TH Sarabun New" w:eastAsia="TH Sarabun New" w:cs="TH Sarabun New"/>
           <w:b w:val="0"/>
           <w:i w:val="0"/>
           <w:sz w:val="32"/>
@@ -3749,7 +3749,7 @@
       </w:pPr>
       <w:r>
         <w:rPr>
-          <w:rFonts w:ascii="TH SarabunPSK" w:hAnsi="TH SarabunPSK" w:eastAsia="TH SarabunPSK" w:cs="TH SarabunPSK"/>
+          <w:rFonts w:ascii="TH Sarabun New" w:hAnsi="TH Sarabun New" w:eastAsia="TH Sarabun New" w:cs="TH Sarabun New"/>
           <w:b/>
           <w:i w:val="0"/>
           <w:color w:val="143A4E"/>
@@ -3924,7 +3924,7 @@
       </w:pPr>
       <w:r>
         <w:rPr>
-          <w:rFonts w:ascii="TH SarabunPSK" w:hAnsi="TH SarabunPSK" w:eastAsia="TH SarabunPSK" w:cs="TH SarabunPSK"/>
+          <w:rFonts w:ascii="TH Sarabun New" w:hAnsi="TH Sarabun New" w:eastAsia="TH Sarabun New" w:cs="TH Sarabun New"/>
           <w:b w:val="0"/>
           <w:i w:val="0"/>
           <w:sz w:val="32"/>
@@ -3944,7 +3944,7 @@
       </w:r>
       <w:r>
         <w:rPr>
-          <w:rFonts w:ascii="TH SarabunPSK" w:hAnsi="TH SarabunPSK" w:eastAsia="TH SarabunPSK" w:cs="TH SarabunPSK"/>
+          <w:rFonts w:ascii="TH Sarabun New" w:hAnsi="TH Sarabun New" w:eastAsia="TH Sarabun New" w:cs="TH Sarabun New"/>
           <w:b w:val="0"/>
           <w:i w:val="0"/>
           <w:sz w:val="32"/>
@@ -3964,7 +3964,7 @@
       </w:r>
       <w:r>
         <w:rPr>
-          <w:rFonts w:ascii="TH SarabunPSK" w:hAnsi="TH SarabunPSK" w:eastAsia="TH SarabunPSK" w:cs="TH SarabunPSK"/>
+          <w:rFonts w:ascii="TH Sarabun New" w:hAnsi="TH Sarabun New" w:eastAsia="TH Sarabun New" w:cs="TH Sarabun New"/>
           <w:b w:val="0"/>
           <w:i w:val="0"/>
           <w:sz w:val="32"/>
@@ -3984,7 +3984,7 @@
       </w:r>
       <w:r>
         <w:rPr>
-          <w:rFonts w:ascii="TH SarabunPSK" w:hAnsi="TH SarabunPSK" w:eastAsia="TH SarabunPSK" w:cs="TH SarabunPSK"/>
+          <w:rFonts w:ascii="TH Sarabun New" w:hAnsi="TH Sarabun New" w:eastAsia="TH Sarabun New" w:cs="TH Sarabun New"/>
           <w:b w:val="0"/>
           <w:i w:val="0"/>
           <w:sz w:val="32"/>
@@ -4004,7 +4004,7 @@
       </w:r>
       <w:r>
         <w:rPr>
-          <w:rFonts w:ascii="TH SarabunPSK" w:hAnsi="TH SarabunPSK" w:eastAsia="TH SarabunPSK" w:cs="TH SarabunPSK"/>
+          <w:rFonts w:ascii="TH Sarabun New" w:hAnsi="TH Sarabun New" w:eastAsia="TH Sarabun New" w:cs="TH Sarabun New"/>
           <w:b w:val="0"/>
           <w:i w:val="0"/>
           <w:sz w:val="32"/>
@@ -4037,7 +4037,7 @@
       <w:bookmarkEnd w:id="103"/>
       <w:r>
         <w:rPr>
-          <w:rFonts w:ascii="TH SarabunPSK" w:hAnsi="TH SarabunPSK" w:eastAsia="TH SarabunPSK" w:cs="TH SarabunPSK"/>
+          <w:rFonts w:ascii="TH Sarabun New" w:hAnsi="TH Sarabun New" w:eastAsia="TH Sarabun New" w:cs="TH Sarabun New"/>
           <w:b/>
           <w:i w:val="0"/>
           <w:color w:val="143A4E"/>
@@ -4092,7 +4092,7 @@
       </w:pPr>
       <w:r>
         <w:rPr>
-          <w:rFonts w:ascii="TH SarabunPSK" w:hAnsi="TH SarabunPSK" w:eastAsia="TH SarabunPSK" w:cs="TH SarabunPSK"/>
+          <w:rFonts w:ascii="TH Sarabun New" w:hAnsi="TH Sarabun New" w:eastAsia="TH Sarabun New" w:cs="TH Sarabun New"/>
           <w:b w:val="0"/>
           <w:i/>
           <w:color w:val="606A74"/>
@@ -4108,7 +4108,7 @@
       </w:pPr>
       <w:r>
         <w:rPr>
-          <w:rFonts w:ascii="TH SarabunPSK" w:hAnsi="TH SarabunPSK" w:eastAsia="TH SarabunPSK" w:cs="TH SarabunPSK"/>
+          <w:rFonts w:ascii="TH Sarabun New" w:hAnsi="TH Sarabun New" w:eastAsia="TH Sarabun New" w:cs="TH Sarabun New"/>
           <w:b w:val="0"/>
           <w:i w:val="0"/>
           <w:sz w:val="32"/>
@@ -4124,7 +4124,7 @@
       </w:pPr>
       <w:r>
         <w:rPr>
-          <w:rFonts w:ascii="TH SarabunPSK" w:hAnsi="TH SarabunPSK" w:eastAsia="TH SarabunPSK" w:cs="TH SarabunPSK"/>
+          <w:rFonts w:ascii="TH Sarabun New" w:hAnsi="TH Sarabun New" w:eastAsia="TH Sarabun New" w:cs="TH Sarabun New"/>
           <w:b/>
           <w:i w:val="0"/>
           <w:color w:val="143A4E"/>
@@ -4163,7 +4163,7 @@
             </w:r>
             <w:r>
               <w:rPr>
-                <w:rFonts w:ascii="TH SarabunPSK" w:hAnsi="TH SarabunPSK" w:eastAsia="TH SarabunPSK" w:cs="TH SarabunPSK"/>
+                <w:rFonts w:ascii="TH Sarabun New" w:hAnsi="TH Sarabun New" w:eastAsia="TH Sarabun New" w:cs="TH Sarabun New"/>
                 <w:b/>
                 <w:i w:val="0"/>
                 <w:sz w:val="28"/>
@@ -4189,7 +4189,7 @@
             </w:r>
             <w:r>
               <w:rPr>
-                <w:rFonts w:ascii="TH SarabunPSK" w:hAnsi="TH SarabunPSK" w:eastAsia="TH SarabunPSK" w:cs="TH SarabunPSK"/>
+                <w:rFonts w:ascii="TH Sarabun New" w:hAnsi="TH Sarabun New" w:eastAsia="TH Sarabun New" w:cs="TH Sarabun New"/>
                 <w:b/>
                 <w:i w:val="0"/>
                 <w:sz w:val="28"/>
@@ -4215,7 +4215,7 @@
             </w:r>
             <w:r>
               <w:rPr>
-                <w:rFonts w:ascii="TH SarabunPSK" w:hAnsi="TH SarabunPSK" w:eastAsia="TH SarabunPSK" w:cs="TH SarabunPSK"/>
+                <w:rFonts w:ascii="TH Sarabun New" w:hAnsi="TH Sarabun New" w:eastAsia="TH Sarabun New" w:cs="TH Sarabun New"/>
                 <w:b/>
                 <w:i w:val="0"/>
                 <w:sz w:val="28"/>
@@ -4242,7 +4242,7 @@
             </w:r>
             <w:r>
               <w:rPr>
-                <w:rFonts w:ascii="TH SarabunPSK" w:hAnsi="TH SarabunPSK" w:eastAsia="TH SarabunPSK" w:cs="TH SarabunPSK"/>
+                <w:rFonts w:ascii="TH Sarabun New" w:hAnsi="TH Sarabun New" w:eastAsia="TH Sarabun New" w:cs="TH Sarabun New"/>
                 <w:b w:val="0"/>
                 <w:i w:val="0"/>
                 <w:sz w:val="28"/>
@@ -4267,7 +4267,7 @@
             </w:r>
             <w:r>
               <w:rPr>
-                <w:rFonts w:ascii="TH SarabunPSK" w:hAnsi="TH SarabunPSK" w:eastAsia="TH SarabunPSK" w:cs="TH SarabunPSK"/>
+                <w:rFonts w:ascii="TH Sarabun New" w:hAnsi="TH Sarabun New" w:eastAsia="TH Sarabun New" w:cs="TH Sarabun New"/>
                 <w:b w:val="0"/>
                 <w:i w:val="0"/>
                 <w:sz w:val="28"/>
@@ -4292,7 +4292,7 @@
             </w:r>
             <w:r>
               <w:rPr>
-                <w:rFonts w:ascii="TH SarabunPSK" w:hAnsi="TH SarabunPSK" w:eastAsia="TH SarabunPSK" w:cs="TH SarabunPSK"/>
+                <w:rFonts w:ascii="TH Sarabun New" w:hAnsi="TH Sarabun New" w:eastAsia="TH Sarabun New" w:cs="TH Sarabun New"/>
                 <w:b w:val="0"/>
                 <w:i w:val="0"/>
                 <w:sz w:val="28"/>
@@ -4312,7 +4312,7 @@
             </w:r>
             <w:r>
               <w:rPr>
-                <w:rFonts w:ascii="TH SarabunPSK" w:hAnsi="TH SarabunPSK" w:eastAsia="TH SarabunPSK" w:cs="TH SarabunPSK"/>
+                <w:rFonts w:ascii="TH Sarabun New" w:hAnsi="TH Sarabun New" w:eastAsia="TH Sarabun New" w:cs="TH Sarabun New"/>
                 <w:b w:val="0"/>
                 <w:i w:val="0"/>
                 <w:sz w:val="28"/>
@@ -4339,7 +4339,7 @@
             </w:r>
             <w:r>
               <w:rPr>
-                <w:rFonts w:ascii="TH SarabunPSK" w:hAnsi="TH SarabunPSK" w:eastAsia="TH SarabunPSK" w:cs="TH SarabunPSK"/>
+                <w:rFonts w:ascii="TH Sarabun New" w:hAnsi="TH Sarabun New" w:eastAsia="TH Sarabun New" w:cs="TH Sarabun New"/>
                 <w:b w:val="0"/>
                 <w:i w:val="0"/>
                 <w:sz w:val="28"/>
@@ -4389,7 +4389,7 @@
             </w:r>
             <w:r>
               <w:rPr>
-                <w:rFonts w:ascii="TH SarabunPSK" w:hAnsi="TH SarabunPSK" w:eastAsia="TH SarabunPSK" w:cs="TH SarabunPSK"/>
+                <w:rFonts w:ascii="TH Sarabun New" w:hAnsi="TH Sarabun New" w:eastAsia="TH Sarabun New" w:cs="TH Sarabun New"/>
                 <w:b w:val="0"/>
                 <w:i w:val="0"/>
                 <w:sz w:val="28"/>
@@ -4409,7 +4409,7 @@
             </w:r>
             <w:r>
               <w:rPr>
-                <w:rFonts w:ascii="TH SarabunPSK" w:hAnsi="TH SarabunPSK" w:eastAsia="TH SarabunPSK" w:cs="TH SarabunPSK"/>
+                <w:rFonts w:ascii="TH Sarabun New" w:hAnsi="TH Sarabun New" w:eastAsia="TH Sarabun New" w:cs="TH Sarabun New"/>
                 <w:b w:val="0"/>
                 <w:i w:val="0"/>
                 <w:sz w:val="28"/>
@@ -4446,7 +4446,7 @@
             </w:r>
             <w:r>
               <w:rPr>
-                <w:rFonts w:ascii="TH SarabunPSK" w:hAnsi="TH SarabunPSK" w:eastAsia="TH SarabunPSK" w:cs="TH SarabunPSK"/>
+                <w:rFonts w:ascii="TH Sarabun New" w:hAnsi="TH Sarabun New" w:eastAsia="TH Sarabun New" w:cs="TH Sarabun New"/>
                 <w:b w:val="0"/>
                 <w:i w:val="0"/>
                 <w:sz w:val="28"/>
@@ -4481,7 +4481,7 @@
             </w:r>
             <w:r>
               <w:rPr>
-                <w:rFonts w:ascii="TH SarabunPSK" w:hAnsi="TH SarabunPSK" w:eastAsia="TH SarabunPSK" w:cs="TH SarabunPSK"/>
+                <w:rFonts w:ascii="TH Sarabun New" w:hAnsi="TH Sarabun New" w:eastAsia="TH Sarabun New" w:cs="TH Sarabun New"/>
                 <w:b w:val="0"/>
                 <w:i w:val="0"/>
                 <w:sz w:val="28"/>
@@ -4516,7 +4516,7 @@
             </w:r>
             <w:r>
               <w:rPr>
-                <w:rFonts w:ascii="TH SarabunPSK" w:hAnsi="TH SarabunPSK" w:eastAsia="TH SarabunPSK" w:cs="TH SarabunPSK"/>
+                <w:rFonts w:ascii="TH Sarabun New" w:hAnsi="TH Sarabun New" w:eastAsia="TH Sarabun New" w:cs="TH Sarabun New"/>
                 <w:b w:val="0"/>
                 <w:i w:val="0"/>
                 <w:sz w:val="28"/>
@@ -4549,7 +4549,7 @@
       </w:pPr>
       <w:r>
         <w:rPr>
-          <w:rFonts w:ascii="TH SarabunPSK" w:hAnsi="TH SarabunPSK" w:eastAsia="TH SarabunPSK" w:cs="TH SarabunPSK"/>
+          <w:rFonts w:ascii="TH Sarabun New" w:hAnsi="TH Sarabun New" w:eastAsia="TH Sarabun New" w:cs="TH Sarabun New"/>
           <w:b w:val="0"/>
           <w:i w:val="0"/>
           <w:sz w:val="32"/>
@@ -4569,7 +4569,7 @@
       </w:r>
       <w:r>
         <w:rPr>
-          <w:rFonts w:ascii="TH SarabunPSK" w:hAnsi="TH SarabunPSK" w:eastAsia="TH SarabunPSK" w:cs="TH SarabunPSK"/>
+          <w:rFonts w:ascii="TH Sarabun New" w:hAnsi="TH Sarabun New" w:eastAsia="TH Sarabun New" w:cs="TH Sarabun New"/>
           <w:b w:val="0"/>
           <w:i w:val="0"/>
           <w:sz w:val="32"/>
@@ -4585,7 +4585,7 @@
       </w:pPr>
       <w:r>
         <w:rPr>
-          <w:rFonts w:ascii="TH SarabunPSK" w:hAnsi="TH SarabunPSK" w:eastAsia="TH SarabunPSK" w:cs="TH SarabunPSK"/>
+          <w:rFonts w:ascii="TH Sarabun New" w:hAnsi="TH Sarabun New" w:eastAsia="TH Sarabun New" w:cs="TH Sarabun New"/>
           <w:b/>
           <w:i w:val="0"/>
           <w:color w:val="143A4E"/>
@@ -4624,7 +4624,7 @@
             </w:r>
             <w:r>
               <w:rPr>
-                <w:rFonts w:ascii="TH SarabunPSK" w:hAnsi="TH SarabunPSK" w:eastAsia="TH SarabunPSK" w:cs="TH SarabunPSK"/>
+                <w:rFonts w:ascii="TH Sarabun New" w:hAnsi="TH Sarabun New" w:eastAsia="TH Sarabun New" w:cs="TH Sarabun New"/>
                 <w:b/>
                 <w:i w:val="0"/>
                 <w:sz w:val="28"/>
@@ -4650,7 +4650,7 @@
             </w:r>
             <w:r>
               <w:rPr>
-                <w:rFonts w:ascii="TH SarabunPSK" w:hAnsi="TH SarabunPSK" w:eastAsia="TH SarabunPSK" w:cs="TH SarabunPSK"/>
+                <w:rFonts w:ascii="TH Sarabun New" w:hAnsi="TH Sarabun New" w:eastAsia="TH Sarabun New" w:cs="TH Sarabun New"/>
                 <w:b/>
                 <w:i w:val="0"/>
                 <w:sz w:val="28"/>
@@ -4676,7 +4676,7 @@
             </w:r>
             <w:r>
               <w:rPr>
-                <w:rFonts w:ascii="TH SarabunPSK" w:hAnsi="TH SarabunPSK" w:eastAsia="TH SarabunPSK" w:cs="TH SarabunPSK"/>
+                <w:rFonts w:ascii="TH Sarabun New" w:hAnsi="TH Sarabun New" w:eastAsia="TH Sarabun New" w:cs="TH Sarabun New"/>
                 <w:b/>
                 <w:i w:val="0"/>
                 <w:sz w:val="28"/>
@@ -4728,7 +4728,7 @@
             </w:r>
             <w:r>
               <w:rPr>
-                <w:rFonts w:ascii="TH SarabunPSK" w:hAnsi="TH SarabunPSK" w:eastAsia="TH SarabunPSK" w:cs="TH SarabunPSK"/>
+                <w:rFonts w:ascii="TH Sarabun New" w:hAnsi="TH Sarabun New" w:eastAsia="TH Sarabun New" w:cs="TH Sarabun New"/>
                 <w:b w:val="0"/>
                 <w:i w:val="0"/>
                 <w:sz w:val="28"/>
@@ -4753,7 +4753,7 @@
             </w:r>
             <w:r>
               <w:rPr>
-                <w:rFonts w:ascii="TH SarabunPSK" w:hAnsi="TH SarabunPSK" w:eastAsia="TH SarabunPSK" w:cs="TH SarabunPSK"/>
+                <w:rFonts w:ascii="TH Sarabun New" w:hAnsi="TH Sarabun New" w:eastAsia="TH Sarabun New" w:cs="TH Sarabun New"/>
                 <w:b w:val="0"/>
                 <w:i w:val="0"/>
                 <w:sz w:val="28"/>
@@ -4773,7 +4773,7 @@
             </w:r>
             <w:r>
               <w:rPr>
-                <w:rFonts w:ascii="TH SarabunPSK" w:hAnsi="TH SarabunPSK" w:eastAsia="TH SarabunPSK" w:cs="TH SarabunPSK"/>
+                <w:rFonts w:ascii="TH Sarabun New" w:hAnsi="TH Sarabun New" w:eastAsia="TH Sarabun New" w:cs="TH Sarabun New"/>
                 <w:b w:val="0"/>
                 <w:i w:val="0"/>
                 <w:sz w:val="28"/>
@@ -4825,7 +4825,7 @@
             </w:r>
             <w:r>
               <w:rPr>
-                <w:rFonts w:ascii="TH SarabunPSK" w:hAnsi="TH SarabunPSK" w:eastAsia="TH SarabunPSK" w:cs="TH SarabunPSK"/>
+                <w:rFonts w:ascii="TH Sarabun New" w:hAnsi="TH Sarabun New" w:eastAsia="TH Sarabun New" w:cs="TH Sarabun New"/>
                 <w:b w:val="0"/>
                 <w:i w:val="0"/>
                 <w:sz w:val="28"/>
@@ -4845,7 +4845,7 @@
             </w:r>
             <w:r>
               <w:rPr>
-                <w:rFonts w:ascii="TH SarabunPSK" w:hAnsi="TH SarabunPSK" w:eastAsia="TH SarabunPSK" w:cs="TH SarabunPSK"/>
+                <w:rFonts w:ascii="TH Sarabun New" w:hAnsi="TH Sarabun New" w:eastAsia="TH Sarabun New" w:cs="TH Sarabun New"/>
                 <w:b w:val="0"/>
                 <w:i w:val="0"/>
                 <w:sz w:val="28"/>
@@ -4880,7 +4880,7 @@
             </w:r>
             <w:r>
               <w:rPr>
-                <w:rFonts w:ascii="TH SarabunPSK" w:hAnsi="TH SarabunPSK" w:eastAsia="TH SarabunPSK" w:cs="TH SarabunPSK"/>
+                <w:rFonts w:ascii="TH Sarabun New" w:hAnsi="TH Sarabun New" w:eastAsia="TH Sarabun New" w:cs="TH Sarabun New"/>
                 <w:b w:val="0"/>
                 <w:i w:val="0"/>
                 <w:sz w:val="28"/>
@@ -4932,7 +4932,7 @@
             </w:r>
             <w:r>
               <w:rPr>
-                <w:rFonts w:ascii="TH SarabunPSK" w:hAnsi="TH SarabunPSK" w:eastAsia="TH SarabunPSK" w:cs="TH SarabunPSK"/>
+                <w:rFonts w:ascii="TH Sarabun New" w:hAnsi="TH Sarabun New" w:eastAsia="TH Sarabun New" w:cs="TH Sarabun New"/>
                 <w:b w:val="0"/>
                 <w:i w:val="0"/>
                 <w:sz w:val="28"/>
@@ -4957,7 +4957,7 @@
             </w:r>
             <w:r>
               <w:rPr>
-                <w:rFonts w:ascii="TH SarabunPSK" w:hAnsi="TH SarabunPSK" w:eastAsia="TH SarabunPSK" w:cs="TH SarabunPSK"/>
+                <w:rFonts w:ascii="TH Sarabun New" w:hAnsi="TH Sarabun New" w:eastAsia="TH Sarabun New" w:cs="TH Sarabun New"/>
                 <w:b w:val="0"/>
                 <w:i w:val="0"/>
                 <w:sz w:val="28"/>
@@ -5009,7 +5009,7 @@
             </w:r>
             <w:r>
               <w:rPr>
-                <w:rFonts w:ascii="TH SarabunPSK" w:hAnsi="TH SarabunPSK" w:eastAsia="TH SarabunPSK" w:cs="TH SarabunPSK"/>
+                <w:rFonts w:ascii="TH Sarabun New" w:hAnsi="TH Sarabun New" w:eastAsia="TH Sarabun New" w:cs="TH Sarabun New"/>
                 <w:b w:val="0"/>
                 <w:i w:val="0"/>
                 <w:sz w:val="28"/>
@@ -5034,7 +5034,7 @@
             </w:r>
             <w:r>
               <w:rPr>
-                <w:rFonts w:ascii="TH SarabunPSK" w:hAnsi="TH SarabunPSK" w:eastAsia="TH SarabunPSK" w:cs="TH SarabunPSK"/>
+                <w:rFonts w:ascii="TH Sarabun New" w:hAnsi="TH Sarabun New" w:eastAsia="TH Sarabun New" w:cs="TH Sarabun New"/>
                 <w:b w:val="0"/>
                 <w:i w:val="0"/>
                 <w:sz w:val="28"/>
@@ -5086,7 +5086,7 @@
             </w:r>
             <w:r>
               <w:rPr>
-                <w:rFonts w:ascii="TH SarabunPSK" w:hAnsi="TH SarabunPSK" w:eastAsia="TH SarabunPSK" w:cs="TH SarabunPSK"/>
+                <w:rFonts w:ascii="TH Sarabun New" w:hAnsi="TH Sarabun New" w:eastAsia="TH Sarabun New" w:cs="TH Sarabun New"/>
                 <w:b w:val="0"/>
                 <w:i w:val="0"/>
                 <w:sz w:val="28"/>
@@ -5111,7 +5111,7 @@
             </w:r>
             <w:r>
               <w:rPr>
-                <w:rFonts w:ascii="TH SarabunPSK" w:hAnsi="TH SarabunPSK" w:eastAsia="TH SarabunPSK" w:cs="TH SarabunPSK"/>
+                <w:rFonts w:ascii="TH Sarabun New" w:hAnsi="TH Sarabun New" w:eastAsia="TH Sarabun New" w:cs="TH Sarabun New"/>
                 <w:b w:val="0"/>
                 <w:i w:val="0"/>
                 <w:sz w:val="28"/>
@@ -5131,7 +5131,7 @@
             </w:r>
             <w:r>
               <w:rPr>
-                <w:rFonts w:ascii="TH SarabunPSK" w:hAnsi="TH SarabunPSK" w:eastAsia="TH SarabunPSK" w:cs="TH SarabunPSK"/>
+                <w:rFonts w:ascii="TH Sarabun New" w:hAnsi="TH Sarabun New" w:eastAsia="TH Sarabun New" w:cs="TH Sarabun New"/>
                 <w:b w:val="0"/>
                 <w:i w:val="0"/>
                 <w:sz w:val="28"/>
@@ -5151,7 +5151,7 @@
             </w:r>
             <w:r>
               <w:rPr>
-                <w:rFonts w:ascii="TH SarabunPSK" w:hAnsi="TH SarabunPSK" w:eastAsia="TH SarabunPSK" w:cs="TH SarabunPSK"/>
+                <w:rFonts w:ascii="TH Sarabun New" w:hAnsi="TH Sarabun New" w:eastAsia="TH Sarabun New" w:cs="TH Sarabun New"/>
                 <w:b w:val="0"/>
                 <w:i w:val="0"/>
                 <w:sz w:val="28"/>
@@ -5175,7 +5175,7 @@
       </w:pPr>
       <w:r>
         <w:rPr>
-          <w:rFonts w:ascii="TH SarabunPSK" w:hAnsi="TH SarabunPSK" w:eastAsia="TH SarabunPSK" w:cs="TH SarabunPSK"/>
+          <w:rFonts w:ascii="TH Sarabun New" w:hAnsi="TH Sarabun New" w:eastAsia="TH Sarabun New" w:cs="TH Sarabun New"/>
           <w:b/>
           <w:i w:val="0"/>
           <w:color w:val="143A4E"/>
@@ -5214,7 +5214,7 @@
             </w:r>
             <w:r>
               <w:rPr>
-                <w:rFonts w:ascii="TH SarabunPSK" w:hAnsi="TH SarabunPSK" w:eastAsia="TH SarabunPSK" w:cs="TH SarabunPSK"/>
+                <w:rFonts w:ascii="TH Sarabun New" w:hAnsi="TH Sarabun New" w:eastAsia="TH Sarabun New" w:cs="TH Sarabun New"/>
                 <w:b/>
                 <w:i w:val="0"/>
                 <w:sz w:val="28"/>
@@ -5240,7 +5240,7 @@
             </w:r>
             <w:r>
               <w:rPr>
-                <w:rFonts w:ascii="TH SarabunPSK" w:hAnsi="TH SarabunPSK" w:eastAsia="TH SarabunPSK" w:cs="TH SarabunPSK"/>
+                <w:rFonts w:ascii="TH Sarabun New" w:hAnsi="TH Sarabun New" w:eastAsia="TH Sarabun New" w:cs="TH Sarabun New"/>
                 <w:b/>
                 <w:i w:val="0"/>
                 <w:sz w:val="28"/>
@@ -5266,7 +5266,7 @@
             </w:r>
             <w:r>
               <w:rPr>
-                <w:rFonts w:ascii="TH SarabunPSK" w:hAnsi="TH SarabunPSK" w:eastAsia="TH SarabunPSK" w:cs="TH SarabunPSK"/>
+                <w:rFonts w:ascii="TH Sarabun New" w:hAnsi="TH Sarabun New" w:eastAsia="TH Sarabun New" w:cs="TH Sarabun New"/>
                 <w:b/>
                 <w:i w:val="0"/>
                 <w:sz w:val="28"/>
@@ -5328,7 +5328,7 @@
             </w:r>
             <w:r>
               <w:rPr>
-                <w:rFonts w:ascii="TH SarabunPSK" w:hAnsi="TH SarabunPSK" w:eastAsia="TH SarabunPSK" w:cs="TH SarabunPSK"/>
+                <w:rFonts w:ascii="TH Sarabun New" w:hAnsi="TH Sarabun New" w:eastAsia="TH Sarabun New" w:cs="TH Sarabun New"/>
                 <w:b w:val="0"/>
                 <w:i w:val="0"/>
                 <w:sz w:val="28"/>
@@ -5348,7 +5348,7 @@
             </w:r>
             <w:r>
               <w:rPr>
-                <w:rFonts w:ascii="TH SarabunPSK" w:hAnsi="TH SarabunPSK" w:eastAsia="TH SarabunPSK" w:cs="TH SarabunPSK"/>
+                <w:rFonts w:ascii="TH Sarabun New" w:hAnsi="TH Sarabun New" w:eastAsia="TH Sarabun New" w:cs="TH Sarabun New"/>
                 <w:b w:val="0"/>
                 <w:i w:val="0"/>
                 <w:sz w:val="28"/>
@@ -5393,7 +5393,7 @@
             </w:r>
             <w:r>
               <w:rPr>
-                <w:rFonts w:ascii="TH SarabunPSK" w:hAnsi="TH SarabunPSK" w:eastAsia="TH SarabunPSK" w:cs="TH SarabunPSK"/>
+                <w:rFonts w:ascii="TH Sarabun New" w:hAnsi="TH Sarabun New" w:eastAsia="TH Sarabun New" w:cs="TH Sarabun New"/>
                 <w:b w:val="0"/>
                 <w:i w:val="0"/>
                 <w:sz w:val="28"/>
@@ -5413,7 +5413,7 @@
             </w:r>
             <w:r>
               <w:rPr>
-                <w:rFonts w:ascii="TH SarabunPSK" w:hAnsi="TH SarabunPSK" w:eastAsia="TH SarabunPSK" w:cs="TH SarabunPSK"/>
+                <w:rFonts w:ascii="TH Sarabun New" w:hAnsi="TH Sarabun New" w:eastAsia="TH Sarabun New" w:cs="TH Sarabun New"/>
                 <w:b w:val="0"/>
                 <w:i w:val="0"/>
                 <w:sz w:val="28"/>
@@ -5433,7 +5433,7 @@
             </w:r>
             <w:r>
               <w:rPr>
-                <w:rFonts w:ascii="TH SarabunPSK" w:hAnsi="TH SarabunPSK" w:eastAsia="TH SarabunPSK" w:cs="TH SarabunPSK"/>
+                <w:rFonts w:ascii="TH Sarabun New" w:hAnsi="TH Sarabun New" w:eastAsia="TH Sarabun New" w:cs="TH Sarabun New"/>
                 <w:b w:val="0"/>
                 <w:i w:val="0"/>
                 <w:sz w:val="28"/>
@@ -5453,7 +5453,7 @@
             </w:r>
             <w:r>
               <w:rPr>
-                <w:rFonts w:ascii="TH SarabunPSK" w:hAnsi="TH SarabunPSK" w:eastAsia="TH SarabunPSK" w:cs="TH SarabunPSK"/>
+                <w:rFonts w:ascii="TH Sarabun New" w:hAnsi="TH Sarabun New" w:eastAsia="TH Sarabun New" w:cs="TH Sarabun New"/>
                 <w:b w:val="0"/>
                 <w:i w:val="0"/>
                 <w:sz w:val="28"/>
@@ -5473,7 +5473,7 @@
             </w:r>
             <w:r>
               <w:rPr>
-                <w:rFonts w:ascii="TH SarabunPSK" w:hAnsi="TH SarabunPSK" w:eastAsia="TH SarabunPSK" w:cs="TH SarabunPSK"/>
+                <w:rFonts w:ascii="TH Sarabun New" w:hAnsi="TH Sarabun New" w:eastAsia="TH Sarabun New" w:cs="TH Sarabun New"/>
                 <w:b w:val="0"/>
                 <w:i w:val="0"/>
                 <w:sz w:val="28"/>
@@ -5493,7 +5493,7 @@
             </w:r>
             <w:r>
               <w:rPr>
-                <w:rFonts w:ascii="TH SarabunPSK" w:hAnsi="TH SarabunPSK" w:eastAsia="TH SarabunPSK" w:cs="TH SarabunPSK"/>
+                <w:rFonts w:ascii="TH Sarabun New" w:hAnsi="TH Sarabun New" w:eastAsia="TH Sarabun New" w:cs="TH Sarabun New"/>
                 <w:b w:val="0"/>
                 <w:i w:val="0"/>
                 <w:sz w:val="28"/>
@@ -5565,7 +5565,7 @@
             </w:r>
             <w:r>
               <w:rPr>
-                <w:rFonts w:ascii="TH SarabunPSK" w:hAnsi="TH SarabunPSK" w:eastAsia="TH SarabunPSK" w:cs="TH SarabunPSK"/>
+                <w:rFonts w:ascii="TH Sarabun New" w:hAnsi="TH Sarabun New" w:eastAsia="TH Sarabun New" w:cs="TH Sarabun New"/>
                 <w:b w:val="0"/>
                 <w:i w:val="0"/>
                 <w:sz w:val="28"/>
@@ -5610,7 +5610,7 @@
             </w:r>
             <w:r>
               <w:rPr>
-                <w:rFonts w:ascii="TH SarabunPSK" w:hAnsi="TH SarabunPSK" w:eastAsia="TH SarabunPSK" w:cs="TH SarabunPSK"/>
+                <w:rFonts w:ascii="TH Sarabun New" w:hAnsi="TH Sarabun New" w:eastAsia="TH Sarabun New" w:cs="TH Sarabun New"/>
                 <w:b w:val="0"/>
                 <w:i w:val="0"/>
                 <w:sz w:val="28"/>
@@ -5630,7 +5630,7 @@
             </w:r>
             <w:r>
               <w:rPr>
-                <w:rFonts w:ascii="TH SarabunPSK" w:hAnsi="TH SarabunPSK" w:eastAsia="TH SarabunPSK" w:cs="TH SarabunPSK"/>
+                <w:rFonts w:ascii="TH Sarabun New" w:hAnsi="TH Sarabun New" w:eastAsia="TH Sarabun New" w:cs="TH Sarabun New"/>
                 <w:b w:val="0"/>
                 <w:i w:val="0"/>
                 <w:sz w:val="28"/>
@@ -5650,7 +5650,7 @@
             </w:r>
             <w:r>
               <w:rPr>
-                <w:rFonts w:ascii="TH SarabunPSK" w:hAnsi="TH SarabunPSK" w:eastAsia="TH SarabunPSK" w:cs="TH SarabunPSK"/>
+                <w:rFonts w:ascii="TH Sarabun New" w:hAnsi="TH Sarabun New" w:eastAsia="TH Sarabun New" w:cs="TH Sarabun New"/>
                 <w:b w:val="0"/>
                 <w:i w:val="0"/>
                 <w:sz w:val="28"/>
@@ -5670,7 +5670,7 @@
             </w:r>
             <w:r>
               <w:rPr>
-                <w:rFonts w:ascii="TH SarabunPSK" w:hAnsi="TH SarabunPSK" w:eastAsia="TH SarabunPSK" w:cs="TH SarabunPSK"/>
+                <w:rFonts w:ascii="TH Sarabun New" w:hAnsi="TH Sarabun New" w:eastAsia="TH Sarabun New" w:cs="TH Sarabun New"/>
                 <w:b w:val="0"/>
                 <w:i w:val="0"/>
                 <w:sz w:val="28"/>
@@ -5703,7 +5703,7 @@
       </w:pPr>
       <w:r>
         <w:rPr>
-          <w:rFonts w:ascii="TH SarabunPSK" w:hAnsi="TH SarabunPSK" w:eastAsia="TH SarabunPSK" w:cs="TH SarabunPSK"/>
+          <w:rFonts w:ascii="TH Sarabun New" w:hAnsi="TH Sarabun New" w:eastAsia="TH Sarabun New" w:cs="TH Sarabun New"/>
           <w:b w:val="0"/>
           <w:i w:val="0"/>
           <w:sz w:val="32"/>
@@ -5719,7 +5719,7 @@
       </w:pPr>
       <w:r>
         <w:rPr>
-          <w:rFonts w:ascii="TH SarabunPSK" w:hAnsi="TH SarabunPSK" w:eastAsia="TH SarabunPSK" w:cs="TH SarabunPSK"/>
+          <w:rFonts w:ascii="TH Sarabun New" w:hAnsi="TH Sarabun New" w:eastAsia="TH Sarabun New" w:cs="TH Sarabun New"/>
           <w:b/>
           <w:i w:val="0"/>
           <w:color w:val="143A4E"/>
@@ -5735,7 +5735,7 @@
       </w:pPr>
       <w:r>
         <w:rPr>
-          <w:rFonts w:ascii="TH SarabunPSK" w:hAnsi="TH SarabunPSK" w:eastAsia="TH SarabunPSK" w:cs="TH SarabunPSK"/>
+          <w:rFonts w:ascii="TH Sarabun New" w:hAnsi="TH Sarabun New" w:eastAsia="TH Sarabun New" w:cs="TH Sarabun New"/>
           <w:b w:val="0"/>
           <w:i w:val="0"/>
           <w:sz w:val="32"/>
@@ -5755,7 +5755,7 @@
       </w:r>
       <w:r>
         <w:rPr>
-          <w:rFonts w:ascii="TH SarabunPSK" w:hAnsi="TH SarabunPSK" w:eastAsia="TH SarabunPSK" w:cs="TH SarabunPSK"/>
+          <w:rFonts w:ascii="TH Sarabun New" w:hAnsi="TH Sarabun New" w:eastAsia="TH Sarabun New" w:cs="TH Sarabun New"/>
           <w:b w:val="0"/>
           <w:i w:val="0"/>
           <w:sz w:val="32"/>
@@ -5778,7 +5778,7 @@
       <w:bookmarkEnd w:id="104"/>
       <w:r>
         <w:rPr>
-          <w:rFonts w:ascii="TH SarabunPSK" w:hAnsi="TH SarabunPSK" w:eastAsia="TH SarabunPSK" w:cs="TH SarabunPSK"/>
+          <w:rFonts w:ascii="TH Sarabun New" w:hAnsi="TH Sarabun New" w:eastAsia="TH Sarabun New" w:cs="TH Sarabun New"/>
           <w:b/>
           <w:i w:val="0"/>
           <w:color w:val="143A4E"/>
@@ -5833,7 +5833,7 @@
       </w:pPr>
       <w:r>
         <w:rPr>
-          <w:rFonts w:ascii="TH SarabunPSK" w:hAnsi="TH SarabunPSK" w:eastAsia="TH SarabunPSK" w:cs="TH SarabunPSK"/>
+          <w:rFonts w:ascii="TH Sarabun New" w:hAnsi="TH Sarabun New" w:eastAsia="TH Sarabun New" w:cs="TH Sarabun New"/>
           <w:b w:val="0"/>
           <w:i/>
           <w:color w:val="606A74"/>
@@ -5871,7 +5871,7 @@
             </w:r>
             <w:r>
               <w:rPr>
-                <w:rFonts w:ascii="TH SarabunPSK" w:hAnsi="TH SarabunPSK" w:eastAsia="TH SarabunPSK" w:cs="TH SarabunPSK"/>
+                <w:rFonts w:ascii="TH Sarabun New" w:hAnsi="TH Sarabun New" w:eastAsia="TH Sarabun New" w:cs="TH Sarabun New"/>
                 <w:b/>
                 <w:i w:val="0"/>
                 <w:sz w:val="28"/>
@@ -5897,7 +5897,7 @@
             </w:r>
             <w:r>
               <w:rPr>
-                <w:rFonts w:ascii="TH SarabunPSK" w:hAnsi="TH SarabunPSK" w:eastAsia="TH SarabunPSK" w:cs="TH SarabunPSK"/>
+                <w:rFonts w:ascii="TH Sarabun New" w:hAnsi="TH Sarabun New" w:eastAsia="TH Sarabun New" w:cs="TH Sarabun New"/>
                 <w:b/>
                 <w:i w:val="0"/>
                 <w:sz w:val="28"/>
@@ -5924,7 +5924,7 @@
             </w:r>
             <w:r>
               <w:rPr>
-                <w:rFonts w:ascii="TH SarabunPSK" w:hAnsi="TH SarabunPSK" w:eastAsia="TH SarabunPSK" w:cs="TH SarabunPSK"/>
+                <w:rFonts w:ascii="TH Sarabun New" w:hAnsi="TH Sarabun New" w:eastAsia="TH Sarabun New" w:cs="TH Sarabun New"/>
                 <w:b w:val="0"/>
                 <w:i w:val="0"/>
                 <w:sz w:val="28"/>
@@ -5949,7 +5949,7 @@
             </w:r>
             <w:r>
               <w:rPr>
-                <w:rFonts w:ascii="TH SarabunPSK" w:hAnsi="TH SarabunPSK" w:eastAsia="TH SarabunPSK" w:cs="TH SarabunPSK"/>
+                <w:rFonts w:ascii="TH Sarabun New" w:hAnsi="TH Sarabun New" w:eastAsia="TH Sarabun New" w:cs="TH Sarabun New"/>
                 <w:b w:val="0"/>
                 <w:i w:val="0"/>
                 <w:sz w:val="28"/>
@@ -5976,7 +5976,7 @@
             </w:r>
             <w:r>
               <w:rPr>
-                <w:rFonts w:ascii="TH SarabunPSK" w:hAnsi="TH SarabunPSK" w:eastAsia="TH SarabunPSK" w:cs="TH SarabunPSK"/>
+                <w:rFonts w:ascii="TH Sarabun New" w:hAnsi="TH Sarabun New" w:eastAsia="TH Sarabun New" w:cs="TH Sarabun New"/>
                 <w:b w:val="0"/>
                 <w:i w:val="0"/>
                 <w:sz w:val="28"/>
@@ -6001,7 +6001,7 @@
             </w:r>
             <w:r>
               <w:rPr>
-                <w:rFonts w:ascii="TH SarabunPSK" w:hAnsi="TH SarabunPSK" w:eastAsia="TH SarabunPSK" w:cs="TH SarabunPSK"/>
+                <w:rFonts w:ascii="TH Sarabun New" w:hAnsi="TH Sarabun New" w:eastAsia="TH Sarabun New" w:cs="TH Sarabun New"/>
                 <w:b w:val="0"/>
                 <w:i w:val="0"/>
                 <w:sz w:val="28"/>
@@ -6028,7 +6028,7 @@
             </w:r>
             <w:r>
               <w:rPr>
-                <w:rFonts w:ascii="TH SarabunPSK" w:hAnsi="TH SarabunPSK" w:eastAsia="TH SarabunPSK" w:cs="TH SarabunPSK"/>
+                <w:rFonts w:ascii="TH Sarabun New" w:hAnsi="TH Sarabun New" w:eastAsia="TH Sarabun New" w:cs="TH Sarabun New"/>
                 <w:b w:val="0"/>
                 <w:i w:val="0"/>
                 <w:sz w:val="28"/>
@@ -6053,7 +6053,7 @@
             </w:r>
             <w:r>
               <w:rPr>
-                <w:rFonts w:ascii="TH SarabunPSK" w:hAnsi="TH SarabunPSK" w:eastAsia="TH SarabunPSK" w:cs="TH SarabunPSK"/>
+                <w:rFonts w:ascii="TH Sarabun New" w:hAnsi="TH Sarabun New" w:eastAsia="TH Sarabun New" w:cs="TH Sarabun New"/>
                 <w:b w:val="0"/>
                 <w:i w:val="0"/>
                 <w:sz w:val="28"/>
@@ -6080,7 +6080,7 @@
             </w:r>
             <w:r>
               <w:rPr>
-                <w:rFonts w:ascii="TH SarabunPSK" w:hAnsi="TH SarabunPSK" w:eastAsia="TH SarabunPSK" w:cs="TH SarabunPSK"/>
+                <w:rFonts w:ascii="TH Sarabun New" w:hAnsi="TH Sarabun New" w:eastAsia="TH Sarabun New" w:cs="TH Sarabun New"/>
                 <w:b w:val="0"/>
                 <w:i w:val="0"/>
                 <w:sz w:val="28"/>
@@ -6105,7 +6105,7 @@
             </w:r>
             <w:r>
               <w:rPr>
-                <w:rFonts w:ascii="TH SarabunPSK" w:hAnsi="TH SarabunPSK" w:eastAsia="TH SarabunPSK" w:cs="TH SarabunPSK"/>
+                <w:rFonts w:ascii="TH Sarabun New" w:hAnsi="TH Sarabun New" w:eastAsia="TH Sarabun New" w:cs="TH Sarabun New"/>
                 <w:b w:val="0"/>
                 <w:i w:val="0"/>
                 <w:sz w:val="28"/>
@@ -6132,7 +6132,7 @@
             </w:r>
             <w:r>
               <w:rPr>
-                <w:rFonts w:ascii="TH SarabunPSK" w:hAnsi="TH SarabunPSK" w:eastAsia="TH SarabunPSK" w:cs="TH SarabunPSK"/>
+                <w:rFonts w:ascii="TH Sarabun New" w:hAnsi="TH Sarabun New" w:eastAsia="TH Sarabun New" w:cs="TH Sarabun New"/>
                 <w:b w:val="0"/>
                 <w:i w:val="0"/>
                 <w:sz w:val="28"/>
@@ -6167,7 +6167,7 @@
             </w:r>
             <w:r>
               <w:rPr>
-                <w:rFonts w:ascii="TH SarabunPSK" w:hAnsi="TH SarabunPSK" w:eastAsia="TH SarabunPSK" w:cs="TH SarabunPSK"/>
+                <w:rFonts w:ascii="TH Sarabun New" w:hAnsi="TH Sarabun New" w:eastAsia="TH Sarabun New" w:cs="TH Sarabun New"/>
                 <w:b w:val="0"/>
                 <w:i w:val="0"/>
                 <w:sz w:val="28"/>
@@ -6187,7 +6187,7 @@
             </w:r>
             <w:r>
               <w:rPr>
-                <w:rFonts w:ascii="TH SarabunPSK" w:hAnsi="TH SarabunPSK" w:eastAsia="TH SarabunPSK" w:cs="TH SarabunPSK"/>
+                <w:rFonts w:ascii="TH Sarabun New" w:hAnsi="TH Sarabun New" w:eastAsia="TH Sarabun New" w:cs="TH Sarabun New"/>
                 <w:b w:val="0"/>
                 <w:i w:val="0"/>
                 <w:sz w:val="28"/>
@@ -6279,7 +6279,7 @@
       </w:pPr>
       <w:r>
         <w:rPr>
-          <w:rFonts w:ascii="TH SarabunPSK" w:hAnsi="TH SarabunPSK" w:eastAsia="TH SarabunPSK" w:cs="TH SarabunPSK"/>
+          <w:rFonts w:ascii="TH Sarabun New" w:hAnsi="TH Sarabun New" w:eastAsia="TH Sarabun New" w:cs="TH Sarabun New"/>
           <w:b w:val="0"/>
           <w:i w:val="0"/>
           <w:sz w:val="32"/>
@@ -6294,7 +6294,7 @@
       </w:pPr>
       <w:r>
         <w:rPr>
-          <w:rFonts w:ascii="TH SarabunPSK" w:hAnsi="TH SarabunPSK" w:eastAsia="TH SarabunPSK" w:cs="TH SarabunPSK"/>
+          <w:rFonts w:ascii="TH Sarabun New" w:hAnsi="TH Sarabun New" w:eastAsia="TH Sarabun New" w:cs="TH Sarabun New"/>
           <w:b w:val="0"/>
           <w:i w:val="0"/>
           <w:sz w:val="32"/>
@@ -6314,7 +6314,7 @@
       </w:r>
       <w:r>
         <w:rPr>
-          <w:rFonts w:ascii="TH SarabunPSK" w:hAnsi="TH SarabunPSK" w:eastAsia="TH SarabunPSK" w:cs="TH SarabunPSK"/>
+          <w:rFonts w:ascii="TH Sarabun New" w:hAnsi="TH Sarabun New" w:eastAsia="TH Sarabun New" w:cs="TH Sarabun New"/>
           <w:b w:val="0"/>
           <w:i w:val="0"/>
           <w:sz w:val="32"/>
@@ -6398,7 +6398,7 @@
       </w:pPr>
       <w:r>
         <w:rPr>
-          <w:rFonts w:ascii="TH SarabunPSK" w:hAnsi="TH SarabunPSK" w:eastAsia="TH SarabunPSK" w:cs="TH SarabunPSK"/>
+          <w:rFonts w:ascii="TH Sarabun New" w:hAnsi="TH Sarabun New" w:eastAsia="TH Sarabun New" w:cs="TH Sarabun New"/>
           <w:b w:val="0"/>
           <w:i w:val="0"/>
           <w:sz w:val="32"/>
@@ -6418,7 +6418,7 @@
       </w:r>
       <w:r>
         <w:rPr>
-          <w:rFonts w:ascii="TH SarabunPSK" w:hAnsi="TH SarabunPSK" w:eastAsia="TH SarabunPSK" w:cs="TH SarabunPSK"/>
+          <w:rFonts w:ascii="TH Sarabun New" w:hAnsi="TH Sarabun New" w:eastAsia="TH Sarabun New" w:cs="TH Sarabun New"/>
           <w:b w:val="0"/>
           <w:i w:val="0"/>
           <w:sz w:val="32"/>
@@ -6438,7 +6438,7 @@
       </w:r>
       <w:r>
         <w:rPr>
-          <w:rFonts w:ascii="TH SarabunPSK" w:hAnsi="TH SarabunPSK" w:eastAsia="TH SarabunPSK" w:cs="TH SarabunPSK"/>
+          <w:rFonts w:ascii="TH Sarabun New" w:hAnsi="TH Sarabun New" w:eastAsia="TH Sarabun New" w:cs="TH Sarabun New"/>
           <w:b w:val="0"/>
           <w:i w:val="0"/>
           <w:sz w:val="32"/>
@@ -6461,7 +6461,7 @@
       <w:bookmarkEnd w:id="105"/>
       <w:r>
         <w:rPr>
-          <w:rFonts w:ascii="TH SarabunPSK" w:hAnsi="TH SarabunPSK" w:eastAsia="TH SarabunPSK" w:cs="TH SarabunPSK"/>
+          <w:rFonts w:ascii="TH Sarabun New" w:hAnsi="TH Sarabun New" w:eastAsia="TH Sarabun New" w:cs="TH Sarabun New"/>
           <w:b/>
           <w:i w:val="0"/>
           <w:color w:val="143A4E"/>
@@ -6499,7 +6499,7 @@
             </w:r>
             <w:r>
               <w:rPr>
-                <w:rFonts w:ascii="TH SarabunPSK" w:hAnsi="TH SarabunPSK" w:eastAsia="TH SarabunPSK" w:cs="TH SarabunPSK"/>
+                <w:rFonts w:ascii="TH Sarabun New" w:hAnsi="TH Sarabun New" w:eastAsia="TH Sarabun New" w:cs="TH Sarabun New"/>
                 <w:b/>
                 <w:i w:val="0"/>
                 <w:sz w:val="28"/>
@@ -6525,7 +6525,7 @@
             </w:r>
             <w:r>
               <w:rPr>
-                <w:rFonts w:ascii="TH SarabunPSK" w:hAnsi="TH SarabunPSK" w:eastAsia="TH SarabunPSK" w:cs="TH SarabunPSK"/>
+                <w:rFonts w:ascii="TH Sarabun New" w:hAnsi="TH Sarabun New" w:eastAsia="TH Sarabun New" w:cs="TH Sarabun New"/>
                 <w:b/>
                 <w:i w:val="0"/>
                 <w:sz w:val="28"/>
@@ -6552,7 +6552,7 @@
             </w:r>
             <w:r>
               <w:rPr>
-                <w:rFonts w:ascii="TH SarabunPSK" w:hAnsi="TH SarabunPSK" w:eastAsia="TH SarabunPSK" w:cs="TH SarabunPSK"/>
+                <w:rFonts w:ascii="TH Sarabun New" w:hAnsi="TH Sarabun New" w:eastAsia="TH Sarabun New" w:cs="TH Sarabun New"/>
                 <w:b w:val="0"/>
                 <w:i w:val="0"/>
                 <w:sz w:val="28"/>
@@ -6577,7 +6577,7 @@
             </w:r>
             <w:r>
               <w:rPr>
-                <w:rFonts w:ascii="TH SarabunPSK" w:hAnsi="TH SarabunPSK" w:eastAsia="TH SarabunPSK" w:cs="TH SarabunPSK"/>
+                <w:rFonts w:ascii="TH Sarabun New" w:hAnsi="TH Sarabun New" w:eastAsia="TH Sarabun New" w:cs="TH Sarabun New"/>
                 <w:b w:val="0"/>
                 <w:i w:val="0"/>
                 <w:sz w:val="28"/>
@@ -6597,7 +6597,7 @@
             </w:r>
             <w:r>
               <w:rPr>
-                <w:rFonts w:ascii="TH SarabunPSK" w:hAnsi="TH SarabunPSK" w:eastAsia="TH SarabunPSK" w:cs="TH SarabunPSK"/>
+                <w:rFonts w:ascii="TH Sarabun New" w:hAnsi="TH Sarabun New" w:eastAsia="TH Sarabun New" w:cs="TH Sarabun New"/>
                 <w:b w:val="0"/>
                 <w:i w:val="0"/>
                 <w:sz w:val="28"/>
@@ -6624,7 +6624,7 @@
             </w:r>
             <w:r>
               <w:rPr>
-                <w:rFonts w:ascii="TH SarabunPSK" w:hAnsi="TH SarabunPSK" w:eastAsia="TH SarabunPSK" w:cs="TH SarabunPSK"/>
+                <w:rFonts w:ascii="TH Sarabun New" w:hAnsi="TH Sarabun New" w:eastAsia="TH Sarabun New" w:cs="TH Sarabun New"/>
                 <w:b w:val="0"/>
                 <w:i w:val="0"/>
                 <w:sz w:val="28"/>
@@ -6649,7 +6649,7 @@
             </w:r>
             <w:r>
               <w:rPr>
-                <w:rFonts w:ascii="TH SarabunPSK" w:hAnsi="TH SarabunPSK" w:eastAsia="TH SarabunPSK" w:cs="TH SarabunPSK"/>
+                <w:rFonts w:ascii="TH Sarabun New" w:hAnsi="TH Sarabun New" w:eastAsia="TH Sarabun New" w:cs="TH Sarabun New"/>
                 <w:b w:val="0"/>
                 <w:i w:val="0"/>
                 <w:sz w:val="28"/>
@@ -6676,7 +6676,7 @@
             </w:r>
             <w:r>
               <w:rPr>
-                <w:rFonts w:ascii="TH SarabunPSK" w:hAnsi="TH SarabunPSK" w:eastAsia="TH SarabunPSK" w:cs="TH SarabunPSK"/>
+                <w:rFonts w:ascii="TH Sarabun New" w:hAnsi="TH Sarabun New" w:eastAsia="TH Sarabun New" w:cs="TH Sarabun New"/>
                 <w:b w:val="0"/>
                 <w:i w:val="0"/>
                 <w:sz w:val="28"/>
@@ -6701,7 +6701,7 @@
             </w:r>
             <w:r>
               <w:rPr>
-                <w:rFonts w:ascii="TH SarabunPSK" w:hAnsi="TH SarabunPSK" w:eastAsia="TH SarabunPSK" w:cs="TH SarabunPSK"/>
+                <w:rFonts w:ascii="TH Sarabun New" w:hAnsi="TH Sarabun New" w:eastAsia="TH Sarabun New" w:cs="TH Sarabun New"/>
                 <w:b w:val="0"/>
                 <w:i w:val="0"/>
                 <w:sz w:val="28"/>
@@ -6728,7 +6728,7 @@
             </w:r>
             <w:r>
               <w:rPr>
-                <w:rFonts w:ascii="TH SarabunPSK" w:hAnsi="TH SarabunPSK" w:eastAsia="TH SarabunPSK" w:cs="TH SarabunPSK"/>
+                <w:rFonts w:ascii="TH Sarabun New" w:hAnsi="TH Sarabun New" w:eastAsia="TH Sarabun New" w:cs="TH Sarabun New"/>
                 <w:b w:val="0"/>
                 <w:i w:val="0"/>
                 <w:sz w:val="28"/>
@@ -6753,7 +6753,7 @@
             </w:r>
             <w:r>
               <w:rPr>
-                <w:rFonts w:ascii="TH SarabunPSK" w:hAnsi="TH SarabunPSK" w:eastAsia="TH SarabunPSK" w:cs="TH SarabunPSK"/>
+                <w:rFonts w:ascii="TH Sarabun New" w:hAnsi="TH Sarabun New" w:eastAsia="TH Sarabun New" w:cs="TH Sarabun New"/>
                 <w:b w:val="0"/>
                 <w:i w:val="0"/>
                 <w:sz w:val="28"/>
@@ -6780,7 +6780,7 @@
             </w:r>
             <w:r>
               <w:rPr>
-                <w:rFonts w:ascii="TH SarabunPSK" w:hAnsi="TH SarabunPSK" w:eastAsia="TH SarabunPSK" w:cs="TH SarabunPSK"/>
+                <w:rFonts w:ascii="TH Sarabun New" w:hAnsi="TH Sarabun New" w:eastAsia="TH Sarabun New" w:cs="TH Sarabun New"/>
                 <w:b w:val="0"/>
                 <w:i w:val="0"/>
                 <w:sz w:val="28"/>
@@ -6805,7 +6805,7 @@
             </w:r>
             <w:r>
               <w:rPr>
-                <w:rFonts w:ascii="TH SarabunPSK" w:hAnsi="TH SarabunPSK" w:eastAsia="TH SarabunPSK" w:cs="TH SarabunPSK"/>
+                <w:rFonts w:ascii="TH Sarabun New" w:hAnsi="TH Sarabun New" w:eastAsia="TH Sarabun New" w:cs="TH Sarabun New"/>
                 <w:b w:val="0"/>
                 <w:i w:val="0"/>
                 <w:sz w:val="28"/>
@@ -6832,7 +6832,7 @@
             </w:r>
             <w:r>
               <w:rPr>
-                <w:rFonts w:ascii="TH SarabunPSK" w:hAnsi="TH SarabunPSK" w:eastAsia="TH SarabunPSK" w:cs="TH SarabunPSK"/>
+                <w:rFonts w:ascii="TH Sarabun New" w:hAnsi="TH Sarabun New" w:eastAsia="TH Sarabun New" w:cs="TH Sarabun New"/>
                 <w:b w:val="0"/>
                 <w:i w:val="0"/>
                 <w:sz w:val="28"/>
@@ -6857,7 +6857,7 @@
             </w:r>
             <w:r>
               <w:rPr>
-                <w:rFonts w:ascii="TH SarabunPSK" w:hAnsi="TH SarabunPSK" w:eastAsia="TH SarabunPSK" w:cs="TH SarabunPSK"/>
+                <w:rFonts w:ascii="TH Sarabun New" w:hAnsi="TH Sarabun New" w:eastAsia="TH Sarabun New" w:cs="TH Sarabun New"/>
                 <w:b w:val="0"/>
                 <w:i w:val="0"/>
                 <w:sz w:val="28"/>
@@ -6894,7 +6894,7 @@
             </w:r>
             <w:r>
               <w:rPr>
-                <w:rFonts w:ascii="TH SarabunPSK" w:hAnsi="TH SarabunPSK" w:eastAsia="TH SarabunPSK" w:cs="TH SarabunPSK"/>
+                <w:rFonts w:ascii="TH Sarabun New" w:hAnsi="TH Sarabun New" w:eastAsia="TH Sarabun New" w:cs="TH Sarabun New"/>
                 <w:b w:val="0"/>
                 <w:i w:val="0"/>
                 <w:sz w:val="28"/>
@@ -6929,7 +6929,7 @@
             </w:r>
             <w:r>
               <w:rPr>
-                <w:rFonts w:ascii="TH SarabunPSK" w:hAnsi="TH SarabunPSK" w:eastAsia="TH SarabunPSK" w:cs="TH SarabunPSK"/>
+                <w:rFonts w:ascii="TH Sarabun New" w:hAnsi="TH Sarabun New" w:eastAsia="TH Sarabun New" w:cs="TH Sarabun New"/>
                 <w:b w:val="0"/>
                 <w:i w:val="0"/>
                 <w:sz w:val="28"/>
@@ -6960,7 +6960,7 @@
       <w:bookmarkEnd w:id="106"/>
       <w:r>
         <w:rPr>
-          <w:rFonts w:ascii="TH SarabunPSK" w:hAnsi="TH SarabunPSK" w:eastAsia="TH SarabunPSK" w:cs="TH SarabunPSK"/>
+          <w:rFonts w:ascii="TH Sarabun New" w:hAnsi="TH Sarabun New" w:eastAsia="TH Sarabun New" w:cs="TH Sarabun New"/>
           <w:b/>
           <w:i w:val="0"/>
           <w:color w:val="143A4E"/>
@@ -6977,7 +6977,7 @@
       </w:pPr>
       <w:r>
         <w:rPr>
-          <w:rFonts w:ascii="TH SarabunPSK" w:hAnsi="TH SarabunPSK" w:eastAsia="TH SarabunPSK" w:cs="TH SarabunPSK"/>
+          <w:rFonts w:ascii="TH Sarabun New" w:hAnsi="TH Sarabun New" w:eastAsia="TH Sarabun New" w:cs="TH Sarabun New"/>
           <w:b/>
           <w:i w:val="0"/>
           <w:color w:val="143A4E"/>
@@ -7017,7 +7017,7 @@
             </w:r>
             <w:r>
               <w:rPr>
-                <w:rFonts w:ascii="TH SarabunPSK" w:hAnsi="TH SarabunPSK" w:eastAsia="TH SarabunPSK" w:cs="TH SarabunPSK"/>
+                <w:rFonts w:ascii="TH Sarabun New" w:hAnsi="TH Sarabun New" w:eastAsia="TH Sarabun New" w:cs="TH Sarabun New"/>
                 <w:b/>
                 <w:i w:val="0"/>
                 <w:sz w:val="28"/>
@@ -7043,7 +7043,7 @@
             </w:r>
             <w:r>
               <w:rPr>
-                <w:rFonts w:ascii="TH SarabunPSK" w:hAnsi="TH SarabunPSK" w:eastAsia="TH SarabunPSK" w:cs="TH SarabunPSK"/>
+                <w:rFonts w:ascii="TH Sarabun New" w:hAnsi="TH Sarabun New" w:eastAsia="TH Sarabun New" w:cs="TH Sarabun New"/>
                 <w:b/>
                 <w:i w:val="0"/>
                 <w:sz w:val="28"/>
@@ -7069,7 +7069,7 @@
             </w:r>
             <w:r>
               <w:rPr>
-                <w:rFonts w:ascii="TH SarabunPSK" w:hAnsi="TH SarabunPSK" w:eastAsia="TH SarabunPSK" w:cs="TH SarabunPSK"/>
+                <w:rFonts w:ascii="TH Sarabun New" w:hAnsi="TH Sarabun New" w:eastAsia="TH Sarabun New" w:cs="TH Sarabun New"/>
                 <w:b/>
                 <w:i w:val="0"/>
                 <w:sz w:val="28"/>
@@ -7095,7 +7095,7 @@
             </w:r>
             <w:r>
               <w:rPr>
-                <w:rFonts w:ascii="TH SarabunPSK" w:hAnsi="TH SarabunPSK" w:eastAsia="TH SarabunPSK" w:cs="TH SarabunPSK"/>
+                <w:rFonts w:ascii="TH Sarabun New" w:hAnsi="TH Sarabun New" w:eastAsia="TH Sarabun New" w:cs="TH Sarabun New"/>
                 <w:b/>
                 <w:i w:val="0"/>
                 <w:sz w:val="28"/>
@@ -7122,7 +7122,7 @@
             </w:r>
             <w:r>
               <w:rPr>
-                <w:rFonts w:ascii="TH SarabunPSK" w:hAnsi="TH SarabunPSK" w:eastAsia="TH SarabunPSK" w:cs="TH SarabunPSK"/>
+                <w:rFonts w:ascii="TH Sarabun New" w:hAnsi="TH Sarabun New" w:eastAsia="TH Sarabun New" w:cs="TH Sarabun New"/>
                 <w:b w:val="0"/>
                 <w:i w:val="0"/>
                 <w:sz w:val="28"/>
@@ -7147,7 +7147,7 @@
             </w:r>
             <w:r>
               <w:rPr>
-                <w:rFonts w:ascii="TH SarabunPSK" w:hAnsi="TH SarabunPSK" w:eastAsia="TH SarabunPSK" w:cs="TH SarabunPSK"/>
+                <w:rFonts w:ascii="TH Sarabun New" w:hAnsi="TH Sarabun New" w:eastAsia="TH Sarabun New" w:cs="TH Sarabun New"/>
                 <w:b w:val="0"/>
                 <w:i w:val="0"/>
                 <w:sz w:val="28"/>
@@ -7167,7 +7167,7 @@
             </w:r>
             <w:r>
               <w:rPr>
-                <w:rFonts w:ascii="TH SarabunPSK" w:hAnsi="TH SarabunPSK" w:eastAsia="TH SarabunPSK" w:cs="TH SarabunPSK"/>
+                <w:rFonts w:ascii="TH Sarabun New" w:hAnsi="TH Sarabun New" w:eastAsia="TH Sarabun New" w:cs="TH Sarabun New"/>
                 <w:b w:val="0"/>
                 <w:i w:val="0"/>
                 <w:sz w:val="28"/>
@@ -7192,7 +7192,7 @@
             </w:r>
             <w:r>
               <w:rPr>
-                <w:rFonts w:ascii="TH SarabunPSK" w:hAnsi="TH SarabunPSK" w:eastAsia="TH SarabunPSK" w:cs="TH SarabunPSK"/>
+                <w:rFonts w:ascii="TH Sarabun New" w:hAnsi="TH Sarabun New" w:eastAsia="TH Sarabun New" w:cs="TH Sarabun New"/>
                 <w:b w:val="0"/>
                 <w:i w:val="0"/>
                 <w:sz w:val="28"/>
@@ -7217,7 +7217,7 @@
             </w:r>
             <w:r>
               <w:rPr>
-                <w:rFonts w:ascii="TH SarabunPSK" w:hAnsi="TH SarabunPSK" w:eastAsia="TH SarabunPSK" w:cs="TH SarabunPSK"/>
+                <w:rFonts w:ascii="TH Sarabun New" w:hAnsi="TH Sarabun New" w:eastAsia="TH Sarabun New" w:cs="TH Sarabun New"/>
                 <w:b w:val="0"/>
                 <w:i w:val="0"/>
                 <w:sz w:val="28"/>
@@ -7244,7 +7244,7 @@
             </w:r>
             <w:r>
               <w:rPr>
-                <w:rFonts w:ascii="TH SarabunPSK" w:hAnsi="TH SarabunPSK" w:eastAsia="TH SarabunPSK" w:cs="TH SarabunPSK"/>
+                <w:rFonts w:ascii="TH Sarabun New" w:hAnsi="TH Sarabun New" w:eastAsia="TH Sarabun New" w:cs="TH Sarabun New"/>
                 <w:b w:val="0"/>
                 <w:i w:val="0"/>
                 <w:sz w:val="28"/>
@@ -7269,7 +7269,7 @@
             </w:r>
             <w:r>
               <w:rPr>
-                <w:rFonts w:ascii="TH SarabunPSK" w:hAnsi="TH SarabunPSK" w:eastAsia="TH SarabunPSK" w:cs="TH SarabunPSK"/>
+                <w:rFonts w:ascii="TH Sarabun New" w:hAnsi="TH Sarabun New" w:eastAsia="TH Sarabun New" w:cs="TH Sarabun New"/>
                 <w:b w:val="0"/>
                 <w:i w:val="0"/>
                 <w:sz w:val="28"/>
@@ -7294,7 +7294,7 @@
             </w:r>
             <w:r>
               <w:rPr>
-                <w:rFonts w:ascii="TH SarabunPSK" w:hAnsi="TH SarabunPSK" w:eastAsia="TH SarabunPSK" w:cs="TH SarabunPSK"/>
+                <w:rFonts w:ascii="TH Sarabun New" w:hAnsi="TH Sarabun New" w:eastAsia="TH Sarabun New" w:cs="TH Sarabun New"/>
                 <w:b w:val="0"/>
                 <w:i w:val="0"/>
                 <w:sz w:val="28"/>
@@ -7319,7 +7319,7 @@
             </w:r>
             <w:r>
               <w:rPr>
-                <w:rFonts w:ascii="TH SarabunPSK" w:hAnsi="TH SarabunPSK" w:eastAsia="TH SarabunPSK" w:cs="TH SarabunPSK"/>
+                <w:rFonts w:ascii="TH Sarabun New" w:hAnsi="TH Sarabun New" w:eastAsia="TH Sarabun New" w:cs="TH Sarabun New"/>
                 <w:b w:val="0"/>
                 <w:i w:val="0"/>
                 <w:sz w:val="28"/>
@@ -7346,7 +7346,7 @@
             </w:r>
             <w:r>
               <w:rPr>
-                <w:rFonts w:ascii="TH SarabunPSK" w:hAnsi="TH SarabunPSK" w:eastAsia="TH SarabunPSK" w:cs="TH SarabunPSK"/>
+                <w:rFonts w:ascii="TH Sarabun New" w:hAnsi="TH Sarabun New" w:eastAsia="TH Sarabun New" w:cs="TH Sarabun New"/>
                 <w:b w:val="0"/>
                 <w:i w:val="0"/>
                 <w:sz w:val="28"/>
@@ -7371,7 +7371,7 @@
             </w:r>
             <w:r>
               <w:rPr>
-                <w:rFonts w:ascii="TH SarabunPSK" w:hAnsi="TH SarabunPSK" w:eastAsia="TH SarabunPSK" w:cs="TH SarabunPSK"/>
+                <w:rFonts w:ascii="TH Sarabun New" w:hAnsi="TH Sarabun New" w:eastAsia="TH Sarabun New" w:cs="TH Sarabun New"/>
                 <w:b w:val="0"/>
                 <w:i w:val="0"/>
                 <w:sz w:val="28"/>
@@ -7396,7 +7396,7 @@
             </w:r>
             <w:r>
               <w:rPr>
-                <w:rFonts w:ascii="TH SarabunPSK" w:hAnsi="TH SarabunPSK" w:eastAsia="TH SarabunPSK" w:cs="TH SarabunPSK"/>
+                <w:rFonts w:ascii="TH Sarabun New" w:hAnsi="TH Sarabun New" w:eastAsia="TH Sarabun New" w:cs="TH Sarabun New"/>
                 <w:b w:val="0"/>
                 <w:i w:val="0"/>
                 <w:sz w:val="28"/>
@@ -7416,7 +7416,7 @@
             </w:r>
             <w:r>
               <w:rPr>
-                <w:rFonts w:ascii="TH SarabunPSK" w:hAnsi="TH SarabunPSK" w:eastAsia="TH SarabunPSK" w:cs="TH SarabunPSK"/>
+                <w:rFonts w:ascii="TH Sarabun New" w:hAnsi="TH Sarabun New" w:eastAsia="TH Sarabun New" w:cs="TH Sarabun New"/>
                 <w:b w:val="0"/>
                 <w:i w:val="0"/>
                 <w:sz w:val="28"/>
@@ -7441,7 +7441,7 @@
             </w:r>
             <w:r>
               <w:rPr>
-                <w:rFonts w:ascii="TH SarabunPSK" w:hAnsi="TH SarabunPSK" w:eastAsia="TH SarabunPSK" w:cs="TH SarabunPSK"/>
+                <w:rFonts w:ascii="TH Sarabun New" w:hAnsi="TH Sarabun New" w:eastAsia="TH Sarabun New" w:cs="TH Sarabun New"/>
                 <w:b w:val="0"/>
                 <w:i w:val="0"/>
                 <w:sz w:val="28"/>
@@ -7468,7 +7468,7 @@
             </w:r>
             <w:r>
               <w:rPr>
-                <w:rFonts w:ascii="TH SarabunPSK" w:hAnsi="TH SarabunPSK" w:eastAsia="TH SarabunPSK" w:cs="TH SarabunPSK"/>
+                <w:rFonts w:ascii="TH Sarabun New" w:hAnsi="TH Sarabun New" w:eastAsia="TH Sarabun New" w:cs="TH Sarabun New"/>
                 <w:b w:val="0"/>
                 <w:i w:val="0"/>
                 <w:sz w:val="28"/>
@@ -7493,7 +7493,7 @@
             </w:r>
             <w:r>
               <w:rPr>
-                <w:rFonts w:ascii="TH SarabunPSK" w:hAnsi="TH SarabunPSK" w:eastAsia="TH SarabunPSK" w:cs="TH SarabunPSK"/>
+                <w:rFonts w:ascii="TH Sarabun New" w:hAnsi="TH Sarabun New" w:eastAsia="TH Sarabun New" w:cs="TH Sarabun New"/>
                 <w:b w:val="0"/>
                 <w:i w:val="0"/>
                 <w:sz w:val="28"/>
@@ -7518,7 +7518,7 @@
             </w:r>
             <w:r>
               <w:rPr>
-                <w:rFonts w:ascii="TH SarabunPSK" w:hAnsi="TH SarabunPSK" w:eastAsia="TH SarabunPSK" w:cs="TH SarabunPSK"/>
+                <w:rFonts w:ascii="TH Sarabun New" w:hAnsi="TH Sarabun New" w:eastAsia="TH Sarabun New" w:cs="TH Sarabun New"/>
                 <w:b w:val="0"/>
                 <w:i w:val="0"/>
                 <w:sz w:val="28"/>
@@ -7553,7 +7553,7 @@
             </w:r>
             <w:r>
               <w:rPr>
-                <w:rFonts w:ascii="TH SarabunPSK" w:hAnsi="TH SarabunPSK" w:eastAsia="TH SarabunPSK" w:cs="TH SarabunPSK"/>
+                <w:rFonts w:ascii="TH Sarabun New" w:hAnsi="TH Sarabun New" w:eastAsia="TH Sarabun New" w:cs="TH Sarabun New"/>
                 <w:b w:val="0"/>
                 <w:i w:val="0"/>
                 <w:sz w:val="28"/>
@@ -7580,7 +7580,7 @@
             </w:r>
             <w:r>
               <w:rPr>
-                <w:rFonts w:ascii="TH SarabunPSK" w:hAnsi="TH SarabunPSK" w:eastAsia="TH SarabunPSK" w:cs="TH SarabunPSK"/>
+                <w:rFonts w:ascii="TH Sarabun New" w:hAnsi="TH Sarabun New" w:eastAsia="TH Sarabun New" w:cs="TH Sarabun New"/>
                 <w:b w:val="0"/>
                 <w:i w:val="0"/>
                 <w:sz w:val="28"/>
@@ -7605,7 +7605,7 @@
             </w:r>
             <w:r>
               <w:rPr>
-                <w:rFonts w:ascii="TH SarabunPSK" w:hAnsi="TH SarabunPSK" w:eastAsia="TH SarabunPSK" w:cs="TH SarabunPSK"/>
+                <w:rFonts w:ascii="TH Sarabun New" w:hAnsi="TH Sarabun New" w:eastAsia="TH Sarabun New" w:cs="TH Sarabun New"/>
                 <w:b w:val="0"/>
                 <w:i w:val="0"/>
                 <w:sz w:val="28"/>
@@ -7640,7 +7640,7 @@
             </w:r>
             <w:r>
               <w:rPr>
-                <w:rFonts w:ascii="TH SarabunPSK" w:hAnsi="TH SarabunPSK" w:eastAsia="TH SarabunPSK" w:cs="TH SarabunPSK"/>
+                <w:rFonts w:ascii="TH Sarabun New" w:hAnsi="TH Sarabun New" w:eastAsia="TH Sarabun New" w:cs="TH Sarabun New"/>
                 <w:b w:val="0"/>
                 <w:i w:val="0"/>
                 <w:sz w:val="28"/>
@@ -7665,7 +7665,7 @@
             </w:r>
             <w:r>
               <w:rPr>
-                <w:rFonts w:ascii="TH SarabunPSK" w:hAnsi="TH SarabunPSK" w:eastAsia="TH SarabunPSK" w:cs="TH SarabunPSK"/>
+                <w:rFonts w:ascii="TH Sarabun New" w:hAnsi="TH Sarabun New" w:eastAsia="TH Sarabun New" w:cs="TH Sarabun New"/>
                 <w:b w:val="0"/>
                 <w:i w:val="0"/>
                 <w:sz w:val="28"/>
@@ -7692,7 +7692,7 @@
             </w:r>
             <w:r>
               <w:rPr>
-                <w:rFonts w:ascii="TH SarabunPSK" w:hAnsi="TH SarabunPSK" w:eastAsia="TH SarabunPSK" w:cs="TH SarabunPSK"/>
+                <w:rFonts w:ascii="TH Sarabun New" w:hAnsi="TH Sarabun New" w:eastAsia="TH Sarabun New" w:cs="TH Sarabun New"/>
                 <w:b w:val="0"/>
                 <w:i w:val="0"/>
                 <w:sz w:val="28"/>
@@ -7717,7 +7717,7 @@
             </w:r>
             <w:r>
               <w:rPr>
-                <w:rFonts w:ascii="TH SarabunPSK" w:hAnsi="TH SarabunPSK" w:eastAsia="TH SarabunPSK" w:cs="TH SarabunPSK"/>
+                <w:rFonts w:ascii="TH Sarabun New" w:hAnsi="TH Sarabun New" w:eastAsia="TH Sarabun New" w:cs="TH Sarabun New"/>
                 <w:b w:val="0"/>
                 <w:i w:val="0"/>
                 <w:sz w:val="28"/>
@@ -7742,7 +7742,7 @@
             </w:r>
             <w:r>
               <w:rPr>
-                <w:rFonts w:ascii="TH SarabunPSK" w:hAnsi="TH SarabunPSK" w:eastAsia="TH SarabunPSK" w:cs="TH SarabunPSK"/>
+                <w:rFonts w:ascii="TH Sarabun New" w:hAnsi="TH Sarabun New" w:eastAsia="TH Sarabun New" w:cs="TH Sarabun New"/>
                 <w:b w:val="0"/>
                 <w:i w:val="0"/>
                 <w:sz w:val="28"/>
@@ -7767,7 +7767,7 @@
             </w:r>
             <w:r>
               <w:rPr>
-                <w:rFonts w:ascii="TH SarabunPSK" w:hAnsi="TH SarabunPSK" w:eastAsia="TH SarabunPSK" w:cs="TH SarabunPSK"/>
+                <w:rFonts w:ascii="TH Sarabun New" w:hAnsi="TH Sarabun New" w:eastAsia="TH Sarabun New" w:cs="TH Sarabun New"/>
                 <w:b w:val="0"/>
                 <w:i w:val="0"/>
                 <w:sz w:val="28"/>
@@ -7794,7 +7794,7 @@
             </w:r>
             <w:r>
               <w:rPr>
-                <w:rFonts w:ascii="TH SarabunPSK" w:hAnsi="TH SarabunPSK" w:eastAsia="TH SarabunPSK" w:cs="TH SarabunPSK"/>
+                <w:rFonts w:ascii="TH Sarabun New" w:hAnsi="TH Sarabun New" w:eastAsia="TH Sarabun New" w:cs="TH Sarabun New"/>
                 <w:b w:val="0"/>
                 <w:i w:val="0"/>
                 <w:sz w:val="28"/>
@@ -7819,7 +7819,7 @@
             </w:r>
             <w:r>
               <w:rPr>
-                <w:rFonts w:ascii="TH SarabunPSK" w:hAnsi="TH SarabunPSK" w:eastAsia="TH SarabunPSK" w:cs="TH SarabunPSK"/>
+                <w:rFonts w:ascii="TH Sarabun New" w:hAnsi="TH Sarabun New" w:eastAsia="TH Sarabun New" w:cs="TH Sarabun New"/>
                 <w:b w:val="0"/>
                 <w:i w:val="0"/>
                 <w:sz w:val="28"/>
@@ -7844,7 +7844,7 @@
             </w:r>
             <w:r>
               <w:rPr>
-                <w:rFonts w:ascii="TH SarabunPSK" w:hAnsi="TH SarabunPSK" w:eastAsia="TH SarabunPSK" w:cs="TH SarabunPSK"/>
+                <w:rFonts w:ascii="TH Sarabun New" w:hAnsi="TH Sarabun New" w:eastAsia="TH Sarabun New" w:cs="TH Sarabun New"/>
                 <w:b w:val="0"/>
                 <w:i w:val="0"/>
                 <w:sz w:val="28"/>
@@ -7869,7 +7869,7 @@
             </w:r>
             <w:r>
               <w:rPr>
-                <w:rFonts w:ascii="TH SarabunPSK" w:hAnsi="TH SarabunPSK" w:eastAsia="TH SarabunPSK" w:cs="TH SarabunPSK"/>
+                <w:rFonts w:ascii="TH Sarabun New" w:hAnsi="TH Sarabun New" w:eastAsia="TH Sarabun New" w:cs="TH Sarabun New"/>
                 <w:b w:val="0"/>
                 <w:i w:val="0"/>
                 <w:sz w:val="28"/>
@@ -7893,7 +7893,7 @@
       </w:pPr>
       <w:r>
         <w:rPr>
-          <w:rFonts w:ascii="TH SarabunPSK" w:hAnsi="TH SarabunPSK" w:eastAsia="TH SarabunPSK" w:cs="TH SarabunPSK"/>
+          <w:rFonts w:ascii="TH Sarabun New" w:hAnsi="TH Sarabun New" w:eastAsia="TH Sarabun New" w:cs="TH Sarabun New"/>
           <w:b/>
           <w:i w:val="0"/>
           <w:color w:val="143A4E"/>
@@ -7985,7 +7985,7 @@
             </w:r>
             <w:r>
               <w:rPr>
-                <w:rFonts w:ascii="TH SarabunPSK" w:hAnsi="TH SarabunPSK" w:eastAsia="TH SarabunPSK" w:cs="TH SarabunPSK"/>
+                <w:rFonts w:ascii="TH Sarabun New" w:hAnsi="TH Sarabun New" w:eastAsia="TH Sarabun New" w:cs="TH Sarabun New"/>
                 <w:b/>
                 <w:i w:val="0"/>
                 <w:sz w:val="28"/>
@@ -8011,7 +8011,7 @@
             </w:r>
             <w:r>
               <w:rPr>
-                <w:rFonts w:ascii="TH SarabunPSK" w:hAnsi="TH SarabunPSK" w:eastAsia="TH SarabunPSK" w:cs="TH SarabunPSK"/>
+                <w:rFonts w:ascii="TH Sarabun New" w:hAnsi="TH Sarabun New" w:eastAsia="TH Sarabun New" w:cs="TH Sarabun New"/>
                 <w:b/>
                 <w:i w:val="0"/>
                 <w:sz w:val="28"/>
@@ -8038,7 +8038,7 @@
             </w:r>
             <w:r>
               <w:rPr>
-                <w:rFonts w:ascii="TH SarabunPSK" w:hAnsi="TH SarabunPSK" w:eastAsia="TH SarabunPSK" w:cs="TH SarabunPSK"/>
+                <w:rFonts w:ascii="TH Sarabun New" w:hAnsi="TH Sarabun New" w:eastAsia="TH Sarabun New" w:cs="TH Sarabun New"/>
                 <w:b w:val="0"/>
                 <w:i w:val="0"/>
                 <w:sz w:val="28"/>
@@ -8063,7 +8063,7 @@
             </w:r>
             <w:r>
               <w:rPr>
-                <w:rFonts w:ascii="TH SarabunPSK" w:hAnsi="TH SarabunPSK" w:eastAsia="TH SarabunPSK" w:cs="TH SarabunPSK"/>
+                <w:rFonts w:ascii="TH Sarabun New" w:hAnsi="TH Sarabun New" w:eastAsia="TH Sarabun New" w:cs="TH Sarabun New"/>
                 <w:b w:val="0"/>
                 <w:i w:val="0"/>
                 <w:sz w:val="28"/>
@@ -8090,7 +8090,7 @@
             </w:r>
             <w:r>
               <w:rPr>
-                <w:rFonts w:ascii="TH SarabunPSK" w:hAnsi="TH SarabunPSK" w:eastAsia="TH SarabunPSK" w:cs="TH SarabunPSK"/>
+                <w:rFonts w:ascii="TH Sarabun New" w:hAnsi="TH Sarabun New" w:eastAsia="TH Sarabun New" w:cs="TH Sarabun New"/>
                 <w:b w:val="0"/>
                 <w:i w:val="0"/>
                 <w:sz w:val="28"/>
@@ -8115,7 +8115,7 @@
             </w:r>
             <w:r>
               <w:rPr>
-                <w:rFonts w:ascii="TH SarabunPSK" w:hAnsi="TH SarabunPSK" w:eastAsia="TH SarabunPSK" w:cs="TH SarabunPSK"/>
+                <w:rFonts w:ascii="TH Sarabun New" w:hAnsi="TH Sarabun New" w:eastAsia="TH Sarabun New" w:cs="TH Sarabun New"/>
                 <w:b w:val="0"/>
                 <w:i w:val="0"/>
                 <w:sz w:val="28"/>
@@ -8142,7 +8142,7 @@
             </w:r>
             <w:r>
               <w:rPr>
-                <w:rFonts w:ascii="TH SarabunPSK" w:hAnsi="TH SarabunPSK" w:eastAsia="TH SarabunPSK" w:cs="TH SarabunPSK"/>
+                <w:rFonts w:ascii="TH Sarabun New" w:hAnsi="TH Sarabun New" w:eastAsia="TH Sarabun New" w:cs="TH Sarabun New"/>
                 <w:b w:val="0"/>
                 <w:i w:val="0"/>
                 <w:sz w:val="28"/>
@@ -8177,7 +8177,7 @@
             </w:r>
             <w:r>
               <w:rPr>
-                <w:rFonts w:ascii="TH SarabunPSK" w:hAnsi="TH SarabunPSK" w:eastAsia="TH SarabunPSK" w:cs="TH SarabunPSK"/>
+                <w:rFonts w:ascii="TH Sarabun New" w:hAnsi="TH Sarabun New" w:eastAsia="TH Sarabun New" w:cs="TH Sarabun New"/>
                 <w:b w:val="0"/>
                 <w:i w:val="0"/>
                 <w:sz w:val="28"/>
@@ -8197,7 +8197,7 @@
             </w:r>
             <w:r>
               <w:rPr>
-                <w:rFonts w:ascii="TH SarabunPSK" w:hAnsi="TH SarabunPSK" w:eastAsia="TH SarabunPSK" w:cs="TH SarabunPSK"/>
+                <w:rFonts w:ascii="TH Sarabun New" w:hAnsi="TH Sarabun New" w:eastAsia="TH Sarabun New" w:cs="TH Sarabun New"/>
                 <w:b w:val="0"/>
                 <w:i w:val="0"/>
                 <w:sz w:val="28"/>
@@ -8217,7 +8217,7 @@
             </w:r>
             <w:r>
               <w:rPr>
-                <w:rFonts w:ascii="TH SarabunPSK" w:hAnsi="TH SarabunPSK" w:eastAsia="TH SarabunPSK" w:cs="TH SarabunPSK"/>
+                <w:rFonts w:ascii="TH Sarabun New" w:hAnsi="TH Sarabun New" w:eastAsia="TH Sarabun New" w:cs="TH Sarabun New"/>
                 <w:b w:val="0"/>
                 <w:i w:val="0"/>
                 <w:sz w:val="28"/>
@@ -8244,7 +8244,7 @@
             </w:r>
             <w:r>
               <w:rPr>
-                <w:rFonts w:ascii="TH SarabunPSK" w:hAnsi="TH SarabunPSK" w:eastAsia="TH SarabunPSK" w:cs="TH SarabunPSK"/>
+                <w:rFonts w:ascii="TH Sarabun New" w:hAnsi="TH Sarabun New" w:eastAsia="TH Sarabun New" w:cs="TH Sarabun New"/>
                 <w:b w:val="0"/>
                 <w:i w:val="0"/>
                 <w:sz w:val="28"/>
@@ -8279,7 +8279,7 @@
             </w:r>
             <w:r>
               <w:rPr>
-                <w:rFonts w:ascii="TH SarabunPSK" w:hAnsi="TH SarabunPSK" w:eastAsia="TH SarabunPSK" w:cs="TH SarabunPSK"/>
+                <w:rFonts w:ascii="TH Sarabun New" w:hAnsi="TH Sarabun New" w:eastAsia="TH Sarabun New" w:cs="TH Sarabun New"/>
                 <w:b w:val="0"/>
                 <w:i w:val="0"/>
                 <w:sz w:val="28"/>
@@ -8303,7 +8303,7 @@
       </w:pPr>
       <w:r>
         <w:rPr>
-          <w:rFonts w:ascii="TH SarabunPSK" w:hAnsi="TH SarabunPSK" w:eastAsia="TH SarabunPSK" w:cs="TH SarabunPSK"/>
+          <w:rFonts w:ascii="TH Sarabun New" w:hAnsi="TH Sarabun New" w:eastAsia="TH Sarabun New" w:cs="TH Sarabun New"/>
           <w:b/>
           <w:i w:val="0"/>
           <w:color w:val="143A4E"/>
@@ -8319,7 +8319,7 @@
       </w:pPr>
       <w:r>
         <w:rPr>
-          <w:rFonts w:ascii="TH SarabunPSK" w:hAnsi="TH SarabunPSK" w:eastAsia="TH SarabunPSK" w:cs="TH SarabunPSK"/>
+          <w:rFonts w:ascii="TH Sarabun New" w:hAnsi="TH Sarabun New" w:eastAsia="TH Sarabun New" w:cs="TH Sarabun New"/>
           <w:b w:val="0"/>
           <w:i w:val="0"/>
           <w:sz w:val="32"/>
@@ -8356,7 +8356,7 @@
             </w:r>
             <w:r>
               <w:rPr>
-                <w:rFonts w:ascii="TH SarabunPSK" w:hAnsi="TH SarabunPSK" w:eastAsia="TH SarabunPSK" w:cs="TH SarabunPSK"/>
+                <w:rFonts w:ascii="TH Sarabun New" w:hAnsi="TH Sarabun New" w:eastAsia="TH Sarabun New" w:cs="TH Sarabun New"/>
                 <w:b/>
                 <w:i w:val="0"/>
                 <w:sz w:val="28"/>
@@ -8382,7 +8382,7 @@
             </w:r>
             <w:r>
               <w:rPr>
-                <w:rFonts w:ascii="TH SarabunPSK" w:hAnsi="TH SarabunPSK" w:eastAsia="TH SarabunPSK" w:cs="TH SarabunPSK"/>
+                <w:rFonts w:ascii="TH Sarabun New" w:hAnsi="TH Sarabun New" w:eastAsia="TH Sarabun New" w:cs="TH Sarabun New"/>
                 <w:b/>
                 <w:i w:val="0"/>
                 <w:sz w:val="28"/>
@@ -8409,7 +8409,7 @@
             </w:r>
             <w:r>
               <w:rPr>
-                <w:rFonts w:ascii="TH SarabunPSK" w:hAnsi="TH SarabunPSK" w:eastAsia="TH SarabunPSK" w:cs="TH SarabunPSK"/>
+                <w:rFonts w:ascii="TH Sarabun New" w:hAnsi="TH Sarabun New" w:eastAsia="TH Sarabun New" w:cs="TH Sarabun New"/>
                 <w:b w:val="0"/>
                 <w:i w:val="0"/>
                 <w:sz w:val="28"/>
@@ -8434,7 +8434,7 @@
             </w:r>
             <w:r>
               <w:rPr>
-                <w:rFonts w:ascii="TH SarabunPSK" w:hAnsi="TH SarabunPSK" w:eastAsia="TH SarabunPSK" w:cs="TH SarabunPSK"/>
+                <w:rFonts w:ascii="TH Sarabun New" w:hAnsi="TH Sarabun New" w:eastAsia="TH Sarabun New" w:cs="TH Sarabun New"/>
                 <w:b w:val="0"/>
                 <w:i w:val="0"/>
                 <w:sz w:val="28"/>
@@ -8461,7 +8461,7 @@
             </w:r>
             <w:r>
               <w:rPr>
-                <w:rFonts w:ascii="TH SarabunPSK" w:hAnsi="TH SarabunPSK" w:eastAsia="TH SarabunPSK" w:cs="TH SarabunPSK"/>
+                <w:rFonts w:ascii="TH Sarabun New" w:hAnsi="TH Sarabun New" w:eastAsia="TH Sarabun New" w:cs="TH Sarabun New"/>
                 <w:b w:val="0"/>
                 <w:i w:val="0"/>
                 <w:sz w:val="28"/>
@@ -8486,7 +8486,7 @@
             </w:r>
             <w:r>
               <w:rPr>
-                <w:rFonts w:ascii="TH SarabunPSK" w:hAnsi="TH SarabunPSK" w:eastAsia="TH SarabunPSK" w:cs="TH SarabunPSK"/>
+                <w:rFonts w:ascii="TH Sarabun New" w:hAnsi="TH Sarabun New" w:eastAsia="TH Sarabun New" w:cs="TH Sarabun New"/>
                 <w:b w:val="0"/>
                 <w:i w:val="0"/>
                 <w:sz w:val="28"/>
@@ -8513,7 +8513,7 @@
             </w:r>
             <w:r>
               <w:rPr>
-                <w:rFonts w:ascii="TH SarabunPSK" w:hAnsi="TH SarabunPSK" w:eastAsia="TH SarabunPSK" w:cs="TH SarabunPSK"/>
+                <w:rFonts w:ascii="TH Sarabun New" w:hAnsi="TH Sarabun New" w:eastAsia="TH Sarabun New" w:cs="TH Sarabun New"/>
                 <w:b w:val="0"/>
                 <w:i w:val="0"/>
                 <w:sz w:val="28"/>
@@ -8538,7 +8538,7 @@
             </w:r>
             <w:r>
               <w:rPr>
-                <w:rFonts w:ascii="TH SarabunPSK" w:hAnsi="TH SarabunPSK" w:eastAsia="TH SarabunPSK" w:cs="TH SarabunPSK"/>
+                <w:rFonts w:ascii="TH Sarabun New" w:hAnsi="TH Sarabun New" w:eastAsia="TH Sarabun New" w:cs="TH Sarabun New"/>
                 <w:b w:val="0"/>
                 <w:i w:val="0"/>
                 <w:sz w:val="28"/>
@@ -8569,7 +8569,7 @@
       <w:bookmarkEnd w:id="107"/>
       <w:r>
         <w:rPr>
-          <w:rFonts w:ascii="TH SarabunPSK" w:hAnsi="TH SarabunPSK" w:eastAsia="TH SarabunPSK" w:cs="TH SarabunPSK"/>
+          <w:rFonts w:ascii="TH Sarabun New" w:hAnsi="TH Sarabun New" w:eastAsia="TH Sarabun New" w:cs="TH Sarabun New"/>
           <w:b/>
           <w:i w:val="0"/>
           <w:color w:val="143A4E"/>
@@ -8608,7 +8608,7 @@
             </w:r>
             <w:r>
               <w:rPr>
-                <w:rFonts w:ascii="TH SarabunPSK" w:hAnsi="TH SarabunPSK" w:eastAsia="TH SarabunPSK" w:cs="TH SarabunPSK"/>
+                <w:rFonts w:ascii="TH Sarabun New" w:hAnsi="TH Sarabun New" w:eastAsia="TH Sarabun New" w:cs="TH Sarabun New"/>
                 <w:b/>
                 <w:i w:val="0"/>
                 <w:sz w:val="28"/>
@@ -8634,7 +8634,7 @@
             </w:r>
             <w:r>
               <w:rPr>
-                <w:rFonts w:ascii="TH SarabunPSK" w:hAnsi="TH SarabunPSK" w:eastAsia="TH SarabunPSK" w:cs="TH SarabunPSK"/>
+                <w:rFonts w:ascii="TH Sarabun New" w:hAnsi="TH Sarabun New" w:eastAsia="TH Sarabun New" w:cs="TH Sarabun New"/>
                 <w:b/>
                 <w:i w:val="0"/>
                 <w:sz w:val="28"/>
@@ -8660,7 +8660,7 @@
             </w:r>
             <w:r>
               <w:rPr>
-                <w:rFonts w:ascii="TH SarabunPSK" w:hAnsi="TH SarabunPSK" w:eastAsia="TH SarabunPSK" w:cs="TH SarabunPSK"/>
+                <w:rFonts w:ascii="TH Sarabun New" w:hAnsi="TH Sarabun New" w:eastAsia="TH Sarabun New" w:cs="TH Sarabun New"/>
                 <w:b/>
                 <w:i w:val="0"/>
                 <w:sz w:val="28"/>
@@ -8687,7 +8687,7 @@
             </w:r>
             <w:r>
               <w:rPr>
-                <w:rFonts w:ascii="TH SarabunPSK" w:hAnsi="TH SarabunPSK" w:eastAsia="TH SarabunPSK" w:cs="TH SarabunPSK"/>
+                <w:rFonts w:ascii="TH Sarabun New" w:hAnsi="TH Sarabun New" w:eastAsia="TH Sarabun New" w:cs="TH Sarabun New"/>
                 <w:b w:val="0"/>
                 <w:i w:val="0"/>
                 <w:sz w:val="28"/>
@@ -8712,7 +8712,7 @@
             </w:r>
             <w:r>
               <w:rPr>
-                <w:rFonts w:ascii="TH SarabunPSK" w:hAnsi="TH SarabunPSK" w:eastAsia="TH SarabunPSK" w:cs="TH SarabunPSK"/>
+                <w:rFonts w:ascii="TH Sarabun New" w:hAnsi="TH Sarabun New" w:eastAsia="TH Sarabun New" w:cs="TH Sarabun New"/>
                 <w:b w:val="0"/>
                 <w:i w:val="0"/>
                 <w:sz w:val="28"/>
@@ -8732,7 +8732,7 @@
             </w:r>
             <w:r>
               <w:rPr>
-                <w:rFonts w:ascii="TH SarabunPSK" w:hAnsi="TH SarabunPSK" w:eastAsia="TH SarabunPSK" w:cs="TH SarabunPSK"/>
+                <w:rFonts w:ascii="TH Sarabun New" w:hAnsi="TH Sarabun New" w:eastAsia="TH Sarabun New" w:cs="TH Sarabun New"/>
                 <w:b w:val="0"/>
                 <w:i w:val="0"/>
                 <w:sz w:val="28"/>
@@ -8752,7 +8752,7 @@
             </w:r>
             <w:r>
               <w:rPr>
-                <w:rFonts w:ascii="TH SarabunPSK" w:hAnsi="TH SarabunPSK" w:eastAsia="TH SarabunPSK" w:cs="TH SarabunPSK"/>
+                <w:rFonts w:ascii="TH Sarabun New" w:hAnsi="TH Sarabun New" w:eastAsia="TH Sarabun New" w:cs="TH Sarabun New"/>
                 <w:b w:val="0"/>
                 <w:i w:val="0"/>
                 <w:sz w:val="28"/>
@@ -8777,7 +8777,7 @@
             </w:r>
             <w:r>
               <w:rPr>
-                <w:rFonts w:ascii="TH SarabunPSK" w:hAnsi="TH SarabunPSK" w:eastAsia="TH SarabunPSK" w:cs="TH SarabunPSK"/>
+                <w:rFonts w:ascii="TH Sarabun New" w:hAnsi="TH Sarabun New" w:eastAsia="TH Sarabun New" w:cs="TH Sarabun New"/>
                 <w:b w:val="0"/>
                 <w:i w:val="0"/>
                 <w:sz w:val="28"/>
@@ -8804,7 +8804,7 @@
             </w:r>
             <w:r>
               <w:rPr>
-                <w:rFonts w:ascii="TH SarabunPSK" w:hAnsi="TH SarabunPSK" w:eastAsia="TH SarabunPSK" w:cs="TH SarabunPSK"/>
+                <w:rFonts w:ascii="TH Sarabun New" w:hAnsi="TH Sarabun New" w:eastAsia="TH Sarabun New" w:cs="TH Sarabun New"/>
                 <w:b w:val="0"/>
                 <w:i w:val="0"/>
                 <w:sz w:val="28"/>
@@ -8829,7 +8829,7 @@
             </w:r>
             <w:r>
               <w:rPr>
-                <w:rFonts w:ascii="TH SarabunPSK" w:hAnsi="TH SarabunPSK" w:eastAsia="TH SarabunPSK" w:cs="TH SarabunPSK"/>
+                <w:rFonts w:ascii="TH Sarabun New" w:hAnsi="TH Sarabun New" w:eastAsia="TH Sarabun New" w:cs="TH Sarabun New"/>
                 <w:b w:val="0"/>
                 <w:i w:val="0"/>
                 <w:sz w:val="28"/>
@@ -8849,7 +8849,7 @@
             </w:r>
             <w:r>
               <w:rPr>
-                <w:rFonts w:ascii="TH SarabunPSK" w:hAnsi="TH SarabunPSK" w:eastAsia="TH SarabunPSK" w:cs="TH SarabunPSK"/>
+                <w:rFonts w:ascii="TH Sarabun New" w:hAnsi="TH Sarabun New" w:eastAsia="TH Sarabun New" w:cs="TH Sarabun New"/>
                 <w:b w:val="0"/>
                 <w:i w:val="0"/>
                 <w:sz w:val="28"/>
@@ -8874,7 +8874,7 @@
             </w:r>
             <w:r>
               <w:rPr>
-                <w:rFonts w:ascii="TH SarabunPSK" w:hAnsi="TH SarabunPSK" w:eastAsia="TH SarabunPSK" w:cs="TH SarabunPSK"/>
+                <w:rFonts w:ascii="TH Sarabun New" w:hAnsi="TH Sarabun New" w:eastAsia="TH Sarabun New" w:cs="TH Sarabun New"/>
                 <w:b w:val="0"/>
                 <w:i w:val="0"/>
                 <w:sz w:val="28"/>
@@ -8921,7 +8921,7 @@
             </w:r>
             <w:r>
               <w:rPr>
-                <w:rFonts w:ascii="TH SarabunPSK" w:hAnsi="TH SarabunPSK" w:eastAsia="TH SarabunPSK" w:cs="TH SarabunPSK"/>
+                <w:rFonts w:ascii="TH Sarabun New" w:hAnsi="TH Sarabun New" w:eastAsia="TH Sarabun New" w:cs="TH Sarabun New"/>
                 <w:b w:val="0"/>
                 <w:i w:val="0"/>
                 <w:sz w:val="28"/>
@@ -8941,7 +8941,7 @@
             </w:r>
             <w:r>
               <w:rPr>
-                <w:rFonts w:ascii="TH SarabunPSK" w:hAnsi="TH SarabunPSK" w:eastAsia="TH SarabunPSK" w:cs="TH SarabunPSK"/>
+                <w:rFonts w:ascii="TH Sarabun New" w:hAnsi="TH Sarabun New" w:eastAsia="TH Sarabun New" w:cs="TH Sarabun New"/>
                 <w:b w:val="0"/>
                 <w:i w:val="0"/>
                 <w:sz w:val="28"/>
@@ -8966,7 +8966,7 @@
             </w:r>
             <w:r>
               <w:rPr>
-                <w:rFonts w:ascii="TH SarabunPSK" w:hAnsi="TH SarabunPSK" w:eastAsia="TH SarabunPSK" w:cs="TH SarabunPSK"/>
+                <w:rFonts w:ascii="TH Sarabun New" w:hAnsi="TH Sarabun New" w:eastAsia="TH Sarabun New" w:cs="TH Sarabun New"/>
                 <w:b w:val="0"/>
                 <w:i w:val="0"/>
                 <w:sz w:val="28"/>
@@ -8991,7 +8991,7 @@
             </w:r>
             <w:r>
               <w:rPr>
-                <w:rFonts w:ascii="TH SarabunPSK" w:hAnsi="TH SarabunPSK" w:eastAsia="TH SarabunPSK" w:cs="TH SarabunPSK"/>
+                <w:rFonts w:ascii="TH Sarabun New" w:hAnsi="TH Sarabun New" w:eastAsia="TH Sarabun New" w:cs="TH Sarabun New"/>
                 <w:b w:val="0"/>
                 <w:i w:val="0"/>
                 <w:sz w:val="28"/>
@@ -9028,7 +9028,7 @@
             </w:r>
             <w:r>
               <w:rPr>
-                <w:rFonts w:ascii="TH SarabunPSK" w:hAnsi="TH SarabunPSK" w:eastAsia="TH SarabunPSK" w:cs="TH SarabunPSK"/>
+                <w:rFonts w:ascii="TH Sarabun New" w:hAnsi="TH Sarabun New" w:eastAsia="TH Sarabun New" w:cs="TH Sarabun New"/>
                 <w:b w:val="0"/>
                 <w:i w:val="0"/>
                 <w:sz w:val="28"/>
@@ -9063,7 +9063,7 @@
             </w:r>
             <w:r>
               <w:rPr>
-                <w:rFonts w:ascii="TH SarabunPSK" w:hAnsi="TH SarabunPSK" w:eastAsia="TH SarabunPSK" w:cs="TH SarabunPSK"/>
+                <w:rFonts w:ascii="TH Sarabun New" w:hAnsi="TH Sarabun New" w:eastAsia="TH Sarabun New" w:cs="TH Sarabun New"/>
                 <w:b w:val="0"/>
                 <w:i w:val="0"/>
                 <w:sz w:val="28"/>
@@ -9088,7 +9088,7 @@
             </w:r>
             <w:r>
               <w:rPr>
-                <w:rFonts w:ascii="TH SarabunPSK" w:hAnsi="TH SarabunPSK" w:eastAsia="TH SarabunPSK" w:cs="TH SarabunPSK"/>
+                <w:rFonts w:ascii="TH Sarabun New" w:hAnsi="TH Sarabun New" w:eastAsia="TH Sarabun New" w:cs="TH Sarabun New"/>
                 <w:b w:val="0"/>
                 <w:i w:val="0"/>
                 <w:sz w:val="28"/>
@@ -9108,7 +9108,7 @@
             </w:r>
             <w:r>
               <w:rPr>
-                <w:rFonts w:ascii="TH SarabunPSK" w:hAnsi="TH SarabunPSK" w:eastAsia="TH SarabunPSK" w:cs="TH SarabunPSK"/>
+                <w:rFonts w:ascii="TH Sarabun New" w:hAnsi="TH Sarabun New" w:eastAsia="TH Sarabun New" w:cs="TH Sarabun New"/>
                 <w:b w:val="0"/>
                 <w:i w:val="0"/>
                 <w:sz w:val="28"/>
@@ -9135,7 +9135,7 @@
             </w:r>
             <w:r>
               <w:rPr>
-                <w:rFonts w:ascii="TH SarabunPSK" w:hAnsi="TH SarabunPSK" w:eastAsia="TH SarabunPSK" w:cs="TH SarabunPSK"/>
+                <w:rFonts w:ascii="TH Sarabun New" w:hAnsi="TH Sarabun New" w:eastAsia="TH Sarabun New" w:cs="TH Sarabun New"/>
                 <w:b w:val="0"/>
                 <w:i w:val="0"/>
                 <w:sz w:val="28"/>
@@ -9160,7 +9160,7 @@
             </w:r>
             <w:r>
               <w:rPr>
-                <w:rFonts w:ascii="TH SarabunPSK" w:hAnsi="TH SarabunPSK" w:eastAsia="TH SarabunPSK" w:cs="TH SarabunPSK"/>
+                <w:rFonts w:ascii="TH Sarabun New" w:hAnsi="TH Sarabun New" w:eastAsia="TH Sarabun New" w:cs="TH Sarabun New"/>
                 <w:b w:val="0"/>
                 <w:i w:val="0"/>
                 <w:sz w:val="28"/>
@@ -9185,7 +9185,7 @@
             </w:r>
             <w:r>
               <w:rPr>
-                <w:rFonts w:ascii="TH SarabunPSK" w:hAnsi="TH SarabunPSK" w:eastAsia="TH SarabunPSK" w:cs="TH SarabunPSK"/>
+                <w:rFonts w:ascii="TH Sarabun New" w:hAnsi="TH Sarabun New" w:eastAsia="TH Sarabun New" w:cs="TH Sarabun New"/>
                 <w:b w:val="0"/>
                 <w:i w:val="0"/>
                 <w:sz w:val="28"/>
@@ -9212,7 +9212,7 @@
             </w:r>
             <w:r>
               <w:rPr>
-                <w:rFonts w:ascii="TH SarabunPSK" w:hAnsi="TH SarabunPSK" w:eastAsia="TH SarabunPSK" w:cs="TH SarabunPSK"/>
+                <w:rFonts w:ascii="TH Sarabun New" w:hAnsi="TH Sarabun New" w:eastAsia="TH Sarabun New" w:cs="TH Sarabun New"/>
                 <w:b w:val="0"/>
                 <w:i w:val="0"/>
                 <w:sz w:val="28"/>
@@ -9237,7 +9237,7 @@
             </w:r>
             <w:r>
               <w:rPr>
-                <w:rFonts w:ascii="TH SarabunPSK" w:hAnsi="TH SarabunPSK" w:eastAsia="TH SarabunPSK" w:cs="TH SarabunPSK"/>
+                <w:rFonts w:ascii="TH Sarabun New" w:hAnsi="TH Sarabun New" w:eastAsia="TH Sarabun New" w:cs="TH Sarabun New"/>
                 <w:b w:val="0"/>
                 <w:i w:val="0"/>
                 <w:sz w:val="28"/>
@@ -9262,7 +9262,7 @@
             </w:r>
             <w:r>
               <w:rPr>
-                <w:rFonts w:ascii="TH SarabunPSK" w:hAnsi="TH SarabunPSK" w:eastAsia="TH SarabunPSK" w:cs="TH SarabunPSK"/>
+                <w:rFonts w:ascii="TH Sarabun New" w:hAnsi="TH Sarabun New" w:eastAsia="TH Sarabun New" w:cs="TH Sarabun New"/>
                 <w:b w:val="0"/>
                 <w:i w:val="0"/>
                 <w:sz w:val="28"/>
@@ -9303,7 +9303,7 @@
       <w:bookmarkEnd w:id="108"/>
       <w:r>
         <w:rPr>
-          <w:rFonts w:ascii="TH SarabunPSK" w:hAnsi="TH SarabunPSK" w:eastAsia="TH SarabunPSK" w:cs="TH SarabunPSK"/>
+          <w:rFonts w:ascii="TH Sarabun New" w:hAnsi="TH Sarabun New" w:eastAsia="TH Sarabun New" w:cs="TH Sarabun New"/>
           <w:b/>
           <w:i w:val="0"/>
           <w:color w:val="143A4E"/>
@@ -9320,7 +9320,7 @@
       </w:pPr>
       <w:r>
         <w:rPr>
-          <w:rFonts w:ascii="TH SarabunPSK" w:hAnsi="TH SarabunPSK" w:eastAsia="TH SarabunPSK" w:cs="TH SarabunPSK"/>
+          <w:rFonts w:ascii="TH Sarabun New" w:hAnsi="TH Sarabun New" w:eastAsia="TH Sarabun New" w:cs="TH Sarabun New"/>
           <w:b/>
           <w:i w:val="0"/>
           <w:color w:val="143A4E"/>
@@ -9336,7 +9336,7 @@
       </w:pPr>
       <w:r>
         <w:rPr>
-          <w:rFonts w:ascii="TH SarabunPSK" w:hAnsi="TH SarabunPSK" w:eastAsia="TH SarabunPSK" w:cs="TH SarabunPSK"/>
+          <w:rFonts w:ascii="TH Sarabun New" w:hAnsi="TH Sarabun New" w:eastAsia="TH Sarabun New" w:cs="TH Sarabun New"/>
           <w:b w:val="0"/>
           <w:i w:val="0"/>
           <w:sz w:val="32"/>
@@ -9351,7 +9351,7 @@
       </w:pPr>
       <w:r>
         <w:rPr>
-          <w:rFonts w:ascii="TH SarabunPSK" w:hAnsi="TH SarabunPSK" w:eastAsia="TH SarabunPSK" w:cs="TH SarabunPSK"/>
+          <w:rFonts w:ascii="TH Sarabun New" w:hAnsi="TH Sarabun New" w:eastAsia="TH Sarabun New" w:cs="TH Sarabun New"/>
           <w:b w:val="0"/>
           <w:i w:val="0"/>
           <w:sz w:val="32"/>
@@ -9367,7 +9367,7 @@
       </w:pPr>
       <w:r>
         <w:rPr>
-          <w:rFonts w:ascii="TH SarabunPSK" w:hAnsi="TH SarabunPSK" w:eastAsia="TH SarabunPSK" w:cs="TH SarabunPSK"/>
+          <w:rFonts w:ascii="TH Sarabun New" w:hAnsi="TH Sarabun New" w:eastAsia="TH Sarabun New" w:cs="TH Sarabun New"/>
           <w:b/>
           <w:i w:val="0"/>
           <w:color w:val="143A4E"/>
@@ -9384,7 +9384,7 @@
       </w:pPr>
       <w:r>
         <w:rPr>
-          <w:rFonts w:ascii="TH SarabunPSK" w:hAnsi="TH SarabunPSK" w:eastAsia="TH SarabunPSK" w:cs="TH SarabunPSK"/>
+          <w:rFonts w:ascii="TH Sarabun New" w:hAnsi="TH Sarabun New" w:eastAsia="TH Sarabun New" w:cs="TH Sarabun New"/>
           <w:b w:val="0"/>
           <w:i w:val="0"/>
           <w:sz w:val="32"/>
@@ -9400,7 +9400,7 @@
       </w:pPr>
       <w:r>
         <w:rPr>
-          <w:rFonts w:ascii="TH SarabunPSK" w:hAnsi="TH SarabunPSK" w:eastAsia="TH SarabunPSK" w:cs="TH SarabunPSK"/>
+          <w:rFonts w:ascii="TH Sarabun New" w:hAnsi="TH Sarabun New" w:eastAsia="TH Sarabun New" w:cs="TH Sarabun New"/>
           <w:b w:val="0"/>
           <w:i w:val="0"/>
           <w:sz w:val="32"/>
@@ -9416,7 +9416,7 @@
       </w:pPr>
       <w:r>
         <w:rPr>
-          <w:rFonts w:ascii="TH SarabunPSK" w:hAnsi="TH SarabunPSK" w:eastAsia="TH SarabunPSK" w:cs="TH SarabunPSK"/>
+          <w:rFonts w:ascii="TH Sarabun New" w:hAnsi="TH Sarabun New" w:eastAsia="TH Sarabun New" w:cs="TH Sarabun New"/>
           <w:b w:val="0"/>
           <w:i w:val="0"/>
           <w:sz w:val="32"/>
@@ -9432,7 +9432,7 @@
       </w:pPr>
       <w:r>
         <w:rPr>
-          <w:rFonts w:ascii="TH SarabunPSK" w:hAnsi="TH SarabunPSK" w:eastAsia="TH SarabunPSK" w:cs="TH SarabunPSK"/>
+          <w:rFonts w:ascii="TH Sarabun New" w:hAnsi="TH Sarabun New" w:eastAsia="TH Sarabun New" w:cs="TH Sarabun New"/>
           <w:b/>
           <w:i w:val="0"/>
           <w:color w:val="143A4E"/>
@@ -9449,7 +9449,7 @@
       </w:pPr>
       <w:r>
         <w:rPr>
-          <w:rFonts w:ascii="TH SarabunPSK" w:hAnsi="TH SarabunPSK" w:eastAsia="TH SarabunPSK" w:cs="TH SarabunPSK"/>
+          <w:rFonts w:ascii="TH Sarabun New" w:hAnsi="TH Sarabun New" w:eastAsia="TH Sarabun New" w:cs="TH Sarabun New"/>
           <w:b w:val="0"/>
           <w:i w:val="0"/>
           <w:sz w:val="32"/>
@@ -9464,7 +9464,7 @@
       </w:pPr>
       <w:r>
         <w:rPr>
-          <w:rFonts w:ascii="TH SarabunPSK" w:hAnsi="TH SarabunPSK" w:eastAsia="TH SarabunPSK" w:cs="TH SarabunPSK"/>
+          <w:rFonts w:ascii="TH Sarabun New" w:hAnsi="TH Sarabun New" w:eastAsia="TH Sarabun New" w:cs="TH Sarabun New"/>
           <w:b w:val="0"/>
           <w:i w:val="0"/>
           <w:sz w:val="32"/>
@@ -9480,7 +9480,7 @@
       </w:pPr>
       <w:r>
         <w:rPr>
-          <w:rFonts w:ascii="TH SarabunPSK" w:hAnsi="TH SarabunPSK" w:eastAsia="TH SarabunPSK" w:cs="TH SarabunPSK"/>
+          <w:rFonts w:ascii="TH Sarabun New" w:hAnsi="TH Sarabun New" w:eastAsia="TH Sarabun New" w:cs="TH Sarabun New"/>
           <w:b w:val="0"/>
           <w:i w:val="0"/>
           <w:sz w:val="32"/>
@@ -9496,7 +9496,7 @@
       </w:pPr>
       <w:r>
         <w:rPr>
-          <w:rFonts w:ascii="TH SarabunPSK" w:hAnsi="TH SarabunPSK" w:eastAsia="TH SarabunPSK" w:cs="TH SarabunPSK"/>
+          <w:rFonts w:ascii="TH Sarabun New" w:hAnsi="TH Sarabun New" w:eastAsia="TH Sarabun New" w:cs="TH Sarabun New"/>
           <w:b w:val="0"/>
           <w:i w:val="0"/>
           <w:sz w:val="32"/>
@@ -9519,7 +9519,7 @@
       <w:bookmarkEnd w:id="109"/>
       <w:r>
         <w:rPr>
-          <w:rFonts w:ascii="TH SarabunPSK" w:hAnsi="TH SarabunPSK" w:eastAsia="TH SarabunPSK" w:cs="TH SarabunPSK"/>
+          <w:rFonts w:ascii="TH Sarabun New" w:hAnsi="TH Sarabun New" w:eastAsia="TH Sarabun New" w:cs="TH Sarabun New"/>
           <w:b/>
           <w:i w:val="0"/>
           <w:color w:val="143A4E"/>
@@ -9536,7 +9536,7 @@
       </w:pPr>
       <w:r>
         <w:rPr>
-          <w:rFonts w:ascii="TH SarabunPSK" w:hAnsi="TH SarabunPSK" w:eastAsia="TH SarabunPSK" w:cs="TH SarabunPSK"/>
+          <w:rFonts w:ascii="TH Sarabun New" w:hAnsi="TH Sarabun New" w:eastAsia="TH Sarabun New" w:cs="TH Sarabun New"/>
           <w:b/>
           <w:i w:val="0"/>
           <w:color w:val="143A4E"/>
@@ -9665,7 +9665,7 @@
       </w:pPr>
       <w:r>
         <w:rPr>
-          <w:rFonts w:ascii="TH SarabunPSK" w:hAnsi="TH SarabunPSK" w:eastAsia="TH SarabunPSK" w:cs="TH SarabunPSK"/>
+          <w:rFonts w:ascii="TH Sarabun New" w:hAnsi="TH Sarabun New" w:eastAsia="TH Sarabun New" w:cs="TH Sarabun New"/>
           <w:b w:val="0"/>
           <w:i w:val="0"/>
           <w:sz w:val="32"/>
@@ -9685,7 +9685,7 @@
       </w:r>
       <w:r>
         <w:rPr>
-          <w:rFonts w:ascii="TH SarabunPSK" w:hAnsi="TH SarabunPSK" w:eastAsia="TH SarabunPSK" w:cs="TH SarabunPSK"/>
+          <w:rFonts w:ascii="TH Sarabun New" w:hAnsi="TH Sarabun New" w:eastAsia="TH Sarabun New" w:cs="TH Sarabun New"/>
           <w:b w:val="0"/>
           <w:i w:val="0"/>
           <w:sz w:val="32"/>
@@ -9705,7 +9705,7 @@
       </w:r>
       <w:r>
         <w:rPr>
-          <w:rFonts w:ascii="TH SarabunPSK" w:hAnsi="TH SarabunPSK" w:eastAsia="TH SarabunPSK" w:cs="TH SarabunPSK"/>
+          <w:rFonts w:ascii="TH Sarabun New" w:hAnsi="TH Sarabun New" w:eastAsia="TH Sarabun New" w:cs="TH Sarabun New"/>
           <w:b w:val="0"/>
           <w:i w:val="0"/>
           <w:sz w:val="32"/>
@@ -9721,7 +9721,7 @@
       </w:pPr>
       <w:r>
         <w:rPr>
-          <w:rFonts w:ascii="TH SarabunPSK" w:hAnsi="TH SarabunPSK" w:eastAsia="TH SarabunPSK" w:cs="TH SarabunPSK"/>
+          <w:rFonts w:ascii="TH Sarabun New" w:hAnsi="TH Sarabun New" w:eastAsia="TH Sarabun New" w:cs="TH Sarabun New"/>
           <w:b/>
           <w:i w:val="0"/>
           <w:color w:val="143A4E"/>
@@ -9759,7 +9759,7 @@
             </w:r>
             <w:r>
               <w:rPr>
-                <w:rFonts w:ascii="TH SarabunPSK" w:hAnsi="TH SarabunPSK" w:eastAsia="TH SarabunPSK" w:cs="TH SarabunPSK"/>
+                <w:rFonts w:ascii="TH Sarabun New" w:hAnsi="TH Sarabun New" w:eastAsia="TH Sarabun New" w:cs="TH Sarabun New"/>
                 <w:b/>
                 <w:i w:val="0"/>
                 <w:sz w:val="28"/>
@@ -9785,7 +9785,7 @@
             </w:r>
             <w:r>
               <w:rPr>
-                <w:rFonts w:ascii="TH SarabunPSK" w:hAnsi="TH SarabunPSK" w:eastAsia="TH SarabunPSK" w:cs="TH SarabunPSK"/>
+                <w:rFonts w:ascii="TH Sarabun New" w:hAnsi="TH Sarabun New" w:eastAsia="TH Sarabun New" w:cs="TH Sarabun New"/>
                 <w:b/>
                 <w:i w:val="0"/>
                 <w:sz w:val="28"/>
@@ -9812,7 +9812,7 @@
             </w:r>
             <w:r>
               <w:rPr>
-                <w:rFonts w:ascii="TH SarabunPSK" w:hAnsi="TH SarabunPSK" w:eastAsia="TH SarabunPSK" w:cs="TH SarabunPSK"/>
+                <w:rFonts w:ascii="TH Sarabun New" w:hAnsi="TH Sarabun New" w:eastAsia="TH Sarabun New" w:cs="TH Sarabun New"/>
                 <w:b w:val="0"/>
                 <w:i w:val="0"/>
                 <w:sz w:val="28"/>
@@ -9864,7 +9864,7 @@
             </w:r>
             <w:r>
               <w:rPr>
-                <w:rFonts w:ascii="TH SarabunPSK" w:hAnsi="TH SarabunPSK" w:eastAsia="TH SarabunPSK" w:cs="TH SarabunPSK"/>
+                <w:rFonts w:ascii="TH Sarabun New" w:hAnsi="TH Sarabun New" w:eastAsia="TH Sarabun New" w:cs="TH Sarabun New"/>
                 <w:b w:val="0"/>
                 <w:i w:val="0"/>
                 <w:sz w:val="28"/>
@@ -9916,7 +9916,7 @@
             </w:r>
             <w:r>
               <w:rPr>
-                <w:rFonts w:ascii="TH SarabunPSK" w:hAnsi="TH SarabunPSK" w:eastAsia="TH SarabunPSK" w:cs="TH SarabunPSK"/>
+                <w:rFonts w:ascii="TH Sarabun New" w:hAnsi="TH Sarabun New" w:eastAsia="TH Sarabun New" w:cs="TH Sarabun New"/>
                 <w:b w:val="0"/>
                 <w:i w:val="0"/>
                 <w:sz w:val="28"/>
@@ -9941,7 +9941,7 @@
             </w:r>
             <w:r>
               <w:rPr>
-                <w:rFonts w:ascii="TH SarabunPSK" w:hAnsi="TH SarabunPSK" w:eastAsia="TH SarabunPSK" w:cs="TH SarabunPSK"/>
+                <w:rFonts w:ascii="TH Sarabun New" w:hAnsi="TH Sarabun New" w:eastAsia="TH Sarabun New" w:cs="TH Sarabun New"/>
                 <w:b w:val="0"/>
                 <w:i w:val="0"/>
                 <w:sz w:val="28"/>
@@ -9968,7 +9968,7 @@
             </w:r>
             <w:r>
               <w:rPr>
-                <w:rFonts w:ascii="TH SarabunPSK" w:hAnsi="TH SarabunPSK" w:eastAsia="TH SarabunPSK" w:cs="TH SarabunPSK"/>
+                <w:rFonts w:ascii="TH Sarabun New" w:hAnsi="TH Sarabun New" w:eastAsia="TH Sarabun New" w:cs="TH Sarabun New"/>
                 <w:b w:val="0"/>
                 <w:i w:val="0"/>
                 <w:sz w:val="28"/>
@@ -9993,7 +9993,7 @@
             </w:r>
             <w:r>
               <w:rPr>
-                <w:rFonts w:ascii="TH SarabunPSK" w:hAnsi="TH SarabunPSK" w:eastAsia="TH SarabunPSK" w:cs="TH SarabunPSK"/>
+                <w:rFonts w:ascii="TH Sarabun New" w:hAnsi="TH Sarabun New" w:eastAsia="TH Sarabun New" w:cs="TH Sarabun New"/>
                 <w:b w:val="0"/>
                 <w:i w:val="0"/>
                 <w:sz w:val="28"/>
@@ -10035,7 +10035,7 @@
     </w:r>
     <w:r>
       <w:rPr>
-        <w:rFonts w:ascii="TH SarabunPSK" w:hAnsi="TH SarabunPSK" w:eastAsia="TH SarabunPSK" w:cs="TH SarabunPSK"/>
+        <w:rFonts w:ascii="TH Sarabun New" w:hAnsi="TH Sarabun New" w:eastAsia="TH Sarabun New" w:cs="TH Sarabun New"/>
         <w:b w:val="0"/>
         <w:i/>
         <w:color w:val="808890"/>
@@ -10414,7 +10414,7 @@
     <w:qFormat/>
     <w:rsid w:val="00FC693F"/>
     <w:rPr>
-      <w:rFonts w:ascii="TH SarabunPSK" w:hAnsi="TH SarabunPSK" w:cs="TH SarabunPSK"/>
+      <w:rFonts w:ascii="TH Sarabun New" w:hAnsi="TH Sarabun New" w:cs="TH Sarabun New"/>
       <w:sz w:val="32"/>
     </w:rPr>
   </w:style>
